--- a/pdf/class 10/CLASS 10 CH-2.docx
+++ b/pdf/class 10/CLASS 10 CH-2.docx
@@ -2702,6 +2702,7 @@
         <w:spacing w:after="0" w:line="240" w:lineRule="auto"/>
         <w:rPr>
           <w:rFonts w:ascii="Courier New" w:eastAsia="Times New Roman" w:hAnsi="Courier New" w:cs="Courier New"/>
+          <w:color w:val="7030A0"/>
           <w:sz w:val="20"/>
           <w:szCs w:val="20"/>
         </w:rPr>
@@ -2759,6 +2760,701 @@
     </w:p>
     <w:p>
       <w:pPr>
+        <w:tabs>
+          <w:tab w:val="left" w:pos="916"/>
+          <w:tab w:val="left" w:pos="1832"/>
+          <w:tab w:val="left" w:pos="2748"/>
+          <w:tab w:val="left" w:pos="3664"/>
+          <w:tab w:val="left" w:pos="4580"/>
+          <w:tab w:val="left" w:pos="5496"/>
+          <w:tab w:val="left" w:pos="6412"/>
+          <w:tab w:val="left" w:pos="7328"/>
+          <w:tab w:val="left" w:pos="8244"/>
+          <w:tab w:val="left" w:pos="9160"/>
+          <w:tab w:val="left" w:pos="10076"/>
+          <w:tab w:val="left" w:pos="10992"/>
+          <w:tab w:val="left" w:pos="11908"/>
+          <w:tab w:val="left" w:pos="12824"/>
+          <w:tab w:val="left" w:pos="13740"/>
+          <w:tab w:val="left" w:pos="14656"/>
+        </w:tabs>
+        <w:spacing w:after="0" w:line="240" w:lineRule="auto"/>
+        <w:rPr>
+          <w:rFonts w:ascii="Courier New" w:eastAsia="Times New Roman" w:hAnsi="Courier New" w:cs="Courier New"/>
+          <w:color w:val="7030A0"/>
+          <w:sz w:val="20"/>
+          <w:szCs w:val="20"/>
+        </w:rPr>
+      </w:pPr>
+    </w:p>
+    <w:p>
+      <w:pPr>
+        <w:pStyle w:val="Heading3"/>
+        <w:rPr>
+          <w:color w:val="00B050"/>
+        </w:rPr>
+      </w:pPr>
+      <w:r>
+        <w:rPr>
+          <w:rFonts w:ascii="Courier New" w:hAnsi="Courier New" w:cs="Courier New"/>
+          <w:color w:val="7030A0"/>
+          <w:sz w:val="20"/>
+          <w:szCs w:val="20"/>
+        </w:rPr>
+        <w:t>C.</w:t>
+      </w:r>
+      <w:r>
+        <w:rPr>
+          <w:rStyle w:val="Strong"/>
+          <w:b/>
+          <w:bCs/>
+        </w:rPr>
+        <w:t xml:space="preserve"> </w:t>
+      </w:r>
+      <w:r>
+        <w:rPr>
+          <w:color w:val="00B050"/>
+        </w:rPr>
+        <w:t>Question 1</w:t>
+      </w:r>
+    </w:p>
+    <w:p>
+      <w:pPr>
+        <w:spacing w:before="100" w:beforeAutospacing="1" w:after="100" w:afterAutospacing="1" w:line="240" w:lineRule="auto"/>
+        <w:rPr>
+          <w:rFonts w:ascii="Times New Roman" w:eastAsia="Times New Roman" w:hAnsi="Times New Roman" w:cs="Times New Roman"/>
+          <w:sz w:val="24"/>
+          <w:szCs w:val="24"/>
+        </w:rPr>
+      </w:pPr>
+      <w:r>
+        <w:rPr>
+          <w:rFonts w:ascii="Times New Roman" w:eastAsia="Times New Roman" w:hAnsi="Times New Roman" w:cs="Times New Roman"/>
+          <w:b/>
+          <w:bCs/>
+          <w:sz w:val="24"/>
+          <w:szCs w:val="24"/>
+        </w:rPr>
+        <w:t>Assertion (A):</w:t>
+      </w:r>
+      <w:r>
+        <w:rPr>
+          <w:rFonts w:ascii="Times New Roman" w:eastAsia="Times New Roman" w:hAnsi="Times New Roman" w:cs="Times New Roman"/>
+          <w:sz w:val="24"/>
+          <w:szCs w:val="24"/>
+        </w:rPr>
+        <w:t xml:space="preserve"> Data abstraction is a fundamental concept in OOP. </w:t>
+      </w:r>
+      <w:r>
+        <w:rPr>
+          <w:rFonts w:ascii="Segoe UI Symbol" w:eastAsia="Times New Roman" w:hAnsi="Segoe UI Symbol" w:cs="Segoe UI Symbol"/>
+          <w:sz w:val="24"/>
+          <w:szCs w:val="24"/>
+        </w:rPr>
+        <w:t>✅</w:t>
+      </w:r>
+      <w:r>
+        <w:rPr>
+          <w:rFonts w:ascii="Times New Roman" w:eastAsia="Times New Roman" w:hAnsi="Times New Roman" w:cs="Times New Roman"/>
+          <w:sz w:val="24"/>
+          <w:szCs w:val="24"/>
+        </w:rPr>
+        <w:t xml:space="preserve"> (True</w:t>
+      </w:r>
+      <w:proofErr w:type="gramStart"/>
+      <w:r>
+        <w:rPr>
+          <w:rFonts w:ascii="Times New Roman" w:eastAsia="Times New Roman" w:hAnsi="Times New Roman" w:cs="Times New Roman"/>
+          <w:sz w:val="24"/>
+          <w:szCs w:val="24"/>
+        </w:rPr>
+        <w:t>)</w:t>
+      </w:r>
+      <w:proofErr w:type="gramEnd"/>
+      <w:r>
+        <w:rPr>
+          <w:rFonts w:ascii="Times New Roman" w:eastAsia="Times New Roman" w:hAnsi="Times New Roman" w:cs="Times New Roman"/>
+          <w:sz w:val="24"/>
+          <w:szCs w:val="24"/>
+        </w:rPr>
+        <w:br/>
+      </w:r>
+      <w:r>
+        <w:rPr>
+          <w:rFonts w:ascii="Times New Roman" w:eastAsia="Times New Roman" w:hAnsi="Times New Roman" w:cs="Times New Roman"/>
+          <w:b/>
+          <w:bCs/>
+          <w:sz w:val="24"/>
+          <w:szCs w:val="24"/>
+        </w:rPr>
+        <w:t>Reason (R):</w:t>
+      </w:r>
+      <w:r>
+        <w:rPr>
+          <w:rFonts w:ascii="Times New Roman" w:eastAsia="Times New Roman" w:hAnsi="Times New Roman" w:cs="Times New Roman"/>
+          <w:sz w:val="24"/>
+          <w:szCs w:val="24"/>
+        </w:rPr>
+        <w:t xml:space="preserve"> It hides implementation details and shows only relevant information. </w:t>
+      </w:r>
+      <w:r>
+        <w:rPr>
+          <w:rFonts w:ascii="Segoe UI Symbol" w:eastAsia="Times New Roman" w:hAnsi="Segoe UI Symbol" w:cs="Segoe UI Symbol"/>
+          <w:sz w:val="24"/>
+          <w:szCs w:val="24"/>
+        </w:rPr>
+        <w:t>✅</w:t>
+      </w:r>
+      <w:r>
+        <w:rPr>
+          <w:rFonts w:ascii="Times New Roman" w:eastAsia="Times New Roman" w:hAnsi="Times New Roman" w:cs="Times New Roman"/>
+          <w:sz w:val="24"/>
+          <w:szCs w:val="24"/>
+        </w:rPr>
+        <w:t xml:space="preserve"> (True)</w:t>
+      </w:r>
+    </w:p>
+    <w:p>
+      <w:pPr>
+        <w:spacing w:before="100" w:beforeAutospacing="1" w:after="100" w:afterAutospacing="1" w:line="240" w:lineRule="auto"/>
+        <w:rPr>
+          <w:rFonts w:ascii="Times New Roman" w:eastAsia="Times New Roman" w:hAnsi="Times New Roman" w:cs="Times New Roman"/>
+          <w:sz w:val="24"/>
+          <w:szCs w:val="24"/>
+        </w:rPr>
+      </w:pPr>
+      <w:r>
+        <w:rPr>
+          <w:rFonts w:ascii="Segoe UI Symbol" w:eastAsia="Times New Roman" w:hAnsi="Segoe UI Symbol" w:cs="Segoe UI Symbol"/>
+          <w:sz w:val="24"/>
+          <w:szCs w:val="24"/>
+        </w:rPr>
+        <w:t>👉</w:t>
+      </w:r>
+      <w:r>
+        <w:rPr>
+          <w:rFonts w:ascii="Times New Roman" w:eastAsia="Times New Roman" w:hAnsi="Times New Roman" w:cs="Times New Roman"/>
+          <w:sz w:val="24"/>
+          <w:szCs w:val="24"/>
+        </w:rPr>
+        <w:t xml:space="preserve"> </w:t>
+      </w:r>
+      <w:proofErr w:type="gramStart"/>
+      <w:r>
+        <w:rPr>
+          <w:rFonts w:ascii="Times New Roman" w:eastAsia="Times New Roman" w:hAnsi="Times New Roman" w:cs="Times New Roman"/>
+          <w:sz w:val="24"/>
+          <w:szCs w:val="24"/>
+        </w:rPr>
+        <w:t>The</w:t>
+      </w:r>
+      <w:proofErr w:type="gramEnd"/>
+      <w:r>
+        <w:rPr>
+          <w:rFonts w:ascii="Times New Roman" w:eastAsia="Times New Roman" w:hAnsi="Times New Roman" w:cs="Times New Roman"/>
+          <w:sz w:val="24"/>
+          <w:szCs w:val="24"/>
+        </w:rPr>
+        <w:t xml:space="preserve"> reason correctly explains what data abstraction is and why it is fundamental.</w:t>
+      </w:r>
+    </w:p>
+    <w:p>
+      <w:pPr>
+        <w:spacing w:before="100" w:beforeAutospacing="1" w:after="100" w:afterAutospacing="1" w:line="240" w:lineRule="auto"/>
+        <w:rPr>
+          <w:rFonts w:ascii="Times New Roman" w:eastAsia="Times New Roman" w:hAnsi="Times New Roman" w:cs="Times New Roman"/>
+          <w:color w:val="FF0000"/>
+          <w:sz w:val="24"/>
+          <w:szCs w:val="24"/>
+        </w:rPr>
+      </w:pPr>
+      <w:r>
+        <w:rPr>
+          <w:rFonts w:ascii="Segoe UI Symbol" w:eastAsia="Times New Roman" w:hAnsi="Segoe UI Symbol" w:cs="Segoe UI Symbol"/>
+          <w:color w:val="FF0000"/>
+          <w:sz w:val="24"/>
+          <w:szCs w:val="24"/>
+        </w:rPr>
+        <w:t>✅</w:t>
+      </w:r>
+      <w:r>
+        <w:rPr>
+          <w:rFonts w:ascii="Times New Roman" w:eastAsia="Times New Roman" w:hAnsi="Times New Roman" w:cs="Times New Roman"/>
+          <w:color w:val="FF0000"/>
+          <w:sz w:val="24"/>
+          <w:szCs w:val="24"/>
+        </w:rPr>
+        <w:t xml:space="preserve"> </w:t>
+      </w:r>
+      <w:r>
+        <w:rPr>
+          <w:rFonts w:ascii="Times New Roman" w:eastAsia="Times New Roman" w:hAnsi="Times New Roman" w:cs="Times New Roman"/>
+          <w:b/>
+          <w:bCs/>
+          <w:color w:val="FF0000"/>
+          <w:sz w:val="24"/>
+          <w:szCs w:val="24"/>
+        </w:rPr>
+        <w:t>Correct Answer: (a</w:t>
+      </w:r>
+      <w:proofErr w:type="gramStart"/>
+      <w:r>
+        <w:rPr>
+          <w:rFonts w:ascii="Times New Roman" w:eastAsia="Times New Roman" w:hAnsi="Times New Roman" w:cs="Times New Roman"/>
+          <w:b/>
+          <w:bCs/>
+          <w:color w:val="FF0000"/>
+          <w:sz w:val="24"/>
+          <w:szCs w:val="24"/>
+        </w:rPr>
+        <w:t>)</w:t>
+      </w:r>
+      <w:proofErr w:type="gramEnd"/>
+      <w:r>
+        <w:rPr>
+          <w:rFonts w:ascii="Times New Roman" w:eastAsia="Times New Roman" w:hAnsi="Times New Roman" w:cs="Times New Roman"/>
+          <w:color w:val="FF0000"/>
+          <w:sz w:val="24"/>
+          <w:szCs w:val="24"/>
+        </w:rPr>
+        <w:br/>
+      </w:r>
+      <w:r>
+        <w:rPr>
+          <w:rFonts w:ascii="Times New Roman" w:eastAsia="Times New Roman" w:hAnsi="Times New Roman" w:cs="Times New Roman"/>
+          <w:b/>
+          <w:bCs/>
+          <w:color w:val="FF0000"/>
+          <w:sz w:val="24"/>
+          <w:szCs w:val="24"/>
+        </w:rPr>
+        <w:t>Both A and R are true, and R is the correct explanation of A.</w:t>
+      </w:r>
+    </w:p>
+    <w:p>
+      <w:pPr>
+        <w:spacing w:after="0" w:line="240" w:lineRule="auto"/>
+        <w:rPr>
+          <w:rFonts w:ascii="Times New Roman" w:eastAsia="Times New Roman" w:hAnsi="Times New Roman" w:cs="Times New Roman"/>
+          <w:sz w:val="24"/>
+          <w:szCs w:val="24"/>
+        </w:rPr>
+      </w:pPr>
+      <w:r>
+        <w:rPr>
+          <w:rFonts w:ascii="Times New Roman" w:eastAsia="Times New Roman" w:hAnsi="Times New Roman" w:cs="Times New Roman"/>
+          <w:sz w:val="24"/>
+          <w:szCs w:val="24"/>
+        </w:rPr>
+        <w:pict>
+          <v:rect id="_x0000_i1030" style="width:0;height:1.5pt" o:hralign="center" o:hrstd="t" o:hr="t" fillcolor="#a0a0a0" stroked="f"/>
+        </w:pict>
+      </w:r>
+    </w:p>
+    <w:p>
+      <w:pPr>
+        <w:spacing w:before="100" w:beforeAutospacing="1" w:after="100" w:afterAutospacing="1" w:line="240" w:lineRule="auto"/>
+        <w:outlineLvl w:val="2"/>
+        <w:rPr>
+          <w:rFonts w:ascii="Times New Roman" w:eastAsia="Times New Roman" w:hAnsi="Times New Roman" w:cs="Times New Roman"/>
+          <w:b/>
+          <w:bCs/>
+          <w:color w:val="00B050"/>
+          <w:sz w:val="27"/>
+          <w:szCs w:val="27"/>
+        </w:rPr>
+      </w:pPr>
+      <w:r>
+        <w:rPr>
+          <w:rFonts w:ascii="Times New Roman" w:eastAsia="Times New Roman" w:hAnsi="Times New Roman" w:cs="Times New Roman"/>
+          <w:b/>
+          <w:bCs/>
+          <w:color w:val="00B050"/>
+          <w:sz w:val="27"/>
+          <w:szCs w:val="27"/>
+        </w:rPr>
+        <w:t>Question 2</w:t>
+      </w:r>
+    </w:p>
+    <w:p>
+      <w:pPr>
+        <w:spacing w:before="100" w:beforeAutospacing="1" w:after="100" w:afterAutospacing="1" w:line="240" w:lineRule="auto"/>
+        <w:rPr>
+          <w:rFonts w:ascii="Times New Roman" w:eastAsia="Times New Roman" w:hAnsi="Times New Roman" w:cs="Times New Roman"/>
+          <w:sz w:val="24"/>
+          <w:szCs w:val="24"/>
+        </w:rPr>
+      </w:pPr>
+      <w:r>
+        <w:rPr>
+          <w:rFonts w:ascii="Times New Roman" w:eastAsia="Times New Roman" w:hAnsi="Times New Roman" w:cs="Times New Roman"/>
+          <w:b/>
+          <w:bCs/>
+          <w:sz w:val="24"/>
+          <w:szCs w:val="24"/>
+        </w:rPr>
+        <w:t>Assertion (A):</w:t>
+      </w:r>
+      <w:r>
+        <w:rPr>
+          <w:rFonts w:ascii="Times New Roman" w:eastAsia="Times New Roman" w:hAnsi="Times New Roman" w:cs="Times New Roman"/>
+          <w:sz w:val="24"/>
+          <w:szCs w:val="24"/>
+        </w:rPr>
+        <w:t xml:space="preserve"> Encapsulation and data abstraction are often used interchangeably. </w:t>
+      </w:r>
+      <w:r>
+        <w:rPr>
+          <w:rFonts w:ascii="Segoe UI Symbol" w:eastAsia="Times New Roman" w:hAnsi="Segoe UI Symbol" w:cs="Segoe UI Symbol"/>
+          <w:sz w:val="24"/>
+          <w:szCs w:val="24"/>
+        </w:rPr>
+        <w:t>❌</w:t>
+      </w:r>
+      <w:r>
+        <w:rPr>
+          <w:rFonts w:ascii="Times New Roman" w:eastAsia="Times New Roman" w:hAnsi="Times New Roman" w:cs="Times New Roman"/>
+          <w:sz w:val="24"/>
+          <w:szCs w:val="24"/>
+        </w:rPr>
+        <w:t xml:space="preserve"> (False</w:t>
+      </w:r>
+      <w:proofErr w:type="gramStart"/>
+      <w:r>
+        <w:rPr>
+          <w:rFonts w:ascii="Times New Roman" w:eastAsia="Times New Roman" w:hAnsi="Times New Roman" w:cs="Times New Roman"/>
+          <w:sz w:val="24"/>
+          <w:szCs w:val="24"/>
+        </w:rPr>
+        <w:t>)</w:t>
+      </w:r>
+      <w:proofErr w:type="gramEnd"/>
+      <w:r>
+        <w:rPr>
+          <w:rFonts w:ascii="Times New Roman" w:eastAsia="Times New Roman" w:hAnsi="Times New Roman" w:cs="Times New Roman"/>
+          <w:sz w:val="24"/>
+          <w:szCs w:val="24"/>
+        </w:rPr>
+        <w:br/>
+      </w:r>
+      <w:r>
+        <w:rPr>
+          <w:rFonts w:ascii="Times New Roman" w:eastAsia="Times New Roman" w:hAnsi="Times New Roman" w:cs="Times New Roman"/>
+          <w:b/>
+          <w:bCs/>
+          <w:sz w:val="24"/>
+          <w:szCs w:val="24"/>
+        </w:rPr>
+        <w:t>Reason (R):</w:t>
+      </w:r>
+      <w:r>
+        <w:rPr>
+          <w:rFonts w:ascii="Times New Roman" w:eastAsia="Times New Roman" w:hAnsi="Times New Roman" w:cs="Times New Roman"/>
+          <w:sz w:val="24"/>
+          <w:szCs w:val="24"/>
+        </w:rPr>
+        <w:t xml:space="preserve"> Encapsulation hides internal workings, while abstraction shows only relevant details. </w:t>
+      </w:r>
+      <w:r>
+        <w:rPr>
+          <w:rFonts w:ascii="Segoe UI Symbol" w:eastAsia="Times New Roman" w:hAnsi="Segoe UI Symbol" w:cs="Segoe UI Symbol"/>
+          <w:sz w:val="24"/>
+          <w:szCs w:val="24"/>
+        </w:rPr>
+        <w:t>✅</w:t>
+      </w:r>
+      <w:r>
+        <w:rPr>
+          <w:rFonts w:ascii="Times New Roman" w:eastAsia="Times New Roman" w:hAnsi="Times New Roman" w:cs="Times New Roman"/>
+          <w:sz w:val="24"/>
+          <w:szCs w:val="24"/>
+        </w:rPr>
+        <w:t xml:space="preserve"> (True)</w:t>
+      </w:r>
+    </w:p>
+    <w:p>
+      <w:pPr>
+        <w:spacing w:before="100" w:beforeAutospacing="1" w:after="100" w:afterAutospacing="1" w:line="240" w:lineRule="auto"/>
+        <w:rPr>
+          <w:rFonts w:ascii="Times New Roman" w:eastAsia="Times New Roman" w:hAnsi="Times New Roman" w:cs="Times New Roman"/>
+          <w:sz w:val="24"/>
+          <w:szCs w:val="24"/>
+        </w:rPr>
+      </w:pPr>
+      <w:r>
+        <w:rPr>
+          <w:rFonts w:ascii="Segoe UI Symbol" w:eastAsia="Times New Roman" w:hAnsi="Segoe UI Symbol" w:cs="Segoe UI Symbol"/>
+          <w:sz w:val="24"/>
+          <w:szCs w:val="24"/>
+        </w:rPr>
+        <w:t>👉</w:t>
+      </w:r>
+      <w:r>
+        <w:rPr>
+          <w:rFonts w:ascii="Times New Roman" w:eastAsia="Times New Roman" w:hAnsi="Times New Roman" w:cs="Times New Roman"/>
+          <w:sz w:val="24"/>
+          <w:szCs w:val="24"/>
+        </w:rPr>
+        <w:t xml:space="preserve"> </w:t>
+      </w:r>
+      <w:proofErr w:type="gramStart"/>
+      <w:r>
+        <w:rPr>
+          <w:rFonts w:ascii="Times New Roman" w:eastAsia="Times New Roman" w:hAnsi="Times New Roman" w:cs="Times New Roman"/>
+          <w:sz w:val="24"/>
+          <w:szCs w:val="24"/>
+        </w:rPr>
+        <w:t>The</w:t>
+      </w:r>
+      <w:proofErr w:type="gramEnd"/>
+      <w:r>
+        <w:rPr>
+          <w:rFonts w:ascii="Times New Roman" w:eastAsia="Times New Roman" w:hAnsi="Times New Roman" w:cs="Times New Roman"/>
+          <w:sz w:val="24"/>
+          <w:szCs w:val="24"/>
+        </w:rPr>
+        <w:t xml:space="preserve"> reason clearly shows that they are </w:t>
+      </w:r>
+      <w:r>
+        <w:rPr>
+          <w:rFonts w:ascii="Times New Roman" w:eastAsia="Times New Roman" w:hAnsi="Times New Roman" w:cs="Times New Roman"/>
+          <w:b/>
+          <w:bCs/>
+          <w:sz w:val="24"/>
+          <w:szCs w:val="24"/>
+        </w:rPr>
+        <w:t>different concepts</w:t>
+      </w:r>
+      <w:r>
+        <w:rPr>
+          <w:rFonts w:ascii="Times New Roman" w:eastAsia="Times New Roman" w:hAnsi="Times New Roman" w:cs="Times New Roman"/>
+          <w:sz w:val="24"/>
+          <w:szCs w:val="24"/>
+        </w:rPr>
+        <w:t xml:space="preserve">, so they should </w:t>
+      </w:r>
+      <w:r>
+        <w:rPr>
+          <w:rFonts w:ascii="Times New Roman" w:eastAsia="Times New Roman" w:hAnsi="Times New Roman" w:cs="Times New Roman"/>
+          <w:b/>
+          <w:bCs/>
+          <w:sz w:val="24"/>
+          <w:szCs w:val="24"/>
+        </w:rPr>
+        <w:t>not be used interchangeably</w:t>
+      </w:r>
+      <w:r>
+        <w:rPr>
+          <w:rFonts w:ascii="Times New Roman" w:eastAsia="Times New Roman" w:hAnsi="Times New Roman" w:cs="Times New Roman"/>
+          <w:sz w:val="24"/>
+          <w:szCs w:val="24"/>
+        </w:rPr>
+        <w:t>.</w:t>
+      </w:r>
+    </w:p>
+    <w:p>
+      <w:pPr>
+        <w:spacing w:before="100" w:beforeAutospacing="1" w:after="100" w:afterAutospacing="1" w:line="240" w:lineRule="auto"/>
+        <w:rPr>
+          <w:rFonts w:ascii="Times New Roman" w:eastAsia="Times New Roman" w:hAnsi="Times New Roman" w:cs="Times New Roman"/>
+          <w:color w:val="FF0000"/>
+          <w:sz w:val="24"/>
+          <w:szCs w:val="24"/>
+        </w:rPr>
+      </w:pPr>
+      <w:r>
+        <w:rPr>
+          <w:rFonts w:ascii="Segoe UI Symbol" w:eastAsia="Times New Roman" w:hAnsi="Segoe UI Symbol" w:cs="Segoe UI Symbol"/>
+          <w:color w:val="FF0000"/>
+          <w:sz w:val="24"/>
+          <w:szCs w:val="24"/>
+        </w:rPr>
+        <w:t>✅</w:t>
+      </w:r>
+      <w:r>
+        <w:rPr>
+          <w:rFonts w:ascii="Times New Roman" w:eastAsia="Times New Roman" w:hAnsi="Times New Roman" w:cs="Times New Roman"/>
+          <w:color w:val="FF0000"/>
+          <w:sz w:val="24"/>
+          <w:szCs w:val="24"/>
+        </w:rPr>
+        <w:t xml:space="preserve"> </w:t>
+      </w:r>
+      <w:r>
+        <w:rPr>
+          <w:rFonts w:ascii="Times New Roman" w:eastAsia="Times New Roman" w:hAnsi="Times New Roman" w:cs="Times New Roman"/>
+          <w:b/>
+          <w:bCs/>
+          <w:color w:val="FF0000"/>
+          <w:sz w:val="24"/>
+          <w:szCs w:val="24"/>
+        </w:rPr>
+        <w:t>Correct Answer: (d</w:t>
+      </w:r>
+      <w:proofErr w:type="gramStart"/>
+      <w:r>
+        <w:rPr>
+          <w:rFonts w:ascii="Times New Roman" w:eastAsia="Times New Roman" w:hAnsi="Times New Roman" w:cs="Times New Roman"/>
+          <w:b/>
+          <w:bCs/>
+          <w:color w:val="FF0000"/>
+          <w:sz w:val="24"/>
+          <w:szCs w:val="24"/>
+        </w:rPr>
+        <w:t>)</w:t>
+      </w:r>
+      <w:proofErr w:type="gramEnd"/>
+      <w:r>
+        <w:rPr>
+          <w:rFonts w:ascii="Times New Roman" w:eastAsia="Times New Roman" w:hAnsi="Times New Roman" w:cs="Times New Roman"/>
+          <w:color w:val="FF0000"/>
+          <w:sz w:val="24"/>
+          <w:szCs w:val="24"/>
+        </w:rPr>
+        <w:br/>
+      </w:r>
+      <w:r>
+        <w:rPr>
+          <w:rFonts w:ascii="Times New Roman" w:eastAsia="Times New Roman" w:hAnsi="Times New Roman" w:cs="Times New Roman"/>
+          <w:b/>
+          <w:bCs/>
+          <w:color w:val="FF0000"/>
+          <w:sz w:val="24"/>
+          <w:szCs w:val="24"/>
+        </w:rPr>
+        <w:t>A is false, but R is true.</w:t>
+      </w:r>
+      <w:r>
+        <w:rPr>
+          <w:rFonts w:ascii="Courier New" w:eastAsia="Times New Roman" w:hAnsi="Courier New" w:cs="Courier New"/>
+          <w:color w:val="7030A0"/>
+          <w:sz w:val="20"/>
+          <w:szCs w:val="20"/>
+        </w:rPr>
+        <w:t>`</w:t>
+      </w:r>
+      <w:r>
+        <w:rPr>
+          <w:rFonts w:ascii="Courier New" w:eastAsia="Times New Roman" w:hAnsi="Courier New" w:cs="Courier New"/>
+          <w:color w:val="7030A0"/>
+          <w:sz w:val="20"/>
+          <w:szCs w:val="20"/>
+        </w:rPr>
+        <w:tab/>
+        <w:t>`</w:t>
+      </w:r>
+      <w:r>
+        <w:rPr>
+          <w:rFonts w:ascii="Courier New" w:eastAsia="Times New Roman" w:hAnsi="Courier New" w:cs="Courier New"/>
+          <w:color w:val="7030A0"/>
+          <w:sz w:val="20"/>
+          <w:szCs w:val="20"/>
+        </w:rPr>
+        <w:tab/>
+        <w:t>`</w:t>
+      </w:r>
+      <w:r>
+        <w:rPr>
+          <w:rFonts w:ascii="Courier New" w:eastAsia="Times New Roman" w:hAnsi="Courier New" w:cs="Courier New"/>
+          <w:color w:val="7030A0"/>
+          <w:sz w:val="20"/>
+          <w:szCs w:val="20"/>
+        </w:rPr>
+        <w:tab/>
+        <w:t>`</w:t>
+      </w:r>
+      <w:r>
+        <w:rPr>
+          <w:rFonts w:ascii="Courier New" w:eastAsia="Times New Roman" w:hAnsi="Courier New" w:cs="Courier New"/>
+          <w:color w:val="7030A0"/>
+          <w:sz w:val="20"/>
+          <w:szCs w:val="20"/>
+        </w:rPr>
+        <w:tab/>
+        <w:t>`</w:t>
+      </w:r>
+      <w:r>
+        <w:rPr>
+          <w:rFonts w:ascii="Courier New" w:eastAsia="Times New Roman" w:hAnsi="Courier New" w:cs="Courier New"/>
+          <w:color w:val="7030A0"/>
+          <w:sz w:val="20"/>
+          <w:szCs w:val="20"/>
+        </w:rPr>
+        <w:tab/>
+        <w:t>`</w:t>
+      </w:r>
+      <w:r>
+        <w:rPr>
+          <w:rFonts w:ascii="Courier New" w:eastAsia="Times New Roman" w:hAnsi="Courier New" w:cs="Courier New"/>
+          <w:color w:val="7030A0"/>
+          <w:sz w:val="20"/>
+          <w:szCs w:val="20"/>
+        </w:rPr>
+        <w:tab/>
+        <w:t>`</w:t>
+      </w:r>
+      <w:r>
+        <w:rPr>
+          <w:rFonts w:ascii="Courier New" w:eastAsia="Times New Roman" w:hAnsi="Courier New" w:cs="Courier New"/>
+          <w:color w:val="7030A0"/>
+          <w:sz w:val="20"/>
+          <w:szCs w:val="20"/>
+        </w:rPr>
+        <w:tab/>
+        <w:t>`</w:t>
+      </w:r>
+      <w:r>
+        <w:rPr>
+          <w:rFonts w:ascii="Courier New" w:eastAsia="Times New Roman" w:hAnsi="Courier New" w:cs="Courier New"/>
+          <w:color w:val="7030A0"/>
+          <w:sz w:val="20"/>
+          <w:szCs w:val="20"/>
+        </w:rPr>
+        <w:tab/>
+        <w:t>`</w:t>
+      </w:r>
+      <w:r>
+        <w:rPr>
+          <w:rFonts w:ascii="Courier New" w:eastAsia="Times New Roman" w:hAnsi="Courier New" w:cs="Courier New"/>
+          <w:color w:val="7030A0"/>
+          <w:sz w:val="20"/>
+          <w:szCs w:val="20"/>
+        </w:rPr>
+        <w:tab/>
+        <w:t>`</w:t>
+      </w:r>
+      <w:r>
+        <w:rPr>
+          <w:rFonts w:ascii="Courier New" w:eastAsia="Times New Roman" w:hAnsi="Courier New" w:cs="Courier New"/>
+          <w:color w:val="7030A0"/>
+          <w:sz w:val="20"/>
+          <w:szCs w:val="20"/>
+        </w:rPr>
+        <w:tab/>
+        <w:t>`</w:t>
+      </w:r>
+      <w:r>
+        <w:rPr>
+          <w:rFonts w:ascii="Courier New" w:eastAsia="Times New Roman" w:hAnsi="Courier New" w:cs="Courier New"/>
+          <w:color w:val="7030A0"/>
+          <w:sz w:val="20"/>
+          <w:szCs w:val="20"/>
+        </w:rPr>
+        <w:tab/>
+        <w:t>`</w:t>
+      </w:r>
+      <w:r>
+        <w:rPr>
+          <w:rFonts w:ascii="Courier New" w:eastAsia="Times New Roman" w:hAnsi="Courier New" w:cs="Courier New"/>
+          <w:color w:val="7030A0"/>
+          <w:sz w:val="20"/>
+          <w:szCs w:val="20"/>
+        </w:rPr>
+        <w:tab/>
+      </w:r>
+    </w:p>
+    <w:p>
+      <w:pPr>
         <w:pStyle w:val="Heading3"/>
         <w:jc w:val="center"/>
         <w:rPr>
@@ -2932,155 +3628,6 @@
           <w:color w:val="FF0000"/>
         </w:rPr>
         <w:t xml:space="preserve"> b) Constructor</w:t>
-      </w:r>
-    </w:p>
-    <w:p>
-      <w:pPr>
-        <w:spacing w:after="0" w:line="240" w:lineRule="auto"/>
-      </w:pPr>
-      <w:r>
-        <w:pict>
-          <v:rect id="_x0000_i1029" style="width:0;height:1.5pt" o:hralign="center" o:hrstd="t" o:hr="t" fillcolor="#a0a0a0" stroked="f"/>
-        </w:pict>
-      </w:r>
-    </w:p>
-    <w:p>
-      <w:pPr>
-        <w:pStyle w:val="Heading4"/>
-        <w:spacing w:before="0" w:line="240" w:lineRule="auto"/>
-      </w:pPr>
-      <w:r>
-        <w:rPr>
-          <w:rStyle w:val="Strong"/>
-          <w:bCs w:val="0"/>
-        </w:rPr>
-        <w:t>2. Fill in the Blanks</w:t>
-      </w:r>
-    </w:p>
-    <w:p>
-      <w:pPr>
-        <w:spacing w:after="0" w:line="240" w:lineRule="auto"/>
-        <w:rPr>
-          <w:color w:val="FF0000"/>
-        </w:rPr>
-      </w:pPr>
-      <w:r>
-        <w:rPr>
-          <w:rStyle w:val="Strong"/>
-        </w:rPr>
-        <w:t>Q3.</w:t>
-      </w:r>
-      <w:r>
-        <w:t xml:space="preserve"> A ______ is a blueprint for creating objects.</w:t>
-      </w:r>
-      <w:r>
-        <w:br/>
-      </w:r>
-      <w:proofErr w:type="spellStart"/>
-      <w:r>
-        <w:rPr>
-          <w:rStyle w:val="Strong"/>
-          <w:color w:val="FF0000"/>
-        </w:rPr>
-        <w:t>Ans</w:t>
-      </w:r>
-      <w:proofErr w:type="spellEnd"/>
-      <w:r>
-        <w:rPr>
-          <w:rStyle w:val="Strong"/>
-          <w:color w:val="FF0000"/>
-        </w:rPr>
-        <w:t>:</w:t>
-      </w:r>
-      <w:r>
-        <w:rPr>
-          <w:color w:val="FF0000"/>
-        </w:rPr>
-        <w:t xml:space="preserve"> class</w:t>
-      </w:r>
-    </w:p>
-    <w:p>
-      <w:pPr>
-        <w:spacing w:after="0" w:line="240" w:lineRule="auto"/>
-        <w:rPr>
-          <w:color w:val="FF0000"/>
-        </w:rPr>
-      </w:pPr>
-      <w:r>
-        <w:rPr>
-          <w:rStyle w:val="Strong"/>
-        </w:rPr>
-        <w:t>Q4.</w:t>
-      </w:r>
-      <w:r>
-        <w:t xml:space="preserve"> The process of creating an object from a class is called ______.</w:t>
-      </w:r>
-      <w:r>
-        <w:br/>
-      </w:r>
-      <w:proofErr w:type="spellStart"/>
-      <w:r>
-        <w:rPr>
-          <w:rStyle w:val="Strong"/>
-          <w:color w:val="FF0000"/>
-        </w:rPr>
-        <w:t>Ans</w:t>
-      </w:r>
-      <w:proofErr w:type="spellEnd"/>
-      <w:r>
-        <w:rPr>
-          <w:rStyle w:val="Strong"/>
-          <w:color w:val="FF0000"/>
-        </w:rPr>
-        <w:t>:</w:t>
-      </w:r>
-      <w:r>
-        <w:rPr>
-          <w:color w:val="FF0000"/>
-        </w:rPr>
-        <w:t xml:space="preserve"> instantiation</w:t>
-      </w:r>
-    </w:p>
-    <w:p>
-      <w:pPr>
-        <w:spacing w:after="0" w:line="240" w:lineRule="auto"/>
-        <w:rPr>
-          <w:color w:val="FF0000"/>
-        </w:rPr>
-      </w:pPr>
-      <w:r>
-        <w:rPr>
-          <w:rStyle w:val="Strong"/>
-        </w:rPr>
-        <w:t>Q5.</w:t>
-      </w:r>
-      <w:r>
-        <w:t xml:space="preserve"> A constructor must have the same ______ as the class.</w:t>
-      </w:r>
-      <w:r>
-        <w:br/>
-      </w:r>
-      <w:proofErr w:type="spellStart"/>
-      <w:r>
-        <w:rPr>
-          <w:rStyle w:val="Strong"/>
-          <w:color w:val="FF0000"/>
-        </w:rPr>
-        <w:t>Ans</w:t>
-      </w:r>
-      <w:proofErr w:type="spellEnd"/>
-      <w:r>
-        <w:rPr>
-          <w:rStyle w:val="Strong"/>
-          <w:color w:val="FF0000"/>
-        </w:rPr>
-        <w:t>:</w:t>
-      </w:r>
-      <w:r>
-        <w:rPr>
-          <w:color w:val="FF0000"/>
-        </w:rPr>
-        <w:t xml:space="preserve"> name</w:t>
       </w:r>
     </w:p>
     <w:p>
@@ -3097,436 +3644,6 @@
       <w:pPr>
         <w:pStyle w:val="Heading4"/>
         <w:spacing w:before="0" w:line="240" w:lineRule="auto"/>
-      </w:pPr>
-      <w:r>
-        <w:rPr>
-          <w:rStyle w:val="Strong"/>
-          <w:bCs w:val="0"/>
-        </w:rPr>
-        <w:t>3. True or False</w:t>
-      </w:r>
-    </w:p>
-    <w:p>
-      <w:pPr>
-        <w:spacing w:after="0" w:line="240" w:lineRule="auto"/>
-        <w:rPr>
-          <w:color w:val="FF0000"/>
-        </w:rPr>
-      </w:pPr>
-      <w:r>
-        <w:rPr>
-          <w:rStyle w:val="Strong"/>
-        </w:rPr>
-        <w:t>Q6.</w:t>
-      </w:r>
-      <w:r>
-        <w:t xml:space="preserve"> Every Java program must contain at least one class.</w:t>
-      </w:r>
-      <w:r>
-        <w:br/>
-      </w:r>
-      <w:proofErr w:type="spellStart"/>
-      <w:r>
-        <w:rPr>
-          <w:rStyle w:val="Strong"/>
-          <w:color w:val="FF0000"/>
-        </w:rPr>
-        <w:t>Ans</w:t>
-      </w:r>
-      <w:proofErr w:type="spellEnd"/>
-      <w:r>
-        <w:rPr>
-          <w:rStyle w:val="Strong"/>
-          <w:color w:val="FF0000"/>
-        </w:rPr>
-        <w:t>:</w:t>
-      </w:r>
-      <w:r>
-        <w:rPr>
-          <w:color w:val="FF0000"/>
-        </w:rPr>
-        <w:t xml:space="preserve"> True</w:t>
-      </w:r>
-    </w:p>
-    <w:p>
-      <w:pPr>
-        <w:spacing w:after="0" w:line="240" w:lineRule="auto"/>
-        <w:rPr>
-          <w:color w:val="FF0000"/>
-        </w:rPr>
-      </w:pPr>
-      <w:r>
-        <w:rPr>
-          <w:rStyle w:val="Strong"/>
-        </w:rPr>
-        <w:t>Q7.</w:t>
-      </w:r>
-      <w:r>
-        <w:t xml:space="preserve"> The </w:t>
-      </w:r>
-      <w:proofErr w:type="gramStart"/>
-      <w:r>
-        <w:rPr>
-          <w:rStyle w:val="HTMLCode"/>
-          <w:rFonts w:eastAsiaTheme="minorEastAsia"/>
-        </w:rPr>
-        <w:t>main(</w:t>
-      </w:r>
-      <w:proofErr w:type="gramEnd"/>
-      <w:r>
-        <w:rPr>
-          <w:rStyle w:val="HTMLCode"/>
-          <w:rFonts w:eastAsiaTheme="minorEastAsia"/>
-        </w:rPr>
-        <w:t>)</w:t>
-      </w:r>
-      <w:r>
-        <w:t xml:space="preserve"> method is required to run a Java program.</w:t>
-      </w:r>
-      <w:r>
-        <w:br/>
-      </w:r>
-      <w:proofErr w:type="spellStart"/>
-      <w:r>
-        <w:rPr>
-          <w:rStyle w:val="Strong"/>
-          <w:color w:val="FF0000"/>
-        </w:rPr>
-        <w:t>Ans</w:t>
-      </w:r>
-      <w:proofErr w:type="spellEnd"/>
-      <w:r>
-        <w:rPr>
-          <w:rStyle w:val="Strong"/>
-          <w:color w:val="FF0000"/>
-        </w:rPr>
-        <w:t>:</w:t>
-      </w:r>
-      <w:r>
-        <w:rPr>
-          <w:color w:val="FF0000"/>
-        </w:rPr>
-        <w:t xml:space="preserve"> True</w:t>
-      </w:r>
-    </w:p>
-    <w:p>
-      <w:pPr>
-        <w:spacing w:after="0" w:line="240" w:lineRule="auto"/>
-      </w:pPr>
-      <w:r>
-        <w:pict>
-          <v:rect id="_x0000_i1028" style="width:0;height:1.5pt" o:hralign="center" o:hrstd="t" o:hr="t" fillcolor="#a0a0a0" stroked="f"/>
-        </w:pict>
-      </w:r>
-    </w:p>
-    <w:p>
-      <w:pPr>
-        <w:pStyle w:val="Heading4"/>
-        <w:spacing w:before="0" w:line="240" w:lineRule="auto"/>
-      </w:pPr>
-      <w:r>
-        <w:rPr>
-          <w:rStyle w:val="Strong"/>
-          <w:bCs w:val="0"/>
-        </w:rPr>
-        <w:t>4. Short Answer Questions</w:t>
-      </w:r>
-    </w:p>
-    <w:p>
-      <w:pPr>
-        <w:spacing w:after="0" w:line="240" w:lineRule="auto"/>
-      </w:pPr>
-      <w:r>
-        <w:rPr>
-          <w:rStyle w:val="Strong"/>
-        </w:rPr>
-        <w:t>Q8.</w:t>
-      </w:r>
-      <w:r>
-        <w:t xml:space="preserve"> What is a constructor?</w:t>
-      </w:r>
-      <w:r>
-        <w:br/>
-      </w:r>
-      <w:proofErr w:type="spellStart"/>
-      <w:r>
-        <w:rPr>
-          <w:rStyle w:val="Strong"/>
-          <w:color w:val="FF0000"/>
-        </w:rPr>
-        <w:t>Ans</w:t>
-      </w:r>
-      <w:proofErr w:type="spellEnd"/>
-      <w:r>
-        <w:rPr>
-          <w:rStyle w:val="Strong"/>
-          <w:color w:val="FF0000"/>
-        </w:rPr>
-        <w:t>:</w:t>
-      </w:r>
-      <w:r>
-        <w:rPr>
-          <w:color w:val="FF0000"/>
-        </w:rPr>
-        <w:t xml:space="preserve"> </w:t>
-      </w:r>
-      <w:r>
-        <w:t>A constructor is a special method that is automatically called when an object is created. It is used to initialize objects.</w:t>
-      </w:r>
-    </w:p>
-    <w:p>
-      <w:pPr>
-        <w:spacing w:after="0" w:line="240" w:lineRule="auto"/>
-      </w:pPr>
-      <w:r>
-        <w:rPr>
-          <w:rStyle w:val="Strong"/>
-        </w:rPr>
-        <w:t>Q9.</w:t>
-      </w:r>
-      <w:r>
-        <w:t xml:space="preserve"> Write the syntax to define a class named </w:t>
-      </w:r>
-      <w:r>
-        <w:rPr>
-          <w:rStyle w:val="HTMLCode"/>
-          <w:rFonts w:eastAsiaTheme="minorEastAsia"/>
-        </w:rPr>
-        <w:t>Book</w:t>
-      </w:r>
-      <w:r>
-        <w:t>.</w:t>
-      </w:r>
-      <w:r>
-        <w:br/>
-      </w:r>
-      <w:proofErr w:type="spellStart"/>
-      <w:r>
-        <w:rPr>
-          <w:rStyle w:val="Strong"/>
-          <w:color w:val="FF0000"/>
-        </w:rPr>
-        <w:t>Ans</w:t>
-      </w:r>
-      <w:proofErr w:type="spellEnd"/>
-      <w:r>
-        <w:rPr>
-          <w:rStyle w:val="Strong"/>
-          <w:color w:val="FF0000"/>
-        </w:rPr>
-        <w:t>:</w:t>
-      </w:r>
-    </w:p>
-    <w:p>
-      <w:pPr>
-        <w:pStyle w:val="HTMLPreformatted"/>
-        <w:rPr>
-          <w:rStyle w:val="HTMLCode"/>
-        </w:rPr>
-      </w:pPr>
-      <w:proofErr w:type="gramStart"/>
-      <w:r>
-        <w:rPr>
-          <w:rStyle w:val="hljs-keyword"/>
-        </w:rPr>
-        <w:t>class</w:t>
-      </w:r>
-      <w:proofErr w:type="gramEnd"/>
-      <w:r>
-        <w:rPr>
-          <w:rStyle w:val="HTMLCode"/>
-        </w:rPr>
-        <w:t xml:space="preserve"> </w:t>
-      </w:r>
-      <w:r>
-        <w:rPr>
-          <w:rStyle w:val="hljs-title"/>
-        </w:rPr>
-        <w:t>Book</w:t>
-      </w:r>
-      <w:r>
-        <w:rPr>
-          <w:rStyle w:val="HTMLCode"/>
-        </w:rPr>
-        <w:t xml:space="preserve"> {</w:t>
-      </w:r>
-    </w:p>
-    <w:p>
-      <w:pPr>
-        <w:pStyle w:val="HTMLPreformatted"/>
-        <w:rPr>
-          <w:rStyle w:val="HTMLCode"/>
-        </w:rPr>
-      </w:pPr>
-      <w:r>
-        <w:rPr>
-          <w:rStyle w:val="HTMLCode"/>
-        </w:rPr>
-        <w:t xml:space="preserve">   </w:t>
-      </w:r>
-      <w:r>
-        <w:rPr>
-          <w:rStyle w:val="hljs-comment"/>
-        </w:rPr>
-        <w:t>// fields and methods</w:t>
-      </w:r>
-    </w:p>
-    <w:p>
-      <w:pPr>
-        <w:pStyle w:val="HTMLPreformatted"/>
-        <w:rPr>
-          <w:rStyle w:val="HTMLCode"/>
-        </w:rPr>
-      </w:pPr>
-      <w:r>
-        <w:rPr>
-          <w:rStyle w:val="HTMLCode"/>
-        </w:rPr>
-        <w:t>}</w:t>
-      </w:r>
-    </w:p>
-    <w:p>
-      <w:pPr>
-        <w:spacing w:after="0" w:line="240" w:lineRule="auto"/>
-      </w:pPr>
-      <w:r>
-        <w:rPr>
-          <w:rStyle w:val="Strong"/>
-        </w:rPr>
-        <w:t>Q10.</w:t>
-      </w:r>
-      <w:r>
-        <w:t xml:space="preserve"> Create an object of a class named </w:t>
-      </w:r>
-      <w:r>
-        <w:rPr>
-          <w:rStyle w:val="HTMLCode"/>
-          <w:rFonts w:eastAsiaTheme="minorEastAsia"/>
-        </w:rPr>
-        <w:t>Laptop</w:t>
-      </w:r>
-      <w:r>
-        <w:t>.</w:t>
-      </w:r>
-      <w:r>
-        <w:br/>
-      </w:r>
-      <w:proofErr w:type="spellStart"/>
-      <w:r>
-        <w:rPr>
-          <w:rStyle w:val="Strong"/>
-          <w:color w:val="FF0000"/>
-        </w:rPr>
-        <w:t>Ans</w:t>
-      </w:r>
-      <w:proofErr w:type="spellEnd"/>
-      <w:r>
-        <w:rPr>
-          <w:rStyle w:val="Strong"/>
-          <w:color w:val="FF0000"/>
-        </w:rPr>
-        <w:t>:</w:t>
-      </w:r>
-    </w:p>
-    <w:p>
-      <w:pPr>
-        <w:pStyle w:val="HTMLPreformatted"/>
-        <w:rPr>
-          <w:rStyle w:val="HTMLCode"/>
-        </w:rPr>
-      </w:pPr>
-      <w:r>
-        <w:rPr>
-          <w:rStyle w:val="hljs-type"/>
-        </w:rPr>
-        <w:t>Laptop</w:t>
-      </w:r>
-      <w:r>
-        <w:rPr>
-          <w:rStyle w:val="HTMLCode"/>
-        </w:rPr>
-        <w:t xml:space="preserve"> </w:t>
-      </w:r>
-      <w:proofErr w:type="spellStart"/>
-      <w:r>
-        <w:rPr>
-          <w:rStyle w:val="hljs-variable"/>
-        </w:rPr>
-        <w:t>myLaptop</w:t>
-      </w:r>
-      <w:proofErr w:type="spellEnd"/>
-      <w:r>
-        <w:rPr>
-          <w:rStyle w:val="HTMLCode"/>
-        </w:rPr>
-        <w:t xml:space="preserve"> </w:t>
-      </w:r>
-      <w:r>
-        <w:rPr>
-          <w:rStyle w:val="hljs-operator"/>
-        </w:rPr>
-        <w:t>=</w:t>
-      </w:r>
-      <w:r>
-        <w:rPr>
-          <w:rStyle w:val="HTMLCode"/>
-        </w:rPr>
-        <w:t xml:space="preserve"> </w:t>
-      </w:r>
-      <w:r>
-        <w:rPr>
-          <w:rStyle w:val="hljs-keyword"/>
-        </w:rPr>
-        <w:t>new</w:t>
-      </w:r>
-      <w:r>
-        <w:rPr>
-          <w:rStyle w:val="HTMLCode"/>
-        </w:rPr>
-        <w:t xml:space="preserve"> </w:t>
-      </w:r>
-      <w:proofErr w:type="gramStart"/>
-      <w:r>
-        <w:rPr>
-          <w:rStyle w:val="hljs-title"/>
-        </w:rPr>
-        <w:t>Laptop</w:t>
-      </w:r>
-      <w:r>
-        <w:rPr>
-          <w:rStyle w:val="HTMLCode"/>
-        </w:rPr>
-        <w:t>(</w:t>
-      </w:r>
-      <w:proofErr w:type="gramEnd"/>
-      <w:r>
-        <w:rPr>
-          <w:rStyle w:val="HTMLCode"/>
-        </w:rPr>
-        <w:t>);</w:t>
-      </w:r>
-    </w:p>
-    <w:p>
-      <w:pPr>
-        <w:pStyle w:val="HTMLPreformatted"/>
-        <w:rPr>
-          <w:rStyle w:val="HTMLCode"/>
-        </w:rPr>
-      </w:pPr>
-    </w:p>
-    <w:p>
-      <w:pPr>
-        <w:spacing w:before="100" w:beforeAutospacing="1" w:after="100" w:afterAutospacing="1" w:line="240" w:lineRule="auto"/>
-        <w:jc w:val="center"/>
-        <w:outlineLvl w:val="2"/>
-        <w:rPr>
-          <w:rFonts w:ascii="Times New Roman" w:eastAsia="Times New Roman" w:hAnsi="Times New Roman" w:cs="Times New Roman"/>
-          <w:b/>
-          <w:bCs/>
-          <w:color w:val="C00000"/>
-          <w:sz w:val="27"/>
-          <w:szCs w:val="27"/>
-        </w:rPr>
       </w:pPr>
       <w:r>
         <w:rPr>
@@ -3540,10 +3657,10 @@
               <wp:anchor distT="0" distB="0" distL="114300" distR="114300" simplePos="0" relativeHeight="251663360" behindDoc="1" locked="0" layoutInCell="1" allowOverlap="1" wp14:anchorId="14A30174" wp14:editId="4C7B808D">
                 <wp:simplePos x="0" y="0"/>
                 <wp:positionH relativeFrom="margin">
-                  <wp:posOffset>5844400</wp:posOffset>
+                  <wp:posOffset>5790466</wp:posOffset>
                 </wp:positionH>
                 <wp:positionV relativeFrom="paragraph">
-                  <wp:posOffset>-610603</wp:posOffset>
+                  <wp:posOffset>-611505</wp:posOffset>
                 </wp:positionV>
                 <wp:extent cx="1203995" cy="13095734"/>
                 <wp:effectExtent l="57150" t="38100" r="15240" b="29845"/>
@@ -3822,7 +3939,11 @@
           </mc:Choice>
           <mc:Fallback>
             <w:pict>
-              <v:group w14:anchorId="3422E15B" id="Group 3" o:spid="_x0000_s1026" style="position:absolute;margin-left:460.2pt;margin-top:-48.1pt;width:94.8pt;height:1031.15pt;z-index:-251653120;mso-position-horizontal-relative:margin" coordorigin="7285,-22" coordsize="2681,20510" o:gfxdata="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">
+              <v:group w14:anchorId="7795017A" id="Group 3" o:spid="_x0000_s1026" style="position:absolute;margin-left:455.95pt;margin-top:-48.15pt;width:94.8pt;height:1031.15pt;z-index:-251653120;mso-position-horizontal-relative:margin" coordorigin="7285,-22" coordsize="2681,20510" o:gfxdata="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">
+                <v:shapetype id="_x0000_t32" coordsize="21600,21600" o:spt="32" o:oned="t" path="m,l21600,21600e" filled="f">
+                  <v:path arrowok="t" fillok="f" o:connecttype="none"/>
+                  <o:lock v:ext="edit" shapetype="t"/>
+                </v:shapetype>
                 <v:shape id="AutoShape 128" o:spid="_x0000_s1027" type="#_x0000_t32" style="position:absolute;left:9966;top:6;width:0;height:20454;visibility:visible;mso-wrap-style:square" o:connectortype="straight" o:gfxdata="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" strokecolor="#538135 [2409]" strokeweight=".5pt">
                   <v:stroke joinstyle="miter"/>
                 </v:shape>
@@ -3847,6 +3968,575 @@
       </w:r>
       <w:r>
         <w:rPr>
+          <w:rStyle w:val="Strong"/>
+          <w:bCs w:val="0"/>
+        </w:rPr>
+        <w:t>2. Fill in the Blanks</w:t>
+      </w:r>
+    </w:p>
+    <w:p>
+      <w:pPr>
+        <w:spacing w:after="0" w:line="240" w:lineRule="auto"/>
+        <w:rPr>
+          <w:color w:val="FF0000"/>
+        </w:rPr>
+      </w:pPr>
+      <w:r>
+        <w:rPr>
+          <w:rStyle w:val="Strong"/>
+        </w:rPr>
+        <w:t>Q3.</w:t>
+      </w:r>
+      <w:r>
+        <w:t xml:space="preserve"> A ______ is a blueprint for creating objects.</w:t>
+      </w:r>
+      <w:r>
+        <w:br/>
+      </w:r>
+      <w:proofErr w:type="spellStart"/>
+      <w:r>
+        <w:rPr>
+          <w:rStyle w:val="Strong"/>
+          <w:color w:val="FF0000"/>
+        </w:rPr>
+        <w:t>Ans</w:t>
+      </w:r>
+      <w:proofErr w:type="spellEnd"/>
+      <w:r>
+        <w:rPr>
+          <w:rStyle w:val="Strong"/>
+          <w:color w:val="FF0000"/>
+        </w:rPr>
+        <w:t>:</w:t>
+      </w:r>
+      <w:r>
+        <w:rPr>
+          <w:color w:val="FF0000"/>
+        </w:rPr>
+        <w:t xml:space="preserve"> class</w:t>
+      </w:r>
+    </w:p>
+    <w:p>
+      <w:pPr>
+        <w:spacing w:after="0" w:line="240" w:lineRule="auto"/>
+        <w:rPr>
+          <w:color w:val="FF0000"/>
+        </w:rPr>
+      </w:pPr>
+      <w:r>
+        <w:rPr>
+          <w:rStyle w:val="Strong"/>
+        </w:rPr>
+        <w:t>Q4.</w:t>
+      </w:r>
+      <w:r>
+        <w:t xml:space="preserve"> The process of creating an object from a class is called ______.</w:t>
+      </w:r>
+      <w:r>
+        <w:br/>
+      </w:r>
+      <w:proofErr w:type="spellStart"/>
+      <w:r>
+        <w:rPr>
+          <w:rStyle w:val="Strong"/>
+          <w:color w:val="FF0000"/>
+        </w:rPr>
+        <w:t>Ans</w:t>
+      </w:r>
+      <w:proofErr w:type="spellEnd"/>
+      <w:r>
+        <w:rPr>
+          <w:rStyle w:val="Strong"/>
+          <w:color w:val="FF0000"/>
+        </w:rPr>
+        <w:t>:</w:t>
+      </w:r>
+      <w:r>
+        <w:rPr>
+          <w:color w:val="FF0000"/>
+        </w:rPr>
+        <w:t xml:space="preserve"> instantiation</w:t>
+      </w:r>
+    </w:p>
+    <w:p>
+      <w:pPr>
+        <w:spacing w:after="0" w:line="240" w:lineRule="auto"/>
+        <w:rPr>
+          <w:color w:val="FF0000"/>
+        </w:rPr>
+      </w:pPr>
+      <w:r>
+        <w:rPr>
+          <w:rStyle w:val="Strong"/>
+        </w:rPr>
+        <w:t>Q5.</w:t>
+      </w:r>
+      <w:r>
+        <w:t xml:space="preserve"> A constructor must have the same ______ as the class.</w:t>
+      </w:r>
+      <w:r>
+        <w:br/>
+      </w:r>
+      <w:proofErr w:type="spellStart"/>
+      <w:r>
+        <w:rPr>
+          <w:rStyle w:val="Strong"/>
+          <w:color w:val="FF0000"/>
+        </w:rPr>
+        <w:t>Ans</w:t>
+      </w:r>
+      <w:proofErr w:type="spellEnd"/>
+      <w:r>
+        <w:rPr>
+          <w:rStyle w:val="Strong"/>
+          <w:color w:val="FF0000"/>
+        </w:rPr>
+        <w:t>:</w:t>
+      </w:r>
+      <w:r>
+        <w:rPr>
+          <w:color w:val="FF0000"/>
+        </w:rPr>
+        <w:t xml:space="preserve"> name</w:t>
+      </w:r>
+    </w:p>
+    <w:p>
+      <w:pPr>
+        <w:spacing w:after="0" w:line="240" w:lineRule="auto"/>
+      </w:pPr>
+      <w:r>
+        <w:pict>
+          <v:rect id="_x0000_i1028" style="width:0;height:1.5pt" o:hralign="center" o:hrstd="t" o:hr="t" fillcolor="#a0a0a0" stroked="f"/>
+        </w:pict>
+      </w:r>
+    </w:p>
+    <w:p>
+      <w:pPr>
+        <w:pStyle w:val="Heading4"/>
+        <w:spacing w:before="0" w:line="240" w:lineRule="auto"/>
+      </w:pPr>
+      <w:r>
+        <w:rPr>
+          <w:rStyle w:val="Strong"/>
+          <w:bCs w:val="0"/>
+        </w:rPr>
+        <w:t>3. True or False</w:t>
+      </w:r>
+    </w:p>
+    <w:p>
+      <w:pPr>
+        <w:spacing w:after="0" w:line="240" w:lineRule="auto"/>
+        <w:rPr>
+          <w:color w:val="FF0000"/>
+        </w:rPr>
+      </w:pPr>
+      <w:r>
+        <w:rPr>
+          <w:rStyle w:val="Strong"/>
+        </w:rPr>
+        <w:t>Q6.</w:t>
+      </w:r>
+      <w:r>
+        <w:t xml:space="preserve"> Every Java program must contain at least one class.</w:t>
+      </w:r>
+      <w:r>
+        <w:br/>
+      </w:r>
+      <w:proofErr w:type="spellStart"/>
+      <w:r>
+        <w:rPr>
+          <w:rStyle w:val="Strong"/>
+          <w:color w:val="FF0000"/>
+        </w:rPr>
+        <w:t>Ans</w:t>
+      </w:r>
+      <w:proofErr w:type="spellEnd"/>
+      <w:r>
+        <w:rPr>
+          <w:rStyle w:val="Strong"/>
+          <w:color w:val="FF0000"/>
+        </w:rPr>
+        <w:t>:</w:t>
+      </w:r>
+      <w:r>
+        <w:rPr>
+          <w:color w:val="FF0000"/>
+        </w:rPr>
+        <w:t xml:space="preserve"> True</w:t>
+      </w:r>
+    </w:p>
+    <w:p>
+      <w:pPr>
+        <w:spacing w:after="0" w:line="240" w:lineRule="auto"/>
+        <w:rPr>
+          <w:color w:val="FF0000"/>
+        </w:rPr>
+      </w:pPr>
+      <w:r>
+        <w:rPr>
+          <w:rStyle w:val="Strong"/>
+        </w:rPr>
+        <w:t>Q7.</w:t>
+      </w:r>
+      <w:r>
+        <w:t xml:space="preserve"> The </w:t>
+      </w:r>
+      <w:proofErr w:type="gramStart"/>
+      <w:r>
+        <w:rPr>
+          <w:rStyle w:val="HTMLCode"/>
+          <w:rFonts w:eastAsiaTheme="minorEastAsia"/>
+        </w:rPr>
+        <w:t>main(</w:t>
+      </w:r>
+      <w:proofErr w:type="gramEnd"/>
+      <w:r>
+        <w:rPr>
+          <w:rStyle w:val="HTMLCode"/>
+          <w:rFonts w:eastAsiaTheme="minorEastAsia"/>
+        </w:rPr>
+        <w:t>)</w:t>
+      </w:r>
+      <w:r>
+        <w:t xml:space="preserve"> method is required to run a Java program.</w:t>
+      </w:r>
+      <w:r>
+        <w:br/>
+      </w:r>
+      <w:proofErr w:type="spellStart"/>
+      <w:r>
+        <w:rPr>
+          <w:rStyle w:val="Strong"/>
+          <w:color w:val="FF0000"/>
+        </w:rPr>
+        <w:t>Ans</w:t>
+      </w:r>
+      <w:proofErr w:type="spellEnd"/>
+      <w:r>
+        <w:rPr>
+          <w:rStyle w:val="Strong"/>
+          <w:color w:val="FF0000"/>
+        </w:rPr>
+        <w:t>:</w:t>
+      </w:r>
+      <w:r>
+        <w:rPr>
+          <w:color w:val="FF0000"/>
+        </w:rPr>
+        <w:t xml:space="preserve"> True</w:t>
+      </w:r>
+    </w:p>
+    <w:p>
+      <w:pPr>
+        <w:spacing w:after="0" w:line="240" w:lineRule="auto"/>
+      </w:pPr>
+      <w:r>
+        <w:pict>
+          <v:rect id="_x0000_i1029" style="width:0;height:1.5pt" o:hralign="center" o:hrstd="t" o:hr="t" fillcolor="#a0a0a0" stroked="f"/>
+        </w:pict>
+      </w:r>
+    </w:p>
+    <w:p>
+      <w:pPr>
+        <w:pStyle w:val="Heading4"/>
+        <w:spacing w:before="0" w:line="240" w:lineRule="auto"/>
+      </w:pPr>
+      <w:r>
+        <w:rPr>
+          <w:rStyle w:val="Strong"/>
+          <w:bCs w:val="0"/>
+        </w:rPr>
+        <w:t>4. Short Answer Questions</w:t>
+      </w:r>
+    </w:p>
+    <w:p>
+      <w:pPr>
+        <w:spacing w:after="0" w:line="240" w:lineRule="auto"/>
+      </w:pPr>
+      <w:r>
+        <w:rPr>
+          <w:rStyle w:val="Strong"/>
+        </w:rPr>
+        <w:t>Q8.</w:t>
+      </w:r>
+      <w:r>
+        <w:t xml:space="preserve"> What is a constructor?</w:t>
+      </w:r>
+      <w:r>
+        <w:br/>
+      </w:r>
+      <w:proofErr w:type="spellStart"/>
+      <w:r>
+        <w:rPr>
+          <w:rStyle w:val="Strong"/>
+          <w:color w:val="FF0000"/>
+        </w:rPr>
+        <w:t>Ans</w:t>
+      </w:r>
+      <w:proofErr w:type="spellEnd"/>
+      <w:r>
+        <w:rPr>
+          <w:rStyle w:val="Strong"/>
+          <w:color w:val="FF0000"/>
+        </w:rPr>
+        <w:t>:</w:t>
+      </w:r>
+      <w:r>
+        <w:rPr>
+          <w:color w:val="FF0000"/>
+        </w:rPr>
+        <w:t xml:space="preserve"> </w:t>
+      </w:r>
+      <w:r>
+        <w:t>A constructor is a special method that is automatically called when an object is created. It is used to initialize objects.</w:t>
+      </w:r>
+    </w:p>
+    <w:p>
+      <w:pPr>
+        <w:spacing w:after="0" w:line="240" w:lineRule="auto"/>
+      </w:pPr>
+      <w:r>
+        <w:rPr>
+          <w:rStyle w:val="Strong"/>
+        </w:rPr>
+        <w:t>Q9.</w:t>
+      </w:r>
+      <w:r>
+        <w:t xml:space="preserve"> Write the syntax to define a class named </w:t>
+      </w:r>
+      <w:r>
+        <w:rPr>
+          <w:rStyle w:val="HTMLCode"/>
+          <w:rFonts w:eastAsiaTheme="minorEastAsia"/>
+        </w:rPr>
+        <w:t>Book</w:t>
+      </w:r>
+      <w:r>
+        <w:t>.</w:t>
+      </w:r>
+      <w:r>
+        <w:br/>
+      </w:r>
+      <w:proofErr w:type="spellStart"/>
+      <w:r>
+        <w:rPr>
+          <w:rStyle w:val="Strong"/>
+          <w:color w:val="FF0000"/>
+        </w:rPr>
+        <w:t>Ans</w:t>
+      </w:r>
+      <w:proofErr w:type="spellEnd"/>
+      <w:r>
+        <w:rPr>
+          <w:rStyle w:val="Strong"/>
+          <w:color w:val="FF0000"/>
+        </w:rPr>
+        <w:t>:</w:t>
+      </w:r>
+    </w:p>
+    <w:p>
+      <w:pPr>
+        <w:pStyle w:val="HTMLPreformatted"/>
+        <w:rPr>
+          <w:rStyle w:val="HTMLCode"/>
+        </w:rPr>
+      </w:pPr>
+      <w:proofErr w:type="gramStart"/>
+      <w:r>
+        <w:rPr>
+          <w:rStyle w:val="hljs-keyword"/>
+        </w:rPr>
+        <w:t>class</w:t>
+      </w:r>
+      <w:proofErr w:type="gramEnd"/>
+      <w:r>
+        <w:rPr>
+          <w:rStyle w:val="HTMLCode"/>
+        </w:rPr>
+        <w:t xml:space="preserve"> </w:t>
+      </w:r>
+      <w:r>
+        <w:rPr>
+          <w:rStyle w:val="hljs-title"/>
+        </w:rPr>
+        <w:t>Book</w:t>
+      </w:r>
+      <w:r>
+        <w:rPr>
+          <w:rStyle w:val="HTMLCode"/>
+        </w:rPr>
+        <w:t xml:space="preserve"> {</w:t>
+      </w:r>
+    </w:p>
+    <w:p>
+      <w:pPr>
+        <w:pStyle w:val="HTMLPreformatted"/>
+        <w:rPr>
+          <w:rStyle w:val="HTMLCode"/>
+        </w:rPr>
+      </w:pPr>
+      <w:r>
+        <w:rPr>
+          <w:rStyle w:val="HTMLCode"/>
+        </w:rPr>
+        <w:t xml:space="preserve">   </w:t>
+      </w:r>
+      <w:r>
+        <w:rPr>
+          <w:rStyle w:val="hljs-comment"/>
+        </w:rPr>
+        <w:t>// fields and methods</w:t>
+      </w:r>
+    </w:p>
+    <w:p>
+      <w:pPr>
+        <w:pStyle w:val="HTMLPreformatted"/>
+        <w:rPr>
+          <w:rStyle w:val="HTMLCode"/>
+        </w:rPr>
+      </w:pPr>
+      <w:r>
+        <w:rPr>
+          <w:rStyle w:val="HTMLCode"/>
+        </w:rPr>
+        <w:t>}</w:t>
+      </w:r>
+    </w:p>
+    <w:p>
+      <w:pPr>
+        <w:spacing w:after="0" w:line="240" w:lineRule="auto"/>
+      </w:pPr>
+      <w:r>
+        <w:rPr>
+          <w:rStyle w:val="Strong"/>
+        </w:rPr>
+        <w:t>Q10.</w:t>
+      </w:r>
+      <w:r>
+        <w:t xml:space="preserve"> Create an object of a class named </w:t>
+      </w:r>
+      <w:r>
+        <w:rPr>
+          <w:rStyle w:val="HTMLCode"/>
+          <w:rFonts w:eastAsiaTheme="minorEastAsia"/>
+        </w:rPr>
+        <w:t>Laptop</w:t>
+      </w:r>
+      <w:r>
+        <w:t>.</w:t>
+      </w:r>
+      <w:r>
+        <w:br/>
+      </w:r>
+      <w:proofErr w:type="spellStart"/>
+      <w:r>
+        <w:rPr>
+          <w:rStyle w:val="Strong"/>
+          <w:color w:val="FF0000"/>
+        </w:rPr>
+        <w:t>Ans</w:t>
+      </w:r>
+      <w:proofErr w:type="spellEnd"/>
+      <w:r>
+        <w:rPr>
+          <w:rStyle w:val="Strong"/>
+          <w:color w:val="FF0000"/>
+        </w:rPr>
+        <w:t>:</w:t>
+      </w:r>
+    </w:p>
+    <w:p>
+      <w:pPr>
+        <w:pStyle w:val="HTMLPreformatted"/>
+        <w:rPr>
+          <w:rStyle w:val="HTMLCode"/>
+        </w:rPr>
+      </w:pPr>
+      <w:r>
+        <w:rPr>
+          <w:rStyle w:val="hljs-type"/>
+        </w:rPr>
+        <w:t>Laptop</w:t>
+      </w:r>
+      <w:r>
+        <w:rPr>
+          <w:rStyle w:val="HTMLCode"/>
+        </w:rPr>
+        <w:t xml:space="preserve"> </w:t>
+      </w:r>
+      <w:proofErr w:type="spellStart"/>
+      <w:r>
+        <w:rPr>
+          <w:rStyle w:val="hljs-variable"/>
+        </w:rPr>
+        <w:t>myLaptop</w:t>
+      </w:r>
+      <w:proofErr w:type="spellEnd"/>
+      <w:r>
+        <w:rPr>
+          <w:rStyle w:val="HTMLCode"/>
+        </w:rPr>
+        <w:t xml:space="preserve"> </w:t>
+      </w:r>
+      <w:r>
+        <w:rPr>
+          <w:rStyle w:val="hljs-operator"/>
+        </w:rPr>
+        <w:t>=</w:t>
+      </w:r>
+      <w:r>
+        <w:rPr>
+          <w:rStyle w:val="HTMLCode"/>
+        </w:rPr>
+        <w:t xml:space="preserve"> </w:t>
+      </w:r>
+      <w:r>
+        <w:rPr>
+          <w:rStyle w:val="hljs-keyword"/>
+        </w:rPr>
+        <w:t>new</w:t>
+      </w:r>
+      <w:r>
+        <w:rPr>
+          <w:rStyle w:val="HTMLCode"/>
+        </w:rPr>
+        <w:t xml:space="preserve"> </w:t>
+      </w:r>
+      <w:proofErr w:type="gramStart"/>
+      <w:r>
+        <w:rPr>
+          <w:rStyle w:val="hljs-title"/>
+        </w:rPr>
+        <w:t>Laptop</w:t>
+      </w:r>
+      <w:r>
+        <w:rPr>
+          <w:rStyle w:val="HTMLCode"/>
+        </w:rPr>
+        <w:t>(</w:t>
+      </w:r>
+      <w:proofErr w:type="gramEnd"/>
+      <w:r>
+        <w:rPr>
+          <w:rStyle w:val="HTMLCode"/>
+        </w:rPr>
+        <w:t>);</w:t>
+      </w:r>
+    </w:p>
+    <w:p>
+      <w:pPr>
+        <w:pStyle w:val="HTMLPreformatted"/>
+        <w:rPr>
+          <w:rStyle w:val="HTMLCode"/>
+        </w:rPr>
+      </w:pPr>
+    </w:p>
+    <w:p>
+      <w:pPr>
+        <w:spacing w:before="100" w:beforeAutospacing="1" w:after="100" w:afterAutospacing="1" w:line="240" w:lineRule="auto"/>
+        <w:jc w:val="center"/>
+        <w:outlineLvl w:val="2"/>
+        <w:rPr>
           <w:rFonts w:ascii="Times New Roman" w:eastAsia="Times New Roman" w:hAnsi="Times New Roman" w:cs="Times New Roman"/>
           <w:b/>
           <w:bCs/>
@@ -3854,6 +4544,16 @@
           <w:sz w:val="27"/>
           <w:szCs w:val="27"/>
         </w:rPr>
+      </w:pPr>
+      <w:r>
+        <w:rPr>
+          <w:rFonts w:ascii="Times New Roman" w:eastAsia="Times New Roman" w:hAnsi="Times New Roman" w:cs="Times New Roman"/>
+          <w:b/>
+          <w:bCs/>
+          <w:color w:val="C00000"/>
+          <w:sz w:val="27"/>
+          <w:szCs w:val="27"/>
+        </w:rPr>
         <w:t>Assertion and Reasoning Questions – Chapter 2: Classes and Objects</w:t>
       </w:r>
     </w:p>
@@ -4291,6 +4991,325 @@
         </w:rPr>
         <w:br/>
       </w:r>
+      <w:bookmarkStart w:id="0" w:name="_GoBack"/>
+      <w:r>
+        <w:rPr>
+          <w:rFonts w:ascii="Times New Roman" w:hAnsi="Times New Roman" w:cs="Times New Roman"/>
+          <w:noProof/>
+        </w:rPr>
+        <w:lastRenderedPageBreak/>
+        <mc:AlternateContent>
+          <mc:Choice Requires="wpg">
+            <w:drawing>
+              <wp:anchor distT="0" distB="0" distL="114300" distR="114300" simplePos="0" relativeHeight="251667456" behindDoc="1" locked="0" layoutInCell="1" allowOverlap="1" wp14:anchorId="2EAB11D8" wp14:editId="73D84DED">
+                <wp:simplePos x="0" y="0"/>
+                <wp:positionH relativeFrom="page">
+                  <wp:posOffset>6400800</wp:posOffset>
+                </wp:positionH>
+                <wp:positionV relativeFrom="paragraph">
+                  <wp:posOffset>-768985</wp:posOffset>
+                </wp:positionV>
+                <wp:extent cx="1203995" cy="13095734"/>
+                <wp:effectExtent l="57150" t="38100" r="15240" b="29845"/>
+                <wp:wrapNone/>
+                <wp:docPr id="20" name="Group 3"/>
+                <wp:cNvGraphicFramePr>
+                  <a:graphicFrameLocks xmlns:a="http://schemas.openxmlformats.org/drawingml/2006/main"/>
+                </wp:cNvGraphicFramePr>
+                <a:graphic xmlns:a="http://schemas.openxmlformats.org/drawingml/2006/main">
+                  <a:graphicData uri="http://schemas.microsoft.com/office/word/2010/wordprocessingGroup">
+                    <wpg:wgp>
+                      <wpg:cNvGrpSpPr>
+                        <a:grpSpLocks/>
+                      </wpg:cNvGrpSpPr>
+                      <wpg:grpSpPr bwMode="auto">
+                        <a:xfrm>
+                          <a:off x="0" y="0"/>
+                          <a:ext cx="1203995" cy="13095734"/>
+                          <a:chOff x="7285" y="-22"/>
+                          <a:chExt cx="2681" cy="20510"/>
+                        </a:xfrm>
+                      </wpg:grpSpPr>
+                      <wps:wsp>
+                        <wps:cNvPr id="21" name="AutoShape 128"/>
+                        <wps:cNvCnPr>
+                          <a:cxnSpLocks noChangeShapeType="1"/>
+                        </wps:cNvCnPr>
+                        <wps:spPr bwMode="auto">
+                          <a:xfrm>
+                            <a:off x="9966" y="6"/>
+                            <a:ext cx="0" cy="20454"/>
+                          </a:xfrm>
+                          <a:prstGeom prst="straightConnector1">
+                            <a:avLst/>
+                          </a:prstGeom>
+                          <a:ln>
+                            <a:solidFill>
+                              <a:schemeClr val="accent6">
+                                <a:lumMod val="75000"/>
+                              </a:schemeClr>
+                            </a:solidFill>
+                            <a:headEnd/>
+                            <a:tailEnd/>
+                          </a:ln>
+                        </wps:spPr>
+                        <wps:style>
+                          <a:lnRef idx="1">
+                            <a:schemeClr val="dk1"/>
+                          </a:lnRef>
+                          <a:fillRef idx="0">
+                            <a:schemeClr val="dk1"/>
+                          </a:fillRef>
+                          <a:effectRef idx="0">
+                            <a:schemeClr val="dk1"/>
+                          </a:effectRef>
+                          <a:fontRef idx="minor">
+                            <a:schemeClr val="tx1"/>
+                          </a:fontRef>
+                        </wps:style>
+                        <wps:bodyPr/>
+                      </wps:wsp>
+                      <wps:wsp>
+                        <wps:cNvPr id="22" name="AutoShape 127"/>
+                        <wps:cNvCnPr>
+                          <a:cxnSpLocks noChangeShapeType="1"/>
+                        </wps:cNvCnPr>
+                        <wps:spPr bwMode="auto">
+                          <a:xfrm>
+                            <a:off x="9710" y="6"/>
+                            <a:ext cx="0" cy="20368"/>
+                          </a:xfrm>
+                          <a:prstGeom prst="straightConnector1">
+                            <a:avLst/>
+                          </a:prstGeom>
+                          <a:ln>
+                            <a:solidFill>
+                              <a:schemeClr val="accent6">
+                                <a:lumMod val="60000"/>
+                                <a:lumOff val="40000"/>
+                              </a:schemeClr>
+                            </a:solidFill>
+                            <a:headEnd/>
+                            <a:tailEnd/>
+                          </a:ln>
+                          <a:scene3d>
+                            <a:camera prst="orthographicFront"/>
+                            <a:lightRig rig="threePt" dir="t"/>
+                          </a:scene3d>
+                          <a:sp3d>
+                            <a:bevelT w="139700" h="139700" prst="divot"/>
+                          </a:sp3d>
+                        </wps:spPr>
+                        <wps:style>
+                          <a:lnRef idx="3">
+                            <a:schemeClr val="lt1"/>
+                          </a:lnRef>
+                          <a:fillRef idx="1">
+                            <a:schemeClr val="accent1"/>
+                          </a:fillRef>
+                          <a:effectRef idx="1">
+                            <a:schemeClr val="accent1"/>
+                          </a:effectRef>
+                          <a:fontRef idx="minor">
+                            <a:schemeClr val="lt1"/>
+                          </a:fontRef>
+                        </wps:style>
+                        <wps:bodyPr/>
+                      </wps:wsp>
+                      <wps:wsp>
+                        <wps:cNvPr id="23" name="AutoShape 101"/>
+                        <wps:cNvCnPr>
+                          <a:cxnSpLocks noChangeShapeType="1"/>
+                        </wps:cNvCnPr>
+                        <wps:spPr bwMode="auto">
+                          <a:xfrm>
+                            <a:off x="9563" y="-22"/>
+                            <a:ext cx="0" cy="20482"/>
+                          </a:xfrm>
+                          <a:prstGeom prst="straightConnector1">
+                            <a:avLst/>
+                          </a:prstGeom>
+                          <a:ln>
+                            <a:solidFill>
+                              <a:schemeClr val="accent6">
+                                <a:lumMod val="75000"/>
+                              </a:schemeClr>
+                            </a:solidFill>
+                            <a:headEnd/>
+                            <a:tailEnd/>
+                          </a:ln>
+                        </wps:spPr>
+                        <wps:style>
+                          <a:lnRef idx="2">
+                            <a:schemeClr val="dk1"/>
+                          </a:lnRef>
+                          <a:fillRef idx="0">
+                            <a:schemeClr val="dk1"/>
+                          </a:fillRef>
+                          <a:effectRef idx="1">
+                            <a:schemeClr val="dk1"/>
+                          </a:effectRef>
+                          <a:fontRef idx="minor">
+                            <a:schemeClr val="tx1"/>
+                          </a:fontRef>
+                        </wps:style>
+                        <wps:bodyPr/>
+                      </wps:wsp>
+                      <wps:wsp>
+                        <wps:cNvPr id="24" name="Oval 121"/>
+                        <wps:cNvSpPr>
+                          <a:spLocks noChangeArrowheads="1"/>
+                        </wps:cNvSpPr>
+                        <wps:spPr bwMode="auto">
+                          <a:xfrm>
+                            <a:off x="7285" y="13734"/>
+                            <a:ext cx="1776" cy="1321"/>
+                          </a:xfrm>
+                          <a:prstGeom prst="ellipse">
+                            <a:avLst/>
+                          </a:prstGeom>
+                          <a:gradFill>
+                            <a:gsLst>
+                              <a:gs pos="0">
+                                <a:schemeClr val="accent1">
+                                  <a:lumMod val="5000"/>
+                                  <a:lumOff val="95000"/>
+                                </a:schemeClr>
+                              </a:gs>
+                              <a:gs pos="31000">
+                                <a:schemeClr val="accent6">
+                                  <a:lumMod val="40000"/>
+                                  <a:lumOff val="60000"/>
+                                </a:schemeClr>
+                              </a:gs>
+                              <a:gs pos="83000">
+                                <a:schemeClr val="accent6">
+                                  <a:lumMod val="40000"/>
+                                  <a:lumOff val="60000"/>
+                                </a:schemeClr>
+                              </a:gs>
+                              <a:gs pos="100000">
+                                <a:schemeClr val="accent1">
+                                  <a:lumMod val="30000"/>
+                                  <a:lumOff val="70000"/>
+                                </a:schemeClr>
+                              </a:gs>
+                            </a:gsLst>
+                            <a:lin ang="5400000" scaled="1"/>
+                          </a:gradFill>
+                          <a:ln>
+                            <a:solidFill>
+                              <a:schemeClr val="accent6">
+                                <a:lumMod val="60000"/>
+                                <a:lumOff val="40000"/>
+                              </a:schemeClr>
+                            </a:solidFill>
+                            <a:headEnd/>
+                            <a:tailEnd/>
+                          </a:ln>
+                          <a:scene3d>
+                            <a:camera prst="orthographicFront"/>
+                            <a:lightRig rig="threePt" dir="t"/>
+                          </a:scene3d>
+                          <a:sp3d>
+                            <a:bevelT w="152400" h="50800" prst="softRound"/>
+                          </a:sp3d>
+                        </wps:spPr>
+                        <wps:style>
+                          <a:lnRef idx="3">
+                            <a:schemeClr val="lt1"/>
+                          </a:lnRef>
+                          <a:fillRef idx="1">
+                            <a:schemeClr val="accent1"/>
+                          </a:fillRef>
+                          <a:effectRef idx="1">
+                            <a:schemeClr val="accent1"/>
+                          </a:effectRef>
+                          <a:fontRef idx="minor">
+                            <a:schemeClr val="lt1"/>
+                          </a:fontRef>
+                        </wps:style>
+                        <wps:bodyPr rot="0" vert="horz" wrap="square" lIns="91440" tIns="45720" rIns="91440" bIns="45720" anchor="t" anchorCtr="0" upright="1">
+                          <a:noAutofit/>
+                        </wps:bodyPr>
+                      </wps:wsp>
+                      <wps:wsp>
+                        <wps:cNvPr id="25" name="AutoShape 101"/>
+                        <wps:cNvCnPr>
+                          <a:cxnSpLocks noChangeShapeType="1"/>
+                        </wps:cNvCnPr>
+                        <wps:spPr bwMode="auto">
+                          <a:xfrm>
+                            <a:off x="9847" y="6"/>
+                            <a:ext cx="0" cy="20482"/>
+                          </a:xfrm>
+                          <a:prstGeom prst="straightConnector1">
+                            <a:avLst/>
+                          </a:prstGeom>
+                          <a:ln>
+                            <a:solidFill>
+                              <a:schemeClr val="accent6">
+                                <a:lumMod val="75000"/>
+                              </a:schemeClr>
+                            </a:solidFill>
+                            <a:headEnd/>
+                            <a:tailEnd/>
+                          </a:ln>
+                        </wps:spPr>
+                        <wps:style>
+                          <a:lnRef idx="2">
+                            <a:schemeClr val="dk1"/>
+                          </a:lnRef>
+                          <a:fillRef idx="0">
+                            <a:schemeClr val="dk1"/>
+                          </a:fillRef>
+                          <a:effectRef idx="1">
+                            <a:schemeClr val="dk1"/>
+                          </a:effectRef>
+                          <a:fontRef idx="minor">
+                            <a:schemeClr val="tx1"/>
+                          </a:fontRef>
+                        </wps:style>
+                        <wps:bodyPr/>
+                      </wps:wsp>
+                    </wpg:wgp>
+                  </a:graphicData>
+                </a:graphic>
+                <wp14:sizeRelH relativeFrom="page">
+                  <wp14:pctWidth>0</wp14:pctWidth>
+                </wp14:sizeRelH>
+                <wp14:sizeRelV relativeFrom="page">
+                  <wp14:pctHeight>0</wp14:pctHeight>
+                </wp14:sizeRelV>
+              </wp:anchor>
+            </w:drawing>
+          </mc:Choice>
+          <mc:Fallback>
+            <w:pict>
+              <v:group w14:anchorId="03035B79" id="Group 3" o:spid="_x0000_s1026" style="position:absolute;margin-left:7in;margin-top:-60.55pt;width:94.8pt;height:1031.15pt;z-index:-251649024;mso-position-horizontal-relative:page" coordorigin="7285,-22" coordsize="2681,20510" o:gfxdata="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">
+                <v:shape id="AutoShape 128" o:spid="_x0000_s1027" type="#_x0000_t32" style="position:absolute;left:9966;top:6;width:0;height:20454;visibility:visible;mso-wrap-style:square" o:connectortype="straight" o:gfxdata="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" strokecolor="#538135 [2409]" strokeweight=".5pt">
+                  <v:stroke joinstyle="miter"/>
+                </v:shape>
+                <v:shape id="AutoShape 127" o:spid="_x0000_s1028" type="#_x0000_t32" style="position:absolute;left:9710;top:6;width:0;height:20368;visibility:visible;mso-wrap-style:square" o:connectortype="straight" o:gfxdata="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" filled="t" fillcolor="#5b9bd5 [3204]" strokecolor="#a8d08d [1945]" strokeweight="1.5pt">
+                  <v:stroke joinstyle="miter"/>
+                </v:shape>
+                <v:shape id="AutoShape 101" o:spid="_x0000_s1029" type="#_x0000_t32" style="position:absolute;left:9563;top:-22;width:0;height:20482;visibility:visible;mso-wrap-style:square" o:connectortype="straight" o:gfxdata="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" strokecolor="#538135 [2409]" strokeweight="1pt">
+                  <v:stroke joinstyle="miter"/>
+                </v:shape>
+                <v:oval id="Oval 121" o:spid="_x0000_s1030" style="position:absolute;left:7285;top:13734;width:1776;height:1321;visibility:visible;mso-wrap-style:square;v-text-anchor:top" o:gfxdata="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" fillcolor="#f7fafd [180]" strokecolor="#a8d08d [1945]" strokeweight="1.5pt">
+                  <v:fill color2="#cde0f2 [980]" colors="0 #f7fafd;20316f #c5e0b4;54395f #c5e0b4;1 #cee1f2" focus="100%" type="gradient"/>
+                  <v:stroke joinstyle="miter"/>
+                </v:oval>
+                <v:shape id="AutoShape 101" o:spid="_x0000_s1031" type="#_x0000_t32" style="position:absolute;left:9847;top:6;width:0;height:20482;visibility:visible;mso-wrap-style:square" o:connectortype="straight" o:gfxdata="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" strokecolor="#538135 [2409]" strokeweight="1pt">
+                  <v:stroke joinstyle="miter"/>
+                </v:shape>
+                <w10:wrap anchorx="page"/>
+              </v:group>
+            </w:pict>
+          </mc:Fallback>
+        </mc:AlternateContent>
+      </w:r>
+      <w:bookmarkEnd w:id="0"/>
       <w:r>
         <w:rPr>
           <w:rFonts w:ascii="Times New Roman" w:eastAsia="Times New Roman" w:hAnsi="Times New Roman" w:cs="Times New Roman"/>
@@ -4690,6 +5709,460 @@
           <w:szCs w:val="24"/>
         </w:rPr>
       </w:pPr>
+      <w:r>
+        <w:rPr>
+          <w:rFonts w:ascii="Times New Roman" w:eastAsia="Times New Roman" w:hAnsi="Times New Roman" w:cs="Times New Roman"/>
+          <w:b/>
+          <w:bCs/>
+          <w:color w:val="00B050"/>
+          <w:sz w:val="24"/>
+          <w:szCs w:val="24"/>
+        </w:rPr>
+        <w:t>Q6.</w:t>
+      </w:r>
+      <w:r>
+        <w:rPr>
+          <w:rFonts w:ascii="Times New Roman" w:eastAsia="Times New Roman" w:hAnsi="Times New Roman" w:cs="Times New Roman"/>
+          <w:color w:val="00B050"/>
+          <w:sz w:val="24"/>
+          <w:szCs w:val="24"/>
+        </w:rPr>
+        <w:br/>
+      </w:r>
+      <w:r>
+        <w:rPr>
+          <w:rFonts w:ascii="Times New Roman" w:eastAsia="Times New Roman" w:hAnsi="Times New Roman" w:cs="Times New Roman"/>
+          <w:b/>
+          <w:bCs/>
+          <w:sz w:val="24"/>
+          <w:szCs w:val="24"/>
+        </w:rPr>
+        <w:t>Assertion (A):</w:t>
+      </w:r>
+      <w:r>
+        <w:rPr>
+          <w:rFonts w:ascii="Times New Roman" w:eastAsia="Times New Roman" w:hAnsi="Times New Roman" w:cs="Times New Roman"/>
+          <w:sz w:val="24"/>
+          <w:szCs w:val="24"/>
+        </w:rPr>
+        <w:t xml:space="preserve"> The keyword </w:t>
+      </w:r>
+      <w:r>
+        <w:rPr>
+          <w:rFonts w:ascii="Courier New" w:eastAsia="Times New Roman" w:hAnsi="Courier New" w:cs="Courier New"/>
+          <w:sz w:val="20"/>
+          <w:szCs w:val="20"/>
+        </w:rPr>
+        <w:t>class</w:t>
+      </w:r>
+      <w:r>
+        <w:rPr>
+          <w:rFonts w:ascii="Times New Roman" w:eastAsia="Times New Roman" w:hAnsi="Times New Roman" w:cs="Times New Roman"/>
+          <w:sz w:val="24"/>
+          <w:szCs w:val="24"/>
+        </w:rPr>
+        <w:t xml:space="preserve"> is used to define a class in Java.</w:t>
+      </w:r>
+      <w:r>
+        <w:rPr>
+          <w:rFonts w:ascii="Times New Roman" w:eastAsia="Times New Roman" w:hAnsi="Times New Roman" w:cs="Times New Roman"/>
+          <w:sz w:val="24"/>
+          <w:szCs w:val="24"/>
+        </w:rPr>
+        <w:br/>
+      </w:r>
+      <w:r>
+        <w:rPr>
+          <w:rFonts w:ascii="Times New Roman" w:eastAsia="Times New Roman" w:hAnsi="Times New Roman" w:cs="Times New Roman"/>
+          <w:b/>
+          <w:bCs/>
+          <w:sz w:val="24"/>
+          <w:szCs w:val="24"/>
+        </w:rPr>
+        <w:t>Reason (R):</w:t>
+      </w:r>
+      <w:r>
+        <w:rPr>
+          <w:rFonts w:ascii="Times New Roman" w:eastAsia="Times New Roman" w:hAnsi="Times New Roman" w:cs="Times New Roman"/>
+          <w:sz w:val="24"/>
+          <w:szCs w:val="24"/>
+        </w:rPr>
+        <w:t xml:space="preserve"> Java does not support user-defined data types.</w:t>
+      </w:r>
+      <w:r>
+        <w:rPr>
+          <w:rFonts w:ascii="Times New Roman" w:eastAsia="Times New Roman" w:hAnsi="Times New Roman" w:cs="Times New Roman"/>
+          <w:sz w:val="24"/>
+          <w:szCs w:val="24"/>
+        </w:rPr>
+        <w:br/>
+      </w:r>
+      <w:r>
+        <w:rPr>
+          <w:rFonts w:ascii="Times New Roman" w:eastAsia="Times New Roman" w:hAnsi="Times New Roman" w:cs="Times New Roman"/>
+          <w:b/>
+          <w:bCs/>
+          <w:sz w:val="24"/>
+          <w:szCs w:val="24"/>
+        </w:rPr>
+        <w:t>Options:</w:t>
+      </w:r>
+      <w:r>
+        <w:rPr>
+          <w:rFonts w:ascii="Times New Roman" w:eastAsia="Times New Roman" w:hAnsi="Times New Roman" w:cs="Times New Roman"/>
+          <w:sz w:val="24"/>
+          <w:szCs w:val="24"/>
+        </w:rPr>
+        <w:br/>
+        <w:t>a) Both A and R are true and R is the correct explanation of A</w:t>
+      </w:r>
+      <w:r>
+        <w:rPr>
+          <w:rFonts w:ascii="Times New Roman" w:eastAsia="Times New Roman" w:hAnsi="Times New Roman" w:cs="Times New Roman"/>
+          <w:sz w:val="24"/>
+          <w:szCs w:val="24"/>
+        </w:rPr>
+        <w:br/>
+        <w:t>b) Both A and R are true but R is not the correct explanation of A</w:t>
+      </w:r>
+      <w:r>
+        <w:rPr>
+          <w:rFonts w:ascii="Times New Roman" w:eastAsia="Times New Roman" w:hAnsi="Times New Roman" w:cs="Times New Roman"/>
+          <w:sz w:val="24"/>
+          <w:szCs w:val="24"/>
+        </w:rPr>
+        <w:br/>
+        <w:t>c) A is true but R is false</w:t>
+      </w:r>
+      <w:r>
+        <w:rPr>
+          <w:rFonts w:ascii="Times New Roman" w:eastAsia="Times New Roman" w:hAnsi="Times New Roman" w:cs="Times New Roman"/>
+          <w:sz w:val="24"/>
+          <w:szCs w:val="24"/>
+        </w:rPr>
+        <w:br/>
+        <w:t>d) A is false but R is true</w:t>
+      </w:r>
+      <w:r>
+        <w:rPr>
+          <w:rFonts w:ascii="Times New Roman" w:eastAsia="Times New Roman" w:hAnsi="Times New Roman" w:cs="Times New Roman"/>
+          <w:sz w:val="24"/>
+          <w:szCs w:val="24"/>
+        </w:rPr>
+        <w:br/>
+      </w:r>
+      <w:r>
+        <w:rPr>
+          <w:rFonts w:ascii="Times New Roman" w:eastAsia="Times New Roman" w:hAnsi="Times New Roman" w:cs="Times New Roman"/>
+          <w:b/>
+          <w:bCs/>
+          <w:color w:val="FF0000"/>
+          <w:sz w:val="24"/>
+          <w:szCs w:val="24"/>
+        </w:rPr>
+        <w:t>Answer:</w:t>
+      </w:r>
+      <w:r>
+        <w:rPr>
+          <w:rFonts w:ascii="Times New Roman" w:eastAsia="Times New Roman" w:hAnsi="Times New Roman" w:cs="Times New Roman"/>
+          <w:color w:val="FF0000"/>
+          <w:sz w:val="24"/>
+          <w:szCs w:val="24"/>
+        </w:rPr>
+        <w:t xml:space="preserve"> c</w:t>
+      </w:r>
+    </w:p>
+    <w:p>
+      <w:pPr>
+        <w:spacing w:before="100" w:beforeAutospacing="1" w:after="100" w:afterAutospacing="1" w:line="240" w:lineRule="auto"/>
+        <w:rPr>
+          <w:rFonts w:ascii="Times New Roman" w:eastAsia="Times New Roman" w:hAnsi="Times New Roman" w:cs="Times New Roman"/>
+          <w:color w:val="FF0000"/>
+          <w:sz w:val="24"/>
+          <w:szCs w:val="24"/>
+        </w:rPr>
+      </w:pPr>
+      <w:r>
+        <w:rPr>
+          <w:rFonts w:ascii="Times New Roman" w:eastAsia="Times New Roman" w:hAnsi="Times New Roman" w:cs="Times New Roman"/>
+          <w:b/>
+          <w:bCs/>
+          <w:color w:val="00B050"/>
+          <w:sz w:val="24"/>
+          <w:szCs w:val="24"/>
+        </w:rPr>
+        <w:t>Q7.</w:t>
+      </w:r>
+      <w:r>
+        <w:rPr>
+          <w:rFonts w:ascii="Times New Roman" w:eastAsia="Times New Roman" w:hAnsi="Times New Roman" w:cs="Times New Roman"/>
+          <w:color w:val="00B050"/>
+          <w:sz w:val="24"/>
+          <w:szCs w:val="24"/>
+        </w:rPr>
+        <w:br/>
+      </w:r>
+      <w:r>
+        <w:rPr>
+          <w:rFonts w:ascii="Times New Roman" w:eastAsia="Times New Roman" w:hAnsi="Times New Roman" w:cs="Times New Roman"/>
+          <w:b/>
+          <w:bCs/>
+          <w:sz w:val="24"/>
+          <w:szCs w:val="24"/>
+        </w:rPr>
+        <w:t>Assertion (A):</w:t>
+      </w:r>
+      <w:r>
+        <w:rPr>
+          <w:rFonts w:ascii="Times New Roman" w:eastAsia="Times New Roman" w:hAnsi="Times New Roman" w:cs="Times New Roman"/>
+          <w:sz w:val="24"/>
+          <w:szCs w:val="24"/>
+        </w:rPr>
+        <w:t xml:space="preserve"> </w:t>
+      </w:r>
+      <w:r>
+        <w:rPr>
+          <w:rFonts w:ascii="Courier New" w:eastAsia="Times New Roman" w:hAnsi="Courier New" w:cs="Courier New"/>
+          <w:sz w:val="20"/>
+          <w:szCs w:val="20"/>
+        </w:rPr>
+        <w:t xml:space="preserve">Smartphone phone = new </w:t>
+      </w:r>
+      <w:proofErr w:type="gramStart"/>
+      <w:r>
+        <w:rPr>
+          <w:rFonts w:ascii="Courier New" w:eastAsia="Times New Roman" w:hAnsi="Courier New" w:cs="Courier New"/>
+          <w:sz w:val="20"/>
+          <w:szCs w:val="20"/>
+        </w:rPr>
+        <w:t>Smartphone(</w:t>
+      </w:r>
+      <w:proofErr w:type="gramEnd"/>
+      <w:r>
+        <w:rPr>
+          <w:rFonts w:ascii="Courier New" w:eastAsia="Times New Roman" w:hAnsi="Courier New" w:cs="Courier New"/>
+          <w:sz w:val="20"/>
+          <w:szCs w:val="20"/>
+        </w:rPr>
+        <w:t>);</w:t>
+      </w:r>
+      <w:r>
+        <w:rPr>
+          <w:rFonts w:ascii="Times New Roman" w:eastAsia="Times New Roman" w:hAnsi="Times New Roman" w:cs="Times New Roman"/>
+          <w:sz w:val="24"/>
+          <w:szCs w:val="24"/>
+        </w:rPr>
+        <w:t xml:space="preserve"> creates a new object.</w:t>
+      </w:r>
+      <w:r>
+        <w:rPr>
+          <w:rFonts w:ascii="Times New Roman" w:eastAsia="Times New Roman" w:hAnsi="Times New Roman" w:cs="Times New Roman"/>
+          <w:sz w:val="24"/>
+          <w:szCs w:val="24"/>
+        </w:rPr>
+        <w:br/>
+      </w:r>
+      <w:r>
+        <w:rPr>
+          <w:rFonts w:ascii="Times New Roman" w:eastAsia="Times New Roman" w:hAnsi="Times New Roman" w:cs="Times New Roman"/>
+          <w:b/>
+          <w:bCs/>
+          <w:sz w:val="24"/>
+          <w:szCs w:val="24"/>
+        </w:rPr>
+        <w:t>Reason (R):</w:t>
+      </w:r>
+      <w:r>
+        <w:rPr>
+          <w:rFonts w:ascii="Times New Roman" w:eastAsia="Times New Roman" w:hAnsi="Times New Roman" w:cs="Times New Roman"/>
+          <w:sz w:val="24"/>
+          <w:szCs w:val="24"/>
+        </w:rPr>
+        <w:t xml:space="preserve"> This syntax calls the class’s constructor.</w:t>
+      </w:r>
+      <w:r>
+        <w:rPr>
+          <w:rFonts w:ascii="Times New Roman" w:eastAsia="Times New Roman" w:hAnsi="Times New Roman" w:cs="Times New Roman"/>
+          <w:sz w:val="24"/>
+          <w:szCs w:val="24"/>
+        </w:rPr>
+        <w:br/>
+      </w:r>
+      <w:r>
+        <w:rPr>
+          <w:rFonts w:ascii="Times New Roman" w:eastAsia="Times New Roman" w:hAnsi="Times New Roman" w:cs="Times New Roman"/>
+          <w:b/>
+          <w:bCs/>
+          <w:sz w:val="24"/>
+          <w:szCs w:val="24"/>
+        </w:rPr>
+        <w:t>Options:</w:t>
+      </w:r>
+      <w:r>
+        <w:rPr>
+          <w:rFonts w:ascii="Times New Roman" w:eastAsia="Times New Roman" w:hAnsi="Times New Roman" w:cs="Times New Roman"/>
+          <w:sz w:val="24"/>
+          <w:szCs w:val="24"/>
+        </w:rPr>
+        <w:br/>
+        <w:t>a) Both A and R are true and R is the correct explanation of A</w:t>
+      </w:r>
+      <w:r>
+        <w:rPr>
+          <w:rFonts w:ascii="Times New Roman" w:eastAsia="Times New Roman" w:hAnsi="Times New Roman" w:cs="Times New Roman"/>
+          <w:sz w:val="24"/>
+          <w:szCs w:val="24"/>
+        </w:rPr>
+        <w:br/>
+        <w:t>b) Both A and R are true but R is not the correct explanation of A</w:t>
+      </w:r>
+      <w:r>
+        <w:rPr>
+          <w:rFonts w:ascii="Times New Roman" w:eastAsia="Times New Roman" w:hAnsi="Times New Roman" w:cs="Times New Roman"/>
+          <w:sz w:val="24"/>
+          <w:szCs w:val="24"/>
+        </w:rPr>
+        <w:br/>
+        <w:t>c) A is true but R is false</w:t>
+      </w:r>
+      <w:r>
+        <w:rPr>
+          <w:rFonts w:ascii="Times New Roman" w:eastAsia="Times New Roman" w:hAnsi="Times New Roman" w:cs="Times New Roman"/>
+          <w:sz w:val="24"/>
+          <w:szCs w:val="24"/>
+        </w:rPr>
+        <w:br/>
+        <w:t>d) A is false but R is true</w:t>
+      </w:r>
+      <w:r>
+        <w:rPr>
+          <w:rFonts w:ascii="Times New Roman" w:eastAsia="Times New Roman" w:hAnsi="Times New Roman" w:cs="Times New Roman"/>
+          <w:sz w:val="24"/>
+          <w:szCs w:val="24"/>
+        </w:rPr>
+        <w:br/>
+      </w:r>
+      <w:r>
+        <w:rPr>
+          <w:rFonts w:ascii="Times New Roman" w:eastAsia="Times New Roman" w:hAnsi="Times New Roman" w:cs="Times New Roman"/>
+          <w:b/>
+          <w:bCs/>
+          <w:color w:val="FF0000"/>
+          <w:sz w:val="24"/>
+          <w:szCs w:val="24"/>
+        </w:rPr>
+        <w:t>Answer:</w:t>
+      </w:r>
+      <w:r>
+        <w:rPr>
+          <w:rFonts w:ascii="Times New Roman" w:eastAsia="Times New Roman" w:hAnsi="Times New Roman" w:cs="Times New Roman"/>
+          <w:color w:val="FF0000"/>
+          <w:sz w:val="24"/>
+          <w:szCs w:val="24"/>
+        </w:rPr>
+        <w:t xml:space="preserve"> a</w:t>
+      </w:r>
+    </w:p>
+    <w:p>
+      <w:pPr>
+        <w:spacing w:before="100" w:beforeAutospacing="1" w:after="100" w:afterAutospacing="1" w:line="240" w:lineRule="auto"/>
+        <w:rPr>
+          <w:rFonts w:ascii="Times New Roman" w:eastAsia="Times New Roman" w:hAnsi="Times New Roman" w:cs="Times New Roman"/>
+          <w:color w:val="FF0000"/>
+          <w:sz w:val="24"/>
+          <w:szCs w:val="24"/>
+        </w:rPr>
+      </w:pPr>
+      <w:r>
+        <w:rPr>
+          <w:rFonts w:ascii="Times New Roman" w:eastAsia="Times New Roman" w:hAnsi="Times New Roman" w:cs="Times New Roman"/>
+          <w:b/>
+          <w:bCs/>
+          <w:color w:val="00B050"/>
+          <w:sz w:val="24"/>
+          <w:szCs w:val="24"/>
+        </w:rPr>
+        <w:t>Q8.</w:t>
+      </w:r>
+      <w:r>
+        <w:rPr>
+          <w:rFonts w:ascii="Times New Roman" w:eastAsia="Times New Roman" w:hAnsi="Times New Roman" w:cs="Times New Roman"/>
+          <w:color w:val="00B050"/>
+          <w:sz w:val="24"/>
+          <w:szCs w:val="24"/>
+        </w:rPr>
+        <w:br/>
+      </w:r>
+      <w:r>
+        <w:rPr>
+          <w:rFonts w:ascii="Times New Roman" w:eastAsia="Times New Roman" w:hAnsi="Times New Roman" w:cs="Times New Roman"/>
+          <w:b/>
+          <w:bCs/>
+          <w:sz w:val="24"/>
+          <w:szCs w:val="24"/>
+        </w:rPr>
+        <w:t>Assertion (A):</w:t>
+      </w:r>
+      <w:r>
+        <w:rPr>
+          <w:rFonts w:ascii="Times New Roman" w:eastAsia="Times New Roman" w:hAnsi="Times New Roman" w:cs="Times New Roman"/>
+          <w:sz w:val="24"/>
+          <w:szCs w:val="24"/>
+        </w:rPr>
+        <w:t xml:space="preserve"> An object must be declared before it is used.</w:t>
+      </w:r>
+      <w:r>
+        <w:rPr>
+          <w:rFonts w:ascii="Times New Roman" w:eastAsia="Times New Roman" w:hAnsi="Times New Roman" w:cs="Times New Roman"/>
+          <w:sz w:val="24"/>
+          <w:szCs w:val="24"/>
+        </w:rPr>
+        <w:br/>
+      </w:r>
+      <w:r>
+        <w:rPr>
+          <w:rFonts w:ascii="Times New Roman" w:eastAsia="Times New Roman" w:hAnsi="Times New Roman" w:cs="Times New Roman"/>
+          <w:b/>
+          <w:bCs/>
+          <w:sz w:val="24"/>
+          <w:szCs w:val="24"/>
+        </w:rPr>
+        <w:t>Reason (R):</w:t>
+      </w:r>
+      <w:r>
+        <w:rPr>
+          <w:rFonts w:ascii="Times New Roman" w:eastAsia="Times New Roman" w:hAnsi="Times New Roman" w:cs="Times New Roman"/>
+          <w:sz w:val="24"/>
+          <w:szCs w:val="24"/>
+        </w:rPr>
+        <w:t xml:space="preserve"> Declaration tells the compiler about the object type and name.</w:t>
+      </w:r>
+      <w:r>
+        <w:rPr>
+          <w:rFonts w:ascii="Times New Roman" w:eastAsia="Times New Roman" w:hAnsi="Times New Roman" w:cs="Times New Roman"/>
+          <w:sz w:val="24"/>
+          <w:szCs w:val="24"/>
+        </w:rPr>
+        <w:br/>
+      </w:r>
+      <w:r>
+        <w:rPr>
+          <w:rFonts w:ascii="Times New Roman" w:eastAsia="Times New Roman" w:hAnsi="Times New Roman" w:cs="Times New Roman"/>
+          <w:b/>
+          <w:bCs/>
+          <w:sz w:val="24"/>
+          <w:szCs w:val="24"/>
+        </w:rPr>
+        <w:t>Options:</w:t>
+      </w:r>
+      <w:r>
+        <w:rPr>
+          <w:rFonts w:ascii="Times New Roman" w:eastAsia="Times New Roman" w:hAnsi="Times New Roman" w:cs="Times New Roman"/>
+          <w:sz w:val="24"/>
+          <w:szCs w:val="24"/>
+        </w:rPr>
+        <w:br/>
+      </w:r>
       <w:r>
         <w:rPr>
           <w:rFonts w:ascii="Times New Roman" w:hAnsi="Times New Roman" w:cs="Times New Roman"/>
@@ -4702,10 +6175,10 @@
               <wp:anchor distT="0" distB="0" distL="114300" distR="114300" simplePos="0" relativeHeight="251665408" behindDoc="1" locked="0" layoutInCell="1" allowOverlap="1" wp14:anchorId="2EAB11D8" wp14:editId="73D84DED">
                 <wp:simplePos x="0" y="0"/>
                 <wp:positionH relativeFrom="margin">
-                  <wp:posOffset>5822883</wp:posOffset>
+                  <wp:posOffset>5751195</wp:posOffset>
                 </wp:positionH>
                 <wp:positionV relativeFrom="paragraph">
-                  <wp:posOffset>-716247</wp:posOffset>
+                  <wp:posOffset>-737870</wp:posOffset>
                 </wp:positionV>
                 <wp:extent cx="1203995" cy="13095734"/>
                 <wp:effectExtent l="57150" t="38100" r="15240" b="29845"/>
@@ -4984,7 +6457,7 @@
           </mc:Choice>
           <mc:Fallback>
             <w:pict>
-              <v:group w14:anchorId="35C56D37" id="Group 3" o:spid="_x0000_s1026" style="position:absolute;margin-left:458.5pt;margin-top:-56.4pt;width:94.8pt;height:1031.15pt;z-index:-251651072;mso-position-horizontal-relative:margin" coordorigin="7285,-22" coordsize="2681,20510" o:gfxdata="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">
+              <v:group w14:anchorId="2846B3DC" id="Group 3" o:spid="_x0000_s1026" style="position:absolute;margin-left:452.85pt;margin-top:-58.1pt;width:94.8pt;height:1031.15pt;z-index:-251651072;mso-position-horizontal-relative:margin" coordorigin="7285,-22" coordsize="2681,20510" o:gfxdata="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">
                 <v:shape id="AutoShape 128" o:spid="_x0000_s1027" type="#_x0000_t32" style="position:absolute;left:9966;top:6;width:0;height:20454;visibility:visible;mso-wrap-style:square" o:connectortype="straight" o:gfxdata="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" strokecolor="#538135 [2409]" strokeweight=".5pt">
                   <v:stroke joinstyle="miter"/>
                 </v:shape>
@@ -5010,456 +6483,9 @@
       <w:r>
         <w:rPr>
           <w:rFonts w:ascii="Times New Roman" w:eastAsia="Times New Roman" w:hAnsi="Times New Roman" w:cs="Times New Roman"/>
-          <w:b/>
-          <w:bCs/>
-          <w:color w:val="00B050"/>
-          <w:sz w:val="24"/>
-          <w:szCs w:val="24"/>
-        </w:rPr>
-        <w:t>Q6.</w:t>
-      </w:r>
-      <w:r>
-        <w:rPr>
-          <w:rFonts w:ascii="Times New Roman" w:eastAsia="Times New Roman" w:hAnsi="Times New Roman" w:cs="Times New Roman"/>
-          <w:color w:val="00B050"/>
-          <w:sz w:val="24"/>
-          <w:szCs w:val="24"/>
-        </w:rPr>
-        <w:br/>
-      </w:r>
-      <w:r>
-        <w:rPr>
-          <w:rFonts w:ascii="Times New Roman" w:eastAsia="Times New Roman" w:hAnsi="Times New Roman" w:cs="Times New Roman"/>
-          <w:b/>
-          <w:bCs/>
-          <w:sz w:val="24"/>
-          <w:szCs w:val="24"/>
-        </w:rPr>
-        <w:t>Assertion (A):</w:t>
-      </w:r>
-      <w:r>
-        <w:rPr>
-          <w:rFonts w:ascii="Times New Roman" w:eastAsia="Times New Roman" w:hAnsi="Times New Roman" w:cs="Times New Roman"/>
-          <w:sz w:val="24"/>
-          <w:szCs w:val="24"/>
-        </w:rPr>
-        <w:t xml:space="preserve"> The keyword </w:t>
-      </w:r>
-      <w:r>
-        <w:rPr>
-          <w:rFonts w:ascii="Courier New" w:eastAsia="Times New Roman" w:hAnsi="Courier New" w:cs="Courier New"/>
-          <w:sz w:val="20"/>
-          <w:szCs w:val="20"/>
-        </w:rPr>
-        <w:t>class</w:t>
-      </w:r>
-      <w:r>
-        <w:rPr>
-          <w:rFonts w:ascii="Times New Roman" w:eastAsia="Times New Roman" w:hAnsi="Times New Roman" w:cs="Times New Roman"/>
-          <w:sz w:val="24"/>
-          <w:szCs w:val="24"/>
-        </w:rPr>
-        <w:t xml:space="preserve"> is used to define a class in Java.</w:t>
-      </w:r>
-      <w:r>
-        <w:rPr>
-          <w:rFonts w:ascii="Times New Roman" w:eastAsia="Times New Roman" w:hAnsi="Times New Roman" w:cs="Times New Roman"/>
-          <w:sz w:val="24"/>
-          <w:szCs w:val="24"/>
-        </w:rPr>
-        <w:br/>
-      </w:r>
-      <w:r>
-        <w:rPr>
-          <w:rFonts w:ascii="Times New Roman" w:eastAsia="Times New Roman" w:hAnsi="Times New Roman" w:cs="Times New Roman"/>
-          <w:b/>
-          <w:bCs/>
-          <w:sz w:val="24"/>
-          <w:szCs w:val="24"/>
-        </w:rPr>
-        <w:t>Reason (R):</w:t>
-      </w:r>
-      <w:r>
-        <w:rPr>
-          <w:rFonts w:ascii="Times New Roman" w:eastAsia="Times New Roman" w:hAnsi="Times New Roman" w:cs="Times New Roman"/>
-          <w:sz w:val="24"/>
-          <w:szCs w:val="24"/>
-        </w:rPr>
-        <w:t xml:space="preserve"> Java does not support user-defined data types.</w:t>
-      </w:r>
-      <w:r>
-        <w:rPr>
-          <w:rFonts w:ascii="Times New Roman" w:eastAsia="Times New Roman" w:hAnsi="Times New Roman" w:cs="Times New Roman"/>
-          <w:sz w:val="24"/>
-          <w:szCs w:val="24"/>
-        </w:rPr>
-        <w:br/>
-      </w:r>
-      <w:r>
-        <w:rPr>
-          <w:rFonts w:ascii="Times New Roman" w:eastAsia="Times New Roman" w:hAnsi="Times New Roman" w:cs="Times New Roman"/>
-          <w:b/>
-          <w:bCs/>
-          <w:sz w:val="24"/>
-          <w:szCs w:val="24"/>
-        </w:rPr>
-        <w:t>Options:</w:t>
-      </w:r>
-      <w:r>
-        <w:rPr>
-          <w:rFonts w:ascii="Times New Roman" w:eastAsia="Times New Roman" w:hAnsi="Times New Roman" w:cs="Times New Roman"/>
-          <w:sz w:val="24"/>
-          <w:szCs w:val="24"/>
-        </w:rPr>
-        <w:br/>
-        <w:t>a) Both A and R are true and R is the correct explanation of A</w:t>
-      </w:r>
-      <w:r>
-        <w:rPr>
-          <w:rFonts w:ascii="Times New Roman" w:eastAsia="Times New Roman" w:hAnsi="Times New Roman" w:cs="Times New Roman"/>
-          <w:sz w:val="24"/>
-          <w:szCs w:val="24"/>
-        </w:rPr>
-        <w:br/>
-        <w:t>b) Both A and R are true but R is not the correct explanation of A</w:t>
-      </w:r>
-      <w:r>
-        <w:rPr>
-          <w:rFonts w:ascii="Times New Roman" w:eastAsia="Times New Roman" w:hAnsi="Times New Roman" w:cs="Times New Roman"/>
-          <w:sz w:val="24"/>
-          <w:szCs w:val="24"/>
-        </w:rPr>
-        <w:br/>
-        <w:t>c) A is true but R is false</w:t>
-      </w:r>
-      <w:r>
-        <w:rPr>
-          <w:rFonts w:ascii="Times New Roman" w:eastAsia="Times New Roman" w:hAnsi="Times New Roman" w:cs="Times New Roman"/>
-          <w:sz w:val="24"/>
-          <w:szCs w:val="24"/>
-        </w:rPr>
-        <w:br/>
-        <w:t>d) A is false but R is true</w:t>
-      </w:r>
-      <w:r>
-        <w:rPr>
-          <w:rFonts w:ascii="Times New Roman" w:eastAsia="Times New Roman" w:hAnsi="Times New Roman" w:cs="Times New Roman"/>
-          <w:sz w:val="24"/>
-          <w:szCs w:val="24"/>
-        </w:rPr>
-        <w:br/>
-      </w:r>
-      <w:r>
-        <w:rPr>
-          <w:rFonts w:ascii="Times New Roman" w:eastAsia="Times New Roman" w:hAnsi="Times New Roman" w:cs="Times New Roman"/>
-          <w:b/>
-          <w:bCs/>
-          <w:color w:val="FF0000"/>
-          <w:sz w:val="24"/>
-          <w:szCs w:val="24"/>
-        </w:rPr>
-        <w:t>Answer:</w:t>
-      </w:r>
-      <w:r>
-        <w:rPr>
-          <w:rFonts w:ascii="Times New Roman" w:eastAsia="Times New Roman" w:hAnsi="Times New Roman" w:cs="Times New Roman"/>
-          <w:color w:val="FF0000"/>
-          <w:sz w:val="24"/>
-          <w:szCs w:val="24"/>
-        </w:rPr>
-        <w:t xml:space="preserve"> c</w:t>
-      </w:r>
-    </w:p>
-    <w:p>
-      <w:pPr>
-        <w:spacing w:before="100" w:beforeAutospacing="1" w:after="100" w:afterAutospacing="1" w:line="240" w:lineRule="auto"/>
-        <w:rPr>
-          <w:rFonts w:ascii="Times New Roman" w:eastAsia="Times New Roman" w:hAnsi="Times New Roman" w:cs="Times New Roman"/>
-          <w:color w:val="FF0000"/>
-          <w:sz w:val="24"/>
-          <w:szCs w:val="24"/>
-        </w:rPr>
-      </w:pPr>
-      <w:r>
-        <w:rPr>
-          <w:rFonts w:ascii="Times New Roman" w:eastAsia="Times New Roman" w:hAnsi="Times New Roman" w:cs="Times New Roman"/>
-          <w:b/>
-          <w:bCs/>
-          <w:color w:val="00B050"/>
-          <w:sz w:val="24"/>
-          <w:szCs w:val="24"/>
-        </w:rPr>
-        <w:t>Q7.</w:t>
-      </w:r>
-      <w:r>
-        <w:rPr>
-          <w:rFonts w:ascii="Times New Roman" w:eastAsia="Times New Roman" w:hAnsi="Times New Roman" w:cs="Times New Roman"/>
-          <w:color w:val="00B050"/>
-          <w:sz w:val="24"/>
-          <w:szCs w:val="24"/>
-        </w:rPr>
-        <w:br/>
-      </w:r>
-      <w:r>
-        <w:rPr>
-          <w:rFonts w:ascii="Times New Roman" w:eastAsia="Times New Roman" w:hAnsi="Times New Roman" w:cs="Times New Roman"/>
-          <w:b/>
-          <w:bCs/>
-          <w:sz w:val="24"/>
-          <w:szCs w:val="24"/>
-        </w:rPr>
-        <w:t>Assertion (A):</w:t>
-      </w:r>
-      <w:r>
-        <w:rPr>
-          <w:rFonts w:ascii="Times New Roman" w:eastAsia="Times New Roman" w:hAnsi="Times New Roman" w:cs="Times New Roman"/>
-          <w:sz w:val="24"/>
-          <w:szCs w:val="24"/>
-        </w:rPr>
-        <w:t xml:space="preserve"> </w:t>
-      </w:r>
-      <w:r>
-        <w:rPr>
-          <w:rFonts w:ascii="Courier New" w:eastAsia="Times New Roman" w:hAnsi="Courier New" w:cs="Courier New"/>
-          <w:sz w:val="20"/>
-          <w:szCs w:val="20"/>
-        </w:rPr>
-        <w:t xml:space="preserve">Smartphone phone = new </w:t>
-      </w:r>
-      <w:proofErr w:type="gramStart"/>
-      <w:r>
-        <w:rPr>
-          <w:rFonts w:ascii="Courier New" w:eastAsia="Times New Roman" w:hAnsi="Courier New" w:cs="Courier New"/>
-          <w:sz w:val="20"/>
-          <w:szCs w:val="20"/>
-        </w:rPr>
-        <w:t>Smartphone(</w:t>
-      </w:r>
-      <w:proofErr w:type="gramEnd"/>
-      <w:r>
-        <w:rPr>
-          <w:rFonts w:ascii="Courier New" w:eastAsia="Times New Roman" w:hAnsi="Courier New" w:cs="Courier New"/>
-          <w:sz w:val="20"/>
-          <w:szCs w:val="20"/>
-        </w:rPr>
-        <w:t>);</w:t>
-      </w:r>
-      <w:r>
-        <w:rPr>
-          <w:rFonts w:ascii="Times New Roman" w:eastAsia="Times New Roman" w:hAnsi="Times New Roman" w:cs="Times New Roman"/>
-          <w:sz w:val="24"/>
-          <w:szCs w:val="24"/>
-        </w:rPr>
-        <w:t xml:space="preserve"> creates a new object.</w:t>
-      </w:r>
-      <w:r>
-        <w:rPr>
-          <w:rFonts w:ascii="Times New Roman" w:eastAsia="Times New Roman" w:hAnsi="Times New Roman" w:cs="Times New Roman"/>
-          <w:sz w:val="24"/>
-          <w:szCs w:val="24"/>
-        </w:rPr>
-        <w:br/>
-      </w:r>
-      <w:r>
-        <w:rPr>
-          <w:rFonts w:ascii="Times New Roman" w:eastAsia="Times New Roman" w:hAnsi="Times New Roman" w:cs="Times New Roman"/>
-          <w:b/>
-          <w:bCs/>
-          <w:sz w:val="24"/>
-          <w:szCs w:val="24"/>
-        </w:rPr>
-        <w:t>Reason (R):</w:t>
-      </w:r>
-      <w:r>
-        <w:rPr>
-          <w:rFonts w:ascii="Times New Roman" w:eastAsia="Times New Roman" w:hAnsi="Times New Roman" w:cs="Times New Roman"/>
-          <w:sz w:val="24"/>
-          <w:szCs w:val="24"/>
-        </w:rPr>
-        <w:t xml:space="preserve"> This syntax calls the class’s constructor.</w:t>
-      </w:r>
-      <w:r>
-        <w:rPr>
-          <w:rFonts w:ascii="Times New Roman" w:eastAsia="Times New Roman" w:hAnsi="Times New Roman" w:cs="Times New Roman"/>
-          <w:sz w:val="24"/>
-          <w:szCs w:val="24"/>
-        </w:rPr>
-        <w:br/>
-      </w:r>
-      <w:r>
-        <w:rPr>
-          <w:rFonts w:ascii="Times New Roman" w:eastAsia="Times New Roman" w:hAnsi="Times New Roman" w:cs="Times New Roman"/>
-          <w:b/>
-          <w:bCs/>
-          <w:sz w:val="24"/>
-          <w:szCs w:val="24"/>
-        </w:rPr>
-        <w:t>Options:</w:t>
-      </w:r>
-      <w:r>
-        <w:rPr>
-          <w:rFonts w:ascii="Times New Roman" w:eastAsia="Times New Roman" w:hAnsi="Times New Roman" w:cs="Times New Roman"/>
-          <w:sz w:val="24"/>
-          <w:szCs w:val="24"/>
-        </w:rPr>
-        <w:br/>
-        <w:t>a) Both A and R are true and R is the correct explanation of A</w:t>
-      </w:r>
-      <w:r>
-        <w:rPr>
-          <w:rFonts w:ascii="Times New Roman" w:eastAsia="Times New Roman" w:hAnsi="Times New Roman" w:cs="Times New Roman"/>
-          <w:sz w:val="24"/>
-          <w:szCs w:val="24"/>
-        </w:rPr>
-        <w:br/>
-        <w:t>b) Both A and R are true but R is not the correct explanation of A</w:t>
-      </w:r>
-      <w:r>
-        <w:rPr>
-          <w:rFonts w:ascii="Times New Roman" w:eastAsia="Times New Roman" w:hAnsi="Times New Roman" w:cs="Times New Roman"/>
-          <w:sz w:val="24"/>
-          <w:szCs w:val="24"/>
-        </w:rPr>
-        <w:br/>
-        <w:t>c) A is true but R is false</w:t>
-      </w:r>
-      <w:r>
-        <w:rPr>
-          <w:rFonts w:ascii="Times New Roman" w:eastAsia="Times New Roman" w:hAnsi="Times New Roman" w:cs="Times New Roman"/>
-          <w:sz w:val="24"/>
-          <w:szCs w:val="24"/>
-        </w:rPr>
-        <w:br/>
-        <w:t>d) A is false but R is true</w:t>
-      </w:r>
-      <w:r>
-        <w:rPr>
-          <w:rFonts w:ascii="Times New Roman" w:eastAsia="Times New Roman" w:hAnsi="Times New Roman" w:cs="Times New Roman"/>
-          <w:sz w:val="24"/>
-          <w:szCs w:val="24"/>
-        </w:rPr>
-        <w:br/>
-      </w:r>
-      <w:r>
-        <w:rPr>
-          <w:rFonts w:ascii="Times New Roman" w:eastAsia="Times New Roman" w:hAnsi="Times New Roman" w:cs="Times New Roman"/>
-          <w:b/>
-          <w:bCs/>
-          <w:color w:val="FF0000"/>
-          <w:sz w:val="24"/>
-          <w:szCs w:val="24"/>
-        </w:rPr>
-        <w:t>Answer:</w:t>
-      </w:r>
-      <w:r>
-        <w:rPr>
-          <w:rFonts w:ascii="Times New Roman" w:eastAsia="Times New Roman" w:hAnsi="Times New Roman" w:cs="Times New Roman"/>
-          <w:color w:val="FF0000"/>
-          <w:sz w:val="24"/>
-          <w:szCs w:val="24"/>
-        </w:rPr>
-        <w:t xml:space="preserve"> a</w:t>
-      </w:r>
-    </w:p>
-    <w:p>
-      <w:pPr>
-        <w:spacing w:before="100" w:beforeAutospacing="1" w:after="100" w:afterAutospacing="1" w:line="240" w:lineRule="auto"/>
-        <w:rPr>
-          <w:rFonts w:ascii="Times New Roman" w:eastAsia="Times New Roman" w:hAnsi="Times New Roman" w:cs="Times New Roman"/>
-          <w:color w:val="FF0000"/>
-          <w:sz w:val="24"/>
-          <w:szCs w:val="24"/>
-        </w:rPr>
-      </w:pPr>
-      <w:r>
-        <w:rPr>
-          <w:rFonts w:ascii="Times New Roman" w:eastAsia="Times New Roman" w:hAnsi="Times New Roman" w:cs="Times New Roman"/>
-          <w:b/>
-          <w:bCs/>
-          <w:color w:val="00B050"/>
-          <w:sz w:val="24"/>
-          <w:szCs w:val="24"/>
-        </w:rPr>
-        <w:t>Q8.</w:t>
-      </w:r>
-      <w:r>
-        <w:rPr>
-          <w:rFonts w:ascii="Times New Roman" w:eastAsia="Times New Roman" w:hAnsi="Times New Roman" w:cs="Times New Roman"/>
-          <w:color w:val="00B050"/>
-          <w:sz w:val="24"/>
-          <w:szCs w:val="24"/>
-        </w:rPr>
-        <w:br/>
-      </w:r>
-      <w:r>
-        <w:rPr>
-          <w:rFonts w:ascii="Times New Roman" w:eastAsia="Times New Roman" w:hAnsi="Times New Roman" w:cs="Times New Roman"/>
-          <w:b/>
-          <w:bCs/>
-          <w:sz w:val="24"/>
-          <w:szCs w:val="24"/>
-        </w:rPr>
-        <w:t>Assertion (A):</w:t>
-      </w:r>
-      <w:r>
-        <w:rPr>
-          <w:rFonts w:ascii="Times New Roman" w:eastAsia="Times New Roman" w:hAnsi="Times New Roman" w:cs="Times New Roman"/>
-          <w:sz w:val="24"/>
-          <w:szCs w:val="24"/>
-        </w:rPr>
-        <w:t xml:space="preserve"> An object must be declared before it is used.</w:t>
-      </w:r>
-      <w:r>
-        <w:rPr>
-          <w:rFonts w:ascii="Times New Roman" w:eastAsia="Times New Roman" w:hAnsi="Times New Roman" w:cs="Times New Roman"/>
-          <w:sz w:val="24"/>
-          <w:szCs w:val="24"/>
-        </w:rPr>
-        <w:br/>
-      </w:r>
-      <w:r>
-        <w:rPr>
-          <w:rFonts w:ascii="Times New Roman" w:eastAsia="Times New Roman" w:hAnsi="Times New Roman" w:cs="Times New Roman"/>
-          <w:b/>
-          <w:bCs/>
-          <w:sz w:val="24"/>
-          <w:szCs w:val="24"/>
-        </w:rPr>
-        <w:t>Reason (R):</w:t>
-      </w:r>
-      <w:r>
-        <w:rPr>
-          <w:rFonts w:ascii="Times New Roman" w:eastAsia="Times New Roman" w:hAnsi="Times New Roman" w:cs="Times New Roman"/>
-          <w:sz w:val="24"/>
-          <w:szCs w:val="24"/>
-        </w:rPr>
-        <w:t xml:space="preserve"> Declaration tells the compiler about the object type and name.</w:t>
-      </w:r>
-      <w:r>
-        <w:rPr>
-          <w:rFonts w:ascii="Times New Roman" w:eastAsia="Times New Roman" w:hAnsi="Times New Roman" w:cs="Times New Roman"/>
-          <w:sz w:val="24"/>
-          <w:szCs w:val="24"/>
-        </w:rPr>
-        <w:br/>
-      </w:r>
-      <w:r>
-        <w:rPr>
-          <w:rFonts w:ascii="Times New Roman" w:eastAsia="Times New Roman" w:hAnsi="Times New Roman" w:cs="Times New Roman"/>
-          <w:b/>
-          <w:bCs/>
-          <w:sz w:val="24"/>
-          <w:szCs w:val="24"/>
-        </w:rPr>
-        <w:t>Options:</w:t>
-      </w:r>
-      <w:r>
-        <w:rPr>
-          <w:rFonts w:ascii="Times New Roman" w:eastAsia="Times New Roman" w:hAnsi="Times New Roman" w:cs="Times New Roman"/>
-          <w:sz w:val="24"/>
-          <w:szCs w:val="24"/>
-        </w:rPr>
-        <w:br/>
+          <w:sz w:val="24"/>
+          <w:szCs w:val="24"/>
+        </w:rPr>
         <w:t>a) Both A and R are true and R is the correct explanation of A</w:t>
       </w:r>
       <w:r>
@@ -5856,323 +6882,6 @@
           <w:szCs w:val="27"/>
         </w:rPr>
       </w:pPr>
-      <w:r>
-        <w:rPr>
-          <w:rFonts w:ascii="Times New Roman" w:hAnsi="Times New Roman" w:cs="Times New Roman"/>
-          <w:noProof/>
-        </w:rPr>
-        <w:lastRenderedPageBreak/>
-        <mc:AlternateContent>
-          <mc:Choice Requires="wpg">
-            <w:drawing>
-              <wp:anchor distT="0" distB="0" distL="114300" distR="114300" simplePos="0" relativeHeight="251667456" behindDoc="1" locked="0" layoutInCell="1" allowOverlap="1" wp14:anchorId="2EAB11D8" wp14:editId="73D84DED">
-                <wp:simplePos x="0" y="0"/>
-                <wp:positionH relativeFrom="margin">
-                  <wp:posOffset>5806875</wp:posOffset>
-                </wp:positionH>
-                <wp:positionV relativeFrom="paragraph">
-                  <wp:posOffset>-821323</wp:posOffset>
-                </wp:positionV>
-                <wp:extent cx="1203995" cy="13095734"/>
-                <wp:effectExtent l="57150" t="38100" r="15240" b="29845"/>
-                <wp:wrapNone/>
-                <wp:docPr id="20" name="Group 3"/>
-                <wp:cNvGraphicFramePr>
-                  <a:graphicFrameLocks xmlns:a="http://schemas.openxmlformats.org/drawingml/2006/main"/>
-                </wp:cNvGraphicFramePr>
-                <a:graphic xmlns:a="http://schemas.openxmlformats.org/drawingml/2006/main">
-                  <a:graphicData uri="http://schemas.microsoft.com/office/word/2010/wordprocessingGroup">
-                    <wpg:wgp>
-                      <wpg:cNvGrpSpPr>
-                        <a:grpSpLocks/>
-                      </wpg:cNvGrpSpPr>
-                      <wpg:grpSpPr bwMode="auto">
-                        <a:xfrm>
-                          <a:off x="0" y="0"/>
-                          <a:ext cx="1203995" cy="13095734"/>
-                          <a:chOff x="7285" y="-22"/>
-                          <a:chExt cx="2681" cy="20510"/>
-                        </a:xfrm>
-                      </wpg:grpSpPr>
-                      <wps:wsp>
-                        <wps:cNvPr id="21" name="AutoShape 128"/>
-                        <wps:cNvCnPr>
-                          <a:cxnSpLocks noChangeShapeType="1"/>
-                        </wps:cNvCnPr>
-                        <wps:spPr bwMode="auto">
-                          <a:xfrm>
-                            <a:off x="9966" y="6"/>
-                            <a:ext cx="0" cy="20454"/>
-                          </a:xfrm>
-                          <a:prstGeom prst="straightConnector1">
-                            <a:avLst/>
-                          </a:prstGeom>
-                          <a:ln>
-                            <a:solidFill>
-                              <a:schemeClr val="accent6">
-                                <a:lumMod val="75000"/>
-                              </a:schemeClr>
-                            </a:solidFill>
-                            <a:headEnd/>
-                            <a:tailEnd/>
-                          </a:ln>
-                        </wps:spPr>
-                        <wps:style>
-                          <a:lnRef idx="1">
-                            <a:schemeClr val="dk1"/>
-                          </a:lnRef>
-                          <a:fillRef idx="0">
-                            <a:schemeClr val="dk1"/>
-                          </a:fillRef>
-                          <a:effectRef idx="0">
-                            <a:schemeClr val="dk1"/>
-                          </a:effectRef>
-                          <a:fontRef idx="minor">
-                            <a:schemeClr val="tx1"/>
-                          </a:fontRef>
-                        </wps:style>
-                        <wps:bodyPr/>
-                      </wps:wsp>
-                      <wps:wsp>
-                        <wps:cNvPr id="22" name="AutoShape 127"/>
-                        <wps:cNvCnPr>
-                          <a:cxnSpLocks noChangeShapeType="1"/>
-                        </wps:cNvCnPr>
-                        <wps:spPr bwMode="auto">
-                          <a:xfrm>
-                            <a:off x="9710" y="6"/>
-                            <a:ext cx="0" cy="20368"/>
-                          </a:xfrm>
-                          <a:prstGeom prst="straightConnector1">
-                            <a:avLst/>
-                          </a:prstGeom>
-                          <a:ln>
-                            <a:solidFill>
-                              <a:schemeClr val="accent6">
-                                <a:lumMod val="60000"/>
-                                <a:lumOff val="40000"/>
-                              </a:schemeClr>
-                            </a:solidFill>
-                            <a:headEnd/>
-                            <a:tailEnd/>
-                          </a:ln>
-                          <a:scene3d>
-                            <a:camera prst="orthographicFront"/>
-                            <a:lightRig rig="threePt" dir="t"/>
-                          </a:scene3d>
-                          <a:sp3d>
-                            <a:bevelT w="139700" h="139700" prst="divot"/>
-                          </a:sp3d>
-                        </wps:spPr>
-                        <wps:style>
-                          <a:lnRef idx="3">
-                            <a:schemeClr val="lt1"/>
-                          </a:lnRef>
-                          <a:fillRef idx="1">
-                            <a:schemeClr val="accent1"/>
-                          </a:fillRef>
-                          <a:effectRef idx="1">
-                            <a:schemeClr val="accent1"/>
-                          </a:effectRef>
-                          <a:fontRef idx="minor">
-                            <a:schemeClr val="lt1"/>
-                          </a:fontRef>
-                        </wps:style>
-                        <wps:bodyPr/>
-                      </wps:wsp>
-                      <wps:wsp>
-                        <wps:cNvPr id="23" name="AutoShape 101"/>
-                        <wps:cNvCnPr>
-                          <a:cxnSpLocks noChangeShapeType="1"/>
-                        </wps:cNvCnPr>
-                        <wps:spPr bwMode="auto">
-                          <a:xfrm>
-                            <a:off x="9563" y="-22"/>
-                            <a:ext cx="0" cy="20482"/>
-                          </a:xfrm>
-                          <a:prstGeom prst="straightConnector1">
-                            <a:avLst/>
-                          </a:prstGeom>
-                          <a:ln>
-                            <a:solidFill>
-                              <a:schemeClr val="accent6">
-                                <a:lumMod val="75000"/>
-                              </a:schemeClr>
-                            </a:solidFill>
-                            <a:headEnd/>
-                            <a:tailEnd/>
-                          </a:ln>
-                        </wps:spPr>
-                        <wps:style>
-                          <a:lnRef idx="2">
-                            <a:schemeClr val="dk1"/>
-                          </a:lnRef>
-                          <a:fillRef idx="0">
-                            <a:schemeClr val="dk1"/>
-                          </a:fillRef>
-                          <a:effectRef idx="1">
-                            <a:schemeClr val="dk1"/>
-                          </a:effectRef>
-                          <a:fontRef idx="minor">
-                            <a:schemeClr val="tx1"/>
-                          </a:fontRef>
-                        </wps:style>
-                        <wps:bodyPr/>
-                      </wps:wsp>
-                      <wps:wsp>
-                        <wps:cNvPr id="24" name="Oval 121"/>
-                        <wps:cNvSpPr>
-                          <a:spLocks noChangeArrowheads="1"/>
-                        </wps:cNvSpPr>
-                        <wps:spPr bwMode="auto">
-                          <a:xfrm>
-                            <a:off x="7285" y="13734"/>
-                            <a:ext cx="1776" cy="1321"/>
-                          </a:xfrm>
-                          <a:prstGeom prst="ellipse">
-                            <a:avLst/>
-                          </a:prstGeom>
-                          <a:gradFill>
-                            <a:gsLst>
-                              <a:gs pos="0">
-                                <a:schemeClr val="accent1">
-                                  <a:lumMod val="5000"/>
-                                  <a:lumOff val="95000"/>
-                                </a:schemeClr>
-                              </a:gs>
-                              <a:gs pos="31000">
-                                <a:schemeClr val="accent6">
-                                  <a:lumMod val="40000"/>
-                                  <a:lumOff val="60000"/>
-                                </a:schemeClr>
-                              </a:gs>
-                              <a:gs pos="83000">
-                                <a:schemeClr val="accent6">
-                                  <a:lumMod val="40000"/>
-                                  <a:lumOff val="60000"/>
-                                </a:schemeClr>
-                              </a:gs>
-                              <a:gs pos="100000">
-                                <a:schemeClr val="accent1">
-                                  <a:lumMod val="30000"/>
-                                  <a:lumOff val="70000"/>
-                                </a:schemeClr>
-                              </a:gs>
-                            </a:gsLst>
-                            <a:lin ang="5400000" scaled="1"/>
-                          </a:gradFill>
-                          <a:ln>
-                            <a:solidFill>
-                              <a:schemeClr val="accent6">
-                                <a:lumMod val="60000"/>
-                                <a:lumOff val="40000"/>
-                              </a:schemeClr>
-                            </a:solidFill>
-                            <a:headEnd/>
-                            <a:tailEnd/>
-                          </a:ln>
-                          <a:scene3d>
-                            <a:camera prst="orthographicFront"/>
-                            <a:lightRig rig="threePt" dir="t"/>
-                          </a:scene3d>
-                          <a:sp3d>
-                            <a:bevelT w="152400" h="50800" prst="softRound"/>
-                          </a:sp3d>
-                        </wps:spPr>
-                        <wps:style>
-                          <a:lnRef idx="3">
-                            <a:schemeClr val="lt1"/>
-                          </a:lnRef>
-                          <a:fillRef idx="1">
-                            <a:schemeClr val="accent1"/>
-                          </a:fillRef>
-                          <a:effectRef idx="1">
-                            <a:schemeClr val="accent1"/>
-                          </a:effectRef>
-                          <a:fontRef idx="minor">
-                            <a:schemeClr val="lt1"/>
-                          </a:fontRef>
-                        </wps:style>
-                        <wps:bodyPr rot="0" vert="horz" wrap="square" lIns="91440" tIns="45720" rIns="91440" bIns="45720" anchor="t" anchorCtr="0" upright="1">
-                          <a:noAutofit/>
-                        </wps:bodyPr>
-                      </wps:wsp>
-                      <wps:wsp>
-                        <wps:cNvPr id="25" name="AutoShape 101"/>
-                        <wps:cNvCnPr>
-                          <a:cxnSpLocks noChangeShapeType="1"/>
-                        </wps:cNvCnPr>
-                        <wps:spPr bwMode="auto">
-                          <a:xfrm>
-                            <a:off x="9847" y="6"/>
-                            <a:ext cx="0" cy="20482"/>
-                          </a:xfrm>
-                          <a:prstGeom prst="straightConnector1">
-                            <a:avLst/>
-                          </a:prstGeom>
-                          <a:ln>
-                            <a:solidFill>
-                              <a:schemeClr val="accent6">
-                                <a:lumMod val="75000"/>
-                              </a:schemeClr>
-                            </a:solidFill>
-                            <a:headEnd/>
-                            <a:tailEnd/>
-                          </a:ln>
-                        </wps:spPr>
-                        <wps:style>
-                          <a:lnRef idx="2">
-                            <a:schemeClr val="dk1"/>
-                          </a:lnRef>
-                          <a:fillRef idx="0">
-                            <a:schemeClr val="dk1"/>
-                          </a:fillRef>
-                          <a:effectRef idx="1">
-                            <a:schemeClr val="dk1"/>
-                          </a:effectRef>
-                          <a:fontRef idx="minor">
-                            <a:schemeClr val="tx1"/>
-                          </a:fontRef>
-                        </wps:style>
-                        <wps:bodyPr/>
-                      </wps:wsp>
-                    </wpg:wgp>
-                  </a:graphicData>
-                </a:graphic>
-                <wp14:sizeRelH relativeFrom="page">
-                  <wp14:pctWidth>0</wp14:pctWidth>
-                </wp14:sizeRelH>
-                <wp14:sizeRelV relativeFrom="page">
-                  <wp14:pctHeight>0</wp14:pctHeight>
-                </wp14:sizeRelV>
-              </wp:anchor>
-            </w:drawing>
-          </mc:Choice>
-          <mc:Fallback>
-            <w:pict>
-              <v:group w14:anchorId="09284AB7" id="Group 3" o:spid="_x0000_s1026" style="position:absolute;margin-left:457.25pt;margin-top:-64.65pt;width:94.8pt;height:1031.15pt;z-index:-251649024;mso-position-horizontal-relative:margin" coordorigin="7285,-22" coordsize="2681,20510" o:gfxdata="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">
-                <v:shape id="AutoShape 128" o:spid="_x0000_s1027" type="#_x0000_t32" style="position:absolute;left:9966;top:6;width:0;height:20454;visibility:visible;mso-wrap-style:square" o:connectortype="straight" o:gfxdata="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" strokecolor="#538135 [2409]" strokeweight=".5pt">
-                  <v:stroke joinstyle="miter"/>
-                </v:shape>
-                <v:shape id="AutoShape 127" o:spid="_x0000_s1028" type="#_x0000_t32" style="position:absolute;left:9710;top:6;width:0;height:20368;visibility:visible;mso-wrap-style:square" o:connectortype="straight" o:gfxdata="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" filled="t" fillcolor="#5b9bd5 [3204]" strokecolor="#a8d08d [1945]" strokeweight="1.5pt">
-                  <v:stroke joinstyle="miter"/>
-                </v:shape>
-                <v:shape id="AutoShape 101" o:spid="_x0000_s1029" type="#_x0000_t32" style="position:absolute;left:9563;top:-22;width:0;height:20482;visibility:visible;mso-wrap-style:square" o:connectortype="straight" o:gfxdata="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" strokecolor="#538135 [2409]" strokeweight="1pt">
-                  <v:stroke joinstyle="miter"/>
-                </v:shape>
-                <v:oval id="Oval 121" o:spid="_x0000_s1030" style="position:absolute;left:7285;top:13734;width:1776;height:1321;visibility:visible;mso-wrap-style:square;v-text-anchor:top" o:gfxdata="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" fillcolor="#f7fafd [180]" strokecolor="#a8d08d [1945]" strokeweight="1.5pt">
-                  <v:fill color2="#cde0f2 [980]" colors="0 #f7fafd;20316f #c5e0b4;54395f #c5e0b4;1 #cee1f2" focus="100%" type="gradient"/>
-                  <v:stroke joinstyle="miter"/>
-                </v:oval>
-                <v:shape id="AutoShape 101" o:spid="_x0000_s1031" type="#_x0000_t32" style="position:absolute;left:9847;top:6;width:0;height:20482;visibility:visible;mso-wrap-style:square" o:connectortype="straight" o:gfxdata="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" strokecolor="#538135 [2409]" strokeweight="1pt">
-                  <v:stroke joinstyle="miter"/>
-                </v:shape>
-                <w10:wrap anchorx="margin"/>
-              </v:group>
-            </w:pict>
-          </mc:Fallback>
-        </mc:AlternateContent>
-      </w:r>
       <w:r>
         <w:rPr>
           <w:rFonts w:ascii="Times New Roman" w:eastAsia="Times New Roman" w:hAnsi="Times New Roman" w:cs="Times New Roman"/>
@@ -6837,574 +7546,6 @@
           <w:color w:val="C00000"/>
           <w:sz w:val="32"/>
           <w:szCs w:val="27"/>
-        </w:rPr>
-      </w:pPr>
-      <w:r>
-        <w:rPr>
-          <w:rFonts w:ascii="Times New Roman" w:eastAsia="Times New Roman" w:hAnsi="Times New Roman" w:cs="Times New Roman"/>
-          <w:b/>
-          <w:bCs/>
-          <w:color w:val="C00000"/>
-          <w:sz w:val="32"/>
-          <w:szCs w:val="27"/>
-        </w:rPr>
-        <w:t>Fill in the Blanks with Answers</w:t>
-      </w:r>
-    </w:p>
-    <w:p>
-      <w:pPr>
-        <w:numPr>
-          <w:ilvl w:val="0"/>
-          <w:numId w:val="2"/>
-        </w:numPr>
-        <w:spacing w:before="100" w:beforeAutospacing="1" w:after="100" w:afterAutospacing="1" w:line="240" w:lineRule="auto"/>
-        <w:rPr>
-          <w:rFonts w:ascii="Times New Roman" w:eastAsia="Times New Roman" w:hAnsi="Times New Roman" w:cs="Times New Roman"/>
-          <w:color w:val="FF0000"/>
-          <w:sz w:val="24"/>
-          <w:szCs w:val="24"/>
-        </w:rPr>
-      </w:pPr>
-      <w:r>
-        <w:rPr>
-          <w:rFonts w:ascii="Times New Roman" w:eastAsia="Times New Roman" w:hAnsi="Times New Roman" w:cs="Times New Roman"/>
-          <w:sz w:val="24"/>
-          <w:szCs w:val="24"/>
-        </w:rPr>
-        <w:t>A ______ is a blueprint for creating objects.</w:t>
-      </w:r>
-      <w:r>
-        <w:rPr>
-          <w:rFonts w:ascii="Times New Roman" w:eastAsia="Times New Roman" w:hAnsi="Times New Roman" w:cs="Times New Roman"/>
-          <w:sz w:val="24"/>
-          <w:szCs w:val="24"/>
-        </w:rPr>
-        <w:br/>
-      </w:r>
-      <w:r>
-        <w:rPr>
-          <w:rFonts w:ascii="Times New Roman" w:eastAsia="Times New Roman" w:hAnsi="Times New Roman" w:cs="Times New Roman"/>
-          <w:b/>
-          <w:bCs/>
-          <w:color w:val="FF0000"/>
-          <w:sz w:val="24"/>
-          <w:szCs w:val="24"/>
-        </w:rPr>
-        <w:t>Answer:</w:t>
-      </w:r>
-      <w:r>
-        <w:rPr>
-          <w:rFonts w:ascii="Times New Roman" w:eastAsia="Times New Roman" w:hAnsi="Times New Roman" w:cs="Times New Roman"/>
-          <w:color w:val="FF0000"/>
-          <w:sz w:val="24"/>
-          <w:szCs w:val="24"/>
-        </w:rPr>
-        <w:t xml:space="preserve"> class</w:t>
-      </w:r>
-    </w:p>
-    <w:p>
-      <w:pPr>
-        <w:numPr>
-          <w:ilvl w:val="0"/>
-          <w:numId w:val="2"/>
-        </w:numPr>
-        <w:spacing w:before="100" w:beforeAutospacing="1" w:after="100" w:afterAutospacing="1" w:line="240" w:lineRule="auto"/>
-        <w:rPr>
-          <w:rFonts w:ascii="Times New Roman" w:eastAsia="Times New Roman" w:hAnsi="Times New Roman" w:cs="Times New Roman"/>
-          <w:color w:val="FF0000"/>
-          <w:sz w:val="24"/>
-          <w:szCs w:val="24"/>
-        </w:rPr>
-      </w:pPr>
-      <w:proofErr w:type="gramStart"/>
-      <w:r>
-        <w:rPr>
-          <w:rFonts w:ascii="Times New Roman" w:eastAsia="Times New Roman" w:hAnsi="Times New Roman" w:cs="Times New Roman"/>
-          <w:sz w:val="24"/>
-          <w:szCs w:val="24"/>
-        </w:rPr>
-        <w:t>An</w:t>
-      </w:r>
-      <w:proofErr w:type="gramEnd"/>
-      <w:r>
-        <w:rPr>
-          <w:rFonts w:ascii="Times New Roman" w:eastAsia="Times New Roman" w:hAnsi="Times New Roman" w:cs="Times New Roman"/>
-          <w:sz w:val="24"/>
-          <w:szCs w:val="24"/>
-        </w:rPr>
-        <w:t xml:space="preserve"> ______ is an instance of a class.</w:t>
-      </w:r>
-      <w:r>
-        <w:rPr>
-          <w:rFonts w:ascii="Times New Roman" w:eastAsia="Times New Roman" w:hAnsi="Times New Roman" w:cs="Times New Roman"/>
-          <w:sz w:val="24"/>
-          <w:szCs w:val="24"/>
-        </w:rPr>
-        <w:br/>
-      </w:r>
-      <w:r>
-        <w:rPr>
-          <w:rFonts w:ascii="Times New Roman" w:eastAsia="Times New Roman" w:hAnsi="Times New Roman" w:cs="Times New Roman"/>
-          <w:b/>
-          <w:bCs/>
-          <w:color w:val="FF0000"/>
-          <w:sz w:val="24"/>
-          <w:szCs w:val="24"/>
-        </w:rPr>
-        <w:t>Answer:</w:t>
-      </w:r>
-      <w:r>
-        <w:rPr>
-          <w:rFonts w:ascii="Times New Roman" w:eastAsia="Times New Roman" w:hAnsi="Times New Roman" w:cs="Times New Roman"/>
-          <w:color w:val="FF0000"/>
-          <w:sz w:val="24"/>
-          <w:szCs w:val="24"/>
-        </w:rPr>
-        <w:t xml:space="preserve"> object</w:t>
-      </w:r>
-    </w:p>
-    <w:p>
-      <w:pPr>
-        <w:numPr>
-          <w:ilvl w:val="0"/>
-          <w:numId w:val="2"/>
-        </w:numPr>
-        <w:spacing w:before="100" w:beforeAutospacing="1" w:after="100" w:afterAutospacing="1" w:line="240" w:lineRule="auto"/>
-        <w:rPr>
-          <w:rFonts w:ascii="Times New Roman" w:eastAsia="Times New Roman" w:hAnsi="Times New Roman" w:cs="Times New Roman"/>
-          <w:color w:val="FF0000"/>
-          <w:sz w:val="24"/>
-          <w:szCs w:val="24"/>
-        </w:rPr>
-      </w:pPr>
-      <w:r>
-        <w:rPr>
-          <w:rFonts w:ascii="Times New Roman" w:eastAsia="Times New Roman" w:hAnsi="Times New Roman" w:cs="Times New Roman"/>
-          <w:sz w:val="24"/>
-          <w:szCs w:val="24"/>
-        </w:rPr>
-        <w:t>The keyword used to create an object is ______.</w:t>
-      </w:r>
-      <w:r>
-        <w:rPr>
-          <w:rFonts w:ascii="Times New Roman" w:eastAsia="Times New Roman" w:hAnsi="Times New Roman" w:cs="Times New Roman"/>
-          <w:sz w:val="24"/>
-          <w:szCs w:val="24"/>
-        </w:rPr>
-        <w:br/>
-      </w:r>
-      <w:r>
-        <w:rPr>
-          <w:rFonts w:ascii="Times New Roman" w:eastAsia="Times New Roman" w:hAnsi="Times New Roman" w:cs="Times New Roman"/>
-          <w:b/>
-          <w:bCs/>
-          <w:color w:val="FF0000"/>
-          <w:sz w:val="24"/>
-          <w:szCs w:val="24"/>
-        </w:rPr>
-        <w:t>Answer:</w:t>
-      </w:r>
-      <w:r>
-        <w:rPr>
-          <w:rFonts w:ascii="Times New Roman" w:eastAsia="Times New Roman" w:hAnsi="Times New Roman" w:cs="Times New Roman"/>
-          <w:color w:val="FF0000"/>
-          <w:sz w:val="24"/>
-          <w:szCs w:val="24"/>
-        </w:rPr>
-        <w:t xml:space="preserve"> new</w:t>
-      </w:r>
-    </w:p>
-    <w:p>
-      <w:pPr>
-        <w:numPr>
-          <w:ilvl w:val="0"/>
-          <w:numId w:val="2"/>
-        </w:numPr>
-        <w:spacing w:before="100" w:beforeAutospacing="1" w:after="100" w:afterAutospacing="1" w:line="240" w:lineRule="auto"/>
-        <w:rPr>
-          <w:rFonts w:ascii="Times New Roman" w:eastAsia="Times New Roman" w:hAnsi="Times New Roman" w:cs="Times New Roman"/>
-          <w:color w:val="FF0000"/>
-          <w:sz w:val="24"/>
-          <w:szCs w:val="24"/>
-        </w:rPr>
-      </w:pPr>
-      <w:r>
-        <w:rPr>
-          <w:rFonts w:ascii="Times New Roman" w:eastAsia="Times New Roman" w:hAnsi="Times New Roman" w:cs="Times New Roman"/>
-          <w:sz w:val="24"/>
-          <w:szCs w:val="24"/>
-        </w:rPr>
-        <w:t>A ______ method is used to initialize an object.</w:t>
-      </w:r>
-      <w:r>
-        <w:rPr>
-          <w:rFonts w:ascii="Times New Roman" w:eastAsia="Times New Roman" w:hAnsi="Times New Roman" w:cs="Times New Roman"/>
-          <w:sz w:val="24"/>
-          <w:szCs w:val="24"/>
-        </w:rPr>
-        <w:br/>
-      </w:r>
-      <w:r>
-        <w:rPr>
-          <w:rFonts w:ascii="Times New Roman" w:eastAsia="Times New Roman" w:hAnsi="Times New Roman" w:cs="Times New Roman"/>
-          <w:b/>
-          <w:bCs/>
-          <w:color w:val="FF0000"/>
-          <w:sz w:val="24"/>
-          <w:szCs w:val="24"/>
-        </w:rPr>
-        <w:t>Answer:</w:t>
-      </w:r>
-      <w:r>
-        <w:rPr>
-          <w:rFonts w:ascii="Times New Roman" w:eastAsia="Times New Roman" w:hAnsi="Times New Roman" w:cs="Times New Roman"/>
-          <w:color w:val="FF0000"/>
-          <w:sz w:val="24"/>
-          <w:szCs w:val="24"/>
-        </w:rPr>
-        <w:t xml:space="preserve"> constructor</w:t>
-      </w:r>
-    </w:p>
-    <w:p>
-      <w:pPr>
-        <w:numPr>
-          <w:ilvl w:val="0"/>
-          <w:numId w:val="2"/>
-        </w:numPr>
-        <w:spacing w:before="100" w:beforeAutospacing="1" w:after="100" w:afterAutospacing="1" w:line="240" w:lineRule="auto"/>
-        <w:rPr>
-          <w:rFonts w:ascii="Times New Roman" w:eastAsia="Times New Roman" w:hAnsi="Times New Roman" w:cs="Times New Roman"/>
-          <w:color w:val="FF0000"/>
-          <w:sz w:val="24"/>
-          <w:szCs w:val="24"/>
-        </w:rPr>
-      </w:pPr>
-      <w:r>
-        <w:rPr>
-          <w:rFonts w:ascii="Times New Roman" w:eastAsia="Times New Roman" w:hAnsi="Times New Roman" w:cs="Times New Roman"/>
-          <w:sz w:val="24"/>
-          <w:szCs w:val="24"/>
-        </w:rPr>
-        <w:t>The process of creating an object is called ______.</w:t>
-      </w:r>
-      <w:r>
-        <w:rPr>
-          <w:rFonts w:ascii="Times New Roman" w:eastAsia="Times New Roman" w:hAnsi="Times New Roman" w:cs="Times New Roman"/>
-          <w:sz w:val="24"/>
-          <w:szCs w:val="24"/>
-        </w:rPr>
-        <w:br/>
-      </w:r>
-      <w:r>
-        <w:rPr>
-          <w:rFonts w:ascii="Times New Roman" w:eastAsia="Times New Roman" w:hAnsi="Times New Roman" w:cs="Times New Roman"/>
-          <w:b/>
-          <w:bCs/>
-          <w:color w:val="FF0000"/>
-          <w:sz w:val="24"/>
-          <w:szCs w:val="24"/>
-        </w:rPr>
-        <w:t>Answer:</w:t>
-      </w:r>
-      <w:r>
-        <w:rPr>
-          <w:rFonts w:ascii="Times New Roman" w:eastAsia="Times New Roman" w:hAnsi="Times New Roman" w:cs="Times New Roman"/>
-          <w:color w:val="FF0000"/>
-          <w:sz w:val="24"/>
-          <w:szCs w:val="24"/>
-        </w:rPr>
-        <w:t xml:space="preserve"> instantiation</w:t>
-      </w:r>
-    </w:p>
-    <w:p>
-      <w:pPr>
-        <w:numPr>
-          <w:ilvl w:val="0"/>
-          <w:numId w:val="2"/>
-        </w:numPr>
-        <w:spacing w:before="100" w:beforeAutospacing="1" w:after="100" w:afterAutospacing="1" w:line="240" w:lineRule="auto"/>
-        <w:rPr>
-          <w:rFonts w:ascii="Times New Roman" w:eastAsia="Times New Roman" w:hAnsi="Times New Roman" w:cs="Times New Roman"/>
-          <w:color w:val="FF0000"/>
-          <w:sz w:val="24"/>
-          <w:szCs w:val="24"/>
-        </w:rPr>
-      </w:pPr>
-      <w:r>
-        <w:rPr>
-          <w:rFonts w:ascii="Times New Roman" w:eastAsia="Times New Roman" w:hAnsi="Times New Roman" w:cs="Times New Roman"/>
-          <w:sz w:val="24"/>
-          <w:szCs w:val="24"/>
-        </w:rPr>
-        <w:t>A constructor must have the same ______ as the class.</w:t>
-      </w:r>
-      <w:r>
-        <w:rPr>
-          <w:rFonts w:ascii="Times New Roman" w:eastAsia="Times New Roman" w:hAnsi="Times New Roman" w:cs="Times New Roman"/>
-          <w:sz w:val="24"/>
-          <w:szCs w:val="24"/>
-        </w:rPr>
-        <w:br/>
-      </w:r>
-      <w:r>
-        <w:rPr>
-          <w:rFonts w:ascii="Times New Roman" w:eastAsia="Times New Roman" w:hAnsi="Times New Roman" w:cs="Times New Roman"/>
-          <w:b/>
-          <w:bCs/>
-          <w:color w:val="FF0000"/>
-          <w:sz w:val="24"/>
-          <w:szCs w:val="24"/>
-        </w:rPr>
-        <w:t>Answer:</w:t>
-      </w:r>
-      <w:r>
-        <w:rPr>
-          <w:rFonts w:ascii="Times New Roman" w:eastAsia="Times New Roman" w:hAnsi="Times New Roman" w:cs="Times New Roman"/>
-          <w:color w:val="FF0000"/>
-          <w:sz w:val="24"/>
-          <w:szCs w:val="24"/>
-        </w:rPr>
-        <w:t xml:space="preserve"> name</w:t>
-      </w:r>
-    </w:p>
-    <w:p>
-      <w:pPr>
-        <w:numPr>
-          <w:ilvl w:val="0"/>
-          <w:numId w:val="2"/>
-        </w:numPr>
-        <w:spacing w:before="100" w:beforeAutospacing="1" w:after="100" w:afterAutospacing="1" w:line="240" w:lineRule="auto"/>
-        <w:rPr>
-          <w:rFonts w:ascii="Times New Roman" w:eastAsia="Times New Roman" w:hAnsi="Times New Roman" w:cs="Times New Roman"/>
-          <w:color w:val="FF0000"/>
-          <w:sz w:val="24"/>
-          <w:szCs w:val="24"/>
-        </w:rPr>
-      </w:pPr>
-      <w:r>
-        <w:rPr>
-          <w:rFonts w:ascii="Times New Roman" w:eastAsia="Times New Roman" w:hAnsi="Times New Roman" w:cs="Times New Roman"/>
-          <w:sz w:val="24"/>
-          <w:szCs w:val="24"/>
-        </w:rPr>
-        <w:t>The keyword ______ is used to define a class in Java.</w:t>
-      </w:r>
-      <w:r>
-        <w:rPr>
-          <w:rFonts w:ascii="Times New Roman" w:eastAsia="Times New Roman" w:hAnsi="Times New Roman" w:cs="Times New Roman"/>
-          <w:sz w:val="24"/>
-          <w:szCs w:val="24"/>
-        </w:rPr>
-        <w:br/>
-      </w:r>
-      <w:r>
-        <w:rPr>
-          <w:rFonts w:ascii="Times New Roman" w:eastAsia="Times New Roman" w:hAnsi="Times New Roman" w:cs="Times New Roman"/>
-          <w:b/>
-          <w:bCs/>
-          <w:color w:val="FF0000"/>
-          <w:sz w:val="24"/>
-          <w:szCs w:val="24"/>
-        </w:rPr>
-        <w:t>Answer:</w:t>
-      </w:r>
-      <w:r>
-        <w:rPr>
-          <w:rFonts w:ascii="Times New Roman" w:eastAsia="Times New Roman" w:hAnsi="Times New Roman" w:cs="Times New Roman"/>
-          <w:color w:val="FF0000"/>
-          <w:sz w:val="24"/>
-          <w:szCs w:val="24"/>
-        </w:rPr>
-        <w:t xml:space="preserve"> class</w:t>
-      </w:r>
-    </w:p>
-    <w:p>
-      <w:pPr>
-        <w:numPr>
-          <w:ilvl w:val="0"/>
-          <w:numId w:val="2"/>
-        </w:numPr>
-        <w:spacing w:before="100" w:beforeAutospacing="1" w:after="100" w:afterAutospacing="1" w:line="240" w:lineRule="auto"/>
-        <w:rPr>
-          <w:rFonts w:ascii="Times New Roman" w:eastAsia="Times New Roman" w:hAnsi="Times New Roman" w:cs="Times New Roman"/>
-          <w:color w:val="FF0000"/>
-          <w:sz w:val="24"/>
-          <w:szCs w:val="24"/>
-        </w:rPr>
-      </w:pPr>
-      <w:r>
-        <w:rPr>
-          <w:rFonts w:ascii="Times New Roman" w:eastAsia="Times New Roman" w:hAnsi="Times New Roman" w:cs="Times New Roman"/>
-          <w:sz w:val="24"/>
-          <w:szCs w:val="24"/>
-        </w:rPr>
-        <w:t>Java allows multiple constructors in a class. This feature is called constructor ______.</w:t>
-      </w:r>
-      <w:r>
-        <w:rPr>
-          <w:rFonts w:ascii="Times New Roman" w:eastAsia="Times New Roman" w:hAnsi="Times New Roman" w:cs="Times New Roman"/>
-          <w:sz w:val="24"/>
-          <w:szCs w:val="24"/>
-        </w:rPr>
-        <w:br/>
-      </w:r>
-      <w:r>
-        <w:rPr>
-          <w:rFonts w:ascii="Times New Roman" w:eastAsia="Times New Roman" w:hAnsi="Times New Roman" w:cs="Times New Roman"/>
-          <w:b/>
-          <w:bCs/>
-          <w:color w:val="FF0000"/>
-          <w:sz w:val="24"/>
-          <w:szCs w:val="24"/>
-        </w:rPr>
-        <w:t>Answer:</w:t>
-      </w:r>
-      <w:r>
-        <w:rPr>
-          <w:rFonts w:ascii="Times New Roman" w:eastAsia="Times New Roman" w:hAnsi="Times New Roman" w:cs="Times New Roman"/>
-          <w:color w:val="FF0000"/>
-          <w:sz w:val="24"/>
-          <w:szCs w:val="24"/>
-        </w:rPr>
-        <w:t xml:space="preserve"> overloading</w:t>
-      </w:r>
-    </w:p>
-    <w:p>
-      <w:pPr>
-        <w:numPr>
-          <w:ilvl w:val="0"/>
-          <w:numId w:val="2"/>
-        </w:numPr>
-        <w:spacing w:before="100" w:beforeAutospacing="1" w:after="100" w:afterAutospacing="1" w:line="240" w:lineRule="auto"/>
-        <w:rPr>
-          <w:rFonts w:ascii="Times New Roman" w:eastAsia="Times New Roman" w:hAnsi="Times New Roman" w:cs="Times New Roman"/>
-          <w:color w:val="FF0000"/>
-          <w:sz w:val="24"/>
-          <w:szCs w:val="24"/>
-        </w:rPr>
-      </w:pPr>
-      <w:r>
-        <w:rPr>
-          <w:rFonts w:ascii="Times New Roman" w:eastAsia="Times New Roman" w:hAnsi="Times New Roman" w:cs="Times New Roman"/>
-          <w:sz w:val="24"/>
-          <w:szCs w:val="24"/>
-        </w:rPr>
-        <w:t>The ______ method is the entry point of a Java program.</w:t>
-      </w:r>
-      <w:r>
-        <w:rPr>
-          <w:rFonts w:ascii="Times New Roman" w:eastAsia="Times New Roman" w:hAnsi="Times New Roman" w:cs="Times New Roman"/>
-          <w:sz w:val="24"/>
-          <w:szCs w:val="24"/>
-        </w:rPr>
-        <w:br/>
-      </w:r>
-      <w:r>
-        <w:rPr>
-          <w:rFonts w:ascii="Times New Roman" w:eastAsia="Times New Roman" w:hAnsi="Times New Roman" w:cs="Times New Roman"/>
-          <w:b/>
-          <w:bCs/>
-          <w:color w:val="FF0000"/>
-          <w:sz w:val="24"/>
-          <w:szCs w:val="24"/>
-        </w:rPr>
-        <w:t>Answer:</w:t>
-      </w:r>
-      <w:r>
-        <w:rPr>
-          <w:rFonts w:ascii="Times New Roman" w:eastAsia="Times New Roman" w:hAnsi="Times New Roman" w:cs="Times New Roman"/>
-          <w:color w:val="FF0000"/>
-          <w:sz w:val="24"/>
-          <w:szCs w:val="24"/>
-        </w:rPr>
-        <w:t xml:space="preserve"> main</w:t>
-      </w:r>
-    </w:p>
-    <w:p>
-      <w:pPr>
-        <w:numPr>
-          <w:ilvl w:val="0"/>
-          <w:numId w:val="2"/>
-        </w:numPr>
-        <w:spacing w:before="100" w:beforeAutospacing="1" w:after="100" w:afterAutospacing="1" w:line="240" w:lineRule="auto"/>
-        <w:rPr>
-          <w:rFonts w:ascii="Times New Roman" w:eastAsia="Times New Roman" w:hAnsi="Times New Roman" w:cs="Times New Roman"/>
-          <w:sz w:val="24"/>
-          <w:szCs w:val="24"/>
-        </w:rPr>
-      </w:pPr>
-      <w:r>
-        <w:rPr>
-          <w:rFonts w:ascii="Times New Roman" w:eastAsia="Times New Roman" w:hAnsi="Times New Roman" w:cs="Times New Roman"/>
-          <w:sz w:val="24"/>
-          <w:szCs w:val="24"/>
-        </w:rPr>
-        <w:t>A class can contain both ______ and ______.</w:t>
-      </w:r>
-      <w:r>
-        <w:rPr>
-          <w:rFonts w:ascii="Times New Roman" w:eastAsia="Times New Roman" w:hAnsi="Times New Roman" w:cs="Times New Roman"/>
-          <w:sz w:val="24"/>
-          <w:szCs w:val="24"/>
-        </w:rPr>
-        <w:br/>
-      </w:r>
-      <w:r>
-        <w:rPr>
-          <w:rFonts w:ascii="Times New Roman" w:eastAsia="Times New Roman" w:hAnsi="Times New Roman" w:cs="Times New Roman"/>
-          <w:b/>
-          <w:bCs/>
-          <w:sz w:val="24"/>
-          <w:szCs w:val="24"/>
-        </w:rPr>
-        <w:t>Answer:</w:t>
-      </w:r>
-      <w:r>
-        <w:rPr>
-          <w:rFonts w:ascii="Times New Roman" w:eastAsia="Times New Roman" w:hAnsi="Times New Roman" w:cs="Times New Roman"/>
-          <w:sz w:val="24"/>
-          <w:szCs w:val="24"/>
-        </w:rPr>
-        <w:t xml:space="preserve"> variables, methods</w:t>
-      </w:r>
-    </w:p>
-    <w:p>
-      <w:pPr>
-        <w:spacing w:before="100" w:beforeAutospacing="1" w:after="100" w:afterAutospacing="1" w:line="240" w:lineRule="auto"/>
-        <w:jc w:val="center"/>
-        <w:outlineLvl w:val="2"/>
-        <w:rPr>
-          <w:rFonts w:ascii="Times New Roman" w:eastAsia="Times New Roman" w:hAnsi="Times New Roman" w:cs="Times New Roman"/>
-          <w:b/>
-          <w:bCs/>
-          <w:color w:val="C00000"/>
-          <w:sz w:val="32"/>
-          <w:szCs w:val="27"/>
-        </w:rPr>
-      </w:pPr>
-      <w:r>
-        <w:rPr>
-          <w:rFonts w:ascii="Times New Roman" w:eastAsia="Times New Roman" w:hAnsi="Times New Roman" w:cs="Times New Roman"/>
-          <w:b/>
-          <w:bCs/>
-          <w:color w:val="C00000"/>
-          <w:sz w:val="32"/>
-          <w:szCs w:val="27"/>
-        </w:rPr>
-        <w:t>Short Answer Questions with Answers</w:t>
-      </w:r>
-    </w:p>
-    <w:p>
-      <w:pPr>
-        <w:numPr>
-          <w:ilvl w:val="0"/>
-          <w:numId w:val="3"/>
-        </w:numPr>
-        <w:spacing w:before="100" w:beforeAutospacing="1" w:after="100" w:afterAutospacing="1" w:line="240" w:lineRule="auto"/>
-        <w:rPr>
-          <w:rFonts w:ascii="Times New Roman" w:eastAsia="Times New Roman" w:hAnsi="Times New Roman" w:cs="Times New Roman"/>
-          <w:sz w:val="24"/>
-          <w:szCs w:val="24"/>
         </w:rPr>
       </w:pPr>
       <w:r>
@@ -7419,10 +7560,10 @@
               <wp:anchor distT="0" distB="0" distL="114300" distR="114300" simplePos="0" relativeHeight="251669504" behindDoc="1" locked="0" layoutInCell="1" allowOverlap="1" wp14:anchorId="2EAB11D8" wp14:editId="73D84DED">
                 <wp:simplePos x="0" y="0"/>
                 <wp:positionH relativeFrom="margin">
-                  <wp:posOffset>5790799</wp:posOffset>
+                  <wp:posOffset>5749925</wp:posOffset>
                 </wp:positionH>
                 <wp:positionV relativeFrom="paragraph">
-                  <wp:posOffset>-674237</wp:posOffset>
+                  <wp:posOffset>-648970</wp:posOffset>
                 </wp:positionV>
                 <wp:extent cx="1203995" cy="13095734"/>
                 <wp:effectExtent l="57150" t="38100" r="15240" b="29845"/>
@@ -7701,7 +7842,7 @@
           </mc:Choice>
           <mc:Fallback>
             <w:pict>
-              <v:group w14:anchorId="7B4CEB77" id="Group 3" o:spid="_x0000_s1026" style="position:absolute;margin-left:455.95pt;margin-top:-53.1pt;width:94.8pt;height:1031.15pt;z-index:-251646976;mso-position-horizontal-relative:margin" coordorigin="7285,-22" coordsize="2681,20510" o:gfxdata="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">
+              <v:group w14:anchorId="6E0856BF" id="Group 3" o:spid="_x0000_s1026" style="position:absolute;margin-left:452.75pt;margin-top:-51.1pt;width:94.8pt;height:1031.15pt;z-index:-251646976;mso-position-horizontal-relative:margin" coordorigin="7285,-22" coordsize="2681,20510" o:gfxdata="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">
                 <v:shape id="AutoShape 128" o:spid="_x0000_s1027" type="#_x0000_t32" style="position:absolute;left:9966;top:6;width:0;height:20454;visibility:visible;mso-wrap-style:square" o:connectortype="straight" o:gfxdata="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" strokecolor="#538135 [2409]" strokeweight=".5pt">
                   <v:stroke joinstyle="miter"/>
                 </v:shape>
@@ -7729,6 +7870,574 @@
           <w:rFonts w:ascii="Times New Roman" w:eastAsia="Times New Roman" w:hAnsi="Times New Roman" w:cs="Times New Roman"/>
           <w:b/>
           <w:bCs/>
+          <w:color w:val="C00000"/>
+          <w:sz w:val="32"/>
+          <w:szCs w:val="27"/>
+        </w:rPr>
+        <w:t>Fill in the Blanks with Answers</w:t>
+      </w:r>
+    </w:p>
+    <w:p>
+      <w:pPr>
+        <w:numPr>
+          <w:ilvl w:val="0"/>
+          <w:numId w:val="2"/>
+        </w:numPr>
+        <w:spacing w:before="100" w:beforeAutospacing="1" w:after="100" w:afterAutospacing="1" w:line="240" w:lineRule="auto"/>
+        <w:rPr>
+          <w:rFonts w:ascii="Times New Roman" w:eastAsia="Times New Roman" w:hAnsi="Times New Roman" w:cs="Times New Roman"/>
+          <w:color w:val="FF0000"/>
+          <w:sz w:val="24"/>
+          <w:szCs w:val="24"/>
+        </w:rPr>
+      </w:pPr>
+      <w:r>
+        <w:rPr>
+          <w:rFonts w:ascii="Times New Roman" w:eastAsia="Times New Roman" w:hAnsi="Times New Roman" w:cs="Times New Roman"/>
+          <w:sz w:val="24"/>
+          <w:szCs w:val="24"/>
+        </w:rPr>
+        <w:t>A ______ is a blueprint for creating objects.</w:t>
+      </w:r>
+      <w:r>
+        <w:rPr>
+          <w:rFonts w:ascii="Times New Roman" w:eastAsia="Times New Roman" w:hAnsi="Times New Roman" w:cs="Times New Roman"/>
+          <w:sz w:val="24"/>
+          <w:szCs w:val="24"/>
+        </w:rPr>
+        <w:br/>
+      </w:r>
+      <w:r>
+        <w:rPr>
+          <w:rFonts w:ascii="Times New Roman" w:eastAsia="Times New Roman" w:hAnsi="Times New Roman" w:cs="Times New Roman"/>
+          <w:b/>
+          <w:bCs/>
+          <w:color w:val="FF0000"/>
+          <w:sz w:val="24"/>
+          <w:szCs w:val="24"/>
+        </w:rPr>
+        <w:t>Answer:</w:t>
+      </w:r>
+      <w:r>
+        <w:rPr>
+          <w:rFonts w:ascii="Times New Roman" w:eastAsia="Times New Roman" w:hAnsi="Times New Roman" w:cs="Times New Roman"/>
+          <w:color w:val="FF0000"/>
+          <w:sz w:val="24"/>
+          <w:szCs w:val="24"/>
+        </w:rPr>
+        <w:t xml:space="preserve"> class</w:t>
+      </w:r>
+    </w:p>
+    <w:p>
+      <w:pPr>
+        <w:numPr>
+          <w:ilvl w:val="0"/>
+          <w:numId w:val="2"/>
+        </w:numPr>
+        <w:spacing w:before="100" w:beforeAutospacing="1" w:after="100" w:afterAutospacing="1" w:line="240" w:lineRule="auto"/>
+        <w:rPr>
+          <w:rFonts w:ascii="Times New Roman" w:eastAsia="Times New Roman" w:hAnsi="Times New Roman" w:cs="Times New Roman"/>
+          <w:color w:val="FF0000"/>
+          <w:sz w:val="24"/>
+          <w:szCs w:val="24"/>
+        </w:rPr>
+      </w:pPr>
+      <w:proofErr w:type="gramStart"/>
+      <w:r>
+        <w:rPr>
+          <w:rFonts w:ascii="Times New Roman" w:eastAsia="Times New Roman" w:hAnsi="Times New Roman" w:cs="Times New Roman"/>
+          <w:sz w:val="24"/>
+          <w:szCs w:val="24"/>
+        </w:rPr>
+        <w:t>An</w:t>
+      </w:r>
+      <w:proofErr w:type="gramEnd"/>
+      <w:r>
+        <w:rPr>
+          <w:rFonts w:ascii="Times New Roman" w:eastAsia="Times New Roman" w:hAnsi="Times New Roman" w:cs="Times New Roman"/>
+          <w:sz w:val="24"/>
+          <w:szCs w:val="24"/>
+        </w:rPr>
+        <w:t xml:space="preserve"> ______ is an instance of a class.</w:t>
+      </w:r>
+      <w:r>
+        <w:rPr>
+          <w:rFonts w:ascii="Times New Roman" w:eastAsia="Times New Roman" w:hAnsi="Times New Roman" w:cs="Times New Roman"/>
+          <w:sz w:val="24"/>
+          <w:szCs w:val="24"/>
+        </w:rPr>
+        <w:br/>
+      </w:r>
+      <w:r>
+        <w:rPr>
+          <w:rFonts w:ascii="Times New Roman" w:eastAsia="Times New Roman" w:hAnsi="Times New Roman" w:cs="Times New Roman"/>
+          <w:b/>
+          <w:bCs/>
+          <w:color w:val="FF0000"/>
+          <w:sz w:val="24"/>
+          <w:szCs w:val="24"/>
+        </w:rPr>
+        <w:t>Answer:</w:t>
+      </w:r>
+      <w:r>
+        <w:rPr>
+          <w:rFonts w:ascii="Times New Roman" w:eastAsia="Times New Roman" w:hAnsi="Times New Roman" w:cs="Times New Roman"/>
+          <w:color w:val="FF0000"/>
+          <w:sz w:val="24"/>
+          <w:szCs w:val="24"/>
+        </w:rPr>
+        <w:t xml:space="preserve"> object</w:t>
+      </w:r>
+    </w:p>
+    <w:p>
+      <w:pPr>
+        <w:numPr>
+          <w:ilvl w:val="0"/>
+          <w:numId w:val="2"/>
+        </w:numPr>
+        <w:spacing w:before="100" w:beforeAutospacing="1" w:after="100" w:afterAutospacing="1" w:line="240" w:lineRule="auto"/>
+        <w:rPr>
+          <w:rFonts w:ascii="Times New Roman" w:eastAsia="Times New Roman" w:hAnsi="Times New Roman" w:cs="Times New Roman"/>
+          <w:color w:val="FF0000"/>
+          <w:sz w:val="24"/>
+          <w:szCs w:val="24"/>
+        </w:rPr>
+      </w:pPr>
+      <w:r>
+        <w:rPr>
+          <w:rFonts w:ascii="Times New Roman" w:eastAsia="Times New Roman" w:hAnsi="Times New Roman" w:cs="Times New Roman"/>
+          <w:sz w:val="24"/>
+          <w:szCs w:val="24"/>
+        </w:rPr>
+        <w:t>The keyword used to create an object is ______.</w:t>
+      </w:r>
+      <w:r>
+        <w:rPr>
+          <w:rFonts w:ascii="Times New Roman" w:eastAsia="Times New Roman" w:hAnsi="Times New Roman" w:cs="Times New Roman"/>
+          <w:sz w:val="24"/>
+          <w:szCs w:val="24"/>
+        </w:rPr>
+        <w:br/>
+      </w:r>
+      <w:r>
+        <w:rPr>
+          <w:rFonts w:ascii="Times New Roman" w:eastAsia="Times New Roman" w:hAnsi="Times New Roman" w:cs="Times New Roman"/>
+          <w:b/>
+          <w:bCs/>
+          <w:color w:val="FF0000"/>
+          <w:sz w:val="24"/>
+          <w:szCs w:val="24"/>
+        </w:rPr>
+        <w:t>Answer:</w:t>
+      </w:r>
+      <w:r>
+        <w:rPr>
+          <w:rFonts w:ascii="Times New Roman" w:eastAsia="Times New Roman" w:hAnsi="Times New Roman" w:cs="Times New Roman"/>
+          <w:color w:val="FF0000"/>
+          <w:sz w:val="24"/>
+          <w:szCs w:val="24"/>
+        </w:rPr>
+        <w:t xml:space="preserve"> new</w:t>
+      </w:r>
+    </w:p>
+    <w:p>
+      <w:pPr>
+        <w:numPr>
+          <w:ilvl w:val="0"/>
+          <w:numId w:val="2"/>
+        </w:numPr>
+        <w:spacing w:before="100" w:beforeAutospacing="1" w:after="100" w:afterAutospacing="1" w:line="240" w:lineRule="auto"/>
+        <w:rPr>
+          <w:rFonts w:ascii="Times New Roman" w:eastAsia="Times New Roman" w:hAnsi="Times New Roman" w:cs="Times New Roman"/>
+          <w:color w:val="FF0000"/>
+          <w:sz w:val="24"/>
+          <w:szCs w:val="24"/>
+        </w:rPr>
+      </w:pPr>
+      <w:r>
+        <w:rPr>
+          <w:rFonts w:ascii="Times New Roman" w:eastAsia="Times New Roman" w:hAnsi="Times New Roman" w:cs="Times New Roman"/>
+          <w:sz w:val="24"/>
+          <w:szCs w:val="24"/>
+        </w:rPr>
+        <w:t>A ______ method is used to initialize an object.</w:t>
+      </w:r>
+      <w:r>
+        <w:rPr>
+          <w:rFonts w:ascii="Times New Roman" w:eastAsia="Times New Roman" w:hAnsi="Times New Roman" w:cs="Times New Roman"/>
+          <w:sz w:val="24"/>
+          <w:szCs w:val="24"/>
+        </w:rPr>
+        <w:br/>
+      </w:r>
+      <w:r>
+        <w:rPr>
+          <w:rFonts w:ascii="Times New Roman" w:eastAsia="Times New Roman" w:hAnsi="Times New Roman" w:cs="Times New Roman"/>
+          <w:b/>
+          <w:bCs/>
+          <w:color w:val="FF0000"/>
+          <w:sz w:val="24"/>
+          <w:szCs w:val="24"/>
+        </w:rPr>
+        <w:t>Answer:</w:t>
+      </w:r>
+      <w:r>
+        <w:rPr>
+          <w:rFonts w:ascii="Times New Roman" w:eastAsia="Times New Roman" w:hAnsi="Times New Roman" w:cs="Times New Roman"/>
+          <w:color w:val="FF0000"/>
+          <w:sz w:val="24"/>
+          <w:szCs w:val="24"/>
+        </w:rPr>
+        <w:t xml:space="preserve"> constructor</w:t>
+      </w:r>
+    </w:p>
+    <w:p>
+      <w:pPr>
+        <w:numPr>
+          <w:ilvl w:val="0"/>
+          <w:numId w:val="2"/>
+        </w:numPr>
+        <w:spacing w:before="100" w:beforeAutospacing="1" w:after="100" w:afterAutospacing="1" w:line="240" w:lineRule="auto"/>
+        <w:rPr>
+          <w:rFonts w:ascii="Times New Roman" w:eastAsia="Times New Roman" w:hAnsi="Times New Roman" w:cs="Times New Roman"/>
+          <w:color w:val="FF0000"/>
+          <w:sz w:val="24"/>
+          <w:szCs w:val="24"/>
+        </w:rPr>
+      </w:pPr>
+      <w:r>
+        <w:rPr>
+          <w:rFonts w:ascii="Times New Roman" w:eastAsia="Times New Roman" w:hAnsi="Times New Roman" w:cs="Times New Roman"/>
+          <w:sz w:val="24"/>
+          <w:szCs w:val="24"/>
+        </w:rPr>
+        <w:t>The process of creating an object is called ______.</w:t>
+      </w:r>
+      <w:r>
+        <w:rPr>
+          <w:rFonts w:ascii="Times New Roman" w:eastAsia="Times New Roman" w:hAnsi="Times New Roman" w:cs="Times New Roman"/>
+          <w:sz w:val="24"/>
+          <w:szCs w:val="24"/>
+        </w:rPr>
+        <w:br/>
+      </w:r>
+      <w:r>
+        <w:rPr>
+          <w:rFonts w:ascii="Times New Roman" w:eastAsia="Times New Roman" w:hAnsi="Times New Roman" w:cs="Times New Roman"/>
+          <w:b/>
+          <w:bCs/>
+          <w:color w:val="FF0000"/>
+          <w:sz w:val="24"/>
+          <w:szCs w:val="24"/>
+        </w:rPr>
+        <w:t>Answer:</w:t>
+      </w:r>
+      <w:r>
+        <w:rPr>
+          <w:rFonts w:ascii="Times New Roman" w:eastAsia="Times New Roman" w:hAnsi="Times New Roman" w:cs="Times New Roman"/>
+          <w:color w:val="FF0000"/>
+          <w:sz w:val="24"/>
+          <w:szCs w:val="24"/>
+        </w:rPr>
+        <w:t xml:space="preserve"> instantiation</w:t>
+      </w:r>
+    </w:p>
+    <w:p>
+      <w:pPr>
+        <w:numPr>
+          <w:ilvl w:val="0"/>
+          <w:numId w:val="2"/>
+        </w:numPr>
+        <w:spacing w:before="100" w:beforeAutospacing="1" w:after="100" w:afterAutospacing="1" w:line="240" w:lineRule="auto"/>
+        <w:rPr>
+          <w:rFonts w:ascii="Times New Roman" w:eastAsia="Times New Roman" w:hAnsi="Times New Roman" w:cs="Times New Roman"/>
+          <w:color w:val="FF0000"/>
+          <w:sz w:val="24"/>
+          <w:szCs w:val="24"/>
+        </w:rPr>
+      </w:pPr>
+      <w:r>
+        <w:rPr>
+          <w:rFonts w:ascii="Times New Roman" w:eastAsia="Times New Roman" w:hAnsi="Times New Roman" w:cs="Times New Roman"/>
+          <w:sz w:val="24"/>
+          <w:szCs w:val="24"/>
+        </w:rPr>
+        <w:t>A constructor must have the same ______ as the class.</w:t>
+      </w:r>
+      <w:r>
+        <w:rPr>
+          <w:rFonts w:ascii="Times New Roman" w:eastAsia="Times New Roman" w:hAnsi="Times New Roman" w:cs="Times New Roman"/>
+          <w:sz w:val="24"/>
+          <w:szCs w:val="24"/>
+        </w:rPr>
+        <w:br/>
+      </w:r>
+      <w:r>
+        <w:rPr>
+          <w:rFonts w:ascii="Times New Roman" w:eastAsia="Times New Roman" w:hAnsi="Times New Roman" w:cs="Times New Roman"/>
+          <w:b/>
+          <w:bCs/>
+          <w:color w:val="FF0000"/>
+          <w:sz w:val="24"/>
+          <w:szCs w:val="24"/>
+        </w:rPr>
+        <w:t>Answer:</w:t>
+      </w:r>
+      <w:r>
+        <w:rPr>
+          <w:rFonts w:ascii="Times New Roman" w:eastAsia="Times New Roman" w:hAnsi="Times New Roman" w:cs="Times New Roman"/>
+          <w:color w:val="FF0000"/>
+          <w:sz w:val="24"/>
+          <w:szCs w:val="24"/>
+        </w:rPr>
+        <w:t xml:space="preserve"> name</w:t>
+      </w:r>
+    </w:p>
+    <w:p>
+      <w:pPr>
+        <w:numPr>
+          <w:ilvl w:val="0"/>
+          <w:numId w:val="2"/>
+        </w:numPr>
+        <w:spacing w:before="100" w:beforeAutospacing="1" w:after="100" w:afterAutospacing="1" w:line="240" w:lineRule="auto"/>
+        <w:rPr>
+          <w:rFonts w:ascii="Times New Roman" w:eastAsia="Times New Roman" w:hAnsi="Times New Roman" w:cs="Times New Roman"/>
+          <w:color w:val="FF0000"/>
+          <w:sz w:val="24"/>
+          <w:szCs w:val="24"/>
+        </w:rPr>
+      </w:pPr>
+      <w:r>
+        <w:rPr>
+          <w:rFonts w:ascii="Times New Roman" w:eastAsia="Times New Roman" w:hAnsi="Times New Roman" w:cs="Times New Roman"/>
+          <w:sz w:val="24"/>
+          <w:szCs w:val="24"/>
+        </w:rPr>
+        <w:t>The keyword ______ is used to define a class in Java.</w:t>
+      </w:r>
+      <w:r>
+        <w:rPr>
+          <w:rFonts w:ascii="Times New Roman" w:eastAsia="Times New Roman" w:hAnsi="Times New Roman" w:cs="Times New Roman"/>
+          <w:sz w:val="24"/>
+          <w:szCs w:val="24"/>
+        </w:rPr>
+        <w:br/>
+      </w:r>
+      <w:r>
+        <w:rPr>
+          <w:rFonts w:ascii="Times New Roman" w:eastAsia="Times New Roman" w:hAnsi="Times New Roman" w:cs="Times New Roman"/>
+          <w:b/>
+          <w:bCs/>
+          <w:color w:val="FF0000"/>
+          <w:sz w:val="24"/>
+          <w:szCs w:val="24"/>
+        </w:rPr>
+        <w:t>Answer:</w:t>
+      </w:r>
+      <w:r>
+        <w:rPr>
+          <w:rFonts w:ascii="Times New Roman" w:eastAsia="Times New Roman" w:hAnsi="Times New Roman" w:cs="Times New Roman"/>
+          <w:color w:val="FF0000"/>
+          <w:sz w:val="24"/>
+          <w:szCs w:val="24"/>
+        </w:rPr>
+        <w:t xml:space="preserve"> class</w:t>
+      </w:r>
+    </w:p>
+    <w:p>
+      <w:pPr>
+        <w:numPr>
+          <w:ilvl w:val="0"/>
+          <w:numId w:val="2"/>
+        </w:numPr>
+        <w:spacing w:before="100" w:beforeAutospacing="1" w:after="100" w:afterAutospacing="1" w:line="240" w:lineRule="auto"/>
+        <w:rPr>
+          <w:rFonts w:ascii="Times New Roman" w:eastAsia="Times New Roman" w:hAnsi="Times New Roman" w:cs="Times New Roman"/>
+          <w:color w:val="FF0000"/>
+          <w:sz w:val="24"/>
+          <w:szCs w:val="24"/>
+        </w:rPr>
+      </w:pPr>
+      <w:r>
+        <w:rPr>
+          <w:rFonts w:ascii="Times New Roman" w:eastAsia="Times New Roman" w:hAnsi="Times New Roman" w:cs="Times New Roman"/>
+          <w:sz w:val="24"/>
+          <w:szCs w:val="24"/>
+        </w:rPr>
+        <w:t>Java allows multiple constructors in a class. This feature is called constructor ______.</w:t>
+      </w:r>
+      <w:r>
+        <w:rPr>
+          <w:rFonts w:ascii="Times New Roman" w:eastAsia="Times New Roman" w:hAnsi="Times New Roman" w:cs="Times New Roman"/>
+          <w:sz w:val="24"/>
+          <w:szCs w:val="24"/>
+        </w:rPr>
+        <w:br/>
+      </w:r>
+      <w:r>
+        <w:rPr>
+          <w:rFonts w:ascii="Times New Roman" w:eastAsia="Times New Roman" w:hAnsi="Times New Roman" w:cs="Times New Roman"/>
+          <w:b/>
+          <w:bCs/>
+          <w:color w:val="FF0000"/>
+          <w:sz w:val="24"/>
+          <w:szCs w:val="24"/>
+        </w:rPr>
+        <w:t>Answer:</w:t>
+      </w:r>
+      <w:r>
+        <w:rPr>
+          <w:rFonts w:ascii="Times New Roman" w:eastAsia="Times New Roman" w:hAnsi="Times New Roman" w:cs="Times New Roman"/>
+          <w:color w:val="FF0000"/>
+          <w:sz w:val="24"/>
+          <w:szCs w:val="24"/>
+        </w:rPr>
+        <w:t xml:space="preserve"> overloading</w:t>
+      </w:r>
+    </w:p>
+    <w:p>
+      <w:pPr>
+        <w:numPr>
+          <w:ilvl w:val="0"/>
+          <w:numId w:val="2"/>
+        </w:numPr>
+        <w:spacing w:before="100" w:beforeAutospacing="1" w:after="100" w:afterAutospacing="1" w:line="240" w:lineRule="auto"/>
+        <w:rPr>
+          <w:rFonts w:ascii="Times New Roman" w:eastAsia="Times New Roman" w:hAnsi="Times New Roman" w:cs="Times New Roman"/>
+          <w:color w:val="FF0000"/>
+          <w:sz w:val="24"/>
+          <w:szCs w:val="24"/>
+        </w:rPr>
+      </w:pPr>
+      <w:r>
+        <w:rPr>
+          <w:rFonts w:ascii="Times New Roman" w:eastAsia="Times New Roman" w:hAnsi="Times New Roman" w:cs="Times New Roman"/>
+          <w:sz w:val="24"/>
+          <w:szCs w:val="24"/>
+        </w:rPr>
+        <w:t>The ______ method is the entry point of a Java program.</w:t>
+      </w:r>
+      <w:r>
+        <w:rPr>
+          <w:rFonts w:ascii="Times New Roman" w:eastAsia="Times New Roman" w:hAnsi="Times New Roman" w:cs="Times New Roman"/>
+          <w:sz w:val="24"/>
+          <w:szCs w:val="24"/>
+        </w:rPr>
+        <w:br/>
+      </w:r>
+      <w:r>
+        <w:rPr>
+          <w:rFonts w:ascii="Times New Roman" w:eastAsia="Times New Roman" w:hAnsi="Times New Roman" w:cs="Times New Roman"/>
+          <w:b/>
+          <w:bCs/>
+          <w:color w:val="FF0000"/>
+          <w:sz w:val="24"/>
+          <w:szCs w:val="24"/>
+        </w:rPr>
+        <w:t>Answer:</w:t>
+      </w:r>
+      <w:r>
+        <w:rPr>
+          <w:rFonts w:ascii="Times New Roman" w:eastAsia="Times New Roman" w:hAnsi="Times New Roman" w:cs="Times New Roman"/>
+          <w:color w:val="FF0000"/>
+          <w:sz w:val="24"/>
+          <w:szCs w:val="24"/>
+        </w:rPr>
+        <w:t xml:space="preserve"> main</w:t>
+      </w:r>
+    </w:p>
+    <w:p>
+      <w:pPr>
+        <w:numPr>
+          <w:ilvl w:val="0"/>
+          <w:numId w:val="2"/>
+        </w:numPr>
+        <w:spacing w:before="100" w:beforeAutospacing="1" w:after="100" w:afterAutospacing="1" w:line="240" w:lineRule="auto"/>
+        <w:rPr>
+          <w:rFonts w:ascii="Times New Roman" w:eastAsia="Times New Roman" w:hAnsi="Times New Roman" w:cs="Times New Roman"/>
+          <w:sz w:val="24"/>
+          <w:szCs w:val="24"/>
+        </w:rPr>
+      </w:pPr>
+      <w:r>
+        <w:rPr>
+          <w:rFonts w:ascii="Times New Roman" w:eastAsia="Times New Roman" w:hAnsi="Times New Roman" w:cs="Times New Roman"/>
+          <w:sz w:val="24"/>
+          <w:szCs w:val="24"/>
+        </w:rPr>
+        <w:t>A class can contain both ______ and ______.</w:t>
+      </w:r>
+      <w:r>
+        <w:rPr>
+          <w:rFonts w:ascii="Times New Roman" w:eastAsia="Times New Roman" w:hAnsi="Times New Roman" w:cs="Times New Roman"/>
+          <w:sz w:val="24"/>
+          <w:szCs w:val="24"/>
+        </w:rPr>
+        <w:br/>
+      </w:r>
+      <w:r>
+        <w:rPr>
+          <w:rFonts w:ascii="Times New Roman" w:eastAsia="Times New Roman" w:hAnsi="Times New Roman" w:cs="Times New Roman"/>
+          <w:b/>
+          <w:bCs/>
+          <w:sz w:val="24"/>
+          <w:szCs w:val="24"/>
+        </w:rPr>
+        <w:t>Answer:</w:t>
+      </w:r>
+      <w:r>
+        <w:rPr>
+          <w:rFonts w:ascii="Times New Roman" w:eastAsia="Times New Roman" w:hAnsi="Times New Roman" w:cs="Times New Roman"/>
+          <w:sz w:val="24"/>
+          <w:szCs w:val="24"/>
+        </w:rPr>
+        <w:t xml:space="preserve"> variables, methods</w:t>
+      </w:r>
+    </w:p>
+    <w:p>
+      <w:pPr>
+        <w:spacing w:before="100" w:beforeAutospacing="1" w:after="100" w:afterAutospacing="1" w:line="240" w:lineRule="auto"/>
+        <w:jc w:val="center"/>
+        <w:outlineLvl w:val="2"/>
+        <w:rPr>
+          <w:rFonts w:ascii="Times New Roman" w:eastAsia="Times New Roman" w:hAnsi="Times New Roman" w:cs="Times New Roman"/>
+          <w:b/>
+          <w:bCs/>
+          <w:color w:val="C00000"/>
+          <w:sz w:val="32"/>
+          <w:szCs w:val="27"/>
+        </w:rPr>
+      </w:pPr>
+      <w:r>
+        <w:rPr>
+          <w:rFonts w:ascii="Times New Roman" w:eastAsia="Times New Roman" w:hAnsi="Times New Roman" w:cs="Times New Roman"/>
+          <w:b/>
+          <w:bCs/>
+          <w:color w:val="C00000"/>
+          <w:sz w:val="32"/>
+          <w:szCs w:val="27"/>
+        </w:rPr>
+        <w:t>Short Answer Questions with Answers</w:t>
+      </w:r>
+    </w:p>
+    <w:p>
+      <w:pPr>
+        <w:numPr>
+          <w:ilvl w:val="0"/>
+          <w:numId w:val="3"/>
+        </w:numPr>
+        <w:spacing w:before="100" w:beforeAutospacing="1" w:after="100" w:afterAutospacing="1" w:line="240" w:lineRule="auto"/>
+        <w:rPr>
+          <w:rFonts w:ascii="Times New Roman" w:eastAsia="Times New Roman" w:hAnsi="Times New Roman" w:cs="Times New Roman"/>
+          <w:sz w:val="24"/>
+          <w:szCs w:val="24"/>
+        </w:rPr>
+      </w:pPr>
+      <w:r>
+        <w:rPr>
+          <w:rFonts w:ascii="Times New Roman" w:eastAsia="Times New Roman" w:hAnsi="Times New Roman" w:cs="Times New Roman"/>
+          <w:b/>
+          <w:bCs/>
           <w:color w:val="00B050"/>
           <w:sz w:val="24"/>
           <w:szCs w:val="24"/>
@@ -8320,6 +9029,323 @@
           <w:szCs w:val="20"/>
         </w:rPr>
       </w:pPr>
+      <w:r>
+        <w:rPr>
+          <w:rFonts w:ascii="Times New Roman" w:hAnsi="Times New Roman" w:cs="Times New Roman"/>
+          <w:noProof/>
+        </w:rPr>
+        <w:lastRenderedPageBreak/>
+        <mc:AlternateContent>
+          <mc:Choice Requires="wpg">
+            <w:drawing>
+              <wp:anchor distT="0" distB="0" distL="114300" distR="114300" simplePos="0" relativeHeight="251671552" behindDoc="1" locked="0" layoutInCell="1" allowOverlap="1" wp14:anchorId="42C60905" wp14:editId="4254DE48">
+                <wp:simplePos x="0" y="0"/>
+                <wp:positionH relativeFrom="margin">
+                  <wp:posOffset>5793641</wp:posOffset>
+                </wp:positionH>
+                <wp:positionV relativeFrom="paragraph">
+                  <wp:posOffset>-780415</wp:posOffset>
+                </wp:positionV>
+                <wp:extent cx="1203995" cy="13095734"/>
+                <wp:effectExtent l="57150" t="38100" r="15240" b="29845"/>
+                <wp:wrapNone/>
+                <wp:docPr id="96" name="Group 3"/>
+                <wp:cNvGraphicFramePr>
+                  <a:graphicFrameLocks xmlns:a="http://schemas.openxmlformats.org/drawingml/2006/main"/>
+                </wp:cNvGraphicFramePr>
+                <a:graphic xmlns:a="http://schemas.openxmlformats.org/drawingml/2006/main">
+                  <a:graphicData uri="http://schemas.microsoft.com/office/word/2010/wordprocessingGroup">
+                    <wpg:wgp>
+                      <wpg:cNvGrpSpPr>
+                        <a:grpSpLocks/>
+                      </wpg:cNvGrpSpPr>
+                      <wpg:grpSpPr bwMode="auto">
+                        <a:xfrm>
+                          <a:off x="0" y="0"/>
+                          <a:ext cx="1203995" cy="13095734"/>
+                          <a:chOff x="7285" y="-22"/>
+                          <a:chExt cx="2681" cy="20510"/>
+                        </a:xfrm>
+                      </wpg:grpSpPr>
+                      <wps:wsp>
+                        <wps:cNvPr id="97" name="AutoShape 128"/>
+                        <wps:cNvCnPr>
+                          <a:cxnSpLocks noChangeShapeType="1"/>
+                        </wps:cNvCnPr>
+                        <wps:spPr bwMode="auto">
+                          <a:xfrm>
+                            <a:off x="9966" y="6"/>
+                            <a:ext cx="0" cy="20454"/>
+                          </a:xfrm>
+                          <a:prstGeom prst="straightConnector1">
+                            <a:avLst/>
+                          </a:prstGeom>
+                          <a:ln>
+                            <a:solidFill>
+                              <a:schemeClr val="accent6">
+                                <a:lumMod val="75000"/>
+                              </a:schemeClr>
+                            </a:solidFill>
+                            <a:headEnd/>
+                            <a:tailEnd/>
+                          </a:ln>
+                        </wps:spPr>
+                        <wps:style>
+                          <a:lnRef idx="1">
+                            <a:schemeClr val="dk1"/>
+                          </a:lnRef>
+                          <a:fillRef idx="0">
+                            <a:schemeClr val="dk1"/>
+                          </a:fillRef>
+                          <a:effectRef idx="0">
+                            <a:schemeClr val="dk1"/>
+                          </a:effectRef>
+                          <a:fontRef idx="minor">
+                            <a:schemeClr val="tx1"/>
+                          </a:fontRef>
+                        </wps:style>
+                        <wps:bodyPr/>
+                      </wps:wsp>
+                      <wps:wsp>
+                        <wps:cNvPr id="98" name="AutoShape 127"/>
+                        <wps:cNvCnPr>
+                          <a:cxnSpLocks noChangeShapeType="1"/>
+                        </wps:cNvCnPr>
+                        <wps:spPr bwMode="auto">
+                          <a:xfrm>
+                            <a:off x="9710" y="6"/>
+                            <a:ext cx="0" cy="20368"/>
+                          </a:xfrm>
+                          <a:prstGeom prst="straightConnector1">
+                            <a:avLst/>
+                          </a:prstGeom>
+                          <a:ln>
+                            <a:solidFill>
+                              <a:schemeClr val="accent6">
+                                <a:lumMod val="60000"/>
+                                <a:lumOff val="40000"/>
+                              </a:schemeClr>
+                            </a:solidFill>
+                            <a:headEnd/>
+                            <a:tailEnd/>
+                          </a:ln>
+                          <a:scene3d>
+                            <a:camera prst="orthographicFront"/>
+                            <a:lightRig rig="threePt" dir="t"/>
+                          </a:scene3d>
+                          <a:sp3d>
+                            <a:bevelT w="139700" h="139700" prst="divot"/>
+                          </a:sp3d>
+                        </wps:spPr>
+                        <wps:style>
+                          <a:lnRef idx="3">
+                            <a:schemeClr val="lt1"/>
+                          </a:lnRef>
+                          <a:fillRef idx="1">
+                            <a:schemeClr val="accent1"/>
+                          </a:fillRef>
+                          <a:effectRef idx="1">
+                            <a:schemeClr val="accent1"/>
+                          </a:effectRef>
+                          <a:fontRef idx="minor">
+                            <a:schemeClr val="lt1"/>
+                          </a:fontRef>
+                        </wps:style>
+                        <wps:bodyPr/>
+                      </wps:wsp>
+                      <wps:wsp>
+                        <wps:cNvPr id="99" name="AutoShape 101"/>
+                        <wps:cNvCnPr>
+                          <a:cxnSpLocks noChangeShapeType="1"/>
+                        </wps:cNvCnPr>
+                        <wps:spPr bwMode="auto">
+                          <a:xfrm>
+                            <a:off x="9563" y="-22"/>
+                            <a:ext cx="0" cy="20482"/>
+                          </a:xfrm>
+                          <a:prstGeom prst="straightConnector1">
+                            <a:avLst/>
+                          </a:prstGeom>
+                          <a:ln>
+                            <a:solidFill>
+                              <a:schemeClr val="accent6">
+                                <a:lumMod val="75000"/>
+                              </a:schemeClr>
+                            </a:solidFill>
+                            <a:headEnd/>
+                            <a:tailEnd/>
+                          </a:ln>
+                        </wps:spPr>
+                        <wps:style>
+                          <a:lnRef idx="2">
+                            <a:schemeClr val="dk1"/>
+                          </a:lnRef>
+                          <a:fillRef idx="0">
+                            <a:schemeClr val="dk1"/>
+                          </a:fillRef>
+                          <a:effectRef idx="1">
+                            <a:schemeClr val="dk1"/>
+                          </a:effectRef>
+                          <a:fontRef idx="minor">
+                            <a:schemeClr val="tx1"/>
+                          </a:fontRef>
+                        </wps:style>
+                        <wps:bodyPr/>
+                      </wps:wsp>
+                      <wps:wsp>
+                        <wps:cNvPr id="100" name="Oval 121"/>
+                        <wps:cNvSpPr>
+                          <a:spLocks noChangeArrowheads="1"/>
+                        </wps:cNvSpPr>
+                        <wps:spPr bwMode="auto">
+                          <a:xfrm>
+                            <a:off x="7285" y="13734"/>
+                            <a:ext cx="1776" cy="1321"/>
+                          </a:xfrm>
+                          <a:prstGeom prst="ellipse">
+                            <a:avLst/>
+                          </a:prstGeom>
+                          <a:gradFill>
+                            <a:gsLst>
+                              <a:gs pos="0">
+                                <a:schemeClr val="accent1">
+                                  <a:lumMod val="5000"/>
+                                  <a:lumOff val="95000"/>
+                                </a:schemeClr>
+                              </a:gs>
+                              <a:gs pos="31000">
+                                <a:schemeClr val="accent6">
+                                  <a:lumMod val="40000"/>
+                                  <a:lumOff val="60000"/>
+                                </a:schemeClr>
+                              </a:gs>
+                              <a:gs pos="83000">
+                                <a:schemeClr val="accent6">
+                                  <a:lumMod val="40000"/>
+                                  <a:lumOff val="60000"/>
+                                </a:schemeClr>
+                              </a:gs>
+                              <a:gs pos="100000">
+                                <a:schemeClr val="accent1">
+                                  <a:lumMod val="30000"/>
+                                  <a:lumOff val="70000"/>
+                                </a:schemeClr>
+                              </a:gs>
+                            </a:gsLst>
+                            <a:lin ang="5400000" scaled="1"/>
+                          </a:gradFill>
+                          <a:ln>
+                            <a:solidFill>
+                              <a:schemeClr val="accent6">
+                                <a:lumMod val="60000"/>
+                                <a:lumOff val="40000"/>
+                              </a:schemeClr>
+                            </a:solidFill>
+                            <a:headEnd/>
+                            <a:tailEnd/>
+                          </a:ln>
+                          <a:scene3d>
+                            <a:camera prst="orthographicFront"/>
+                            <a:lightRig rig="threePt" dir="t"/>
+                          </a:scene3d>
+                          <a:sp3d>
+                            <a:bevelT w="152400" h="50800" prst="softRound"/>
+                          </a:sp3d>
+                        </wps:spPr>
+                        <wps:style>
+                          <a:lnRef idx="3">
+                            <a:schemeClr val="lt1"/>
+                          </a:lnRef>
+                          <a:fillRef idx="1">
+                            <a:schemeClr val="accent1"/>
+                          </a:fillRef>
+                          <a:effectRef idx="1">
+                            <a:schemeClr val="accent1"/>
+                          </a:effectRef>
+                          <a:fontRef idx="minor">
+                            <a:schemeClr val="lt1"/>
+                          </a:fontRef>
+                        </wps:style>
+                        <wps:bodyPr rot="0" vert="horz" wrap="square" lIns="91440" tIns="45720" rIns="91440" bIns="45720" anchor="t" anchorCtr="0" upright="1">
+                          <a:noAutofit/>
+                        </wps:bodyPr>
+                      </wps:wsp>
+                      <wps:wsp>
+                        <wps:cNvPr id="101" name="AutoShape 101"/>
+                        <wps:cNvCnPr>
+                          <a:cxnSpLocks noChangeShapeType="1"/>
+                        </wps:cNvCnPr>
+                        <wps:spPr bwMode="auto">
+                          <a:xfrm>
+                            <a:off x="9847" y="6"/>
+                            <a:ext cx="0" cy="20482"/>
+                          </a:xfrm>
+                          <a:prstGeom prst="straightConnector1">
+                            <a:avLst/>
+                          </a:prstGeom>
+                          <a:ln>
+                            <a:solidFill>
+                              <a:schemeClr val="accent6">
+                                <a:lumMod val="75000"/>
+                              </a:schemeClr>
+                            </a:solidFill>
+                            <a:headEnd/>
+                            <a:tailEnd/>
+                          </a:ln>
+                        </wps:spPr>
+                        <wps:style>
+                          <a:lnRef idx="2">
+                            <a:schemeClr val="dk1"/>
+                          </a:lnRef>
+                          <a:fillRef idx="0">
+                            <a:schemeClr val="dk1"/>
+                          </a:fillRef>
+                          <a:effectRef idx="1">
+                            <a:schemeClr val="dk1"/>
+                          </a:effectRef>
+                          <a:fontRef idx="minor">
+                            <a:schemeClr val="tx1"/>
+                          </a:fontRef>
+                        </wps:style>
+                        <wps:bodyPr/>
+                      </wps:wsp>
+                    </wpg:wgp>
+                  </a:graphicData>
+                </a:graphic>
+                <wp14:sizeRelH relativeFrom="page">
+                  <wp14:pctWidth>0</wp14:pctWidth>
+                </wp14:sizeRelH>
+                <wp14:sizeRelV relativeFrom="page">
+                  <wp14:pctHeight>0</wp14:pctHeight>
+                </wp14:sizeRelV>
+              </wp:anchor>
+            </w:drawing>
+          </mc:Choice>
+          <mc:Fallback>
+            <w:pict>
+              <v:group w14:anchorId="641D1C77" id="Group 3" o:spid="_x0000_s1026" style="position:absolute;margin-left:456.2pt;margin-top:-61.45pt;width:94.8pt;height:1031.15pt;z-index:-251644928;mso-position-horizontal-relative:margin" coordorigin="7285,-22" coordsize="2681,20510" o:gfxdata="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">
+                <v:shape id="AutoShape 128" o:spid="_x0000_s1027" type="#_x0000_t32" style="position:absolute;left:9966;top:6;width:0;height:20454;visibility:visible;mso-wrap-style:square" o:connectortype="straight" o:gfxdata="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" strokecolor="#538135 [2409]" strokeweight=".5pt">
+                  <v:stroke joinstyle="miter"/>
+                </v:shape>
+                <v:shape id="AutoShape 127" o:spid="_x0000_s1028" type="#_x0000_t32" style="position:absolute;left:9710;top:6;width:0;height:20368;visibility:visible;mso-wrap-style:square" o:connectortype="straight" o:gfxdata="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" filled="t" fillcolor="#5b9bd5 [3204]" strokecolor="#a8d08d [1945]" strokeweight="1.5pt">
+                  <v:stroke joinstyle="miter"/>
+                </v:shape>
+                <v:shape id="AutoShape 101" o:spid="_x0000_s1029" type="#_x0000_t32" style="position:absolute;left:9563;top:-22;width:0;height:20482;visibility:visible;mso-wrap-style:square" o:connectortype="straight" o:gfxdata="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" strokecolor="#538135 [2409]" strokeweight="1pt">
+                  <v:stroke joinstyle="miter"/>
+                </v:shape>
+                <v:oval id="Oval 121" o:spid="_x0000_s1030" style="position:absolute;left:7285;top:13734;width:1776;height:1321;visibility:visible;mso-wrap-style:square;v-text-anchor:top" o:gfxdata="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" fillcolor="#f7fafd [180]" strokecolor="#a8d08d [1945]" strokeweight="1.5pt">
+                  <v:fill color2="#cde0f2 [980]" colors="0 #f7fafd;20316f #c5e0b4;54395f #c5e0b4;1 #cee1f2" focus="100%" type="gradient"/>
+                  <v:stroke joinstyle="miter"/>
+                </v:oval>
+                <v:shape id="AutoShape 101" o:spid="_x0000_s1031" type="#_x0000_t32" style="position:absolute;left:9847;top:6;width:0;height:20482;visibility:visible;mso-wrap-style:square" o:connectortype="straight" o:gfxdata="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" strokecolor="#538135 [2409]" strokeweight="1pt">
+                  <v:stroke joinstyle="miter"/>
+                </v:shape>
+                <w10:wrap anchorx="margin"/>
+              </v:group>
+            </w:pict>
+          </mc:Fallback>
+        </mc:AlternateContent>
+      </w:r>
       <w:proofErr w:type="gramStart"/>
       <w:r>
         <w:rPr>
@@ -8725,8 +9751,6 @@
         </w:rPr>
         <w:t xml:space="preserve">************************************************************************* </w:t>
       </w:r>
-      <w:bookmarkStart w:id="0" w:name="_GoBack"/>
-      <w:bookmarkEnd w:id="0"/>
     </w:p>
     <w:sectPr>
       <w:pgSz w:w="12240" w:h="15840"/>
@@ -10168,6 +11192,7 @@
     <w:lsdException w:name="Subtitle" w:qFormat="1"/>
     <w:lsdException w:name="Strong" w:uiPriority="22" w:qFormat="1"/>
     <w:lsdException w:name="Emphasis" w:qFormat="1"/>
+    <w:lsdException w:name="Normal (Web)" w:uiPriority="99"/>
     <w:lsdException w:name="HTML Code" w:uiPriority="99"/>
     <w:lsdException w:name="HTML Preformatted" w:uiPriority="99"/>
     <w:lsdException w:name="Normal Table" w:semiHidden="1" w:unhideWhenUsed="1"/>
@@ -10646,6 +11671,21 @@
     <w:basedOn w:val="DefaultParagraphFont"/>
     <w:rsid w:val="00717C21"/>
   </w:style>
+  <w:style w:type="paragraph" w:styleId="NormalWeb">
+    <w:name w:val="Normal (Web)"/>
+    <w:basedOn w:val="Normal"/>
+    <w:uiPriority w:val="99"/>
+    <w:unhideWhenUsed/>
+    <w:rsid w:val="00262EBF"/>
+    <w:pPr>
+      <w:spacing w:before="100" w:beforeAutospacing="1" w:after="100" w:afterAutospacing="1" w:line="240" w:lineRule="auto"/>
+    </w:pPr>
+    <w:rPr>
+      <w:rFonts w:ascii="Times New Roman" w:eastAsia="Times New Roman" w:hAnsi="Times New Roman" w:cs="Times New Roman"/>
+      <w:sz w:val="24"/>
+      <w:szCs w:val="24"/>
+    </w:rPr>
+  </w:style>
 </w:styles>
 </file>
 

--- a/pdf/class 10/CLASS 10 CH-2.docx
+++ b/pdf/class 10/CLASS 10 CH-2.docx
@@ -2702,7 +2702,6 @@
         <w:spacing w:after="0" w:line="240" w:lineRule="auto"/>
         <w:rPr>
           <w:rFonts w:ascii="Courier New" w:eastAsia="Times New Roman" w:hAnsi="Courier New" w:cs="Courier New"/>
-          <w:color w:val="7030A0"/>
           <w:sz w:val="20"/>
           <w:szCs w:val="20"/>
         </w:rPr>
@@ -2760,793 +2759,319 @@
     </w:p>
     <w:p>
       <w:pPr>
-        <w:tabs>
-          <w:tab w:val="left" w:pos="916"/>
-          <w:tab w:val="left" w:pos="1832"/>
-          <w:tab w:val="left" w:pos="2748"/>
-          <w:tab w:val="left" w:pos="3664"/>
-          <w:tab w:val="left" w:pos="4580"/>
-          <w:tab w:val="left" w:pos="5496"/>
-          <w:tab w:val="left" w:pos="6412"/>
-          <w:tab w:val="left" w:pos="7328"/>
-          <w:tab w:val="left" w:pos="8244"/>
-          <w:tab w:val="left" w:pos="9160"/>
-          <w:tab w:val="left" w:pos="10076"/>
-          <w:tab w:val="left" w:pos="10992"/>
-          <w:tab w:val="left" w:pos="11908"/>
-          <w:tab w:val="left" w:pos="12824"/>
-          <w:tab w:val="left" w:pos="13740"/>
-          <w:tab w:val="left" w:pos="14656"/>
-        </w:tabs>
-        <w:spacing w:after="0" w:line="240" w:lineRule="auto"/>
-        <w:rPr>
-          <w:rFonts w:ascii="Courier New" w:eastAsia="Times New Roman" w:hAnsi="Courier New" w:cs="Courier New"/>
-          <w:color w:val="7030A0"/>
-          <w:sz w:val="20"/>
-          <w:szCs w:val="20"/>
-        </w:rPr>
-      </w:pPr>
+        <w:pStyle w:val="Heading3"/>
+        <w:jc w:val="center"/>
+        <w:rPr>
+          <w:color w:val="C00000"/>
+          <w:sz w:val="36"/>
+        </w:rPr>
+      </w:pPr>
+      <w:r>
+        <w:rPr>
+          <w:rStyle w:val="Strong"/>
+          <w:b/>
+          <w:bCs/>
+          <w:color w:val="C00000"/>
+          <w:sz w:val="36"/>
+        </w:rPr>
+        <w:t>Extra Questions – Chapter 2: Classes and Objects</w:t>
+      </w:r>
     </w:p>
     <w:p>
       <w:pPr>
-        <w:pStyle w:val="Heading3"/>
-        <w:rPr>
-          <w:color w:val="00B050"/>
-        </w:rPr>
-      </w:pPr>
-      <w:r>
-        <w:rPr>
-          <w:rFonts w:ascii="Courier New" w:hAnsi="Courier New" w:cs="Courier New"/>
-          <w:color w:val="7030A0"/>
-          <w:sz w:val="20"/>
-          <w:szCs w:val="20"/>
-        </w:rPr>
-        <w:t>C.</w:t>
-      </w:r>
+        <w:pStyle w:val="Heading4"/>
+        <w:spacing w:before="0" w:line="240" w:lineRule="auto"/>
+      </w:pPr>
       <w:r>
         <w:rPr>
           <w:rStyle w:val="Strong"/>
-          <w:b/>
-          <w:bCs/>
-        </w:rPr>
-        <w:t xml:space="preserve"> </w:t>
-      </w:r>
-      <w:r>
-        <w:rPr>
-          <w:color w:val="00B050"/>
-        </w:rPr>
-        <w:t>Question 1</w:t>
+          <w:bCs w:val="0"/>
+        </w:rPr>
+        <w:t>1. Multiple Choice Questions</w:t>
       </w:r>
     </w:p>
     <w:p>
       <w:pPr>
-        <w:spacing w:before="100" w:beforeAutospacing="1" w:after="100" w:afterAutospacing="1" w:line="240" w:lineRule="auto"/>
-        <w:rPr>
-          <w:rFonts w:ascii="Times New Roman" w:eastAsia="Times New Roman" w:hAnsi="Times New Roman" w:cs="Times New Roman"/>
-          <w:sz w:val="24"/>
-          <w:szCs w:val="24"/>
-        </w:rPr>
-      </w:pPr>
-      <w:r>
-        <w:rPr>
-          <w:rFonts w:ascii="Times New Roman" w:eastAsia="Times New Roman" w:hAnsi="Times New Roman" w:cs="Times New Roman"/>
-          <w:b/>
-          <w:bCs/>
-          <w:sz w:val="24"/>
-          <w:szCs w:val="24"/>
-        </w:rPr>
-        <w:t>Assertion (A):</w:t>
-      </w:r>
-      <w:r>
-        <w:rPr>
-          <w:rFonts w:ascii="Times New Roman" w:eastAsia="Times New Roman" w:hAnsi="Times New Roman" w:cs="Times New Roman"/>
-          <w:sz w:val="24"/>
-          <w:szCs w:val="24"/>
-        </w:rPr>
-        <w:t xml:space="preserve"> Data abstraction is a fundamental concept in OOP. </w:t>
-      </w:r>
-      <w:r>
-        <w:rPr>
-          <w:rFonts w:ascii="Segoe UI Symbol" w:eastAsia="Times New Roman" w:hAnsi="Segoe UI Symbol" w:cs="Segoe UI Symbol"/>
-          <w:sz w:val="24"/>
-          <w:szCs w:val="24"/>
-        </w:rPr>
-        <w:t>✅</w:t>
-      </w:r>
-      <w:r>
-        <w:rPr>
-          <w:rFonts w:ascii="Times New Roman" w:eastAsia="Times New Roman" w:hAnsi="Times New Roman" w:cs="Times New Roman"/>
-          <w:sz w:val="24"/>
-          <w:szCs w:val="24"/>
-        </w:rPr>
-        <w:t xml:space="preserve"> (True</w:t>
+        <w:spacing w:after="0" w:line="240" w:lineRule="auto"/>
+        <w:rPr>
+          <w:color w:val="FF0000"/>
+        </w:rPr>
+      </w:pPr>
+      <w:r>
+        <w:rPr>
+          <w:rStyle w:val="Strong"/>
+          <w:color w:val="00B050"/>
+        </w:rPr>
+        <w:t>Q1.</w:t>
+      </w:r>
+      <w:r>
+        <w:rPr>
+          <w:color w:val="00B050"/>
+        </w:rPr>
+        <w:t xml:space="preserve"> What keyword is used to create an object in Java?</w:t>
+      </w:r>
+      <w:r>
+        <w:rPr>
+          <w:color w:val="00B050"/>
+        </w:rPr>
+        <w:br/>
+      </w:r>
+      <w:r>
+        <w:t xml:space="preserve">a) </w:t>
       </w:r>
       <w:proofErr w:type="gramStart"/>
       <w:r>
-        <w:rPr>
-          <w:rFonts w:ascii="Times New Roman" w:eastAsia="Times New Roman" w:hAnsi="Times New Roman" w:cs="Times New Roman"/>
-          <w:sz w:val="24"/>
-          <w:szCs w:val="24"/>
-        </w:rPr>
-        <w:t>)</w:t>
+        <w:t>object</w:t>
       </w:r>
       <w:proofErr w:type="gramEnd"/>
       <w:r>
-        <w:rPr>
-          <w:rFonts w:ascii="Times New Roman" w:eastAsia="Times New Roman" w:hAnsi="Times New Roman" w:cs="Times New Roman"/>
-          <w:sz w:val="24"/>
-          <w:szCs w:val="24"/>
-        </w:rPr>
-        <w:br/>
-      </w:r>
-      <w:r>
-        <w:rPr>
-          <w:rFonts w:ascii="Times New Roman" w:eastAsia="Times New Roman" w:hAnsi="Times New Roman" w:cs="Times New Roman"/>
-          <w:b/>
-          <w:bCs/>
-          <w:sz w:val="24"/>
-          <w:szCs w:val="24"/>
-        </w:rPr>
-        <w:t>Reason (R):</w:t>
-      </w:r>
-      <w:r>
-        <w:rPr>
-          <w:rFonts w:ascii="Times New Roman" w:eastAsia="Times New Roman" w:hAnsi="Times New Roman" w:cs="Times New Roman"/>
-          <w:sz w:val="24"/>
-          <w:szCs w:val="24"/>
-        </w:rPr>
-        <w:t xml:space="preserve"> It hides implementation details and shows only relevant information. </w:t>
-      </w:r>
-      <w:r>
-        <w:rPr>
-          <w:rFonts w:ascii="Segoe UI Symbol" w:eastAsia="Times New Roman" w:hAnsi="Segoe UI Symbol" w:cs="Segoe UI Symbol"/>
-          <w:sz w:val="24"/>
-          <w:szCs w:val="24"/>
-        </w:rPr>
-        <w:t>✅</w:t>
-      </w:r>
-      <w:r>
-        <w:rPr>
-          <w:rFonts w:ascii="Times New Roman" w:eastAsia="Times New Roman" w:hAnsi="Times New Roman" w:cs="Times New Roman"/>
-          <w:sz w:val="24"/>
-          <w:szCs w:val="24"/>
-        </w:rPr>
-        <w:t xml:space="preserve"> (True)</w:t>
+        <w:br/>
+        <w:t>b) create</w:t>
+      </w:r>
+      <w:r>
+        <w:br/>
+        <w:t>c) new</w:t>
+      </w:r>
+      <w:r>
+        <w:br/>
+        <w:t>d) instance</w:t>
+      </w:r>
+      <w:r>
+        <w:br/>
+      </w:r>
+      <w:proofErr w:type="spellStart"/>
+      <w:r>
+        <w:rPr>
+          <w:rStyle w:val="Strong"/>
+          <w:color w:val="FF0000"/>
+        </w:rPr>
+        <w:t>Ans</w:t>
+      </w:r>
+      <w:proofErr w:type="spellEnd"/>
+      <w:r>
+        <w:rPr>
+          <w:rStyle w:val="Strong"/>
+          <w:color w:val="FF0000"/>
+        </w:rPr>
+        <w:t>:</w:t>
+      </w:r>
+      <w:r>
+        <w:rPr>
+          <w:color w:val="FF0000"/>
+        </w:rPr>
+        <w:t xml:space="preserve"> c) new</w:t>
       </w:r>
     </w:p>
     <w:p>
       <w:pPr>
-        <w:spacing w:before="100" w:beforeAutospacing="1" w:after="100" w:afterAutospacing="1" w:line="240" w:lineRule="auto"/>
-        <w:rPr>
-          <w:rFonts w:ascii="Times New Roman" w:eastAsia="Times New Roman" w:hAnsi="Times New Roman" w:cs="Times New Roman"/>
-          <w:sz w:val="24"/>
-          <w:szCs w:val="24"/>
-        </w:rPr>
-      </w:pPr>
-      <w:r>
-        <w:rPr>
-          <w:rFonts w:ascii="Segoe UI Symbol" w:eastAsia="Times New Roman" w:hAnsi="Segoe UI Symbol" w:cs="Segoe UI Symbol"/>
-          <w:sz w:val="24"/>
-          <w:szCs w:val="24"/>
-        </w:rPr>
-        <w:t>👉</w:t>
-      </w:r>
-      <w:r>
-        <w:rPr>
-          <w:rFonts w:ascii="Times New Roman" w:eastAsia="Times New Roman" w:hAnsi="Times New Roman" w:cs="Times New Roman"/>
-          <w:sz w:val="24"/>
-          <w:szCs w:val="24"/>
-        </w:rPr>
-        <w:t xml:space="preserve"> </w:t>
-      </w:r>
-      <w:proofErr w:type="gramStart"/>
-      <w:r>
-        <w:rPr>
-          <w:rFonts w:ascii="Times New Roman" w:eastAsia="Times New Roman" w:hAnsi="Times New Roman" w:cs="Times New Roman"/>
-          <w:sz w:val="24"/>
-          <w:szCs w:val="24"/>
-        </w:rPr>
-        <w:t>The</w:t>
-      </w:r>
-      <w:proofErr w:type="gramEnd"/>
-      <w:r>
-        <w:rPr>
-          <w:rFonts w:ascii="Times New Roman" w:eastAsia="Times New Roman" w:hAnsi="Times New Roman" w:cs="Times New Roman"/>
-          <w:sz w:val="24"/>
-          <w:szCs w:val="24"/>
-        </w:rPr>
-        <w:t xml:space="preserve"> reason correctly explains what data abstraction is and why it is fundamental.</w:t>
+        <w:spacing w:after="0" w:line="240" w:lineRule="auto"/>
+        <w:rPr>
+          <w:color w:val="FF0000"/>
+        </w:rPr>
+      </w:pPr>
+      <w:r>
+        <w:rPr>
+          <w:rStyle w:val="Strong"/>
+          <w:color w:val="00B050"/>
+        </w:rPr>
+        <w:t>Q2.</w:t>
+      </w:r>
+      <w:r>
+        <w:rPr>
+          <w:color w:val="00B050"/>
+        </w:rPr>
+        <w:t xml:space="preserve"> Which of the following is a special method used to initialize objects?</w:t>
+      </w:r>
+      <w:r>
+        <w:rPr>
+          <w:color w:val="00B050"/>
+        </w:rPr>
+        <w:br/>
+      </w:r>
+      <w:r>
+        <w:t>a) Setter</w:t>
+      </w:r>
+      <w:r>
+        <w:br/>
+        <w:t>b) Constructor</w:t>
+      </w:r>
+      <w:r>
+        <w:br/>
+        <w:t>c) Getter</w:t>
+      </w:r>
+      <w:r>
+        <w:br/>
+        <w:t xml:space="preserve">d) </w:t>
+      </w:r>
+      <w:proofErr w:type="spellStart"/>
+      <w:r>
+        <w:t>Objectifier</w:t>
+      </w:r>
+      <w:proofErr w:type="spellEnd"/>
+      <w:r>
+        <w:br/>
+      </w:r>
+      <w:proofErr w:type="spellStart"/>
+      <w:r>
+        <w:rPr>
+          <w:rStyle w:val="Strong"/>
+          <w:color w:val="FF0000"/>
+        </w:rPr>
+        <w:t>Ans</w:t>
+      </w:r>
+      <w:proofErr w:type="spellEnd"/>
+      <w:r>
+        <w:rPr>
+          <w:rStyle w:val="Strong"/>
+          <w:color w:val="FF0000"/>
+        </w:rPr>
+        <w:t>:</w:t>
+      </w:r>
+      <w:r>
+        <w:rPr>
+          <w:color w:val="FF0000"/>
+        </w:rPr>
+        <w:t xml:space="preserve"> b) Constructor</w:t>
       </w:r>
     </w:p>
     <w:p>
       <w:pPr>
-        <w:spacing w:before="100" w:beforeAutospacing="1" w:after="100" w:afterAutospacing="1" w:line="240" w:lineRule="auto"/>
-        <w:rPr>
-          <w:rFonts w:ascii="Times New Roman" w:eastAsia="Times New Roman" w:hAnsi="Times New Roman" w:cs="Times New Roman"/>
-          <w:color w:val="FF0000"/>
-          <w:sz w:val="24"/>
-          <w:szCs w:val="24"/>
-        </w:rPr>
-      </w:pPr>
-      <w:r>
-        <w:rPr>
-          <w:rFonts w:ascii="Segoe UI Symbol" w:eastAsia="Times New Roman" w:hAnsi="Segoe UI Symbol" w:cs="Segoe UI Symbol"/>
-          <w:color w:val="FF0000"/>
-          <w:sz w:val="24"/>
-          <w:szCs w:val="24"/>
-        </w:rPr>
-        <w:t>✅</w:t>
-      </w:r>
-      <w:r>
-        <w:rPr>
-          <w:rFonts w:ascii="Times New Roman" w:eastAsia="Times New Roman" w:hAnsi="Times New Roman" w:cs="Times New Roman"/>
-          <w:color w:val="FF0000"/>
-          <w:sz w:val="24"/>
-          <w:szCs w:val="24"/>
-        </w:rPr>
-        <w:t xml:space="preserve"> </w:t>
-      </w:r>
-      <w:r>
-        <w:rPr>
-          <w:rFonts w:ascii="Times New Roman" w:eastAsia="Times New Roman" w:hAnsi="Times New Roman" w:cs="Times New Roman"/>
-          <w:b/>
-          <w:bCs/>
-          <w:color w:val="FF0000"/>
-          <w:sz w:val="24"/>
-          <w:szCs w:val="24"/>
-        </w:rPr>
-        <w:t>Correct Answer: (a</w:t>
-      </w:r>
-      <w:proofErr w:type="gramStart"/>
-      <w:r>
-        <w:rPr>
-          <w:rFonts w:ascii="Times New Roman" w:eastAsia="Times New Roman" w:hAnsi="Times New Roman" w:cs="Times New Roman"/>
-          <w:b/>
-          <w:bCs/>
-          <w:color w:val="FF0000"/>
-          <w:sz w:val="24"/>
-          <w:szCs w:val="24"/>
-        </w:rPr>
-        <w:t>)</w:t>
-      </w:r>
-      <w:proofErr w:type="gramEnd"/>
-      <w:r>
-        <w:rPr>
-          <w:rFonts w:ascii="Times New Roman" w:eastAsia="Times New Roman" w:hAnsi="Times New Roman" w:cs="Times New Roman"/>
-          <w:color w:val="FF0000"/>
-          <w:sz w:val="24"/>
-          <w:szCs w:val="24"/>
-        </w:rPr>
-        <w:br/>
-      </w:r>
-      <w:r>
-        <w:rPr>
-          <w:rFonts w:ascii="Times New Roman" w:eastAsia="Times New Roman" w:hAnsi="Times New Roman" w:cs="Times New Roman"/>
-          <w:b/>
-          <w:bCs/>
-          <w:color w:val="FF0000"/>
-          <w:sz w:val="24"/>
-          <w:szCs w:val="24"/>
-        </w:rPr>
-        <w:t>Both A and R are true, and R is the correct explanation of A.</w:t>
+        <w:spacing w:after="0" w:line="240" w:lineRule="auto"/>
+      </w:pPr>
+      <w:r>
+        <w:pict>
+          <v:rect id="_x0000_i1029" style="width:0;height:1.5pt" o:hralign="center" o:hrstd="t" o:hr="t" fillcolor="#a0a0a0" stroked="f"/>
+        </w:pict>
       </w:r>
     </w:p>
     <w:p>
       <w:pPr>
-        <w:spacing w:after="0" w:line="240" w:lineRule="auto"/>
-        <w:rPr>
-          <w:rFonts w:ascii="Times New Roman" w:eastAsia="Times New Roman" w:hAnsi="Times New Roman" w:cs="Times New Roman"/>
-          <w:sz w:val="24"/>
-          <w:szCs w:val="24"/>
-        </w:rPr>
-      </w:pPr>
-      <w:r>
-        <w:rPr>
-          <w:rFonts w:ascii="Times New Roman" w:eastAsia="Times New Roman" w:hAnsi="Times New Roman" w:cs="Times New Roman"/>
-          <w:sz w:val="24"/>
-          <w:szCs w:val="24"/>
-        </w:rPr>
-        <w:pict>
-          <v:rect id="_x0000_i1030" style="width:0;height:1.5pt" o:hralign="center" o:hrstd="t" o:hr="t" fillcolor="#a0a0a0" stroked="f"/>
-        </w:pict>
+        <w:pStyle w:val="Heading4"/>
+        <w:spacing w:before="0" w:line="240" w:lineRule="auto"/>
+      </w:pPr>
+      <w:r>
+        <w:rPr>
+          <w:rStyle w:val="Strong"/>
+          <w:bCs w:val="0"/>
+        </w:rPr>
+        <w:t>2. Fill in the Blanks</w:t>
       </w:r>
     </w:p>
     <w:p>
       <w:pPr>
-        <w:spacing w:before="100" w:beforeAutospacing="1" w:after="100" w:afterAutospacing="1" w:line="240" w:lineRule="auto"/>
-        <w:outlineLvl w:val="2"/>
-        <w:rPr>
-          <w:rFonts w:ascii="Times New Roman" w:eastAsia="Times New Roman" w:hAnsi="Times New Roman" w:cs="Times New Roman"/>
-          <w:b/>
-          <w:bCs/>
-          <w:color w:val="00B050"/>
-          <w:sz w:val="27"/>
-          <w:szCs w:val="27"/>
-        </w:rPr>
-      </w:pPr>
-      <w:r>
-        <w:rPr>
-          <w:rFonts w:ascii="Times New Roman" w:eastAsia="Times New Roman" w:hAnsi="Times New Roman" w:cs="Times New Roman"/>
-          <w:b/>
-          <w:bCs/>
-          <w:color w:val="00B050"/>
-          <w:sz w:val="27"/>
-          <w:szCs w:val="27"/>
-        </w:rPr>
-        <w:t>Question 2</w:t>
+        <w:spacing w:after="0" w:line="240" w:lineRule="auto"/>
+        <w:rPr>
+          <w:color w:val="FF0000"/>
+        </w:rPr>
+      </w:pPr>
+      <w:r>
+        <w:rPr>
+          <w:rStyle w:val="Strong"/>
+        </w:rPr>
+        <w:t>Q3.</w:t>
+      </w:r>
+      <w:r>
+        <w:t xml:space="preserve"> A ______ is a blueprint for creating objects.</w:t>
+      </w:r>
+      <w:r>
+        <w:br/>
+      </w:r>
+      <w:proofErr w:type="spellStart"/>
+      <w:r>
+        <w:rPr>
+          <w:rStyle w:val="Strong"/>
+          <w:color w:val="FF0000"/>
+        </w:rPr>
+        <w:t>Ans</w:t>
+      </w:r>
+      <w:proofErr w:type="spellEnd"/>
+      <w:r>
+        <w:rPr>
+          <w:rStyle w:val="Strong"/>
+          <w:color w:val="FF0000"/>
+        </w:rPr>
+        <w:t>:</w:t>
+      </w:r>
+      <w:r>
+        <w:rPr>
+          <w:color w:val="FF0000"/>
+        </w:rPr>
+        <w:t xml:space="preserve"> class</w:t>
       </w:r>
     </w:p>
     <w:p>
       <w:pPr>
-        <w:spacing w:before="100" w:beforeAutospacing="1" w:after="100" w:afterAutospacing="1" w:line="240" w:lineRule="auto"/>
-        <w:rPr>
-          <w:rFonts w:ascii="Times New Roman" w:eastAsia="Times New Roman" w:hAnsi="Times New Roman" w:cs="Times New Roman"/>
-          <w:sz w:val="24"/>
-          <w:szCs w:val="24"/>
-        </w:rPr>
-      </w:pPr>
-      <w:r>
-        <w:rPr>
-          <w:rFonts w:ascii="Times New Roman" w:eastAsia="Times New Roman" w:hAnsi="Times New Roman" w:cs="Times New Roman"/>
-          <w:b/>
-          <w:bCs/>
-          <w:sz w:val="24"/>
-          <w:szCs w:val="24"/>
-        </w:rPr>
-        <w:t>Assertion (A):</w:t>
-      </w:r>
-      <w:r>
-        <w:rPr>
-          <w:rFonts w:ascii="Times New Roman" w:eastAsia="Times New Roman" w:hAnsi="Times New Roman" w:cs="Times New Roman"/>
-          <w:sz w:val="24"/>
-          <w:szCs w:val="24"/>
-        </w:rPr>
-        <w:t xml:space="preserve"> Encapsulation and data abstraction are often used interchangeably. </w:t>
-      </w:r>
-      <w:r>
-        <w:rPr>
-          <w:rFonts w:ascii="Segoe UI Symbol" w:eastAsia="Times New Roman" w:hAnsi="Segoe UI Symbol" w:cs="Segoe UI Symbol"/>
-          <w:sz w:val="24"/>
-          <w:szCs w:val="24"/>
-        </w:rPr>
-        <w:t>❌</w:t>
-      </w:r>
-      <w:r>
-        <w:rPr>
-          <w:rFonts w:ascii="Times New Roman" w:eastAsia="Times New Roman" w:hAnsi="Times New Roman" w:cs="Times New Roman"/>
-          <w:sz w:val="24"/>
-          <w:szCs w:val="24"/>
-        </w:rPr>
-        <w:t xml:space="preserve"> (False</w:t>
-      </w:r>
-      <w:proofErr w:type="gramStart"/>
-      <w:r>
-        <w:rPr>
-          <w:rFonts w:ascii="Times New Roman" w:eastAsia="Times New Roman" w:hAnsi="Times New Roman" w:cs="Times New Roman"/>
-          <w:sz w:val="24"/>
-          <w:szCs w:val="24"/>
-        </w:rPr>
-        <w:t>)</w:t>
-      </w:r>
-      <w:proofErr w:type="gramEnd"/>
-      <w:r>
-        <w:rPr>
-          <w:rFonts w:ascii="Times New Roman" w:eastAsia="Times New Roman" w:hAnsi="Times New Roman" w:cs="Times New Roman"/>
-          <w:sz w:val="24"/>
-          <w:szCs w:val="24"/>
-        </w:rPr>
-        <w:br/>
-      </w:r>
-      <w:r>
-        <w:rPr>
-          <w:rFonts w:ascii="Times New Roman" w:eastAsia="Times New Roman" w:hAnsi="Times New Roman" w:cs="Times New Roman"/>
-          <w:b/>
-          <w:bCs/>
-          <w:sz w:val="24"/>
-          <w:szCs w:val="24"/>
-        </w:rPr>
-        <w:t>Reason (R):</w:t>
-      </w:r>
-      <w:r>
-        <w:rPr>
-          <w:rFonts w:ascii="Times New Roman" w:eastAsia="Times New Roman" w:hAnsi="Times New Roman" w:cs="Times New Roman"/>
-          <w:sz w:val="24"/>
-          <w:szCs w:val="24"/>
-        </w:rPr>
-        <w:t xml:space="preserve"> Encapsulation hides internal workings, while abstraction shows only relevant details. </w:t>
-      </w:r>
-      <w:r>
-        <w:rPr>
-          <w:rFonts w:ascii="Segoe UI Symbol" w:eastAsia="Times New Roman" w:hAnsi="Segoe UI Symbol" w:cs="Segoe UI Symbol"/>
-          <w:sz w:val="24"/>
-          <w:szCs w:val="24"/>
-        </w:rPr>
-        <w:t>✅</w:t>
-      </w:r>
-      <w:r>
-        <w:rPr>
-          <w:rFonts w:ascii="Times New Roman" w:eastAsia="Times New Roman" w:hAnsi="Times New Roman" w:cs="Times New Roman"/>
-          <w:sz w:val="24"/>
-          <w:szCs w:val="24"/>
-        </w:rPr>
-        <w:t xml:space="preserve"> (True)</w:t>
+        <w:spacing w:after="0" w:line="240" w:lineRule="auto"/>
+        <w:rPr>
+          <w:color w:val="FF0000"/>
+        </w:rPr>
+      </w:pPr>
+      <w:r>
+        <w:rPr>
+          <w:rStyle w:val="Strong"/>
+        </w:rPr>
+        <w:t>Q4.</w:t>
+      </w:r>
+      <w:r>
+        <w:t xml:space="preserve"> The process of creating an object from a class is called ______.</w:t>
+      </w:r>
+      <w:r>
+        <w:br/>
+      </w:r>
+      <w:proofErr w:type="spellStart"/>
+      <w:r>
+        <w:rPr>
+          <w:rStyle w:val="Strong"/>
+          <w:color w:val="FF0000"/>
+        </w:rPr>
+        <w:t>Ans</w:t>
+      </w:r>
+      <w:proofErr w:type="spellEnd"/>
+      <w:r>
+        <w:rPr>
+          <w:rStyle w:val="Strong"/>
+          <w:color w:val="FF0000"/>
+        </w:rPr>
+        <w:t>:</w:t>
+      </w:r>
+      <w:r>
+        <w:rPr>
+          <w:color w:val="FF0000"/>
+        </w:rPr>
+        <w:t xml:space="preserve"> instantiation</w:t>
       </w:r>
     </w:p>
     <w:p>
       <w:pPr>
-        <w:spacing w:before="100" w:beforeAutospacing="1" w:after="100" w:afterAutospacing="1" w:line="240" w:lineRule="auto"/>
-        <w:rPr>
-          <w:rFonts w:ascii="Times New Roman" w:eastAsia="Times New Roman" w:hAnsi="Times New Roman" w:cs="Times New Roman"/>
-          <w:sz w:val="24"/>
-          <w:szCs w:val="24"/>
-        </w:rPr>
-      </w:pPr>
-      <w:r>
-        <w:rPr>
-          <w:rFonts w:ascii="Segoe UI Symbol" w:eastAsia="Times New Roman" w:hAnsi="Segoe UI Symbol" w:cs="Segoe UI Symbol"/>
-          <w:sz w:val="24"/>
-          <w:szCs w:val="24"/>
-        </w:rPr>
-        <w:t>👉</w:t>
-      </w:r>
-      <w:r>
-        <w:rPr>
-          <w:rFonts w:ascii="Times New Roman" w:eastAsia="Times New Roman" w:hAnsi="Times New Roman" w:cs="Times New Roman"/>
-          <w:sz w:val="24"/>
-          <w:szCs w:val="24"/>
-        </w:rPr>
-        <w:t xml:space="preserve"> </w:t>
-      </w:r>
-      <w:proofErr w:type="gramStart"/>
-      <w:r>
-        <w:rPr>
-          <w:rFonts w:ascii="Times New Roman" w:eastAsia="Times New Roman" w:hAnsi="Times New Roman" w:cs="Times New Roman"/>
-          <w:sz w:val="24"/>
-          <w:szCs w:val="24"/>
-        </w:rPr>
-        <w:t>The</w:t>
-      </w:r>
-      <w:proofErr w:type="gramEnd"/>
-      <w:r>
-        <w:rPr>
-          <w:rFonts w:ascii="Times New Roman" w:eastAsia="Times New Roman" w:hAnsi="Times New Roman" w:cs="Times New Roman"/>
-          <w:sz w:val="24"/>
-          <w:szCs w:val="24"/>
-        </w:rPr>
-        <w:t xml:space="preserve"> reason clearly shows that they are </w:t>
-      </w:r>
-      <w:r>
-        <w:rPr>
-          <w:rFonts w:ascii="Times New Roman" w:eastAsia="Times New Roman" w:hAnsi="Times New Roman" w:cs="Times New Roman"/>
-          <w:b/>
-          <w:bCs/>
-          <w:sz w:val="24"/>
-          <w:szCs w:val="24"/>
-        </w:rPr>
-        <w:t>different concepts</w:t>
-      </w:r>
-      <w:r>
-        <w:rPr>
-          <w:rFonts w:ascii="Times New Roman" w:eastAsia="Times New Roman" w:hAnsi="Times New Roman" w:cs="Times New Roman"/>
-          <w:sz w:val="24"/>
-          <w:szCs w:val="24"/>
-        </w:rPr>
-        <w:t xml:space="preserve">, so they should </w:t>
-      </w:r>
-      <w:r>
-        <w:rPr>
-          <w:rFonts w:ascii="Times New Roman" w:eastAsia="Times New Roman" w:hAnsi="Times New Roman" w:cs="Times New Roman"/>
-          <w:b/>
-          <w:bCs/>
-          <w:sz w:val="24"/>
-          <w:szCs w:val="24"/>
-        </w:rPr>
-        <w:t>not be used interchangeably</w:t>
-      </w:r>
-      <w:r>
-        <w:rPr>
-          <w:rFonts w:ascii="Times New Roman" w:eastAsia="Times New Roman" w:hAnsi="Times New Roman" w:cs="Times New Roman"/>
-          <w:sz w:val="24"/>
-          <w:szCs w:val="24"/>
-        </w:rPr>
-        <w:t>.</w:t>
-      </w:r>
-    </w:p>
-    <w:p>
-      <w:pPr>
-        <w:spacing w:before="100" w:beforeAutospacing="1" w:after="100" w:afterAutospacing="1" w:line="240" w:lineRule="auto"/>
-        <w:rPr>
-          <w:rFonts w:ascii="Times New Roman" w:eastAsia="Times New Roman" w:hAnsi="Times New Roman" w:cs="Times New Roman"/>
-          <w:color w:val="FF0000"/>
-          <w:sz w:val="24"/>
-          <w:szCs w:val="24"/>
-        </w:rPr>
-      </w:pPr>
-      <w:r>
-        <w:rPr>
-          <w:rFonts w:ascii="Segoe UI Symbol" w:eastAsia="Times New Roman" w:hAnsi="Segoe UI Symbol" w:cs="Segoe UI Symbol"/>
-          <w:color w:val="FF0000"/>
-          <w:sz w:val="24"/>
-          <w:szCs w:val="24"/>
-        </w:rPr>
-        <w:t>✅</w:t>
-      </w:r>
-      <w:r>
-        <w:rPr>
-          <w:rFonts w:ascii="Times New Roman" w:eastAsia="Times New Roman" w:hAnsi="Times New Roman" w:cs="Times New Roman"/>
-          <w:color w:val="FF0000"/>
-          <w:sz w:val="24"/>
-          <w:szCs w:val="24"/>
-        </w:rPr>
-        <w:t xml:space="preserve"> </w:t>
-      </w:r>
-      <w:r>
-        <w:rPr>
-          <w:rFonts w:ascii="Times New Roman" w:eastAsia="Times New Roman" w:hAnsi="Times New Roman" w:cs="Times New Roman"/>
-          <w:b/>
-          <w:bCs/>
-          <w:color w:val="FF0000"/>
-          <w:sz w:val="24"/>
-          <w:szCs w:val="24"/>
-        </w:rPr>
-        <w:t>Correct Answer: (d</w:t>
-      </w:r>
-      <w:proofErr w:type="gramStart"/>
-      <w:r>
-        <w:rPr>
-          <w:rFonts w:ascii="Times New Roman" w:eastAsia="Times New Roman" w:hAnsi="Times New Roman" w:cs="Times New Roman"/>
-          <w:b/>
-          <w:bCs/>
-          <w:color w:val="FF0000"/>
-          <w:sz w:val="24"/>
-          <w:szCs w:val="24"/>
-        </w:rPr>
-        <w:t>)</w:t>
-      </w:r>
-      <w:proofErr w:type="gramEnd"/>
-      <w:r>
-        <w:rPr>
-          <w:rFonts w:ascii="Times New Roman" w:eastAsia="Times New Roman" w:hAnsi="Times New Roman" w:cs="Times New Roman"/>
-          <w:color w:val="FF0000"/>
-          <w:sz w:val="24"/>
-          <w:szCs w:val="24"/>
-        </w:rPr>
-        <w:br/>
-      </w:r>
-      <w:r>
-        <w:rPr>
-          <w:rFonts w:ascii="Times New Roman" w:eastAsia="Times New Roman" w:hAnsi="Times New Roman" w:cs="Times New Roman"/>
-          <w:b/>
-          <w:bCs/>
-          <w:color w:val="FF0000"/>
-          <w:sz w:val="24"/>
-          <w:szCs w:val="24"/>
-        </w:rPr>
-        <w:t>A is false, but R is true.</w:t>
-      </w:r>
-      <w:r>
-        <w:rPr>
-          <w:rFonts w:ascii="Courier New" w:eastAsia="Times New Roman" w:hAnsi="Courier New" w:cs="Courier New"/>
-          <w:color w:val="7030A0"/>
-          <w:sz w:val="20"/>
-          <w:szCs w:val="20"/>
-        </w:rPr>
-        <w:t>`</w:t>
-      </w:r>
-      <w:r>
-        <w:rPr>
-          <w:rFonts w:ascii="Courier New" w:eastAsia="Times New Roman" w:hAnsi="Courier New" w:cs="Courier New"/>
-          <w:color w:val="7030A0"/>
-          <w:sz w:val="20"/>
-          <w:szCs w:val="20"/>
-        </w:rPr>
-        <w:tab/>
-        <w:t>`</w:t>
-      </w:r>
-      <w:r>
-        <w:rPr>
-          <w:rFonts w:ascii="Courier New" w:eastAsia="Times New Roman" w:hAnsi="Courier New" w:cs="Courier New"/>
-          <w:color w:val="7030A0"/>
-          <w:sz w:val="20"/>
-          <w:szCs w:val="20"/>
-        </w:rPr>
-        <w:tab/>
-        <w:t>`</w:t>
-      </w:r>
-      <w:r>
-        <w:rPr>
-          <w:rFonts w:ascii="Courier New" w:eastAsia="Times New Roman" w:hAnsi="Courier New" w:cs="Courier New"/>
-          <w:color w:val="7030A0"/>
-          <w:sz w:val="20"/>
-          <w:szCs w:val="20"/>
-        </w:rPr>
-        <w:tab/>
-        <w:t>`</w:t>
-      </w:r>
-      <w:r>
-        <w:rPr>
-          <w:rFonts w:ascii="Courier New" w:eastAsia="Times New Roman" w:hAnsi="Courier New" w:cs="Courier New"/>
-          <w:color w:val="7030A0"/>
-          <w:sz w:val="20"/>
-          <w:szCs w:val="20"/>
-        </w:rPr>
-        <w:tab/>
-        <w:t>`</w:t>
-      </w:r>
-      <w:r>
-        <w:rPr>
-          <w:rFonts w:ascii="Courier New" w:eastAsia="Times New Roman" w:hAnsi="Courier New" w:cs="Courier New"/>
-          <w:color w:val="7030A0"/>
-          <w:sz w:val="20"/>
-          <w:szCs w:val="20"/>
-        </w:rPr>
-        <w:tab/>
-        <w:t>`</w:t>
-      </w:r>
-      <w:r>
-        <w:rPr>
-          <w:rFonts w:ascii="Courier New" w:eastAsia="Times New Roman" w:hAnsi="Courier New" w:cs="Courier New"/>
-          <w:color w:val="7030A0"/>
-          <w:sz w:val="20"/>
-          <w:szCs w:val="20"/>
-        </w:rPr>
-        <w:tab/>
-        <w:t>`</w:t>
-      </w:r>
-      <w:r>
-        <w:rPr>
-          <w:rFonts w:ascii="Courier New" w:eastAsia="Times New Roman" w:hAnsi="Courier New" w:cs="Courier New"/>
-          <w:color w:val="7030A0"/>
-          <w:sz w:val="20"/>
-          <w:szCs w:val="20"/>
-        </w:rPr>
-        <w:tab/>
-        <w:t>`</w:t>
-      </w:r>
-      <w:r>
-        <w:rPr>
-          <w:rFonts w:ascii="Courier New" w:eastAsia="Times New Roman" w:hAnsi="Courier New" w:cs="Courier New"/>
-          <w:color w:val="7030A0"/>
-          <w:sz w:val="20"/>
-          <w:szCs w:val="20"/>
-        </w:rPr>
-        <w:tab/>
-        <w:t>`</w:t>
-      </w:r>
-      <w:r>
-        <w:rPr>
-          <w:rFonts w:ascii="Courier New" w:eastAsia="Times New Roman" w:hAnsi="Courier New" w:cs="Courier New"/>
-          <w:color w:val="7030A0"/>
-          <w:sz w:val="20"/>
-          <w:szCs w:val="20"/>
-        </w:rPr>
-        <w:tab/>
-        <w:t>`</w:t>
-      </w:r>
-      <w:r>
-        <w:rPr>
-          <w:rFonts w:ascii="Courier New" w:eastAsia="Times New Roman" w:hAnsi="Courier New" w:cs="Courier New"/>
-          <w:color w:val="7030A0"/>
-          <w:sz w:val="20"/>
-          <w:szCs w:val="20"/>
-        </w:rPr>
-        <w:tab/>
-        <w:t>`</w:t>
-      </w:r>
-      <w:r>
-        <w:rPr>
-          <w:rFonts w:ascii="Courier New" w:eastAsia="Times New Roman" w:hAnsi="Courier New" w:cs="Courier New"/>
-          <w:color w:val="7030A0"/>
-          <w:sz w:val="20"/>
-          <w:szCs w:val="20"/>
-        </w:rPr>
-        <w:tab/>
-        <w:t>`</w:t>
-      </w:r>
-      <w:r>
-        <w:rPr>
-          <w:rFonts w:ascii="Courier New" w:eastAsia="Times New Roman" w:hAnsi="Courier New" w:cs="Courier New"/>
-          <w:color w:val="7030A0"/>
-          <w:sz w:val="20"/>
-          <w:szCs w:val="20"/>
-        </w:rPr>
-        <w:tab/>
-      </w:r>
-    </w:p>
-    <w:p>
-      <w:pPr>
-        <w:pStyle w:val="Heading3"/>
-        <w:jc w:val="center"/>
-        <w:rPr>
-          <w:color w:val="C00000"/>
-          <w:sz w:val="36"/>
+        <w:spacing w:after="0" w:line="240" w:lineRule="auto"/>
+        <w:rPr>
+          <w:color w:val="FF0000"/>
         </w:rPr>
       </w:pPr>
       <w:r>
         <w:rPr>
           <w:rStyle w:val="Strong"/>
-          <w:b/>
-          <w:bCs/>
-          <w:color w:val="C00000"/>
-          <w:sz w:val="36"/>
-        </w:rPr>
-        <w:t>Extra Questions – Chapter 2: Classes and Objects</w:t>
-      </w:r>
-    </w:p>
-    <w:p>
-      <w:pPr>
-        <w:pStyle w:val="Heading4"/>
-        <w:spacing w:before="0" w:line="240" w:lineRule="auto"/>
-      </w:pPr>
+        </w:rPr>
+        <w:t>Q5.</w:t>
+      </w:r>
+      <w:r>
+        <w:t xml:space="preserve"> A constructor must have the same ______ as the class.</w:t>
+      </w:r>
+      <w:r>
+        <w:br/>
+      </w:r>
+      <w:proofErr w:type="spellStart"/>
       <w:r>
         <w:rPr>
           <w:rStyle w:val="Strong"/>
-          <w:bCs w:val="0"/>
-        </w:rPr>
-        <w:t>1. Multiple Choice Questions</w:t>
-      </w:r>
-    </w:p>
-    <w:p>
-      <w:pPr>
-        <w:spacing w:after="0" w:line="240" w:lineRule="auto"/>
-        <w:rPr>
-          <w:color w:val="FF0000"/>
-        </w:rPr>
-      </w:pPr>
+          <w:color w:val="FF0000"/>
+        </w:rPr>
+        <w:t>Ans</w:t>
+      </w:r>
+      <w:proofErr w:type="spellEnd"/>
       <w:r>
         <w:rPr>
           <w:rStyle w:val="Strong"/>
-          <w:color w:val="00B050"/>
-        </w:rPr>
-        <w:t>Q1.</w:t>
-      </w:r>
-      <w:r>
-        <w:rPr>
-          <w:color w:val="00B050"/>
-        </w:rPr>
-        <w:t xml:space="preserve"> What keyword is used to create an object in Java?</w:t>
-      </w:r>
-      <w:r>
-        <w:rPr>
-          <w:color w:val="00B050"/>
-        </w:rPr>
-        <w:br/>
-      </w:r>
-      <w:r>
-        <w:t xml:space="preserve">a) </w:t>
-      </w:r>
-      <w:proofErr w:type="gramStart"/>
-      <w:r>
-        <w:t>object</w:t>
-      </w:r>
-      <w:proofErr w:type="gramEnd"/>
-      <w:r>
-        <w:br/>
-        <w:t>b) create</w:t>
-      </w:r>
-      <w:r>
-        <w:br/>
-        <w:t>c) new</w:t>
-      </w:r>
-      <w:r>
-        <w:br/>
-        <w:t>d) instance</w:t>
-      </w:r>
-      <w:r>
-        <w:br/>
-      </w:r>
-      <w:proofErr w:type="spellStart"/>
-      <w:r>
-        <w:rPr>
-          <w:rStyle w:val="Strong"/>
-          <w:color w:val="FF0000"/>
-        </w:rPr>
-        <w:t>Ans</w:t>
-      </w:r>
-      <w:proofErr w:type="spellEnd"/>
-      <w:r>
-        <w:rPr>
-          <w:rStyle w:val="Strong"/>
           <w:color w:val="FF0000"/>
         </w:rPr>
         <w:t>:</w:t>
@@ -3555,79 +3080,7 @@
         <w:rPr>
           <w:color w:val="FF0000"/>
         </w:rPr>
-        <w:t xml:space="preserve"> c) new</w:t>
-      </w:r>
-    </w:p>
-    <w:p>
-      <w:pPr>
-        <w:spacing w:after="0" w:line="240" w:lineRule="auto"/>
-        <w:rPr>
-          <w:color w:val="FF0000"/>
-        </w:rPr>
-      </w:pPr>
-      <w:r>
-        <w:rPr>
-          <w:rStyle w:val="Strong"/>
-          <w:color w:val="00B050"/>
-        </w:rPr>
-        <w:t>Q2.</w:t>
-      </w:r>
-      <w:r>
-        <w:rPr>
-          <w:color w:val="00B050"/>
-        </w:rPr>
-        <w:t xml:space="preserve"> Which of the following is a special method used to initialize objects?</w:t>
-      </w:r>
-      <w:r>
-        <w:rPr>
-          <w:color w:val="00B050"/>
-        </w:rPr>
-        <w:br/>
-      </w:r>
-      <w:r>
-        <w:t>a) Setter</w:t>
-      </w:r>
-      <w:r>
-        <w:br/>
-        <w:t>b) Constructor</w:t>
-      </w:r>
-      <w:r>
-        <w:br/>
-        <w:t>c) Getter</w:t>
-      </w:r>
-      <w:r>
-        <w:br/>
-        <w:t xml:space="preserve">d) </w:t>
-      </w:r>
-      <w:proofErr w:type="spellStart"/>
-      <w:r>
-        <w:t>Objectifier</w:t>
-      </w:r>
-      <w:proofErr w:type="spellEnd"/>
-      <w:r>
-        <w:br/>
-      </w:r>
-      <w:proofErr w:type="spellStart"/>
-      <w:r>
-        <w:rPr>
-          <w:rStyle w:val="Strong"/>
-          <w:color w:val="FF0000"/>
-        </w:rPr>
-        <w:t>Ans</w:t>
-      </w:r>
-      <w:proofErr w:type="spellEnd"/>
-      <w:r>
-        <w:rPr>
-          <w:rStyle w:val="Strong"/>
-          <w:color w:val="FF0000"/>
-        </w:rPr>
-        <w:t>:</w:t>
-      </w:r>
-      <w:r>
-        <w:rPr>
-          <w:color w:val="FF0000"/>
-        </w:rPr>
-        <w:t xml:space="preserve"> b) Constructor</w:t>
+        <w:t xml:space="preserve"> name</w:t>
       </w:r>
     </w:p>
     <w:p>
@@ -3644,6 +3097,436 @@
       <w:pPr>
         <w:pStyle w:val="Heading4"/>
         <w:spacing w:before="0" w:line="240" w:lineRule="auto"/>
+      </w:pPr>
+      <w:r>
+        <w:rPr>
+          <w:rStyle w:val="Strong"/>
+          <w:bCs w:val="0"/>
+        </w:rPr>
+        <w:t>3. True or False</w:t>
+      </w:r>
+    </w:p>
+    <w:p>
+      <w:pPr>
+        <w:spacing w:after="0" w:line="240" w:lineRule="auto"/>
+        <w:rPr>
+          <w:color w:val="FF0000"/>
+        </w:rPr>
+      </w:pPr>
+      <w:r>
+        <w:rPr>
+          <w:rStyle w:val="Strong"/>
+        </w:rPr>
+        <w:t>Q6.</w:t>
+      </w:r>
+      <w:r>
+        <w:t xml:space="preserve"> Every Java program must contain at least one class.</w:t>
+      </w:r>
+      <w:r>
+        <w:br/>
+      </w:r>
+      <w:proofErr w:type="spellStart"/>
+      <w:r>
+        <w:rPr>
+          <w:rStyle w:val="Strong"/>
+          <w:color w:val="FF0000"/>
+        </w:rPr>
+        <w:t>Ans</w:t>
+      </w:r>
+      <w:proofErr w:type="spellEnd"/>
+      <w:r>
+        <w:rPr>
+          <w:rStyle w:val="Strong"/>
+          <w:color w:val="FF0000"/>
+        </w:rPr>
+        <w:t>:</w:t>
+      </w:r>
+      <w:r>
+        <w:rPr>
+          <w:color w:val="FF0000"/>
+        </w:rPr>
+        <w:t xml:space="preserve"> True</w:t>
+      </w:r>
+    </w:p>
+    <w:p>
+      <w:pPr>
+        <w:spacing w:after="0" w:line="240" w:lineRule="auto"/>
+        <w:rPr>
+          <w:color w:val="FF0000"/>
+        </w:rPr>
+      </w:pPr>
+      <w:r>
+        <w:rPr>
+          <w:rStyle w:val="Strong"/>
+        </w:rPr>
+        <w:t>Q7.</w:t>
+      </w:r>
+      <w:r>
+        <w:t xml:space="preserve"> The </w:t>
+      </w:r>
+      <w:proofErr w:type="gramStart"/>
+      <w:r>
+        <w:rPr>
+          <w:rStyle w:val="HTMLCode"/>
+          <w:rFonts w:eastAsiaTheme="minorEastAsia"/>
+        </w:rPr>
+        <w:t>main(</w:t>
+      </w:r>
+      <w:proofErr w:type="gramEnd"/>
+      <w:r>
+        <w:rPr>
+          <w:rStyle w:val="HTMLCode"/>
+          <w:rFonts w:eastAsiaTheme="minorEastAsia"/>
+        </w:rPr>
+        <w:t>)</w:t>
+      </w:r>
+      <w:r>
+        <w:t xml:space="preserve"> method is required to run a Java program.</w:t>
+      </w:r>
+      <w:r>
+        <w:br/>
+      </w:r>
+      <w:proofErr w:type="spellStart"/>
+      <w:r>
+        <w:rPr>
+          <w:rStyle w:val="Strong"/>
+          <w:color w:val="FF0000"/>
+        </w:rPr>
+        <w:t>Ans</w:t>
+      </w:r>
+      <w:proofErr w:type="spellEnd"/>
+      <w:r>
+        <w:rPr>
+          <w:rStyle w:val="Strong"/>
+          <w:color w:val="FF0000"/>
+        </w:rPr>
+        <w:t>:</w:t>
+      </w:r>
+      <w:r>
+        <w:rPr>
+          <w:color w:val="FF0000"/>
+        </w:rPr>
+        <w:t xml:space="preserve"> True</w:t>
+      </w:r>
+    </w:p>
+    <w:p>
+      <w:pPr>
+        <w:spacing w:after="0" w:line="240" w:lineRule="auto"/>
+      </w:pPr>
+      <w:r>
+        <w:pict>
+          <v:rect id="_x0000_i1028" style="width:0;height:1.5pt" o:hralign="center" o:hrstd="t" o:hr="t" fillcolor="#a0a0a0" stroked="f"/>
+        </w:pict>
+      </w:r>
+    </w:p>
+    <w:p>
+      <w:pPr>
+        <w:pStyle w:val="Heading4"/>
+        <w:spacing w:before="0" w:line="240" w:lineRule="auto"/>
+      </w:pPr>
+      <w:r>
+        <w:rPr>
+          <w:rStyle w:val="Strong"/>
+          <w:bCs w:val="0"/>
+        </w:rPr>
+        <w:t>4. Short Answer Questions</w:t>
+      </w:r>
+    </w:p>
+    <w:p>
+      <w:pPr>
+        <w:spacing w:after="0" w:line="240" w:lineRule="auto"/>
+      </w:pPr>
+      <w:r>
+        <w:rPr>
+          <w:rStyle w:val="Strong"/>
+        </w:rPr>
+        <w:t>Q8.</w:t>
+      </w:r>
+      <w:r>
+        <w:t xml:space="preserve"> What is a constructor?</w:t>
+      </w:r>
+      <w:r>
+        <w:br/>
+      </w:r>
+      <w:proofErr w:type="spellStart"/>
+      <w:r>
+        <w:rPr>
+          <w:rStyle w:val="Strong"/>
+          <w:color w:val="FF0000"/>
+        </w:rPr>
+        <w:t>Ans</w:t>
+      </w:r>
+      <w:proofErr w:type="spellEnd"/>
+      <w:r>
+        <w:rPr>
+          <w:rStyle w:val="Strong"/>
+          <w:color w:val="FF0000"/>
+        </w:rPr>
+        <w:t>:</w:t>
+      </w:r>
+      <w:r>
+        <w:rPr>
+          <w:color w:val="FF0000"/>
+        </w:rPr>
+        <w:t xml:space="preserve"> </w:t>
+      </w:r>
+      <w:r>
+        <w:t>A constructor is a special method that is automatically called when an object is created. It is used to initialize objects.</w:t>
+      </w:r>
+    </w:p>
+    <w:p>
+      <w:pPr>
+        <w:spacing w:after="0" w:line="240" w:lineRule="auto"/>
+      </w:pPr>
+      <w:r>
+        <w:rPr>
+          <w:rStyle w:val="Strong"/>
+        </w:rPr>
+        <w:t>Q9.</w:t>
+      </w:r>
+      <w:r>
+        <w:t xml:space="preserve"> Write the syntax to define a class named </w:t>
+      </w:r>
+      <w:r>
+        <w:rPr>
+          <w:rStyle w:val="HTMLCode"/>
+          <w:rFonts w:eastAsiaTheme="minorEastAsia"/>
+        </w:rPr>
+        <w:t>Book</w:t>
+      </w:r>
+      <w:r>
+        <w:t>.</w:t>
+      </w:r>
+      <w:r>
+        <w:br/>
+      </w:r>
+      <w:proofErr w:type="spellStart"/>
+      <w:r>
+        <w:rPr>
+          <w:rStyle w:val="Strong"/>
+          <w:color w:val="FF0000"/>
+        </w:rPr>
+        <w:t>Ans</w:t>
+      </w:r>
+      <w:proofErr w:type="spellEnd"/>
+      <w:r>
+        <w:rPr>
+          <w:rStyle w:val="Strong"/>
+          <w:color w:val="FF0000"/>
+        </w:rPr>
+        <w:t>:</w:t>
+      </w:r>
+    </w:p>
+    <w:p>
+      <w:pPr>
+        <w:pStyle w:val="HTMLPreformatted"/>
+        <w:rPr>
+          <w:rStyle w:val="HTMLCode"/>
+        </w:rPr>
+      </w:pPr>
+      <w:proofErr w:type="gramStart"/>
+      <w:r>
+        <w:rPr>
+          <w:rStyle w:val="hljs-keyword"/>
+        </w:rPr>
+        <w:t>class</w:t>
+      </w:r>
+      <w:proofErr w:type="gramEnd"/>
+      <w:r>
+        <w:rPr>
+          <w:rStyle w:val="HTMLCode"/>
+        </w:rPr>
+        <w:t xml:space="preserve"> </w:t>
+      </w:r>
+      <w:r>
+        <w:rPr>
+          <w:rStyle w:val="hljs-title"/>
+        </w:rPr>
+        <w:t>Book</w:t>
+      </w:r>
+      <w:r>
+        <w:rPr>
+          <w:rStyle w:val="HTMLCode"/>
+        </w:rPr>
+        <w:t xml:space="preserve"> {</w:t>
+      </w:r>
+    </w:p>
+    <w:p>
+      <w:pPr>
+        <w:pStyle w:val="HTMLPreformatted"/>
+        <w:rPr>
+          <w:rStyle w:val="HTMLCode"/>
+        </w:rPr>
+      </w:pPr>
+      <w:r>
+        <w:rPr>
+          <w:rStyle w:val="HTMLCode"/>
+        </w:rPr>
+        <w:t xml:space="preserve">   </w:t>
+      </w:r>
+      <w:r>
+        <w:rPr>
+          <w:rStyle w:val="hljs-comment"/>
+        </w:rPr>
+        <w:t>// fields and methods</w:t>
+      </w:r>
+    </w:p>
+    <w:p>
+      <w:pPr>
+        <w:pStyle w:val="HTMLPreformatted"/>
+        <w:rPr>
+          <w:rStyle w:val="HTMLCode"/>
+        </w:rPr>
+      </w:pPr>
+      <w:r>
+        <w:rPr>
+          <w:rStyle w:val="HTMLCode"/>
+        </w:rPr>
+        <w:t>}</w:t>
+      </w:r>
+    </w:p>
+    <w:p>
+      <w:pPr>
+        <w:spacing w:after="0" w:line="240" w:lineRule="auto"/>
+      </w:pPr>
+      <w:r>
+        <w:rPr>
+          <w:rStyle w:val="Strong"/>
+        </w:rPr>
+        <w:t>Q10.</w:t>
+      </w:r>
+      <w:r>
+        <w:t xml:space="preserve"> Create an object of a class named </w:t>
+      </w:r>
+      <w:r>
+        <w:rPr>
+          <w:rStyle w:val="HTMLCode"/>
+          <w:rFonts w:eastAsiaTheme="minorEastAsia"/>
+        </w:rPr>
+        <w:t>Laptop</w:t>
+      </w:r>
+      <w:r>
+        <w:t>.</w:t>
+      </w:r>
+      <w:r>
+        <w:br/>
+      </w:r>
+      <w:proofErr w:type="spellStart"/>
+      <w:r>
+        <w:rPr>
+          <w:rStyle w:val="Strong"/>
+          <w:color w:val="FF0000"/>
+        </w:rPr>
+        <w:t>Ans</w:t>
+      </w:r>
+      <w:proofErr w:type="spellEnd"/>
+      <w:r>
+        <w:rPr>
+          <w:rStyle w:val="Strong"/>
+          <w:color w:val="FF0000"/>
+        </w:rPr>
+        <w:t>:</w:t>
+      </w:r>
+    </w:p>
+    <w:p>
+      <w:pPr>
+        <w:pStyle w:val="HTMLPreformatted"/>
+        <w:rPr>
+          <w:rStyle w:val="HTMLCode"/>
+        </w:rPr>
+      </w:pPr>
+      <w:r>
+        <w:rPr>
+          <w:rStyle w:val="hljs-type"/>
+        </w:rPr>
+        <w:t>Laptop</w:t>
+      </w:r>
+      <w:r>
+        <w:rPr>
+          <w:rStyle w:val="HTMLCode"/>
+        </w:rPr>
+        <w:t xml:space="preserve"> </w:t>
+      </w:r>
+      <w:proofErr w:type="spellStart"/>
+      <w:r>
+        <w:rPr>
+          <w:rStyle w:val="hljs-variable"/>
+        </w:rPr>
+        <w:t>myLaptop</w:t>
+      </w:r>
+      <w:proofErr w:type="spellEnd"/>
+      <w:r>
+        <w:rPr>
+          <w:rStyle w:val="HTMLCode"/>
+        </w:rPr>
+        <w:t xml:space="preserve"> </w:t>
+      </w:r>
+      <w:r>
+        <w:rPr>
+          <w:rStyle w:val="hljs-operator"/>
+        </w:rPr>
+        <w:t>=</w:t>
+      </w:r>
+      <w:r>
+        <w:rPr>
+          <w:rStyle w:val="HTMLCode"/>
+        </w:rPr>
+        <w:t xml:space="preserve"> </w:t>
+      </w:r>
+      <w:r>
+        <w:rPr>
+          <w:rStyle w:val="hljs-keyword"/>
+        </w:rPr>
+        <w:t>new</w:t>
+      </w:r>
+      <w:r>
+        <w:rPr>
+          <w:rStyle w:val="HTMLCode"/>
+        </w:rPr>
+        <w:t xml:space="preserve"> </w:t>
+      </w:r>
+      <w:proofErr w:type="gramStart"/>
+      <w:r>
+        <w:rPr>
+          <w:rStyle w:val="hljs-title"/>
+        </w:rPr>
+        <w:t>Laptop</w:t>
+      </w:r>
+      <w:r>
+        <w:rPr>
+          <w:rStyle w:val="HTMLCode"/>
+        </w:rPr>
+        <w:t>(</w:t>
+      </w:r>
+      <w:proofErr w:type="gramEnd"/>
+      <w:r>
+        <w:rPr>
+          <w:rStyle w:val="HTMLCode"/>
+        </w:rPr>
+        <w:t>);</w:t>
+      </w:r>
+    </w:p>
+    <w:p>
+      <w:pPr>
+        <w:pStyle w:val="HTMLPreformatted"/>
+        <w:rPr>
+          <w:rStyle w:val="HTMLCode"/>
+        </w:rPr>
+      </w:pPr>
+    </w:p>
+    <w:p>
+      <w:pPr>
+        <w:spacing w:before="100" w:beforeAutospacing="1" w:after="100" w:afterAutospacing="1" w:line="240" w:lineRule="auto"/>
+        <w:jc w:val="center"/>
+        <w:outlineLvl w:val="2"/>
+        <w:rPr>
+          <w:rFonts w:ascii="Times New Roman" w:eastAsia="Times New Roman" w:hAnsi="Times New Roman" w:cs="Times New Roman"/>
+          <w:b/>
+          <w:bCs/>
+          <w:color w:val="C00000"/>
+          <w:sz w:val="27"/>
+          <w:szCs w:val="27"/>
+        </w:rPr>
       </w:pPr>
       <w:r>
         <w:rPr>
@@ -3657,10 +3540,10 @@
               <wp:anchor distT="0" distB="0" distL="114300" distR="114300" simplePos="0" relativeHeight="251663360" behindDoc="1" locked="0" layoutInCell="1" allowOverlap="1" wp14:anchorId="14A30174" wp14:editId="4C7B808D">
                 <wp:simplePos x="0" y="0"/>
                 <wp:positionH relativeFrom="margin">
-                  <wp:posOffset>5790466</wp:posOffset>
+                  <wp:posOffset>5844400</wp:posOffset>
                 </wp:positionH>
                 <wp:positionV relativeFrom="paragraph">
-                  <wp:posOffset>-611505</wp:posOffset>
+                  <wp:posOffset>-610603</wp:posOffset>
                 </wp:positionV>
                 <wp:extent cx="1203995" cy="13095734"/>
                 <wp:effectExtent l="57150" t="38100" r="15240" b="29845"/>
@@ -3939,11 +3822,7 @@
           </mc:Choice>
           <mc:Fallback>
             <w:pict>
-              <v:group w14:anchorId="7795017A" id="Group 3" o:spid="_x0000_s1026" style="position:absolute;margin-left:455.95pt;margin-top:-48.15pt;width:94.8pt;height:1031.15pt;z-index:-251653120;mso-position-horizontal-relative:margin" coordorigin="7285,-22" coordsize="2681,20510" o:gfxdata="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">
-                <v:shapetype id="_x0000_t32" coordsize="21600,21600" o:spt="32" o:oned="t" path="m,l21600,21600e" filled="f">
-                  <v:path arrowok="t" fillok="f" o:connecttype="none"/>
-                  <o:lock v:ext="edit" shapetype="t"/>
-                </v:shapetype>
+              <v:group w14:anchorId="3422E15B" id="Group 3" o:spid="_x0000_s1026" style="position:absolute;margin-left:460.2pt;margin-top:-48.1pt;width:94.8pt;height:1031.15pt;z-index:-251653120;mso-position-horizontal-relative:margin" coordorigin="7285,-22" coordsize="2681,20510" o:gfxdata="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">
                 <v:shape id="AutoShape 128" o:spid="_x0000_s1027" type="#_x0000_t32" style="position:absolute;left:9966;top:6;width:0;height:20454;visibility:visible;mso-wrap-style:square" o:connectortype="straight" o:gfxdata="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" strokecolor="#538135 [2409]" strokeweight=".5pt">
                   <v:stroke joinstyle="miter"/>
                 </v:shape>
@@ -3968,566 +3847,1998 @@
       </w:r>
       <w:r>
         <w:rPr>
-          <w:rStyle w:val="Strong"/>
-          <w:bCs w:val="0"/>
-        </w:rPr>
-        <w:t>2. Fill in the Blanks</w:t>
+          <w:rFonts w:ascii="Times New Roman" w:eastAsia="Times New Roman" w:hAnsi="Times New Roman" w:cs="Times New Roman"/>
+          <w:b/>
+          <w:bCs/>
+          <w:color w:val="C00000"/>
+          <w:sz w:val="27"/>
+          <w:szCs w:val="27"/>
+        </w:rPr>
+        <w:t>Assertion and Reasoning Questions – Chapter 2: Classes and Objects</w:t>
       </w:r>
     </w:p>
     <w:p>
       <w:pPr>
-        <w:spacing w:after="0" w:line="240" w:lineRule="auto"/>
-        <w:rPr>
-          <w:color w:val="FF0000"/>
-        </w:rPr>
-      </w:pPr>
-      <w:r>
-        <w:rPr>
-          <w:rStyle w:val="Strong"/>
-        </w:rPr>
-        <w:t>Q3.</w:t>
-      </w:r>
-      <w:r>
-        <w:t xml:space="preserve"> A ______ is a blueprint for creating objects.</w:t>
-      </w:r>
-      <w:r>
-        <w:br/>
-      </w:r>
-      <w:proofErr w:type="spellStart"/>
-      <w:r>
-        <w:rPr>
-          <w:rStyle w:val="Strong"/>
-          <w:color w:val="FF0000"/>
-        </w:rPr>
-        <w:t>Ans</w:t>
-      </w:r>
-      <w:proofErr w:type="spellEnd"/>
-      <w:r>
-        <w:rPr>
-          <w:rStyle w:val="Strong"/>
-          <w:color w:val="FF0000"/>
-        </w:rPr>
-        <w:t>:</w:t>
-      </w:r>
-      <w:r>
-        <w:rPr>
-          <w:color w:val="FF0000"/>
-        </w:rPr>
-        <w:t xml:space="preserve"> class</w:t>
+        <w:spacing w:before="100" w:beforeAutospacing="1" w:after="100" w:afterAutospacing="1" w:line="240" w:lineRule="auto"/>
+        <w:rPr>
+          <w:rFonts w:ascii="Times New Roman" w:eastAsia="Times New Roman" w:hAnsi="Times New Roman" w:cs="Times New Roman"/>
+          <w:color w:val="FF0000"/>
+          <w:sz w:val="24"/>
+          <w:szCs w:val="24"/>
+        </w:rPr>
+      </w:pPr>
+      <w:r>
+        <w:rPr>
+          <w:rFonts w:ascii="Times New Roman" w:eastAsia="Times New Roman" w:hAnsi="Times New Roman" w:cs="Times New Roman"/>
+          <w:b/>
+          <w:bCs/>
+          <w:color w:val="00B050"/>
+          <w:sz w:val="24"/>
+          <w:szCs w:val="24"/>
+        </w:rPr>
+        <w:t>Q1.</w:t>
+      </w:r>
+      <w:r>
+        <w:rPr>
+          <w:rFonts w:ascii="Times New Roman" w:eastAsia="Times New Roman" w:hAnsi="Times New Roman" w:cs="Times New Roman"/>
+          <w:sz w:val="24"/>
+          <w:szCs w:val="24"/>
+        </w:rPr>
+        <w:br/>
+      </w:r>
+      <w:r>
+        <w:rPr>
+          <w:rFonts w:ascii="Times New Roman" w:eastAsia="Times New Roman" w:hAnsi="Times New Roman" w:cs="Times New Roman"/>
+          <w:b/>
+          <w:bCs/>
+          <w:sz w:val="24"/>
+          <w:szCs w:val="24"/>
+        </w:rPr>
+        <w:t>Assertion (A):</w:t>
+      </w:r>
+      <w:r>
+        <w:rPr>
+          <w:rFonts w:ascii="Times New Roman" w:eastAsia="Times New Roman" w:hAnsi="Times New Roman" w:cs="Times New Roman"/>
+          <w:sz w:val="24"/>
+          <w:szCs w:val="24"/>
+        </w:rPr>
+        <w:t xml:space="preserve"> A class is a user-defined data type.</w:t>
+      </w:r>
+      <w:r>
+        <w:rPr>
+          <w:rFonts w:ascii="Times New Roman" w:eastAsia="Times New Roman" w:hAnsi="Times New Roman" w:cs="Times New Roman"/>
+          <w:sz w:val="24"/>
+          <w:szCs w:val="24"/>
+        </w:rPr>
+        <w:br/>
+      </w:r>
+      <w:r>
+        <w:rPr>
+          <w:rFonts w:ascii="Times New Roman" w:eastAsia="Times New Roman" w:hAnsi="Times New Roman" w:cs="Times New Roman"/>
+          <w:b/>
+          <w:bCs/>
+          <w:sz w:val="24"/>
+          <w:szCs w:val="24"/>
+        </w:rPr>
+        <w:t>Reason (R):</w:t>
+      </w:r>
+      <w:r>
+        <w:rPr>
+          <w:rFonts w:ascii="Times New Roman" w:eastAsia="Times New Roman" w:hAnsi="Times New Roman" w:cs="Times New Roman"/>
+          <w:sz w:val="24"/>
+          <w:szCs w:val="24"/>
+        </w:rPr>
+        <w:t xml:space="preserve"> It defines variables and methods under a single unit.</w:t>
+      </w:r>
+      <w:r>
+        <w:rPr>
+          <w:rFonts w:ascii="Times New Roman" w:eastAsia="Times New Roman" w:hAnsi="Times New Roman" w:cs="Times New Roman"/>
+          <w:sz w:val="24"/>
+          <w:szCs w:val="24"/>
+        </w:rPr>
+        <w:br/>
+      </w:r>
+      <w:r>
+        <w:rPr>
+          <w:rFonts w:ascii="Times New Roman" w:eastAsia="Times New Roman" w:hAnsi="Times New Roman" w:cs="Times New Roman"/>
+          <w:b/>
+          <w:bCs/>
+          <w:sz w:val="24"/>
+          <w:szCs w:val="24"/>
+        </w:rPr>
+        <w:t>Options:</w:t>
+      </w:r>
+      <w:r>
+        <w:rPr>
+          <w:rFonts w:ascii="Times New Roman" w:eastAsia="Times New Roman" w:hAnsi="Times New Roman" w:cs="Times New Roman"/>
+          <w:sz w:val="24"/>
+          <w:szCs w:val="24"/>
+        </w:rPr>
+        <w:br/>
+        <w:t>a) Both A and R are true and R is the correct explanation of A</w:t>
+      </w:r>
+      <w:r>
+        <w:rPr>
+          <w:rFonts w:ascii="Times New Roman" w:eastAsia="Times New Roman" w:hAnsi="Times New Roman" w:cs="Times New Roman"/>
+          <w:sz w:val="24"/>
+          <w:szCs w:val="24"/>
+        </w:rPr>
+        <w:br/>
+        <w:t>b) Both A and R are true but R is not the correct explanation of A</w:t>
+      </w:r>
+      <w:r>
+        <w:rPr>
+          <w:rFonts w:ascii="Times New Roman" w:eastAsia="Times New Roman" w:hAnsi="Times New Roman" w:cs="Times New Roman"/>
+          <w:sz w:val="24"/>
+          <w:szCs w:val="24"/>
+        </w:rPr>
+        <w:br/>
+        <w:t>c) A is true but R is false</w:t>
+      </w:r>
+      <w:r>
+        <w:rPr>
+          <w:rFonts w:ascii="Times New Roman" w:eastAsia="Times New Roman" w:hAnsi="Times New Roman" w:cs="Times New Roman"/>
+          <w:sz w:val="24"/>
+          <w:szCs w:val="24"/>
+        </w:rPr>
+        <w:br/>
+        <w:t>d) A is false but R is true</w:t>
+      </w:r>
+      <w:r>
+        <w:rPr>
+          <w:rFonts w:ascii="Times New Roman" w:eastAsia="Times New Roman" w:hAnsi="Times New Roman" w:cs="Times New Roman"/>
+          <w:sz w:val="24"/>
+          <w:szCs w:val="24"/>
+        </w:rPr>
+        <w:br/>
+      </w:r>
+      <w:r>
+        <w:rPr>
+          <w:rFonts w:ascii="Times New Roman" w:eastAsia="Times New Roman" w:hAnsi="Times New Roman" w:cs="Times New Roman"/>
+          <w:b/>
+          <w:bCs/>
+          <w:color w:val="FF0000"/>
+          <w:sz w:val="24"/>
+          <w:szCs w:val="24"/>
+        </w:rPr>
+        <w:t>Answer:</w:t>
+      </w:r>
+      <w:r>
+        <w:rPr>
+          <w:rFonts w:ascii="Times New Roman" w:eastAsia="Times New Roman" w:hAnsi="Times New Roman" w:cs="Times New Roman"/>
+          <w:color w:val="FF0000"/>
+          <w:sz w:val="24"/>
+          <w:szCs w:val="24"/>
+        </w:rPr>
+        <w:t xml:space="preserve"> a</w:t>
       </w:r>
     </w:p>
     <w:p>
       <w:pPr>
-        <w:spacing w:after="0" w:line="240" w:lineRule="auto"/>
-        <w:rPr>
-          <w:color w:val="FF0000"/>
-        </w:rPr>
-      </w:pPr>
-      <w:r>
-        <w:rPr>
-          <w:rStyle w:val="Strong"/>
-        </w:rPr>
-        <w:t>Q4.</w:t>
-      </w:r>
-      <w:r>
-        <w:t xml:space="preserve"> The process of creating an object from a class is called ______.</w:t>
-      </w:r>
-      <w:r>
-        <w:br/>
-      </w:r>
-      <w:proofErr w:type="spellStart"/>
-      <w:r>
-        <w:rPr>
-          <w:rStyle w:val="Strong"/>
-          <w:color w:val="FF0000"/>
-        </w:rPr>
-        <w:t>Ans</w:t>
-      </w:r>
-      <w:proofErr w:type="spellEnd"/>
-      <w:r>
-        <w:rPr>
-          <w:rStyle w:val="Strong"/>
-          <w:color w:val="FF0000"/>
-        </w:rPr>
-        <w:t>:</w:t>
-      </w:r>
-      <w:r>
-        <w:rPr>
-          <w:color w:val="FF0000"/>
-        </w:rPr>
-        <w:t xml:space="preserve"> instantiation</w:t>
+        <w:spacing w:before="100" w:beforeAutospacing="1" w:after="100" w:afterAutospacing="1" w:line="240" w:lineRule="auto"/>
+        <w:rPr>
+          <w:rFonts w:ascii="Times New Roman" w:eastAsia="Times New Roman" w:hAnsi="Times New Roman" w:cs="Times New Roman"/>
+          <w:color w:val="FF0000"/>
+          <w:sz w:val="24"/>
+          <w:szCs w:val="24"/>
+        </w:rPr>
+      </w:pPr>
+      <w:r>
+        <w:rPr>
+          <w:rFonts w:ascii="Times New Roman" w:eastAsia="Times New Roman" w:hAnsi="Times New Roman" w:cs="Times New Roman"/>
+          <w:b/>
+          <w:bCs/>
+          <w:color w:val="00B050"/>
+          <w:sz w:val="24"/>
+          <w:szCs w:val="24"/>
+        </w:rPr>
+        <w:t>Q2.</w:t>
+      </w:r>
+      <w:r>
+        <w:rPr>
+          <w:rFonts w:ascii="Times New Roman" w:eastAsia="Times New Roman" w:hAnsi="Times New Roman" w:cs="Times New Roman"/>
+          <w:color w:val="00B050"/>
+          <w:sz w:val="24"/>
+          <w:szCs w:val="24"/>
+        </w:rPr>
+        <w:br/>
+      </w:r>
+      <w:r>
+        <w:rPr>
+          <w:rFonts w:ascii="Times New Roman" w:eastAsia="Times New Roman" w:hAnsi="Times New Roman" w:cs="Times New Roman"/>
+          <w:b/>
+          <w:bCs/>
+          <w:sz w:val="24"/>
+          <w:szCs w:val="24"/>
+        </w:rPr>
+        <w:t>Assertion (A):</w:t>
+      </w:r>
+      <w:r>
+        <w:rPr>
+          <w:rFonts w:ascii="Times New Roman" w:eastAsia="Times New Roman" w:hAnsi="Times New Roman" w:cs="Times New Roman"/>
+          <w:sz w:val="24"/>
+          <w:szCs w:val="24"/>
+        </w:rPr>
+        <w:t xml:space="preserve"> Objects are created using the </w:t>
+      </w:r>
+      <w:r>
+        <w:rPr>
+          <w:rFonts w:ascii="Courier New" w:eastAsia="Times New Roman" w:hAnsi="Courier New" w:cs="Courier New"/>
+          <w:sz w:val="20"/>
+          <w:szCs w:val="20"/>
+        </w:rPr>
+        <w:t>new</w:t>
+      </w:r>
+      <w:r>
+        <w:rPr>
+          <w:rFonts w:ascii="Times New Roman" w:eastAsia="Times New Roman" w:hAnsi="Times New Roman" w:cs="Times New Roman"/>
+          <w:sz w:val="24"/>
+          <w:szCs w:val="24"/>
+        </w:rPr>
+        <w:t xml:space="preserve"> keyword.</w:t>
+      </w:r>
+      <w:r>
+        <w:rPr>
+          <w:rFonts w:ascii="Times New Roman" w:eastAsia="Times New Roman" w:hAnsi="Times New Roman" w:cs="Times New Roman"/>
+          <w:sz w:val="24"/>
+          <w:szCs w:val="24"/>
+        </w:rPr>
+        <w:br/>
+      </w:r>
+      <w:r>
+        <w:rPr>
+          <w:rFonts w:ascii="Times New Roman" w:eastAsia="Times New Roman" w:hAnsi="Times New Roman" w:cs="Times New Roman"/>
+          <w:b/>
+          <w:bCs/>
+          <w:sz w:val="24"/>
+          <w:szCs w:val="24"/>
+        </w:rPr>
+        <w:t>Reason (R):</w:t>
+      </w:r>
+      <w:r>
+        <w:rPr>
+          <w:rFonts w:ascii="Times New Roman" w:eastAsia="Times New Roman" w:hAnsi="Times New Roman" w:cs="Times New Roman"/>
+          <w:sz w:val="24"/>
+          <w:szCs w:val="24"/>
+        </w:rPr>
+        <w:t xml:space="preserve"> The </w:t>
+      </w:r>
+      <w:r>
+        <w:rPr>
+          <w:rFonts w:ascii="Courier New" w:eastAsia="Times New Roman" w:hAnsi="Courier New" w:cs="Courier New"/>
+          <w:sz w:val="20"/>
+          <w:szCs w:val="20"/>
+        </w:rPr>
+        <w:t>new</w:t>
+      </w:r>
+      <w:r>
+        <w:rPr>
+          <w:rFonts w:ascii="Times New Roman" w:eastAsia="Times New Roman" w:hAnsi="Times New Roman" w:cs="Times New Roman"/>
+          <w:sz w:val="24"/>
+          <w:szCs w:val="24"/>
+        </w:rPr>
+        <w:t xml:space="preserve"> keyword allocates memory for the object.</w:t>
+      </w:r>
+      <w:r>
+        <w:rPr>
+          <w:rFonts w:ascii="Times New Roman" w:hAnsi="Times New Roman" w:cs="Times New Roman"/>
+          <w:noProof/>
+        </w:rPr>
+        <w:t xml:space="preserve"> </w:t>
+      </w:r>
+      <w:r>
+        <w:rPr>
+          <w:rFonts w:ascii="Times New Roman" w:eastAsia="Times New Roman" w:hAnsi="Times New Roman" w:cs="Times New Roman"/>
+          <w:sz w:val="24"/>
+          <w:szCs w:val="24"/>
+        </w:rPr>
+        <w:br/>
+      </w:r>
+      <w:r>
+        <w:rPr>
+          <w:rFonts w:ascii="Times New Roman" w:eastAsia="Times New Roman" w:hAnsi="Times New Roman" w:cs="Times New Roman"/>
+          <w:b/>
+          <w:bCs/>
+          <w:sz w:val="24"/>
+          <w:szCs w:val="24"/>
+        </w:rPr>
+        <w:t>Options:</w:t>
+      </w:r>
+      <w:r>
+        <w:rPr>
+          <w:rFonts w:ascii="Times New Roman" w:eastAsia="Times New Roman" w:hAnsi="Times New Roman" w:cs="Times New Roman"/>
+          <w:sz w:val="24"/>
+          <w:szCs w:val="24"/>
+        </w:rPr>
+        <w:br/>
+        <w:t>a) Both A and R are true and R is the correct explanation of A</w:t>
+      </w:r>
+      <w:r>
+        <w:rPr>
+          <w:rFonts w:ascii="Times New Roman" w:eastAsia="Times New Roman" w:hAnsi="Times New Roman" w:cs="Times New Roman"/>
+          <w:sz w:val="24"/>
+          <w:szCs w:val="24"/>
+        </w:rPr>
+        <w:br/>
+        <w:t>b) Both A and R are true but R is not the correct explanation of A</w:t>
+      </w:r>
+      <w:r>
+        <w:rPr>
+          <w:rFonts w:ascii="Times New Roman" w:eastAsia="Times New Roman" w:hAnsi="Times New Roman" w:cs="Times New Roman"/>
+          <w:sz w:val="24"/>
+          <w:szCs w:val="24"/>
+        </w:rPr>
+        <w:br/>
+        <w:t>c) A is true but R is false</w:t>
+      </w:r>
+      <w:r>
+        <w:rPr>
+          <w:rFonts w:ascii="Times New Roman" w:eastAsia="Times New Roman" w:hAnsi="Times New Roman" w:cs="Times New Roman"/>
+          <w:sz w:val="24"/>
+          <w:szCs w:val="24"/>
+        </w:rPr>
+        <w:br/>
+        <w:t>d) A is false but R is true</w:t>
+      </w:r>
+      <w:r>
+        <w:rPr>
+          <w:rFonts w:ascii="Times New Roman" w:eastAsia="Times New Roman" w:hAnsi="Times New Roman" w:cs="Times New Roman"/>
+          <w:sz w:val="24"/>
+          <w:szCs w:val="24"/>
+        </w:rPr>
+        <w:br/>
+      </w:r>
+      <w:r>
+        <w:rPr>
+          <w:rFonts w:ascii="Times New Roman" w:eastAsia="Times New Roman" w:hAnsi="Times New Roman" w:cs="Times New Roman"/>
+          <w:b/>
+          <w:bCs/>
+          <w:color w:val="FF0000"/>
+          <w:sz w:val="24"/>
+          <w:szCs w:val="24"/>
+        </w:rPr>
+        <w:t>Answer:</w:t>
+      </w:r>
+      <w:r>
+        <w:rPr>
+          <w:rFonts w:ascii="Times New Roman" w:eastAsia="Times New Roman" w:hAnsi="Times New Roman" w:cs="Times New Roman"/>
+          <w:color w:val="FF0000"/>
+          <w:sz w:val="24"/>
+          <w:szCs w:val="24"/>
+        </w:rPr>
+        <w:t xml:space="preserve"> a</w:t>
       </w:r>
     </w:p>
     <w:p>
       <w:pPr>
-        <w:spacing w:after="0" w:line="240" w:lineRule="auto"/>
-        <w:rPr>
-          <w:color w:val="FF0000"/>
-        </w:rPr>
-      </w:pPr>
-      <w:r>
-        <w:rPr>
-          <w:rStyle w:val="Strong"/>
-        </w:rPr>
-        <w:t>Q5.</w:t>
-      </w:r>
-      <w:r>
-        <w:t xml:space="preserve"> A constructor must have the same ______ as the class.</w:t>
-      </w:r>
-      <w:r>
-        <w:br/>
-      </w:r>
-      <w:proofErr w:type="spellStart"/>
-      <w:r>
-        <w:rPr>
-          <w:rStyle w:val="Strong"/>
-          <w:color w:val="FF0000"/>
-        </w:rPr>
-        <w:t>Ans</w:t>
-      </w:r>
-      <w:proofErr w:type="spellEnd"/>
-      <w:r>
-        <w:rPr>
-          <w:rStyle w:val="Strong"/>
-          <w:color w:val="FF0000"/>
-        </w:rPr>
-        <w:t>:</w:t>
-      </w:r>
-      <w:r>
-        <w:rPr>
-          <w:color w:val="FF0000"/>
-        </w:rPr>
-        <w:t xml:space="preserve"> name</w:t>
+        <w:spacing w:before="100" w:beforeAutospacing="1" w:after="100" w:afterAutospacing="1" w:line="240" w:lineRule="auto"/>
+        <w:rPr>
+          <w:rFonts w:ascii="Times New Roman" w:eastAsia="Times New Roman" w:hAnsi="Times New Roman" w:cs="Times New Roman"/>
+          <w:color w:val="FF0000"/>
+          <w:sz w:val="24"/>
+          <w:szCs w:val="24"/>
+        </w:rPr>
+      </w:pPr>
+      <w:r>
+        <w:rPr>
+          <w:rFonts w:ascii="Times New Roman" w:eastAsia="Times New Roman" w:hAnsi="Times New Roman" w:cs="Times New Roman"/>
+          <w:b/>
+          <w:bCs/>
+          <w:color w:val="00B050"/>
+          <w:sz w:val="24"/>
+          <w:szCs w:val="24"/>
+        </w:rPr>
+        <w:t>Q3.</w:t>
+      </w:r>
+      <w:r>
+        <w:rPr>
+          <w:rFonts w:ascii="Times New Roman" w:eastAsia="Times New Roman" w:hAnsi="Times New Roman" w:cs="Times New Roman"/>
+          <w:color w:val="00B050"/>
+          <w:sz w:val="24"/>
+          <w:szCs w:val="24"/>
+        </w:rPr>
+        <w:br/>
+      </w:r>
+      <w:r>
+        <w:rPr>
+          <w:rFonts w:ascii="Times New Roman" w:eastAsia="Times New Roman" w:hAnsi="Times New Roman" w:cs="Times New Roman"/>
+          <w:b/>
+          <w:bCs/>
+          <w:sz w:val="24"/>
+          <w:szCs w:val="24"/>
+        </w:rPr>
+        <w:t>Assertion (A):</w:t>
+      </w:r>
+      <w:r>
+        <w:rPr>
+          <w:rFonts w:ascii="Times New Roman" w:eastAsia="Times New Roman" w:hAnsi="Times New Roman" w:cs="Times New Roman"/>
+          <w:sz w:val="24"/>
+          <w:szCs w:val="24"/>
+        </w:rPr>
+        <w:t xml:space="preserve"> Constructors can have a different name than the class.</w:t>
+      </w:r>
+      <w:r>
+        <w:rPr>
+          <w:rFonts w:ascii="Times New Roman" w:eastAsia="Times New Roman" w:hAnsi="Times New Roman" w:cs="Times New Roman"/>
+          <w:sz w:val="24"/>
+          <w:szCs w:val="24"/>
+        </w:rPr>
+        <w:br/>
+      </w:r>
+      <w:r>
+        <w:rPr>
+          <w:rFonts w:ascii="Times New Roman" w:eastAsia="Times New Roman" w:hAnsi="Times New Roman" w:cs="Times New Roman"/>
+          <w:b/>
+          <w:bCs/>
+          <w:sz w:val="24"/>
+          <w:szCs w:val="24"/>
+        </w:rPr>
+        <w:t>Reason (R):</w:t>
+      </w:r>
+      <w:r>
+        <w:rPr>
+          <w:rFonts w:ascii="Times New Roman" w:eastAsia="Times New Roman" w:hAnsi="Times New Roman" w:cs="Times New Roman"/>
+          <w:sz w:val="24"/>
+          <w:szCs w:val="24"/>
+        </w:rPr>
+        <w:t xml:space="preserve"> Constructors are used to destroy objects.</w:t>
+      </w:r>
+      <w:r>
+        <w:rPr>
+          <w:rFonts w:ascii="Times New Roman" w:eastAsia="Times New Roman" w:hAnsi="Times New Roman" w:cs="Times New Roman"/>
+          <w:sz w:val="24"/>
+          <w:szCs w:val="24"/>
+        </w:rPr>
+        <w:br/>
+      </w:r>
+      <w:r>
+        <w:rPr>
+          <w:rFonts w:ascii="Times New Roman" w:eastAsia="Times New Roman" w:hAnsi="Times New Roman" w:cs="Times New Roman"/>
+          <w:b/>
+          <w:bCs/>
+          <w:sz w:val="24"/>
+          <w:szCs w:val="24"/>
+        </w:rPr>
+        <w:t>Options:</w:t>
+      </w:r>
+      <w:r>
+        <w:rPr>
+          <w:rFonts w:ascii="Times New Roman" w:eastAsia="Times New Roman" w:hAnsi="Times New Roman" w:cs="Times New Roman"/>
+          <w:sz w:val="24"/>
+          <w:szCs w:val="24"/>
+        </w:rPr>
+        <w:br/>
+        <w:t>a) Both A and R are true and R is the correct explanation of A</w:t>
+      </w:r>
+      <w:r>
+        <w:rPr>
+          <w:rFonts w:ascii="Times New Roman" w:eastAsia="Times New Roman" w:hAnsi="Times New Roman" w:cs="Times New Roman"/>
+          <w:sz w:val="24"/>
+          <w:szCs w:val="24"/>
+        </w:rPr>
+        <w:br/>
+        <w:t>b) Both A and R are true but R is not the correct explanation of A</w:t>
+      </w:r>
+      <w:r>
+        <w:rPr>
+          <w:rFonts w:ascii="Times New Roman" w:eastAsia="Times New Roman" w:hAnsi="Times New Roman" w:cs="Times New Roman"/>
+          <w:sz w:val="24"/>
+          <w:szCs w:val="24"/>
+        </w:rPr>
+        <w:br/>
+        <w:t>c) A is true but R is false</w:t>
+      </w:r>
+      <w:r>
+        <w:rPr>
+          <w:rFonts w:ascii="Times New Roman" w:eastAsia="Times New Roman" w:hAnsi="Times New Roman" w:cs="Times New Roman"/>
+          <w:sz w:val="24"/>
+          <w:szCs w:val="24"/>
+        </w:rPr>
+        <w:br/>
+        <w:t>d) A is false but R is true</w:t>
+      </w:r>
+      <w:r>
+        <w:rPr>
+          <w:rFonts w:ascii="Times New Roman" w:eastAsia="Times New Roman" w:hAnsi="Times New Roman" w:cs="Times New Roman"/>
+          <w:sz w:val="24"/>
+          <w:szCs w:val="24"/>
+        </w:rPr>
+        <w:br/>
+      </w:r>
+      <w:r>
+        <w:rPr>
+          <w:rFonts w:ascii="Times New Roman" w:eastAsia="Times New Roman" w:hAnsi="Times New Roman" w:cs="Times New Roman"/>
+          <w:b/>
+          <w:bCs/>
+          <w:color w:val="FF0000"/>
+          <w:sz w:val="24"/>
+          <w:szCs w:val="24"/>
+        </w:rPr>
+        <w:t>Answer:</w:t>
+      </w:r>
+      <w:r>
+        <w:rPr>
+          <w:rFonts w:ascii="Times New Roman" w:eastAsia="Times New Roman" w:hAnsi="Times New Roman" w:cs="Times New Roman"/>
+          <w:color w:val="FF0000"/>
+          <w:sz w:val="24"/>
+          <w:szCs w:val="24"/>
+        </w:rPr>
+        <w:t xml:space="preserve"> d</w:t>
       </w:r>
     </w:p>
     <w:p>
       <w:pPr>
-        <w:spacing w:after="0" w:line="240" w:lineRule="auto"/>
-      </w:pPr>
-      <w:r>
-        <w:pict>
-          <v:rect id="_x0000_i1028" style="width:0;height:1.5pt" o:hralign="center" o:hrstd="t" o:hr="t" fillcolor="#a0a0a0" stroked="f"/>
-        </w:pict>
+        <w:spacing w:before="100" w:beforeAutospacing="1" w:after="100" w:afterAutospacing="1" w:line="240" w:lineRule="auto"/>
+        <w:rPr>
+          <w:rFonts w:ascii="Times New Roman" w:eastAsia="Times New Roman" w:hAnsi="Times New Roman" w:cs="Times New Roman"/>
+          <w:color w:val="FF0000"/>
+          <w:sz w:val="24"/>
+          <w:szCs w:val="24"/>
+        </w:rPr>
+      </w:pPr>
+      <w:r>
+        <w:rPr>
+          <w:rFonts w:ascii="Times New Roman" w:eastAsia="Times New Roman" w:hAnsi="Times New Roman" w:cs="Times New Roman"/>
+          <w:b/>
+          <w:bCs/>
+          <w:color w:val="00B050"/>
+          <w:sz w:val="24"/>
+          <w:szCs w:val="24"/>
+        </w:rPr>
+        <w:t>Q4.</w:t>
+      </w:r>
+      <w:r>
+        <w:rPr>
+          <w:rFonts w:ascii="Times New Roman" w:eastAsia="Times New Roman" w:hAnsi="Times New Roman" w:cs="Times New Roman"/>
+          <w:color w:val="00B050"/>
+          <w:sz w:val="24"/>
+          <w:szCs w:val="24"/>
+        </w:rPr>
+        <w:br/>
+      </w:r>
+      <w:r>
+        <w:rPr>
+          <w:rFonts w:ascii="Times New Roman" w:eastAsia="Times New Roman" w:hAnsi="Times New Roman" w:cs="Times New Roman"/>
+          <w:b/>
+          <w:bCs/>
+          <w:sz w:val="24"/>
+          <w:szCs w:val="24"/>
+        </w:rPr>
+        <w:t>Assertion (A):</w:t>
+      </w:r>
+      <w:r>
+        <w:rPr>
+          <w:rFonts w:ascii="Times New Roman" w:eastAsia="Times New Roman" w:hAnsi="Times New Roman" w:cs="Times New Roman"/>
+          <w:sz w:val="24"/>
+          <w:szCs w:val="24"/>
+        </w:rPr>
+        <w:t xml:space="preserve"> An object is an instance of a class.</w:t>
+      </w:r>
+      <w:r>
+        <w:rPr>
+          <w:rFonts w:ascii="Times New Roman" w:eastAsia="Times New Roman" w:hAnsi="Times New Roman" w:cs="Times New Roman"/>
+          <w:sz w:val="24"/>
+          <w:szCs w:val="24"/>
+        </w:rPr>
+        <w:br/>
+      </w:r>
+      <w:r>
+        <w:rPr>
+          <w:rFonts w:ascii="Times New Roman" w:eastAsia="Times New Roman" w:hAnsi="Times New Roman" w:cs="Times New Roman"/>
+          <w:b/>
+          <w:bCs/>
+          <w:sz w:val="24"/>
+          <w:szCs w:val="24"/>
+        </w:rPr>
+        <w:t>Reason (R):</w:t>
+      </w:r>
+      <w:r>
+        <w:rPr>
+          <w:rFonts w:ascii="Times New Roman" w:eastAsia="Times New Roman" w:hAnsi="Times New Roman" w:cs="Times New Roman"/>
+          <w:sz w:val="24"/>
+          <w:szCs w:val="24"/>
+        </w:rPr>
+        <w:t xml:space="preserve"> Objects cannot access class methods.</w:t>
+      </w:r>
+      <w:r>
+        <w:rPr>
+          <w:rFonts w:ascii="Times New Roman" w:eastAsia="Times New Roman" w:hAnsi="Times New Roman" w:cs="Times New Roman"/>
+          <w:sz w:val="24"/>
+          <w:szCs w:val="24"/>
+        </w:rPr>
+        <w:br/>
+      </w:r>
+      <w:r>
+        <w:rPr>
+          <w:rFonts w:ascii="Times New Roman" w:eastAsia="Times New Roman" w:hAnsi="Times New Roman" w:cs="Times New Roman"/>
+          <w:b/>
+          <w:bCs/>
+          <w:sz w:val="24"/>
+          <w:szCs w:val="24"/>
+        </w:rPr>
+        <w:t>Options:</w:t>
+      </w:r>
+      <w:r>
+        <w:rPr>
+          <w:rFonts w:ascii="Times New Roman" w:eastAsia="Times New Roman" w:hAnsi="Times New Roman" w:cs="Times New Roman"/>
+          <w:sz w:val="24"/>
+          <w:szCs w:val="24"/>
+        </w:rPr>
+        <w:br/>
+        <w:t>a) Both A and R are true and R is the correct explanation of A</w:t>
+      </w:r>
+      <w:r>
+        <w:rPr>
+          <w:rFonts w:ascii="Times New Roman" w:eastAsia="Times New Roman" w:hAnsi="Times New Roman" w:cs="Times New Roman"/>
+          <w:sz w:val="24"/>
+          <w:szCs w:val="24"/>
+        </w:rPr>
+        <w:br/>
+        <w:t>b) Both A and R are true but R is not the correct explanation of A</w:t>
+      </w:r>
+      <w:r>
+        <w:rPr>
+          <w:rFonts w:ascii="Times New Roman" w:eastAsia="Times New Roman" w:hAnsi="Times New Roman" w:cs="Times New Roman"/>
+          <w:sz w:val="24"/>
+          <w:szCs w:val="24"/>
+        </w:rPr>
+        <w:br/>
+        <w:t>c) A is true but R is false</w:t>
+      </w:r>
+      <w:r>
+        <w:rPr>
+          <w:rFonts w:ascii="Times New Roman" w:eastAsia="Times New Roman" w:hAnsi="Times New Roman" w:cs="Times New Roman"/>
+          <w:sz w:val="24"/>
+          <w:szCs w:val="24"/>
+        </w:rPr>
+        <w:br/>
+        <w:t>d) A is false but R is true</w:t>
+      </w:r>
+      <w:r>
+        <w:rPr>
+          <w:rFonts w:ascii="Times New Roman" w:eastAsia="Times New Roman" w:hAnsi="Times New Roman" w:cs="Times New Roman"/>
+          <w:sz w:val="24"/>
+          <w:szCs w:val="24"/>
+        </w:rPr>
+        <w:br/>
+      </w:r>
+      <w:r>
+        <w:rPr>
+          <w:rFonts w:ascii="Times New Roman" w:eastAsia="Times New Roman" w:hAnsi="Times New Roman" w:cs="Times New Roman"/>
+          <w:b/>
+          <w:bCs/>
+          <w:color w:val="FF0000"/>
+          <w:sz w:val="24"/>
+          <w:szCs w:val="24"/>
+        </w:rPr>
+        <w:t>Answer:</w:t>
+      </w:r>
+      <w:r>
+        <w:rPr>
+          <w:rFonts w:ascii="Times New Roman" w:eastAsia="Times New Roman" w:hAnsi="Times New Roman" w:cs="Times New Roman"/>
+          <w:color w:val="FF0000"/>
+          <w:sz w:val="24"/>
+          <w:szCs w:val="24"/>
+        </w:rPr>
+        <w:t xml:space="preserve"> c</w:t>
       </w:r>
     </w:p>
     <w:p>
       <w:pPr>
-        <w:pStyle w:val="Heading4"/>
-        <w:spacing w:before="0" w:line="240" w:lineRule="auto"/>
-      </w:pPr>
-      <w:r>
-        <w:rPr>
-          <w:rStyle w:val="Strong"/>
-          <w:bCs w:val="0"/>
-        </w:rPr>
-        <w:t>3. True or False</w:t>
+        <w:spacing w:before="100" w:beforeAutospacing="1" w:after="100" w:afterAutospacing="1" w:line="240" w:lineRule="auto"/>
+        <w:rPr>
+          <w:rFonts w:ascii="Times New Roman" w:eastAsia="Times New Roman" w:hAnsi="Times New Roman" w:cs="Times New Roman"/>
+          <w:color w:val="FF0000"/>
+          <w:sz w:val="24"/>
+          <w:szCs w:val="24"/>
+        </w:rPr>
+      </w:pPr>
+      <w:r>
+        <w:rPr>
+          <w:rFonts w:ascii="Times New Roman" w:eastAsia="Times New Roman" w:hAnsi="Times New Roman" w:cs="Times New Roman"/>
+          <w:b/>
+          <w:bCs/>
+          <w:color w:val="00B050"/>
+          <w:sz w:val="24"/>
+          <w:szCs w:val="24"/>
+        </w:rPr>
+        <w:t>Q5.</w:t>
+      </w:r>
+      <w:r>
+        <w:rPr>
+          <w:rFonts w:ascii="Times New Roman" w:eastAsia="Times New Roman" w:hAnsi="Times New Roman" w:cs="Times New Roman"/>
+          <w:color w:val="00B050"/>
+          <w:sz w:val="24"/>
+          <w:szCs w:val="24"/>
+        </w:rPr>
+        <w:br/>
+      </w:r>
+      <w:r>
+        <w:rPr>
+          <w:rFonts w:ascii="Times New Roman" w:eastAsia="Times New Roman" w:hAnsi="Times New Roman" w:cs="Times New Roman"/>
+          <w:b/>
+          <w:bCs/>
+          <w:sz w:val="24"/>
+          <w:szCs w:val="24"/>
+        </w:rPr>
+        <w:t>Assertion (A):</w:t>
+      </w:r>
+      <w:r>
+        <w:rPr>
+          <w:rFonts w:ascii="Times New Roman" w:eastAsia="Times New Roman" w:hAnsi="Times New Roman" w:cs="Times New Roman"/>
+          <w:sz w:val="24"/>
+          <w:szCs w:val="24"/>
+        </w:rPr>
+        <w:t xml:space="preserve"> A constructor can be overloaded.</w:t>
+      </w:r>
+      <w:r>
+        <w:rPr>
+          <w:rFonts w:ascii="Times New Roman" w:eastAsia="Times New Roman" w:hAnsi="Times New Roman" w:cs="Times New Roman"/>
+          <w:sz w:val="24"/>
+          <w:szCs w:val="24"/>
+        </w:rPr>
+        <w:br/>
+      </w:r>
+      <w:r>
+        <w:rPr>
+          <w:rFonts w:ascii="Times New Roman" w:eastAsia="Times New Roman" w:hAnsi="Times New Roman" w:cs="Times New Roman"/>
+          <w:b/>
+          <w:bCs/>
+          <w:sz w:val="24"/>
+          <w:szCs w:val="24"/>
+        </w:rPr>
+        <w:t>Reason (R):</w:t>
+      </w:r>
+      <w:r>
+        <w:rPr>
+          <w:rFonts w:ascii="Times New Roman" w:eastAsia="Times New Roman" w:hAnsi="Times New Roman" w:cs="Times New Roman"/>
+          <w:sz w:val="24"/>
+          <w:szCs w:val="24"/>
+        </w:rPr>
+        <w:t xml:space="preserve"> Java allows multiple constructors with different parameter lists.</w:t>
+      </w:r>
+      <w:r>
+        <w:rPr>
+          <w:rFonts w:ascii="Times New Roman" w:eastAsia="Times New Roman" w:hAnsi="Times New Roman" w:cs="Times New Roman"/>
+          <w:sz w:val="24"/>
+          <w:szCs w:val="24"/>
+        </w:rPr>
+        <w:br/>
+      </w:r>
+      <w:r>
+        <w:rPr>
+          <w:rFonts w:ascii="Times New Roman" w:eastAsia="Times New Roman" w:hAnsi="Times New Roman" w:cs="Times New Roman"/>
+          <w:b/>
+          <w:bCs/>
+          <w:sz w:val="24"/>
+          <w:szCs w:val="24"/>
+        </w:rPr>
+        <w:t>Options:</w:t>
+      </w:r>
+      <w:r>
+        <w:rPr>
+          <w:rFonts w:ascii="Times New Roman" w:eastAsia="Times New Roman" w:hAnsi="Times New Roman" w:cs="Times New Roman"/>
+          <w:sz w:val="24"/>
+          <w:szCs w:val="24"/>
+        </w:rPr>
+        <w:br/>
+        <w:t>a) Both A and R are true and R is the correct explanation of A</w:t>
+      </w:r>
+      <w:r>
+        <w:rPr>
+          <w:rFonts w:ascii="Times New Roman" w:eastAsia="Times New Roman" w:hAnsi="Times New Roman" w:cs="Times New Roman"/>
+          <w:sz w:val="24"/>
+          <w:szCs w:val="24"/>
+        </w:rPr>
+        <w:br/>
+        <w:t>b) Both A and R are true but R is not the correct explanation of A</w:t>
+      </w:r>
+      <w:r>
+        <w:rPr>
+          <w:rFonts w:ascii="Times New Roman" w:eastAsia="Times New Roman" w:hAnsi="Times New Roman" w:cs="Times New Roman"/>
+          <w:sz w:val="24"/>
+          <w:szCs w:val="24"/>
+        </w:rPr>
+        <w:br/>
+        <w:t>c) A is true but R is false</w:t>
+      </w:r>
+      <w:r>
+        <w:rPr>
+          <w:rFonts w:ascii="Times New Roman" w:eastAsia="Times New Roman" w:hAnsi="Times New Roman" w:cs="Times New Roman"/>
+          <w:sz w:val="24"/>
+          <w:szCs w:val="24"/>
+        </w:rPr>
+        <w:br/>
+        <w:t>d) A is false but R is true</w:t>
+      </w:r>
+      <w:r>
+        <w:rPr>
+          <w:rFonts w:ascii="Times New Roman" w:eastAsia="Times New Roman" w:hAnsi="Times New Roman" w:cs="Times New Roman"/>
+          <w:sz w:val="24"/>
+          <w:szCs w:val="24"/>
+        </w:rPr>
+        <w:br/>
+      </w:r>
+      <w:r>
+        <w:rPr>
+          <w:rFonts w:ascii="Times New Roman" w:eastAsia="Times New Roman" w:hAnsi="Times New Roman" w:cs="Times New Roman"/>
+          <w:b/>
+          <w:bCs/>
+          <w:color w:val="FF0000"/>
+          <w:sz w:val="24"/>
+          <w:szCs w:val="24"/>
+        </w:rPr>
+        <w:t>Answer:</w:t>
+      </w:r>
+      <w:r>
+        <w:rPr>
+          <w:rFonts w:ascii="Times New Roman" w:eastAsia="Times New Roman" w:hAnsi="Times New Roman" w:cs="Times New Roman"/>
+          <w:color w:val="FF0000"/>
+          <w:sz w:val="24"/>
+          <w:szCs w:val="24"/>
+        </w:rPr>
+        <w:t xml:space="preserve"> a</w:t>
       </w:r>
     </w:p>
     <w:p>
       <w:pPr>
-        <w:spacing w:after="0" w:line="240" w:lineRule="auto"/>
-        <w:rPr>
-          <w:color w:val="FF0000"/>
-        </w:rPr>
-      </w:pPr>
-      <w:r>
-        <w:rPr>
-          <w:rStyle w:val="Strong"/>
+        <w:spacing w:before="100" w:beforeAutospacing="1" w:after="100" w:afterAutospacing="1" w:line="240" w:lineRule="auto"/>
+        <w:rPr>
+          <w:rFonts w:ascii="Times New Roman" w:eastAsia="Times New Roman" w:hAnsi="Times New Roman" w:cs="Times New Roman"/>
+          <w:color w:val="FF0000"/>
+          <w:sz w:val="24"/>
+          <w:szCs w:val="24"/>
+        </w:rPr>
+      </w:pPr>
+      <w:r>
+        <w:rPr>
+          <w:rFonts w:ascii="Times New Roman" w:hAnsi="Times New Roman" w:cs="Times New Roman"/>
+          <w:noProof/>
+        </w:rPr>
+        <w:lastRenderedPageBreak/>
+        <mc:AlternateContent>
+          <mc:Choice Requires="wpg">
+            <w:drawing>
+              <wp:anchor distT="0" distB="0" distL="114300" distR="114300" simplePos="0" relativeHeight="251665408" behindDoc="1" locked="0" layoutInCell="1" allowOverlap="1" wp14:anchorId="2EAB11D8" wp14:editId="73D84DED">
+                <wp:simplePos x="0" y="0"/>
+                <wp:positionH relativeFrom="margin">
+                  <wp:posOffset>5822883</wp:posOffset>
+                </wp:positionH>
+                <wp:positionV relativeFrom="paragraph">
+                  <wp:posOffset>-716247</wp:posOffset>
+                </wp:positionV>
+                <wp:extent cx="1203995" cy="13095734"/>
+                <wp:effectExtent l="57150" t="38100" r="15240" b="29845"/>
+                <wp:wrapNone/>
+                <wp:docPr id="14" name="Group 3"/>
+                <wp:cNvGraphicFramePr>
+                  <a:graphicFrameLocks xmlns:a="http://schemas.openxmlformats.org/drawingml/2006/main"/>
+                </wp:cNvGraphicFramePr>
+                <a:graphic xmlns:a="http://schemas.openxmlformats.org/drawingml/2006/main">
+                  <a:graphicData uri="http://schemas.microsoft.com/office/word/2010/wordprocessingGroup">
+                    <wpg:wgp>
+                      <wpg:cNvGrpSpPr>
+                        <a:grpSpLocks/>
+                      </wpg:cNvGrpSpPr>
+                      <wpg:grpSpPr bwMode="auto">
+                        <a:xfrm>
+                          <a:off x="0" y="0"/>
+                          <a:ext cx="1203995" cy="13095734"/>
+                          <a:chOff x="7285" y="-22"/>
+                          <a:chExt cx="2681" cy="20510"/>
+                        </a:xfrm>
+                      </wpg:grpSpPr>
+                      <wps:wsp>
+                        <wps:cNvPr id="15" name="AutoShape 128"/>
+                        <wps:cNvCnPr>
+                          <a:cxnSpLocks noChangeShapeType="1"/>
+                        </wps:cNvCnPr>
+                        <wps:spPr bwMode="auto">
+                          <a:xfrm>
+                            <a:off x="9966" y="6"/>
+                            <a:ext cx="0" cy="20454"/>
+                          </a:xfrm>
+                          <a:prstGeom prst="straightConnector1">
+                            <a:avLst/>
+                          </a:prstGeom>
+                          <a:ln>
+                            <a:solidFill>
+                              <a:schemeClr val="accent6">
+                                <a:lumMod val="75000"/>
+                              </a:schemeClr>
+                            </a:solidFill>
+                            <a:headEnd/>
+                            <a:tailEnd/>
+                          </a:ln>
+                        </wps:spPr>
+                        <wps:style>
+                          <a:lnRef idx="1">
+                            <a:schemeClr val="dk1"/>
+                          </a:lnRef>
+                          <a:fillRef idx="0">
+                            <a:schemeClr val="dk1"/>
+                          </a:fillRef>
+                          <a:effectRef idx="0">
+                            <a:schemeClr val="dk1"/>
+                          </a:effectRef>
+                          <a:fontRef idx="minor">
+                            <a:schemeClr val="tx1"/>
+                          </a:fontRef>
+                        </wps:style>
+                        <wps:bodyPr/>
+                      </wps:wsp>
+                      <wps:wsp>
+                        <wps:cNvPr id="16" name="AutoShape 127"/>
+                        <wps:cNvCnPr>
+                          <a:cxnSpLocks noChangeShapeType="1"/>
+                        </wps:cNvCnPr>
+                        <wps:spPr bwMode="auto">
+                          <a:xfrm>
+                            <a:off x="9710" y="6"/>
+                            <a:ext cx="0" cy="20368"/>
+                          </a:xfrm>
+                          <a:prstGeom prst="straightConnector1">
+                            <a:avLst/>
+                          </a:prstGeom>
+                          <a:ln>
+                            <a:solidFill>
+                              <a:schemeClr val="accent6">
+                                <a:lumMod val="60000"/>
+                                <a:lumOff val="40000"/>
+                              </a:schemeClr>
+                            </a:solidFill>
+                            <a:headEnd/>
+                            <a:tailEnd/>
+                          </a:ln>
+                          <a:scene3d>
+                            <a:camera prst="orthographicFront"/>
+                            <a:lightRig rig="threePt" dir="t"/>
+                          </a:scene3d>
+                          <a:sp3d>
+                            <a:bevelT w="139700" h="139700" prst="divot"/>
+                          </a:sp3d>
+                        </wps:spPr>
+                        <wps:style>
+                          <a:lnRef idx="3">
+                            <a:schemeClr val="lt1"/>
+                          </a:lnRef>
+                          <a:fillRef idx="1">
+                            <a:schemeClr val="accent1"/>
+                          </a:fillRef>
+                          <a:effectRef idx="1">
+                            <a:schemeClr val="accent1"/>
+                          </a:effectRef>
+                          <a:fontRef idx="minor">
+                            <a:schemeClr val="lt1"/>
+                          </a:fontRef>
+                        </wps:style>
+                        <wps:bodyPr/>
+                      </wps:wsp>
+                      <wps:wsp>
+                        <wps:cNvPr id="17" name="AutoShape 101"/>
+                        <wps:cNvCnPr>
+                          <a:cxnSpLocks noChangeShapeType="1"/>
+                        </wps:cNvCnPr>
+                        <wps:spPr bwMode="auto">
+                          <a:xfrm>
+                            <a:off x="9563" y="-22"/>
+                            <a:ext cx="0" cy="20482"/>
+                          </a:xfrm>
+                          <a:prstGeom prst="straightConnector1">
+                            <a:avLst/>
+                          </a:prstGeom>
+                          <a:ln>
+                            <a:solidFill>
+                              <a:schemeClr val="accent6">
+                                <a:lumMod val="75000"/>
+                              </a:schemeClr>
+                            </a:solidFill>
+                            <a:headEnd/>
+                            <a:tailEnd/>
+                          </a:ln>
+                        </wps:spPr>
+                        <wps:style>
+                          <a:lnRef idx="2">
+                            <a:schemeClr val="dk1"/>
+                          </a:lnRef>
+                          <a:fillRef idx="0">
+                            <a:schemeClr val="dk1"/>
+                          </a:fillRef>
+                          <a:effectRef idx="1">
+                            <a:schemeClr val="dk1"/>
+                          </a:effectRef>
+                          <a:fontRef idx="minor">
+                            <a:schemeClr val="tx1"/>
+                          </a:fontRef>
+                        </wps:style>
+                        <wps:bodyPr/>
+                      </wps:wsp>
+                      <wps:wsp>
+                        <wps:cNvPr id="18" name="Oval 121"/>
+                        <wps:cNvSpPr>
+                          <a:spLocks noChangeArrowheads="1"/>
+                        </wps:cNvSpPr>
+                        <wps:spPr bwMode="auto">
+                          <a:xfrm>
+                            <a:off x="7285" y="13734"/>
+                            <a:ext cx="1776" cy="1321"/>
+                          </a:xfrm>
+                          <a:prstGeom prst="ellipse">
+                            <a:avLst/>
+                          </a:prstGeom>
+                          <a:gradFill>
+                            <a:gsLst>
+                              <a:gs pos="0">
+                                <a:schemeClr val="accent1">
+                                  <a:lumMod val="5000"/>
+                                  <a:lumOff val="95000"/>
+                                </a:schemeClr>
+                              </a:gs>
+                              <a:gs pos="31000">
+                                <a:schemeClr val="accent6">
+                                  <a:lumMod val="40000"/>
+                                  <a:lumOff val="60000"/>
+                                </a:schemeClr>
+                              </a:gs>
+                              <a:gs pos="83000">
+                                <a:schemeClr val="accent6">
+                                  <a:lumMod val="40000"/>
+                                  <a:lumOff val="60000"/>
+                                </a:schemeClr>
+                              </a:gs>
+                              <a:gs pos="100000">
+                                <a:schemeClr val="accent1">
+                                  <a:lumMod val="30000"/>
+                                  <a:lumOff val="70000"/>
+                                </a:schemeClr>
+                              </a:gs>
+                            </a:gsLst>
+                            <a:lin ang="5400000" scaled="1"/>
+                          </a:gradFill>
+                          <a:ln>
+                            <a:solidFill>
+                              <a:schemeClr val="accent6">
+                                <a:lumMod val="60000"/>
+                                <a:lumOff val="40000"/>
+                              </a:schemeClr>
+                            </a:solidFill>
+                            <a:headEnd/>
+                            <a:tailEnd/>
+                          </a:ln>
+                          <a:scene3d>
+                            <a:camera prst="orthographicFront"/>
+                            <a:lightRig rig="threePt" dir="t"/>
+                          </a:scene3d>
+                          <a:sp3d>
+                            <a:bevelT w="152400" h="50800" prst="softRound"/>
+                          </a:sp3d>
+                        </wps:spPr>
+                        <wps:style>
+                          <a:lnRef idx="3">
+                            <a:schemeClr val="lt1"/>
+                          </a:lnRef>
+                          <a:fillRef idx="1">
+                            <a:schemeClr val="accent1"/>
+                          </a:fillRef>
+                          <a:effectRef idx="1">
+                            <a:schemeClr val="accent1"/>
+                          </a:effectRef>
+                          <a:fontRef idx="minor">
+                            <a:schemeClr val="lt1"/>
+                          </a:fontRef>
+                        </wps:style>
+                        <wps:bodyPr rot="0" vert="horz" wrap="square" lIns="91440" tIns="45720" rIns="91440" bIns="45720" anchor="t" anchorCtr="0" upright="1">
+                          <a:noAutofit/>
+                        </wps:bodyPr>
+                      </wps:wsp>
+                      <wps:wsp>
+                        <wps:cNvPr id="19" name="AutoShape 101"/>
+                        <wps:cNvCnPr>
+                          <a:cxnSpLocks noChangeShapeType="1"/>
+                        </wps:cNvCnPr>
+                        <wps:spPr bwMode="auto">
+                          <a:xfrm>
+                            <a:off x="9847" y="6"/>
+                            <a:ext cx="0" cy="20482"/>
+                          </a:xfrm>
+                          <a:prstGeom prst="straightConnector1">
+                            <a:avLst/>
+                          </a:prstGeom>
+                          <a:ln>
+                            <a:solidFill>
+                              <a:schemeClr val="accent6">
+                                <a:lumMod val="75000"/>
+                              </a:schemeClr>
+                            </a:solidFill>
+                            <a:headEnd/>
+                            <a:tailEnd/>
+                          </a:ln>
+                        </wps:spPr>
+                        <wps:style>
+                          <a:lnRef idx="2">
+                            <a:schemeClr val="dk1"/>
+                          </a:lnRef>
+                          <a:fillRef idx="0">
+                            <a:schemeClr val="dk1"/>
+                          </a:fillRef>
+                          <a:effectRef idx="1">
+                            <a:schemeClr val="dk1"/>
+                          </a:effectRef>
+                          <a:fontRef idx="minor">
+                            <a:schemeClr val="tx1"/>
+                          </a:fontRef>
+                        </wps:style>
+                        <wps:bodyPr/>
+                      </wps:wsp>
+                    </wpg:wgp>
+                  </a:graphicData>
+                </a:graphic>
+                <wp14:sizeRelH relativeFrom="page">
+                  <wp14:pctWidth>0</wp14:pctWidth>
+                </wp14:sizeRelH>
+                <wp14:sizeRelV relativeFrom="page">
+                  <wp14:pctHeight>0</wp14:pctHeight>
+                </wp14:sizeRelV>
+              </wp:anchor>
+            </w:drawing>
+          </mc:Choice>
+          <mc:Fallback>
+            <w:pict>
+              <v:group w14:anchorId="35C56D37" id="Group 3" o:spid="_x0000_s1026" style="position:absolute;margin-left:458.5pt;margin-top:-56.4pt;width:94.8pt;height:1031.15pt;z-index:-251651072;mso-position-horizontal-relative:margin" coordorigin="7285,-22" coordsize="2681,20510" o:gfxdata="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">
+                <v:shape id="AutoShape 128" o:spid="_x0000_s1027" type="#_x0000_t32" style="position:absolute;left:9966;top:6;width:0;height:20454;visibility:visible;mso-wrap-style:square" o:connectortype="straight" o:gfxdata="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" strokecolor="#538135 [2409]" strokeweight=".5pt">
+                  <v:stroke joinstyle="miter"/>
+                </v:shape>
+                <v:shape id="AutoShape 127" o:spid="_x0000_s1028" type="#_x0000_t32" style="position:absolute;left:9710;top:6;width:0;height:20368;visibility:visible;mso-wrap-style:square" o:connectortype="straight" o:gfxdata="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" filled="t" fillcolor="#5b9bd5 [3204]" strokecolor="#a8d08d [1945]" strokeweight="1.5pt">
+                  <v:stroke joinstyle="miter"/>
+                </v:shape>
+                <v:shape id="AutoShape 101" o:spid="_x0000_s1029" type="#_x0000_t32" style="position:absolute;left:9563;top:-22;width:0;height:20482;visibility:visible;mso-wrap-style:square" o:connectortype="straight" o:gfxdata="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" strokecolor="#538135 [2409]" strokeweight="1pt">
+                  <v:stroke joinstyle="miter"/>
+                </v:shape>
+                <v:oval id="Oval 121" o:spid="_x0000_s1030" style="position:absolute;left:7285;top:13734;width:1776;height:1321;visibility:visible;mso-wrap-style:square;v-text-anchor:top" o:gfxdata="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" fillcolor="#f7fafd [180]" strokecolor="#a8d08d [1945]" strokeweight="1.5pt">
+                  <v:fill color2="#cde0f2 [980]" colors="0 #f7fafd;20316f #c5e0b4;54395f #c5e0b4;1 #cee1f2" focus="100%" type="gradient"/>
+                  <v:stroke joinstyle="miter"/>
+                </v:oval>
+                <v:shape id="AutoShape 101" o:spid="_x0000_s1031" type="#_x0000_t32" style="position:absolute;left:9847;top:6;width:0;height:20482;visibility:visible;mso-wrap-style:square" o:connectortype="straight" o:gfxdata="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" strokecolor="#538135 [2409]" strokeweight="1pt">
+                  <v:stroke joinstyle="miter"/>
+                </v:shape>
+                <w10:wrap anchorx="margin"/>
+              </v:group>
+            </w:pict>
+          </mc:Fallback>
+        </mc:AlternateContent>
+      </w:r>
+      <w:r>
+        <w:rPr>
+          <w:rFonts w:ascii="Times New Roman" w:eastAsia="Times New Roman" w:hAnsi="Times New Roman" w:cs="Times New Roman"/>
+          <w:b/>
+          <w:bCs/>
+          <w:color w:val="00B050"/>
+          <w:sz w:val="24"/>
+          <w:szCs w:val="24"/>
         </w:rPr>
         <w:t>Q6.</w:t>
       </w:r>
       <w:r>
-        <w:t xml:space="preserve"> Every Java program must contain at least one class.</w:t>
-      </w:r>
-      <w:r>
-        <w:br/>
-      </w:r>
-      <w:proofErr w:type="spellStart"/>
-      <w:r>
-        <w:rPr>
-          <w:rStyle w:val="Strong"/>
-          <w:color w:val="FF0000"/>
-        </w:rPr>
-        <w:t>Ans</w:t>
-      </w:r>
-      <w:proofErr w:type="spellEnd"/>
-      <w:r>
-        <w:rPr>
-          <w:rStyle w:val="Strong"/>
-          <w:color w:val="FF0000"/>
-        </w:rPr>
-        <w:t>:</w:t>
-      </w:r>
-      <w:r>
-        <w:rPr>
-          <w:color w:val="FF0000"/>
-        </w:rPr>
-        <w:t xml:space="preserve"> True</w:t>
+        <w:rPr>
+          <w:rFonts w:ascii="Times New Roman" w:eastAsia="Times New Roman" w:hAnsi="Times New Roman" w:cs="Times New Roman"/>
+          <w:color w:val="00B050"/>
+          <w:sz w:val="24"/>
+          <w:szCs w:val="24"/>
+        </w:rPr>
+        <w:br/>
+      </w:r>
+      <w:r>
+        <w:rPr>
+          <w:rFonts w:ascii="Times New Roman" w:eastAsia="Times New Roman" w:hAnsi="Times New Roman" w:cs="Times New Roman"/>
+          <w:b/>
+          <w:bCs/>
+          <w:sz w:val="24"/>
+          <w:szCs w:val="24"/>
+        </w:rPr>
+        <w:t>Assertion (A):</w:t>
+      </w:r>
+      <w:r>
+        <w:rPr>
+          <w:rFonts w:ascii="Times New Roman" w:eastAsia="Times New Roman" w:hAnsi="Times New Roman" w:cs="Times New Roman"/>
+          <w:sz w:val="24"/>
+          <w:szCs w:val="24"/>
+        </w:rPr>
+        <w:t xml:space="preserve"> The keyword </w:t>
+      </w:r>
+      <w:r>
+        <w:rPr>
+          <w:rFonts w:ascii="Courier New" w:eastAsia="Times New Roman" w:hAnsi="Courier New" w:cs="Courier New"/>
+          <w:sz w:val="20"/>
+          <w:szCs w:val="20"/>
+        </w:rPr>
+        <w:t>class</w:t>
+      </w:r>
+      <w:r>
+        <w:rPr>
+          <w:rFonts w:ascii="Times New Roman" w:eastAsia="Times New Roman" w:hAnsi="Times New Roman" w:cs="Times New Roman"/>
+          <w:sz w:val="24"/>
+          <w:szCs w:val="24"/>
+        </w:rPr>
+        <w:t xml:space="preserve"> is used to define a class in Java.</w:t>
+      </w:r>
+      <w:r>
+        <w:rPr>
+          <w:rFonts w:ascii="Times New Roman" w:eastAsia="Times New Roman" w:hAnsi="Times New Roman" w:cs="Times New Roman"/>
+          <w:sz w:val="24"/>
+          <w:szCs w:val="24"/>
+        </w:rPr>
+        <w:br/>
+      </w:r>
+      <w:r>
+        <w:rPr>
+          <w:rFonts w:ascii="Times New Roman" w:eastAsia="Times New Roman" w:hAnsi="Times New Roman" w:cs="Times New Roman"/>
+          <w:b/>
+          <w:bCs/>
+          <w:sz w:val="24"/>
+          <w:szCs w:val="24"/>
+        </w:rPr>
+        <w:t>Reason (R):</w:t>
+      </w:r>
+      <w:r>
+        <w:rPr>
+          <w:rFonts w:ascii="Times New Roman" w:eastAsia="Times New Roman" w:hAnsi="Times New Roman" w:cs="Times New Roman"/>
+          <w:sz w:val="24"/>
+          <w:szCs w:val="24"/>
+        </w:rPr>
+        <w:t xml:space="preserve"> Java does not support user-defined data types.</w:t>
+      </w:r>
+      <w:r>
+        <w:rPr>
+          <w:rFonts w:ascii="Times New Roman" w:eastAsia="Times New Roman" w:hAnsi="Times New Roman" w:cs="Times New Roman"/>
+          <w:sz w:val="24"/>
+          <w:szCs w:val="24"/>
+        </w:rPr>
+        <w:br/>
+      </w:r>
+      <w:r>
+        <w:rPr>
+          <w:rFonts w:ascii="Times New Roman" w:eastAsia="Times New Roman" w:hAnsi="Times New Roman" w:cs="Times New Roman"/>
+          <w:b/>
+          <w:bCs/>
+          <w:sz w:val="24"/>
+          <w:szCs w:val="24"/>
+        </w:rPr>
+        <w:t>Options:</w:t>
+      </w:r>
+      <w:r>
+        <w:rPr>
+          <w:rFonts w:ascii="Times New Roman" w:eastAsia="Times New Roman" w:hAnsi="Times New Roman" w:cs="Times New Roman"/>
+          <w:sz w:val="24"/>
+          <w:szCs w:val="24"/>
+        </w:rPr>
+        <w:br/>
+        <w:t>a) Both A and R are true and R is the correct explanation of A</w:t>
+      </w:r>
+      <w:r>
+        <w:rPr>
+          <w:rFonts w:ascii="Times New Roman" w:eastAsia="Times New Roman" w:hAnsi="Times New Roman" w:cs="Times New Roman"/>
+          <w:sz w:val="24"/>
+          <w:szCs w:val="24"/>
+        </w:rPr>
+        <w:br/>
+        <w:t>b) Both A and R are true but R is not the correct explanation of A</w:t>
+      </w:r>
+      <w:r>
+        <w:rPr>
+          <w:rFonts w:ascii="Times New Roman" w:eastAsia="Times New Roman" w:hAnsi="Times New Roman" w:cs="Times New Roman"/>
+          <w:sz w:val="24"/>
+          <w:szCs w:val="24"/>
+        </w:rPr>
+        <w:br/>
+        <w:t>c) A is true but R is false</w:t>
+      </w:r>
+      <w:r>
+        <w:rPr>
+          <w:rFonts w:ascii="Times New Roman" w:eastAsia="Times New Roman" w:hAnsi="Times New Roman" w:cs="Times New Roman"/>
+          <w:sz w:val="24"/>
+          <w:szCs w:val="24"/>
+        </w:rPr>
+        <w:br/>
+        <w:t>d) A is false but R is true</w:t>
+      </w:r>
+      <w:r>
+        <w:rPr>
+          <w:rFonts w:ascii="Times New Roman" w:eastAsia="Times New Roman" w:hAnsi="Times New Roman" w:cs="Times New Roman"/>
+          <w:sz w:val="24"/>
+          <w:szCs w:val="24"/>
+        </w:rPr>
+        <w:br/>
+      </w:r>
+      <w:r>
+        <w:rPr>
+          <w:rFonts w:ascii="Times New Roman" w:eastAsia="Times New Roman" w:hAnsi="Times New Roman" w:cs="Times New Roman"/>
+          <w:b/>
+          <w:bCs/>
+          <w:color w:val="FF0000"/>
+          <w:sz w:val="24"/>
+          <w:szCs w:val="24"/>
+        </w:rPr>
+        <w:t>Answer:</w:t>
+      </w:r>
+      <w:r>
+        <w:rPr>
+          <w:rFonts w:ascii="Times New Roman" w:eastAsia="Times New Roman" w:hAnsi="Times New Roman" w:cs="Times New Roman"/>
+          <w:color w:val="FF0000"/>
+          <w:sz w:val="24"/>
+          <w:szCs w:val="24"/>
+        </w:rPr>
+        <w:t xml:space="preserve"> c</w:t>
       </w:r>
     </w:p>
     <w:p>
       <w:pPr>
-        <w:spacing w:after="0" w:line="240" w:lineRule="auto"/>
-        <w:rPr>
-          <w:color w:val="FF0000"/>
-        </w:rPr>
-      </w:pPr>
-      <w:r>
-        <w:rPr>
-          <w:rStyle w:val="Strong"/>
+        <w:spacing w:before="100" w:beforeAutospacing="1" w:after="100" w:afterAutospacing="1" w:line="240" w:lineRule="auto"/>
+        <w:rPr>
+          <w:rFonts w:ascii="Times New Roman" w:eastAsia="Times New Roman" w:hAnsi="Times New Roman" w:cs="Times New Roman"/>
+          <w:color w:val="FF0000"/>
+          <w:sz w:val="24"/>
+          <w:szCs w:val="24"/>
+        </w:rPr>
+      </w:pPr>
+      <w:r>
+        <w:rPr>
+          <w:rFonts w:ascii="Times New Roman" w:eastAsia="Times New Roman" w:hAnsi="Times New Roman" w:cs="Times New Roman"/>
+          <w:b/>
+          <w:bCs/>
+          <w:color w:val="00B050"/>
+          <w:sz w:val="24"/>
+          <w:szCs w:val="24"/>
         </w:rPr>
         <w:t>Q7.</w:t>
       </w:r>
       <w:r>
-        <w:t xml:space="preserve"> The </w:t>
+        <w:rPr>
+          <w:rFonts w:ascii="Times New Roman" w:eastAsia="Times New Roman" w:hAnsi="Times New Roman" w:cs="Times New Roman"/>
+          <w:color w:val="00B050"/>
+          <w:sz w:val="24"/>
+          <w:szCs w:val="24"/>
+        </w:rPr>
+        <w:br/>
+      </w:r>
+      <w:r>
+        <w:rPr>
+          <w:rFonts w:ascii="Times New Roman" w:eastAsia="Times New Roman" w:hAnsi="Times New Roman" w:cs="Times New Roman"/>
+          <w:b/>
+          <w:bCs/>
+          <w:sz w:val="24"/>
+          <w:szCs w:val="24"/>
+        </w:rPr>
+        <w:t>Assertion (A):</w:t>
+      </w:r>
+      <w:r>
+        <w:rPr>
+          <w:rFonts w:ascii="Times New Roman" w:eastAsia="Times New Roman" w:hAnsi="Times New Roman" w:cs="Times New Roman"/>
+          <w:sz w:val="24"/>
+          <w:szCs w:val="24"/>
+        </w:rPr>
+        <w:t xml:space="preserve"> </w:t>
+      </w:r>
+      <w:r>
+        <w:rPr>
+          <w:rFonts w:ascii="Courier New" w:eastAsia="Times New Roman" w:hAnsi="Courier New" w:cs="Courier New"/>
+          <w:sz w:val="20"/>
+          <w:szCs w:val="20"/>
+        </w:rPr>
+        <w:t xml:space="preserve">Smartphone phone = new </w:t>
       </w:r>
       <w:proofErr w:type="gramStart"/>
       <w:r>
         <w:rPr>
-          <w:rStyle w:val="HTMLCode"/>
-          <w:rFonts w:eastAsiaTheme="minorEastAsia"/>
-        </w:rPr>
-        <w:t>main(</w:t>
+          <w:rFonts w:ascii="Courier New" w:eastAsia="Times New Roman" w:hAnsi="Courier New" w:cs="Courier New"/>
+          <w:sz w:val="20"/>
+          <w:szCs w:val="20"/>
+        </w:rPr>
+        <w:t>Smartphone(</w:t>
       </w:r>
       <w:proofErr w:type="gramEnd"/>
       <w:r>
         <w:rPr>
-          <w:rStyle w:val="HTMLCode"/>
-          <w:rFonts w:eastAsiaTheme="minorEastAsia"/>
-        </w:rPr>
-        <w:t>)</w:t>
-      </w:r>
-      <w:r>
-        <w:t xml:space="preserve"> method is required to run a Java program.</w:t>
-      </w:r>
-      <w:r>
-        <w:br/>
-      </w:r>
-      <w:proofErr w:type="spellStart"/>
-      <w:r>
-        <w:rPr>
-          <w:rStyle w:val="Strong"/>
-          <w:color w:val="FF0000"/>
-        </w:rPr>
-        <w:t>Ans</w:t>
-      </w:r>
-      <w:proofErr w:type="spellEnd"/>
-      <w:r>
-        <w:rPr>
-          <w:rStyle w:val="Strong"/>
-          <w:color w:val="FF0000"/>
-        </w:rPr>
-        <w:t>:</w:t>
-      </w:r>
-      <w:r>
-        <w:rPr>
-          <w:color w:val="FF0000"/>
-        </w:rPr>
-        <w:t xml:space="preserve"> True</w:t>
+          <w:rFonts w:ascii="Courier New" w:eastAsia="Times New Roman" w:hAnsi="Courier New" w:cs="Courier New"/>
+          <w:sz w:val="20"/>
+          <w:szCs w:val="20"/>
+        </w:rPr>
+        <w:t>);</w:t>
+      </w:r>
+      <w:r>
+        <w:rPr>
+          <w:rFonts w:ascii="Times New Roman" w:eastAsia="Times New Roman" w:hAnsi="Times New Roman" w:cs="Times New Roman"/>
+          <w:sz w:val="24"/>
+          <w:szCs w:val="24"/>
+        </w:rPr>
+        <w:t xml:space="preserve"> creates a new object.</w:t>
+      </w:r>
+      <w:r>
+        <w:rPr>
+          <w:rFonts w:ascii="Times New Roman" w:eastAsia="Times New Roman" w:hAnsi="Times New Roman" w:cs="Times New Roman"/>
+          <w:sz w:val="24"/>
+          <w:szCs w:val="24"/>
+        </w:rPr>
+        <w:br/>
+      </w:r>
+      <w:r>
+        <w:rPr>
+          <w:rFonts w:ascii="Times New Roman" w:eastAsia="Times New Roman" w:hAnsi="Times New Roman" w:cs="Times New Roman"/>
+          <w:b/>
+          <w:bCs/>
+          <w:sz w:val="24"/>
+          <w:szCs w:val="24"/>
+        </w:rPr>
+        <w:t>Reason (R):</w:t>
+      </w:r>
+      <w:r>
+        <w:rPr>
+          <w:rFonts w:ascii="Times New Roman" w:eastAsia="Times New Roman" w:hAnsi="Times New Roman" w:cs="Times New Roman"/>
+          <w:sz w:val="24"/>
+          <w:szCs w:val="24"/>
+        </w:rPr>
+        <w:t xml:space="preserve"> This syntax calls the class’s constructor.</w:t>
+      </w:r>
+      <w:r>
+        <w:rPr>
+          <w:rFonts w:ascii="Times New Roman" w:eastAsia="Times New Roman" w:hAnsi="Times New Roman" w:cs="Times New Roman"/>
+          <w:sz w:val="24"/>
+          <w:szCs w:val="24"/>
+        </w:rPr>
+        <w:br/>
+      </w:r>
+      <w:r>
+        <w:rPr>
+          <w:rFonts w:ascii="Times New Roman" w:eastAsia="Times New Roman" w:hAnsi="Times New Roman" w:cs="Times New Roman"/>
+          <w:b/>
+          <w:bCs/>
+          <w:sz w:val="24"/>
+          <w:szCs w:val="24"/>
+        </w:rPr>
+        <w:t>Options:</w:t>
+      </w:r>
+      <w:r>
+        <w:rPr>
+          <w:rFonts w:ascii="Times New Roman" w:eastAsia="Times New Roman" w:hAnsi="Times New Roman" w:cs="Times New Roman"/>
+          <w:sz w:val="24"/>
+          <w:szCs w:val="24"/>
+        </w:rPr>
+        <w:br/>
+        <w:t>a) Both A and R are true and R is the correct explanation of A</w:t>
+      </w:r>
+      <w:r>
+        <w:rPr>
+          <w:rFonts w:ascii="Times New Roman" w:eastAsia="Times New Roman" w:hAnsi="Times New Roman" w:cs="Times New Roman"/>
+          <w:sz w:val="24"/>
+          <w:szCs w:val="24"/>
+        </w:rPr>
+        <w:br/>
+        <w:t>b) Both A and R are true but R is not the correct explanation of A</w:t>
+      </w:r>
+      <w:r>
+        <w:rPr>
+          <w:rFonts w:ascii="Times New Roman" w:eastAsia="Times New Roman" w:hAnsi="Times New Roman" w:cs="Times New Roman"/>
+          <w:sz w:val="24"/>
+          <w:szCs w:val="24"/>
+        </w:rPr>
+        <w:br/>
+        <w:t>c) A is true but R is false</w:t>
+      </w:r>
+      <w:r>
+        <w:rPr>
+          <w:rFonts w:ascii="Times New Roman" w:eastAsia="Times New Roman" w:hAnsi="Times New Roman" w:cs="Times New Roman"/>
+          <w:sz w:val="24"/>
+          <w:szCs w:val="24"/>
+        </w:rPr>
+        <w:br/>
+        <w:t>d) A is false but R is true</w:t>
+      </w:r>
+      <w:r>
+        <w:rPr>
+          <w:rFonts w:ascii="Times New Roman" w:eastAsia="Times New Roman" w:hAnsi="Times New Roman" w:cs="Times New Roman"/>
+          <w:sz w:val="24"/>
+          <w:szCs w:val="24"/>
+        </w:rPr>
+        <w:br/>
+      </w:r>
+      <w:r>
+        <w:rPr>
+          <w:rFonts w:ascii="Times New Roman" w:eastAsia="Times New Roman" w:hAnsi="Times New Roman" w:cs="Times New Roman"/>
+          <w:b/>
+          <w:bCs/>
+          <w:color w:val="FF0000"/>
+          <w:sz w:val="24"/>
+          <w:szCs w:val="24"/>
+        </w:rPr>
+        <w:t>Answer:</w:t>
+      </w:r>
+      <w:r>
+        <w:rPr>
+          <w:rFonts w:ascii="Times New Roman" w:eastAsia="Times New Roman" w:hAnsi="Times New Roman" w:cs="Times New Roman"/>
+          <w:color w:val="FF0000"/>
+          <w:sz w:val="24"/>
+          <w:szCs w:val="24"/>
+        </w:rPr>
+        <w:t xml:space="preserve"> a</w:t>
       </w:r>
     </w:p>
     <w:p>
       <w:pPr>
-        <w:spacing w:after="0" w:line="240" w:lineRule="auto"/>
-      </w:pPr>
-      <w:r>
-        <w:pict>
-          <v:rect id="_x0000_i1029" style="width:0;height:1.5pt" o:hralign="center" o:hrstd="t" o:hr="t" fillcolor="#a0a0a0" stroked="f"/>
-        </w:pict>
+        <w:spacing w:before="100" w:beforeAutospacing="1" w:after="100" w:afterAutospacing="1" w:line="240" w:lineRule="auto"/>
+        <w:rPr>
+          <w:rFonts w:ascii="Times New Roman" w:eastAsia="Times New Roman" w:hAnsi="Times New Roman" w:cs="Times New Roman"/>
+          <w:color w:val="FF0000"/>
+          <w:sz w:val="24"/>
+          <w:szCs w:val="24"/>
+        </w:rPr>
+      </w:pPr>
+      <w:r>
+        <w:rPr>
+          <w:rFonts w:ascii="Times New Roman" w:eastAsia="Times New Roman" w:hAnsi="Times New Roman" w:cs="Times New Roman"/>
+          <w:b/>
+          <w:bCs/>
+          <w:color w:val="00B050"/>
+          <w:sz w:val="24"/>
+          <w:szCs w:val="24"/>
+        </w:rPr>
+        <w:t>Q8.</w:t>
+      </w:r>
+      <w:r>
+        <w:rPr>
+          <w:rFonts w:ascii="Times New Roman" w:eastAsia="Times New Roman" w:hAnsi="Times New Roman" w:cs="Times New Roman"/>
+          <w:color w:val="00B050"/>
+          <w:sz w:val="24"/>
+          <w:szCs w:val="24"/>
+        </w:rPr>
+        <w:br/>
+      </w:r>
+      <w:r>
+        <w:rPr>
+          <w:rFonts w:ascii="Times New Roman" w:eastAsia="Times New Roman" w:hAnsi="Times New Roman" w:cs="Times New Roman"/>
+          <w:b/>
+          <w:bCs/>
+          <w:sz w:val="24"/>
+          <w:szCs w:val="24"/>
+        </w:rPr>
+        <w:t>Assertion (A):</w:t>
+      </w:r>
+      <w:r>
+        <w:rPr>
+          <w:rFonts w:ascii="Times New Roman" w:eastAsia="Times New Roman" w:hAnsi="Times New Roman" w:cs="Times New Roman"/>
+          <w:sz w:val="24"/>
+          <w:szCs w:val="24"/>
+        </w:rPr>
+        <w:t xml:space="preserve"> An object must be declared before it is used.</w:t>
+      </w:r>
+      <w:r>
+        <w:rPr>
+          <w:rFonts w:ascii="Times New Roman" w:eastAsia="Times New Roman" w:hAnsi="Times New Roman" w:cs="Times New Roman"/>
+          <w:sz w:val="24"/>
+          <w:szCs w:val="24"/>
+        </w:rPr>
+        <w:br/>
+      </w:r>
+      <w:r>
+        <w:rPr>
+          <w:rFonts w:ascii="Times New Roman" w:eastAsia="Times New Roman" w:hAnsi="Times New Roman" w:cs="Times New Roman"/>
+          <w:b/>
+          <w:bCs/>
+          <w:sz w:val="24"/>
+          <w:szCs w:val="24"/>
+        </w:rPr>
+        <w:t>Reason (R):</w:t>
+      </w:r>
+      <w:r>
+        <w:rPr>
+          <w:rFonts w:ascii="Times New Roman" w:eastAsia="Times New Roman" w:hAnsi="Times New Roman" w:cs="Times New Roman"/>
+          <w:sz w:val="24"/>
+          <w:szCs w:val="24"/>
+        </w:rPr>
+        <w:t xml:space="preserve"> Declaration tells the compiler about the object type and name.</w:t>
+      </w:r>
+      <w:r>
+        <w:rPr>
+          <w:rFonts w:ascii="Times New Roman" w:eastAsia="Times New Roman" w:hAnsi="Times New Roman" w:cs="Times New Roman"/>
+          <w:sz w:val="24"/>
+          <w:szCs w:val="24"/>
+        </w:rPr>
+        <w:br/>
+      </w:r>
+      <w:r>
+        <w:rPr>
+          <w:rFonts w:ascii="Times New Roman" w:eastAsia="Times New Roman" w:hAnsi="Times New Roman" w:cs="Times New Roman"/>
+          <w:b/>
+          <w:bCs/>
+          <w:sz w:val="24"/>
+          <w:szCs w:val="24"/>
+        </w:rPr>
+        <w:t>Options:</w:t>
+      </w:r>
+      <w:r>
+        <w:rPr>
+          <w:rFonts w:ascii="Times New Roman" w:eastAsia="Times New Roman" w:hAnsi="Times New Roman" w:cs="Times New Roman"/>
+          <w:sz w:val="24"/>
+          <w:szCs w:val="24"/>
+        </w:rPr>
+        <w:br/>
+        <w:t>a) Both A and R are true and R is the correct explanation of A</w:t>
+      </w:r>
+      <w:r>
+        <w:rPr>
+          <w:rFonts w:ascii="Times New Roman" w:eastAsia="Times New Roman" w:hAnsi="Times New Roman" w:cs="Times New Roman"/>
+          <w:sz w:val="24"/>
+          <w:szCs w:val="24"/>
+        </w:rPr>
+        <w:br/>
+        <w:t>b) Both A and R are true but R is not the correct explanation of A</w:t>
+      </w:r>
+      <w:r>
+        <w:rPr>
+          <w:rFonts w:ascii="Times New Roman" w:eastAsia="Times New Roman" w:hAnsi="Times New Roman" w:cs="Times New Roman"/>
+          <w:sz w:val="24"/>
+          <w:szCs w:val="24"/>
+        </w:rPr>
+        <w:br/>
+        <w:t>c) A is true but R is false</w:t>
+      </w:r>
+      <w:r>
+        <w:rPr>
+          <w:rFonts w:ascii="Times New Roman" w:eastAsia="Times New Roman" w:hAnsi="Times New Roman" w:cs="Times New Roman"/>
+          <w:sz w:val="24"/>
+          <w:szCs w:val="24"/>
+        </w:rPr>
+        <w:br/>
+        <w:t>d) A is false but R is true</w:t>
+      </w:r>
+      <w:r>
+        <w:rPr>
+          <w:rFonts w:ascii="Times New Roman" w:eastAsia="Times New Roman" w:hAnsi="Times New Roman" w:cs="Times New Roman"/>
+          <w:sz w:val="24"/>
+          <w:szCs w:val="24"/>
+        </w:rPr>
+        <w:br/>
+      </w:r>
+      <w:r>
+        <w:rPr>
+          <w:rFonts w:ascii="Times New Roman" w:eastAsia="Times New Roman" w:hAnsi="Times New Roman" w:cs="Times New Roman"/>
+          <w:b/>
+          <w:bCs/>
+          <w:color w:val="FF0000"/>
+          <w:sz w:val="24"/>
+          <w:szCs w:val="24"/>
+        </w:rPr>
+        <w:t>Answer:</w:t>
+      </w:r>
+      <w:r>
+        <w:rPr>
+          <w:rFonts w:ascii="Times New Roman" w:eastAsia="Times New Roman" w:hAnsi="Times New Roman" w:cs="Times New Roman"/>
+          <w:color w:val="FF0000"/>
+          <w:sz w:val="24"/>
+          <w:szCs w:val="24"/>
+        </w:rPr>
+        <w:t xml:space="preserve"> a</w:t>
       </w:r>
     </w:p>
     <w:p>
       <w:pPr>
-        <w:pStyle w:val="Heading4"/>
-        <w:spacing w:before="0" w:line="240" w:lineRule="auto"/>
-      </w:pPr>
-      <w:r>
-        <w:rPr>
-          <w:rStyle w:val="Strong"/>
-          <w:bCs w:val="0"/>
-        </w:rPr>
-        <w:t>4. Short Answer Questions</w:t>
+        <w:spacing w:before="100" w:beforeAutospacing="1" w:after="100" w:afterAutospacing="1" w:line="240" w:lineRule="auto"/>
+        <w:rPr>
+          <w:rFonts w:ascii="Times New Roman" w:eastAsia="Times New Roman" w:hAnsi="Times New Roman" w:cs="Times New Roman"/>
+          <w:color w:val="FF0000"/>
+          <w:sz w:val="24"/>
+          <w:szCs w:val="24"/>
+        </w:rPr>
+      </w:pPr>
+      <w:r>
+        <w:rPr>
+          <w:rFonts w:ascii="Times New Roman" w:eastAsia="Times New Roman" w:hAnsi="Times New Roman" w:cs="Times New Roman"/>
+          <w:b/>
+          <w:bCs/>
+          <w:color w:val="00B050"/>
+          <w:sz w:val="24"/>
+          <w:szCs w:val="24"/>
+        </w:rPr>
+        <w:t>Q9.</w:t>
+      </w:r>
+      <w:r>
+        <w:rPr>
+          <w:rFonts w:ascii="Times New Roman" w:eastAsia="Times New Roman" w:hAnsi="Times New Roman" w:cs="Times New Roman"/>
+          <w:color w:val="00B050"/>
+          <w:sz w:val="24"/>
+          <w:szCs w:val="24"/>
+        </w:rPr>
+        <w:br/>
+      </w:r>
+      <w:r>
+        <w:rPr>
+          <w:rFonts w:ascii="Times New Roman" w:eastAsia="Times New Roman" w:hAnsi="Times New Roman" w:cs="Times New Roman"/>
+          <w:b/>
+          <w:bCs/>
+          <w:sz w:val="24"/>
+          <w:szCs w:val="24"/>
+        </w:rPr>
+        <w:t>Assertion (A):</w:t>
+      </w:r>
+      <w:r>
+        <w:rPr>
+          <w:rFonts w:ascii="Times New Roman" w:eastAsia="Times New Roman" w:hAnsi="Times New Roman" w:cs="Times New Roman"/>
+          <w:sz w:val="24"/>
+          <w:szCs w:val="24"/>
+        </w:rPr>
+        <w:t xml:space="preserve"> A class cannot contain methods.</w:t>
+      </w:r>
+      <w:r>
+        <w:rPr>
+          <w:rFonts w:ascii="Times New Roman" w:eastAsia="Times New Roman" w:hAnsi="Times New Roman" w:cs="Times New Roman"/>
+          <w:sz w:val="24"/>
+          <w:szCs w:val="24"/>
+        </w:rPr>
+        <w:br/>
+      </w:r>
+      <w:r>
+        <w:rPr>
+          <w:rFonts w:ascii="Times New Roman" w:eastAsia="Times New Roman" w:hAnsi="Times New Roman" w:cs="Times New Roman"/>
+          <w:b/>
+          <w:bCs/>
+          <w:sz w:val="24"/>
+          <w:szCs w:val="24"/>
+        </w:rPr>
+        <w:t>Reason (R):</w:t>
+      </w:r>
+      <w:r>
+        <w:rPr>
+          <w:rFonts w:ascii="Times New Roman" w:eastAsia="Times New Roman" w:hAnsi="Times New Roman" w:cs="Times New Roman"/>
+          <w:sz w:val="24"/>
+          <w:szCs w:val="24"/>
+        </w:rPr>
+        <w:t xml:space="preserve"> Only variables are allowed in a class.</w:t>
+      </w:r>
+      <w:r>
+        <w:rPr>
+          <w:rFonts w:ascii="Times New Roman" w:eastAsia="Times New Roman" w:hAnsi="Times New Roman" w:cs="Times New Roman"/>
+          <w:sz w:val="24"/>
+          <w:szCs w:val="24"/>
+        </w:rPr>
+        <w:br/>
+      </w:r>
+      <w:r>
+        <w:rPr>
+          <w:rFonts w:ascii="Times New Roman" w:eastAsia="Times New Roman" w:hAnsi="Times New Roman" w:cs="Times New Roman"/>
+          <w:b/>
+          <w:bCs/>
+          <w:sz w:val="24"/>
+          <w:szCs w:val="24"/>
+        </w:rPr>
+        <w:t>Options:</w:t>
+      </w:r>
+      <w:r>
+        <w:rPr>
+          <w:rFonts w:ascii="Times New Roman" w:eastAsia="Times New Roman" w:hAnsi="Times New Roman" w:cs="Times New Roman"/>
+          <w:sz w:val="24"/>
+          <w:szCs w:val="24"/>
+        </w:rPr>
+        <w:br/>
+        <w:t>a) Both A and R are true and R is the correct explanation of A</w:t>
+      </w:r>
+      <w:r>
+        <w:rPr>
+          <w:rFonts w:ascii="Times New Roman" w:eastAsia="Times New Roman" w:hAnsi="Times New Roman" w:cs="Times New Roman"/>
+          <w:sz w:val="24"/>
+          <w:szCs w:val="24"/>
+        </w:rPr>
+        <w:br/>
+        <w:t>b) Both A and R are true but R is not the correct explanation of A</w:t>
+      </w:r>
+      <w:r>
+        <w:rPr>
+          <w:rFonts w:ascii="Times New Roman" w:eastAsia="Times New Roman" w:hAnsi="Times New Roman" w:cs="Times New Roman"/>
+          <w:sz w:val="24"/>
+          <w:szCs w:val="24"/>
+        </w:rPr>
+        <w:br/>
+        <w:t>c) A is true but R is false</w:t>
+      </w:r>
+      <w:r>
+        <w:rPr>
+          <w:rFonts w:ascii="Times New Roman" w:eastAsia="Times New Roman" w:hAnsi="Times New Roman" w:cs="Times New Roman"/>
+          <w:sz w:val="24"/>
+          <w:szCs w:val="24"/>
+        </w:rPr>
+        <w:br/>
+        <w:t>d) A is false but R is true</w:t>
+      </w:r>
+      <w:r>
+        <w:rPr>
+          <w:rFonts w:ascii="Times New Roman" w:eastAsia="Times New Roman" w:hAnsi="Times New Roman" w:cs="Times New Roman"/>
+          <w:sz w:val="24"/>
+          <w:szCs w:val="24"/>
+        </w:rPr>
+        <w:br/>
+      </w:r>
+      <w:r>
+        <w:rPr>
+          <w:rFonts w:ascii="Times New Roman" w:eastAsia="Times New Roman" w:hAnsi="Times New Roman" w:cs="Times New Roman"/>
+          <w:b/>
+          <w:bCs/>
+          <w:color w:val="FF0000"/>
+          <w:sz w:val="24"/>
+          <w:szCs w:val="24"/>
+        </w:rPr>
+        <w:t>Answer:</w:t>
+      </w:r>
+      <w:r>
+        <w:rPr>
+          <w:rFonts w:ascii="Times New Roman" w:eastAsia="Times New Roman" w:hAnsi="Times New Roman" w:cs="Times New Roman"/>
+          <w:color w:val="FF0000"/>
+          <w:sz w:val="24"/>
+          <w:szCs w:val="24"/>
+        </w:rPr>
+        <w:t xml:space="preserve"> d</w:t>
       </w:r>
     </w:p>
     <w:p>
       <w:pPr>
-        <w:spacing w:after="0" w:line="240" w:lineRule="auto"/>
-      </w:pPr>
-      <w:r>
-        <w:rPr>
-          <w:rStyle w:val="Strong"/>
-        </w:rPr>
-        <w:t>Q8.</w:t>
-      </w:r>
-      <w:r>
-        <w:t xml:space="preserve"> What is a constructor?</w:t>
-      </w:r>
-      <w:r>
-        <w:br/>
-      </w:r>
-      <w:proofErr w:type="spellStart"/>
-      <w:r>
-        <w:rPr>
-          <w:rStyle w:val="Strong"/>
-          <w:color w:val="FF0000"/>
-        </w:rPr>
-        <w:t>Ans</w:t>
-      </w:r>
-      <w:proofErr w:type="spellEnd"/>
-      <w:r>
-        <w:rPr>
-          <w:rStyle w:val="Strong"/>
-          <w:color w:val="FF0000"/>
-        </w:rPr>
-        <w:t>:</w:t>
-      </w:r>
-      <w:r>
-        <w:rPr>
-          <w:color w:val="FF0000"/>
-        </w:rPr>
-        <w:t xml:space="preserve"> </w:t>
-      </w:r>
-      <w:r>
-        <w:t>A constructor is a special method that is automatically called when an object is created. It is used to initialize objects.</w:t>
+        <w:spacing w:before="100" w:beforeAutospacing="1" w:after="100" w:afterAutospacing="1" w:line="240" w:lineRule="auto"/>
+        <w:rPr>
+          <w:rFonts w:ascii="Times New Roman" w:eastAsia="Times New Roman" w:hAnsi="Times New Roman" w:cs="Times New Roman"/>
+          <w:color w:val="FF0000"/>
+          <w:sz w:val="24"/>
+          <w:szCs w:val="24"/>
+        </w:rPr>
+      </w:pPr>
+      <w:r>
+        <w:rPr>
+          <w:rFonts w:ascii="Times New Roman" w:eastAsia="Times New Roman" w:hAnsi="Times New Roman" w:cs="Times New Roman"/>
+          <w:b/>
+          <w:bCs/>
+          <w:color w:val="00B050"/>
+          <w:sz w:val="24"/>
+          <w:szCs w:val="24"/>
+        </w:rPr>
+        <w:t>Q10.</w:t>
+      </w:r>
+      <w:r>
+        <w:rPr>
+          <w:rFonts w:ascii="Times New Roman" w:eastAsia="Times New Roman" w:hAnsi="Times New Roman" w:cs="Times New Roman"/>
+          <w:color w:val="00B050"/>
+          <w:sz w:val="24"/>
+          <w:szCs w:val="24"/>
+        </w:rPr>
+        <w:br/>
+      </w:r>
+      <w:r>
+        <w:rPr>
+          <w:rFonts w:ascii="Times New Roman" w:eastAsia="Times New Roman" w:hAnsi="Times New Roman" w:cs="Times New Roman"/>
+          <w:b/>
+          <w:bCs/>
+          <w:sz w:val="24"/>
+          <w:szCs w:val="24"/>
+        </w:rPr>
+        <w:t>Assertion (A):</w:t>
+      </w:r>
+      <w:r>
+        <w:rPr>
+          <w:rFonts w:ascii="Times New Roman" w:eastAsia="Times New Roman" w:hAnsi="Times New Roman" w:cs="Times New Roman"/>
+          <w:sz w:val="24"/>
+          <w:szCs w:val="24"/>
+        </w:rPr>
+        <w:t xml:space="preserve"> A constructor is automatically called when an object is created.</w:t>
+      </w:r>
+      <w:r>
+        <w:rPr>
+          <w:rFonts w:ascii="Times New Roman" w:eastAsia="Times New Roman" w:hAnsi="Times New Roman" w:cs="Times New Roman"/>
+          <w:sz w:val="24"/>
+          <w:szCs w:val="24"/>
+        </w:rPr>
+        <w:br/>
+      </w:r>
+      <w:r>
+        <w:rPr>
+          <w:rFonts w:ascii="Times New Roman" w:eastAsia="Times New Roman" w:hAnsi="Times New Roman" w:cs="Times New Roman"/>
+          <w:b/>
+          <w:bCs/>
+          <w:sz w:val="24"/>
+          <w:szCs w:val="24"/>
+        </w:rPr>
+        <w:t>Reason (R):</w:t>
+      </w:r>
+      <w:r>
+        <w:rPr>
+          <w:rFonts w:ascii="Times New Roman" w:eastAsia="Times New Roman" w:hAnsi="Times New Roman" w:cs="Times New Roman"/>
+          <w:sz w:val="24"/>
+          <w:szCs w:val="24"/>
+        </w:rPr>
+        <w:t xml:space="preserve"> It initializes the state of the object.</w:t>
+      </w:r>
+      <w:r>
+        <w:rPr>
+          <w:rFonts w:ascii="Times New Roman" w:eastAsia="Times New Roman" w:hAnsi="Times New Roman" w:cs="Times New Roman"/>
+          <w:sz w:val="24"/>
+          <w:szCs w:val="24"/>
+        </w:rPr>
+        <w:br/>
+      </w:r>
+      <w:r>
+        <w:rPr>
+          <w:rFonts w:ascii="Times New Roman" w:eastAsia="Times New Roman" w:hAnsi="Times New Roman" w:cs="Times New Roman"/>
+          <w:b/>
+          <w:bCs/>
+          <w:sz w:val="24"/>
+          <w:szCs w:val="24"/>
+        </w:rPr>
+        <w:t>Options:</w:t>
+      </w:r>
+      <w:r>
+        <w:rPr>
+          <w:rFonts w:ascii="Times New Roman" w:eastAsia="Times New Roman" w:hAnsi="Times New Roman" w:cs="Times New Roman"/>
+          <w:sz w:val="24"/>
+          <w:szCs w:val="24"/>
+        </w:rPr>
+        <w:br/>
+        <w:t>a) Both A and R are true and R is the correct explanation of A</w:t>
+      </w:r>
+      <w:r>
+        <w:rPr>
+          <w:rFonts w:ascii="Times New Roman" w:eastAsia="Times New Roman" w:hAnsi="Times New Roman" w:cs="Times New Roman"/>
+          <w:sz w:val="24"/>
+          <w:szCs w:val="24"/>
+        </w:rPr>
+        <w:br/>
+        <w:t>b) Both A and R are true but R is not the correct explanation of A</w:t>
+      </w:r>
+      <w:r>
+        <w:rPr>
+          <w:rFonts w:ascii="Times New Roman" w:eastAsia="Times New Roman" w:hAnsi="Times New Roman" w:cs="Times New Roman"/>
+          <w:sz w:val="24"/>
+          <w:szCs w:val="24"/>
+        </w:rPr>
+        <w:br/>
+        <w:t>c) A is true but R is false</w:t>
+      </w:r>
+      <w:r>
+        <w:rPr>
+          <w:rFonts w:ascii="Times New Roman" w:eastAsia="Times New Roman" w:hAnsi="Times New Roman" w:cs="Times New Roman"/>
+          <w:sz w:val="24"/>
+          <w:szCs w:val="24"/>
+        </w:rPr>
+        <w:br/>
+        <w:t>d) A is false but R is true</w:t>
+      </w:r>
+      <w:r>
+        <w:rPr>
+          <w:rFonts w:ascii="Times New Roman" w:eastAsia="Times New Roman" w:hAnsi="Times New Roman" w:cs="Times New Roman"/>
+          <w:sz w:val="24"/>
+          <w:szCs w:val="24"/>
+        </w:rPr>
+        <w:br/>
+      </w:r>
+      <w:r>
+        <w:rPr>
+          <w:rFonts w:ascii="Times New Roman" w:eastAsia="Times New Roman" w:hAnsi="Times New Roman" w:cs="Times New Roman"/>
+          <w:b/>
+          <w:bCs/>
+          <w:color w:val="FF0000"/>
+          <w:sz w:val="24"/>
+          <w:szCs w:val="24"/>
+        </w:rPr>
+        <w:t>Answer:</w:t>
+      </w:r>
+      <w:r>
+        <w:rPr>
+          <w:rFonts w:ascii="Times New Roman" w:eastAsia="Times New Roman" w:hAnsi="Times New Roman" w:cs="Times New Roman"/>
+          <w:color w:val="FF0000"/>
+          <w:sz w:val="24"/>
+          <w:szCs w:val="24"/>
+        </w:rPr>
+        <w:t xml:space="preserve"> a</w:t>
       </w:r>
     </w:p>
     <w:p>
       <w:pPr>
-        <w:spacing w:after="0" w:line="240" w:lineRule="auto"/>
-      </w:pPr>
-      <w:r>
-        <w:rPr>
-          <w:rStyle w:val="Strong"/>
-        </w:rPr>
-        <w:t>Q9.</w:t>
-      </w:r>
-      <w:r>
-        <w:t xml:space="preserve"> Write the syntax to define a class named </w:t>
-      </w:r>
-      <w:r>
-        <w:rPr>
-          <w:rStyle w:val="HTMLCode"/>
-          <w:rFonts w:eastAsiaTheme="minorEastAsia"/>
-        </w:rPr>
-        <w:t>Book</w:t>
-      </w:r>
-      <w:r>
-        <w:t>.</w:t>
-      </w:r>
-      <w:r>
-        <w:br/>
-      </w:r>
-      <w:proofErr w:type="spellStart"/>
-      <w:r>
-        <w:rPr>
-          <w:rStyle w:val="Strong"/>
-          <w:color w:val="FF0000"/>
-        </w:rPr>
-        <w:t>Ans</w:t>
-      </w:r>
-      <w:proofErr w:type="spellEnd"/>
-      <w:r>
-        <w:rPr>
-          <w:rStyle w:val="Strong"/>
-          <w:color w:val="FF0000"/>
-        </w:rPr>
-        <w:t>:</w:t>
-      </w:r>
-    </w:p>
-    <w:p>
-      <w:pPr>
-        <w:pStyle w:val="HTMLPreformatted"/>
-        <w:rPr>
-          <w:rStyle w:val="HTMLCode"/>
-        </w:rPr>
-      </w:pPr>
-      <w:proofErr w:type="gramStart"/>
-      <w:r>
-        <w:rPr>
-          <w:rStyle w:val="hljs-keyword"/>
-        </w:rPr>
-        <w:t>class</w:t>
-      </w:r>
-      <w:proofErr w:type="gramEnd"/>
-      <w:r>
-        <w:rPr>
-          <w:rStyle w:val="HTMLCode"/>
-        </w:rPr>
-        <w:t xml:space="preserve"> </w:t>
-      </w:r>
-      <w:r>
-        <w:rPr>
-          <w:rStyle w:val="hljs-title"/>
-        </w:rPr>
-        <w:t>Book</w:t>
-      </w:r>
-      <w:r>
-        <w:rPr>
-          <w:rStyle w:val="HTMLCode"/>
-        </w:rPr>
-        <w:t xml:space="preserve"> {</w:t>
-      </w:r>
-    </w:p>
-    <w:p>
-      <w:pPr>
-        <w:pStyle w:val="HTMLPreformatted"/>
-        <w:rPr>
-          <w:rStyle w:val="HTMLCode"/>
-        </w:rPr>
-      </w:pPr>
-      <w:r>
-        <w:rPr>
-          <w:rStyle w:val="HTMLCode"/>
-        </w:rPr>
-        <w:t xml:space="preserve">   </w:t>
-      </w:r>
-      <w:r>
-        <w:rPr>
-          <w:rStyle w:val="hljs-comment"/>
-        </w:rPr>
-        <w:t>// fields and methods</w:t>
-      </w:r>
-    </w:p>
-    <w:p>
-      <w:pPr>
-        <w:pStyle w:val="HTMLPreformatted"/>
-        <w:rPr>
-          <w:rStyle w:val="HTMLCode"/>
-        </w:rPr>
-      </w:pPr>
-      <w:r>
-        <w:rPr>
-          <w:rStyle w:val="HTMLCode"/>
-        </w:rPr>
-        <w:t>}</w:t>
-      </w:r>
-    </w:p>
-    <w:p>
-      <w:pPr>
-        <w:spacing w:after="0" w:line="240" w:lineRule="auto"/>
-      </w:pPr>
-      <w:r>
-        <w:rPr>
-          <w:rStyle w:val="Strong"/>
-        </w:rPr>
-        <w:t>Q10.</w:t>
-      </w:r>
-      <w:r>
-        <w:t xml:space="preserve"> Create an object of a class named </w:t>
-      </w:r>
-      <w:r>
-        <w:rPr>
-          <w:rStyle w:val="HTMLCode"/>
-          <w:rFonts w:eastAsiaTheme="minorEastAsia"/>
-        </w:rPr>
-        <w:t>Laptop</w:t>
-      </w:r>
-      <w:r>
-        <w:t>.</w:t>
-      </w:r>
-      <w:r>
-        <w:br/>
-      </w:r>
-      <w:proofErr w:type="spellStart"/>
-      <w:r>
-        <w:rPr>
-          <w:rStyle w:val="Strong"/>
-          <w:color w:val="FF0000"/>
-        </w:rPr>
-        <w:t>Ans</w:t>
-      </w:r>
-      <w:proofErr w:type="spellEnd"/>
-      <w:r>
-        <w:rPr>
-          <w:rStyle w:val="Strong"/>
-          <w:color w:val="FF0000"/>
-        </w:rPr>
-        <w:t>:</w:t>
-      </w:r>
-    </w:p>
-    <w:p>
-      <w:pPr>
-        <w:pStyle w:val="HTMLPreformatted"/>
-        <w:rPr>
-          <w:rStyle w:val="HTMLCode"/>
-        </w:rPr>
-      </w:pPr>
-      <w:r>
-        <w:rPr>
-          <w:rStyle w:val="hljs-type"/>
-        </w:rPr>
-        <w:t>Laptop</w:t>
-      </w:r>
-      <w:r>
-        <w:rPr>
-          <w:rStyle w:val="HTMLCode"/>
-        </w:rPr>
-        <w:t xml:space="preserve"> </w:t>
-      </w:r>
-      <w:proofErr w:type="spellStart"/>
-      <w:r>
-        <w:rPr>
-          <w:rStyle w:val="hljs-variable"/>
-        </w:rPr>
-        <w:t>myLaptop</w:t>
-      </w:r>
-      <w:proofErr w:type="spellEnd"/>
-      <w:r>
-        <w:rPr>
-          <w:rStyle w:val="HTMLCode"/>
-        </w:rPr>
-        <w:t xml:space="preserve"> </w:t>
-      </w:r>
-      <w:r>
-        <w:rPr>
-          <w:rStyle w:val="hljs-operator"/>
-        </w:rPr>
-        <w:t>=</w:t>
-      </w:r>
-      <w:r>
-        <w:rPr>
-          <w:rStyle w:val="HTMLCode"/>
-        </w:rPr>
-        <w:t xml:space="preserve"> </w:t>
-      </w:r>
-      <w:r>
-        <w:rPr>
-          <w:rStyle w:val="hljs-keyword"/>
-        </w:rPr>
-        <w:t>new</w:t>
-      </w:r>
-      <w:r>
-        <w:rPr>
-          <w:rStyle w:val="HTMLCode"/>
-        </w:rPr>
-        <w:t xml:space="preserve"> </w:t>
-      </w:r>
-      <w:proofErr w:type="gramStart"/>
-      <w:r>
-        <w:rPr>
-          <w:rStyle w:val="hljs-title"/>
-        </w:rPr>
-        <w:t>Laptop</w:t>
-      </w:r>
-      <w:r>
-        <w:rPr>
-          <w:rStyle w:val="HTMLCode"/>
-        </w:rPr>
-        <w:t>(</w:t>
-      </w:r>
-      <w:proofErr w:type="gramEnd"/>
-      <w:r>
-        <w:rPr>
-          <w:rStyle w:val="HTMLCode"/>
-        </w:rPr>
-        <w:t>);</w:t>
-      </w:r>
-    </w:p>
-    <w:p>
-      <w:pPr>
-        <w:pStyle w:val="HTMLPreformatted"/>
-        <w:rPr>
-          <w:rStyle w:val="HTMLCode"/>
+        <w:spacing w:before="100" w:beforeAutospacing="1" w:after="100" w:afterAutospacing="1" w:line="240" w:lineRule="auto"/>
+        <w:rPr>
+          <w:rFonts w:ascii="Times New Roman" w:eastAsia="Times New Roman" w:hAnsi="Times New Roman" w:cs="Times New Roman"/>
+          <w:sz w:val="24"/>
+          <w:szCs w:val="24"/>
         </w:rPr>
       </w:pPr>
     </w:p>
@@ -4541,457 +5852,10 @@
           <w:b/>
           <w:bCs/>
           <w:color w:val="C00000"/>
-          <w:sz w:val="27"/>
+          <w:sz w:val="36"/>
           <w:szCs w:val="27"/>
         </w:rPr>
       </w:pPr>
-      <w:r>
-        <w:rPr>
-          <w:rFonts w:ascii="Times New Roman" w:eastAsia="Times New Roman" w:hAnsi="Times New Roman" w:cs="Times New Roman"/>
-          <w:b/>
-          <w:bCs/>
-          <w:color w:val="C00000"/>
-          <w:sz w:val="27"/>
-          <w:szCs w:val="27"/>
-        </w:rPr>
-        <w:t>Assertion and Reasoning Questions – Chapter 2: Classes and Objects</w:t>
-      </w:r>
-    </w:p>
-    <w:p>
-      <w:pPr>
-        <w:spacing w:before="100" w:beforeAutospacing="1" w:after="100" w:afterAutospacing="1" w:line="240" w:lineRule="auto"/>
-        <w:rPr>
-          <w:rFonts w:ascii="Times New Roman" w:eastAsia="Times New Roman" w:hAnsi="Times New Roman" w:cs="Times New Roman"/>
-          <w:color w:val="FF0000"/>
-          <w:sz w:val="24"/>
-          <w:szCs w:val="24"/>
-        </w:rPr>
-      </w:pPr>
-      <w:r>
-        <w:rPr>
-          <w:rFonts w:ascii="Times New Roman" w:eastAsia="Times New Roman" w:hAnsi="Times New Roman" w:cs="Times New Roman"/>
-          <w:b/>
-          <w:bCs/>
-          <w:color w:val="00B050"/>
-          <w:sz w:val="24"/>
-          <w:szCs w:val="24"/>
-        </w:rPr>
-        <w:t>Q1.</w:t>
-      </w:r>
-      <w:r>
-        <w:rPr>
-          <w:rFonts w:ascii="Times New Roman" w:eastAsia="Times New Roman" w:hAnsi="Times New Roman" w:cs="Times New Roman"/>
-          <w:sz w:val="24"/>
-          <w:szCs w:val="24"/>
-        </w:rPr>
-        <w:br/>
-      </w:r>
-      <w:r>
-        <w:rPr>
-          <w:rFonts w:ascii="Times New Roman" w:eastAsia="Times New Roman" w:hAnsi="Times New Roman" w:cs="Times New Roman"/>
-          <w:b/>
-          <w:bCs/>
-          <w:sz w:val="24"/>
-          <w:szCs w:val="24"/>
-        </w:rPr>
-        <w:t>Assertion (A):</w:t>
-      </w:r>
-      <w:r>
-        <w:rPr>
-          <w:rFonts w:ascii="Times New Roman" w:eastAsia="Times New Roman" w:hAnsi="Times New Roman" w:cs="Times New Roman"/>
-          <w:sz w:val="24"/>
-          <w:szCs w:val="24"/>
-        </w:rPr>
-        <w:t xml:space="preserve"> A class is a user-defined data type.</w:t>
-      </w:r>
-      <w:r>
-        <w:rPr>
-          <w:rFonts w:ascii="Times New Roman" w:eastAsia="Times New Roman" w:hAnsi="Times New Roman" w:cs="Times New Roman"/>
-          <w:sz w:val="24"/>
-          <w:szCs w:val="24"/>
-        </w:rPr>
-        <w:br/>
-      </w:r>
-      <w:r>
-        <w:rPr>
-          <w:rFonts w:ascii="Times New Roman" w:eastAsia="Times New Roman" w:hAnsi="Times New Roman" w:cs="Times New Roman"/>
-          <w:b/>
-          <w:bCs/>
-          <w:sz w:val="24"/>
-          <w:szCs w:val="24"/>
-        </w:rPr>
-        <w:t>Reason (R):</w:t>
-      </w:r>
-      <w:r>
-        <w:rPr>
-          <w:rFonts w:ascii="Times New Roman" w:eastAsia="Times New Roman" w:hAnsi="Times New Roman" w:cs="Times New Roman"/>
-          <w:sz w:val="24"/>
-          <w:szCs w:val="24"/>
-        </w:rPr>
-        <w:t xml:space="preserve"> It defines variables and methods under a single unit.</w:t>
-      </w:r>
-      <w:r>
-        <w:rPr>
-          <w:rFonts w:ascii="Times New Roman" w:eastAsia="Times New Roman" w:hAnsi="Times New Roman" w:cs="Times New Roman"/>
-          <w:sz w:val="24"/>
-          <w:szCs w:val="24"/>
-        </w:rPr>
-        <w:br/>
-      </w:r>
-      <w:r>
-        <w:rPr>
-          <w:rFonts w:ascii="Times New Roman" w:eastAsia="Times New Roman" w:hAnsi="Times New Roman" w:cs="Times New Roman"/>
-          <w:b/>
-          <w:bCs/>
-          <w:sz w:val="24"/>
-          <w:szCs w:val="24"/>
-        </w:rPr>
-        <w:t>Options:</w:t>
-      </w:r>
-      <w:r>
-        <w:rPr>
-          <w:rFonts w:ascii="Times New Roman" w:eastAsia="Times New Roman" w:hAnsi="Times New Roman" w:cs="Times New Roman"/>
-          <w:sz w:val="24"/>
-          <w:szCs w:val="24"/>
-        </w:rPr>
-        <w:br/>
-        <w:t>a) Both A and R are true and R is the correct explanation of A</w:t>
-      </w:r>
-      <w:r>
-        <w:rPr>
-          <w:rFonts w:ascii="Times New Roman" w:eastAsia="Times New Roman" w:hAnsi="Times New Roman" w:cs="Times New Roman"/>
-          <w:sz w:val="24"/>
-          <w:szCs w:val="24"/>
-        </w:rPr>
-        <w:br/>
-        <w:t>b) Both A and R are true but R is not the correct explanation of A</w:t>
-      </w:r>
-      <w:r>
-        <w:rPr>
-          <w:rFonts w:ascii="Times New Roman" w:eastAsia="Times New Roman" w:hAnsi="Times New Roman" w:cs="Times New Roman"/>
-          <w:sz w:val="24"/>
-          <w:szCs w:val="24"/>
-        </w:rPr>
-        <w:br/>
-        <w:t>c) A is true but R is false</w:t>
-      </w:r>
-      <w:r>
-        <w:rPr>
-          <w:rFonts w:ascii="Times New Roman" w:eastAsia="Times New Roman" w:hAnsi="Times New Roman" w:cs="Times New Roman"/>
-          <w:sz w:val="24"/>
-          <w:szCs w:val="24"/>
-        </w:rPr>
-        <w:br/>
-        <w:t>d) A is false but R is true</w:t>
-      </w:r>
-      <w:r>
-        <w:rPr>
-          <w:rFonts w:ascii="Times New Roman" w:eastAsia="Times New Roman" w:hAnsi="Times New Roman" w:cs="Times New Roman"/>
-          <w:sz w:val="24"/>
-          <w:szCs w:val="24"/>
-        </w:rPr>
-        <w:br/>
-      </w:r>
-      <w:r>
-        <w:rPr>
-          <w:rFonts w:ascii="Times New Roman" w:eastAsia="Times New Roman" w:hAnsi="Times New Roman" w:cs="Times New Roman"/>
-          <w:b/>
-          <w:bCs/>
-          <w:color w:val="FF0000"/>
-          <w:sz w:val="24"/>
-          <w:szCs w:val="24"/>
-        </w:rPr>
-        <w:t>Answer:</w:t>
-      </w:r>
-      <w:r>
-        <w:rPr>
-          <w:rFonts w:ascii="Times New Roman" w:eastAsia="Times New Roman" w:hAnsi="Times New Roman" w:cs="Times New Roman"/>
-          <w:color w:val="FF0000"/>
-          <w:sz w:val="24"/>
-          <w:szCs w:val="24"/>
-        </w:rPr>
-        <w:t xml:space="preserve"> a</w:t>
-      </w:r>
-    </w:p>
-    <w:p>
-      <w:pPr>
-        <w:spacing w:before="100" w:beforeAutospacing="1" w:after="100" w:afterAutospacing="1" w:line="240" w:lineRule="auto"/>
-        <w:rPr>
-          <w:rFonts w:ascii="Times New Roman" w:eastAsia="Times New Roman" w:hAnsi="Times New Roman" w:cs="Times New Roman"/>
-          <w:color w:val="FF0000"/>
-          <w:sz w:val="24"/>
-          <w:szCs w:val="24"/>
-        </w:rPr>
-      </w:pPr>
-      <w:r>
-        <w:rPr>
-          <w:rFonts w:ascii="Times New Roman" w:eastAsia="Times New Roman" w:hAnsi="Times New Roman" w:cs="Times New Roman"/>
-          <w:b/>
-          <w:bCs/>
-          <w:color w:val="00B050"/>
-          <w:sz w:val="24"/>
-          <w:szCs w:val="24"/>
-        </w:rPr>
-        <w:t>Q2.</w:t>
-      </w:r>
-      <w:r>
-        <w:rPr>
-          <w:rFonts w:ascii="Times New Roman" w:eastAsia="Times New Roman" w:hAnsi="Times New Roman" w:cs="Times New Roman"/>
-          <w:color w:val="00B050"/>
-          <w:sz w:val="24"/>
-          <w:szCs w:val="24"/>
-        </w:rPr>
-        <w:br/>
-      </w:r>
-      <w:r>
-        <w:rPr>
-          <w:rFonts w:ascii="Times New Roman" w:eastAsia="Times New Roman" w:hAnsi="Times New Roman" w:cs="Times New Roman"/>
-          <w:b/>
-          <w:bCs/>
-          <w:sz w:val="24"/>
-          <w:szCs w:val="24"/>
-        </w:rPr>
-        <w:t>Assertion (A):</w:t>
-      </w:r>
-      <w:r>
-        <w:rPr>
-          <w:rFonts w:ascii="Times New Roman" w:eastAsia="Times New Roman" w:hAnsi="Times New Roman" w:cs="Times New Roman"/>
-          <w:sz w:val="24"/>
-          <w:szCs w:val="24"/>
-        </w:rPr>
-        <w:t xml:space="preserve"> Objects are created using the </w:t>
-      </w:r>
-      <w:r>
-        <w:rPr>
-          <w:rFonts w:ascii="Courier New" w:eastAsia="Times New Roman" w:hAnsi="Courier New" w:cs="Courier New"/>
-          <w:sz w:val="20"/>
-          <w:szCs w:val="20"/>
-        </w:rPr>
-        <w:t>new</w:t>
-      </w:r>
-      <w:r>
-        <w:rPr>
-          <w:rFonts w:ascii="Times New Roman" w:eastAsia="Times New Roman" w:hAnsi="Times New Roman" w:cs="Times New Roman"/>
-          <w:sz w:val="24"/>
-          <w:szCs w:val="24"/>
-        </w:rPr>
-        <w:t xml:space="preserve"> keyword.</w:t>
-      </w:r>
-      <w:r>
-        <w:rPr>
-          <w:rFonts w:ascii="Times New Roman" w:eastAsia="Times New Roman" w:hAnsi="Times New Roman" w:cs="Times New Roman"/>
-          <w:sz w:val="24"/>
-          <w:szCs w:val="24"/>
-        </w:rPr>
-        <w:br/>
-      </w:r>
-      <w:r>
-        <w:rPr>
-          <w:rFonts w:ascii="Times New Roman" w:eastAsia="Times New Roman" w:hAnsi="Times New Roman" w:cs="Times New Roman"/>
-          <w:b/>
-          <w:bCs/>
-          <w:sz w:val="24"/>
-          <w:szCs w:val="24"/>
-        </w:rPr>
-        <w:t>Reason (R):</w:t>
-      </w:r>
-      <w:r>
-        <w:rPr>
-          <w:rFonts w:ascii="Times New Roman" w:eastAsia="Times New Roman" w:hAnsi="Times New Roman" w:cs="Times New Roman"/>
-          <w:sz w:val="24"/>
-          <w:szCs w:val="24"/>
-        </w:rPr>
-        <w:t xml:space="preserve"> The </w:t>
-      </w:r>
-      <w:r>
-        <w:rPr>
-          <w:rFonts w:ascii="Courier New" w:eastAsia="Times New Roman" w:hAnsi="Courier New" w:cs="Courier New"/>
-          <w:sz w:val="20"/>
-          <w:szCs w:val="20"/>
-        </w:rPr>
-        <w:t>new</w:t>
-      </w:r>
-      <w:r>
-        <w:rPr>
-          <w:rFonts w:ascii="Times New Roman" w:eastAsia="Times New Roman" w:hAnsi="Times New Roman" w:cs="Times New Roman"/>
-          <w:sz w:val="24"/>
-          <w:szCs w:val="24"/>
-        </w:rPr>
-        <w:t xml:space="preserve"> keyword allocates memory for the object.</w:t>
-      </w:r>
-      <w:r>
-        <w:rPr>
-          <w:rFonts w:ascii="Times New Roman" w:hAnsi="Times New Roman" w:cs="Times New Roman"/>
-          <w:noProof/>
-        </w:rPr>
-        <w:t xml:space="preserve"> </w:t>
-      </w:r>
-      <w:r>
-        <w:rPr>
-          <w:rFonts w:ascii="Times New Roman" w:eastAsia="Times New Roman" w:hAnsi="Times New Roman" w:cs="Times New Roman"/>
-          <w:sz w:val="24"/>
-          <w:szCs w:val="24"/>
-        </w:rPr>
-        <w:br/>
-      </w:r>
-      <w:r>
-        <w:rPr>
-          <w:rFonts w:ascii="Times New Roman" w:eastAsia="Times New Roman" w:hAnsi="Times New Roman" w:cs="Times New Roman"/>
-          <w:b/>
-          <w:bCs/>
-          <w:sz w:val="24"/>
-          <w:szCs w:val="24"/>
-        </w:rPr>
-        <w:t>Options:</w:t>
-      </w:r>
-      <w:r>
-        <w:rPr>
-          <w:rFonts w:ascii="Times New Roman" w:eastAsia="Times New Roman" w:hAnsi="Times New Roman" w:cs="Times New Roman"/>
-          <w:sz w:val="24"/>
-          <w:szCs w:val="24"/>
-        </w:rPr>
-        <w:br/>
-        <w:t>a) Both A and R are true and R is the correct explanation of A</w:t>
-      </w:r>
-      <w:r>
-        <w:rPr>
-          <w:rFonts w:ascii="Times New Roman" w:eastAsia="Times New Roman" w:hAnsi="Times New Roman" w:cs="Times New Roman"/>
-          <w:sz w:val="24"/>
-          <w:szCs w:val="24"/>
-        </w:rPr>
-        <w:br/>
-        <w:t>b) Both A and R are true but R is not the correct explanation of A</w:t>
-      </w:r>
-      <w:r>
-        <w:rPr>
-          <w:rFonts w:ascii="Times New Roman" w:eastAsia="Times New Roman" w:hAnsi="Times New Roman" w:cs="Times New Roman"/>
-          <w:sz w:val="24"/>
-          <w:szCs w:val="24"/>
-        </w:rPr>
-        <w:br/>
-        <w:t>c) A is true but R is false</w:t>
-      </w:r>
-      <w:r>
-        <w:rPr>
-          <w:rFonts w:ascii="Times New Roman" w:eastAsia="Times New Roman" w:hAnsi="Times New Roman" w:cs="Times New Roman"/>
-          <w:sz w:val="24"/>
-          <w:szCs w:val="24"/>
-        </w:rPr>
-        <w:br/>
-        <w:t>d) A is false but R is true</w:t>
-      </w:r>
-      <w:r>
-        <w:rPr>
-          <w:rFonts w:ascii="Times New Roman" w:eastAsia="Times New Roman" w:hAnsi="Times New Roman" w:cs="Times New Roman"/>
-          <w:sz w:val="24"/>
-          <w:szCs w:val="24"/>
-        </w:rPr>
-        <w:br/>
-      </w:r>
-      <w:r>
-        <w:rPr>
-          <w:rFonts w:ascii="Times New Roman" w:eastAsia="Times New Roman" w:hAnsi="Times New Roman" w:cs="Times New Roman"/>
-          <w:b/>
-          <w:bCs/>
-          <w:color w:val="FF0000"/>
-          <w:sz w:val="24"/>
-          <w:szCs w:val="24"/>
-        </w:rPr>
-        <w:t>Answer:</w:t>
-      </w:r>
-      <w:r>
-        <w:rPr>
-          <w:rFonts w:ascii="Times New Roman" w:eastAsia="Times New Roman" w:hAnsi="Times New Roman" w:cs="Times New Roman"/>
-          <w:color w:val="FF0000"/>
-          <w:sz w:val="24"/>
-          <w:szCs w:val="24"/>
-        </w:rPr>
-        <w:t xml:space="preserve"> a</w:t>
-      </w:r>
-    </w:p>
-    <w:p>
-      <w:pPr>
-        <w:spacing w:before="100" w:beforeAutospacing="1" w:after="100" w:afterAutospacing="1" w:line="240" w:lineRule="auto"/>
-        <w:rPr>
-          <w:rFonts w:ascii="Times New Roman" w:eastAsia="Times New Roman" w:hAnsi="Times New Roman" w:cs="Times New Roman"/>
-          <w:color w:val="FF0000"/>
-          <w:sz w:val="24"/>
-          <w:szCs w:val="24"/>
-        </w:rPr>
-      </w:pPr>
-      <w:r>
-        <w:rPr>
-          <w:rFonts w:ascii="Times New Roman" w:eastAsia="Times New Roman" w:hAnsi="Times New Roman" w:cs="Times New Roman"/>
-          <w:b/>
-          <w:bCs/>
-          <w:color w:val="00B050"/>
-          <w:sz w:val="24"/>
-          <w:szCs w:val="24"/>
-        </w:rPr>
-        <w:t>Q3.</w:t>
-      </w:r>
-      <w:r>
-        <w:rPr>
-          <w:rFonts w:ascii="Times New Roman" w:eastAsia="Times New Roman" w:hAnsi="Times New Roman" w:cs="Times New Roman"/>
-          <w:color w:val="00B050"/>
-          <w:sz w:val="24"/>
-          <w:szCs w:val="24"/>
-        </w:rPr>
-        <w:br/>
-      </w:r>
-      <w:r>
-        <w:rPr>
-          <w:rFonts w:ascii="Times New Roman" w:eastAsia="Times New Roman" w:hAnsi="Times New Roman" w:cs="Times New Roman"/>
-          <w:b/>
-          <w:bCs/>
-          <w:sz w:val="24"/>
-          <w:szCs w:val="24"/>
-        </w:rPr>
-        <w:t>Assertion (A):</w:t>
-      </w:r>
-      <w:r>
-        <w:rPr>
-          <w:rFonts w:ascii="Times New Roman" w:eastAsia="Times New Roman" w:hAnsi="Times New Roman" w:cs="Times New Roman"/>
-          <w:sz w:val="24"/>
-          <w:szCs w:val="24"/>
-        </w:rPr>
-        <w:t xml:space="preserve"> Constructors can have a different name than the class.</w:t>
-      </w:r>
-      <w:r>
-        <w:rPr>
-          <w:rFonts w:ascii="Times New Roman" w:eastAsia="Times New Roman" w:hAnsi="Times New Roman" w:cs="Times New Roman"/>
-          <w:sz w:val="24"/>
-          <w:szCs w:val="24"/>
-        </w:rPr>
-        <w:br/>
-      </w:r>
-      <w:r>
-        <w:rPr>
-          <w:rFonts w:ascii="Times New Roman" w:eastAsia="Times New Roman" w:hAnsi="Times New Roman" w:cs="Times New Roman"/>
-          <w:b/>
-          <w:bCs/>
-          <w:sz w:val="24"/>
-          <w:szCs w:val="24"/>
-        </w:rPr>
-        <w:t>Reason (R):</w:t>
-      </w:r>
-      <w:r>
-        <w:rPr>
-          <w:rFonts w:ascii="Times New Roman" w:eastAsia="Times New Roman" w:hAnsi="Times New Roman" w:cs="Times New Roman"/>
-          <w:sz w:val="24"/>
-          <w:szCs w:val="24"/>
-        </w:rPr>
-        <w:t xml:space="preserve"> Constructors are used to destroy objects.</w:t>
-      </w:r>
-      <w:r>
-        <w:rPr>
-          <w:rFonts w:ascii="Times New Roman" w:eastAsia="Times New Roman" w:hAnsi="Times New Roman" w:cs="Times New Roman"/>
-          <w:sz w:val="24"/>
-          <w:szCs w:val="24"/>
-        </w:rPr>
-        <w:br/>
-      </w:r>
-      <w:bookmarkStart w:id="0" w:name="_GoBack"/>
       <w:r>
         <w:rPr>
           <w:rFonts w:ascii="Times New Roman" w:hAnsi="Times New Roman" w:cs="Times New Roman"/>
@@ -5003,11 +5867,11 @@
             <w:drawing>
               <wp:anchor distT="0" distB="0" distL="114300" distR="114300" simplePos="0" relativeHeight="251667456" behindDoc="1" locked="0" layoutInCell="1" allowOverlap="1" wp14:anchorId="2EAB11D8" wp14:editId="73D84DED">
                 <wp:simplePos x="0" y="0"/>
-                <wp:positionH relativeFrom="page">
-                  <wp:posOffset>6400800</wp:posOffset>
+                <wp:positionH relativeFrom="margin">
+                  <wp:posOffset>5806875</wp:posOffset>
                 </wp:positionH>
                 <wp:positionV relativeFrom="paragraph">
-                  <wp:posOffset>-768985</wp:posOffset>
+                  <wp:posOffset>-821323</wp:posOffset>
                 </wp:positionV>
                 <wp:extent cx="1203995" cy="13095734"/>
                 <wp:effectExtent l="57150" t="38100" r="15240" b="29845"/>
@@ -5286,7 +6150,7 @@
           </mc:Choice>
           <mc:Fallback>
             <w:pict>
-              <v:group w14:anchorId="03035B79" id="Group 3" o:spid="_x0000_s1026" style="position:absolute;margin-left:7in;margin-top:-60.55pt;width:94.8pt;height:1031.15pt;z-index:-251649024;mso-position-horizontal-relative:page" coordorigin="7285,-22" coordsize="2681,20510" o:gfxdata="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">
+              <v:group w14:anchorId="09284AB7" id="Group 3" o:spid="_x0000_s1026" style="position:absolute;margin-left:457.25pt;margin-top:-64.65pt;width:94.8pt;height:1031.15pt;z-index:-251649024;mso-position-horizontal-relative:margin" coordorigin="7285,-22" coordsize="2681,20510" o:gfxdata="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">
                 <v:shape id="AutoShape 128" o:spid="_x0000_s1027" type="#_x0000_t32" style="position:absolute;left:9966;top:6;width:0;height:20454;visibility:visible;mso-wrap-style:square" o:connectortype="straight" o:gfxdata="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" strokecolor="#538135 [2409]" strokeweight=".5pt">
                   <v:stroke joinstyle="miter"/>
                 </v:shape>
@@ -5303,1177 +6167,6 @@
                 <v:shape id="AutoShape 101" o:spid="_x0000_s1031" type="#_x0000_t32" style="position:absolute;left:9847;top:6;width:0;height:20482;visibility:visible;mso-wrap-style:square" o:connectortype="straight" o:gfxdata="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" strokecolor="#538135 [2409]" strokeweight="1pt">
                   <v:stroke joinstyle="miter"/>
                 </v:shape>
-                <w10:wrap anchorx="page"/>
-              </v:group>
-            </w:pict>
-          </mc:Fallback>
-        </mc:AlternateContent>
-      </w:r>
-      <w:bookmarkEnd w:id="0"/>
-      <w:r>
-        <w:rPr>
-          <w:rFonts w:ascii="Times New Roman" w:eastAsia="Times New Roman" w:hAnsi="Times New Roman" w:cs="Times New Roman"/>
-          <w:b/>
-          <w:bCs/>
-          <w:sz w:val="24"/>
-          <w:szCs w:val="24"/>
-        </w:rPr>
-        <w:t>Options:</w:t>
-      </w:r>
-      <w:r>
-        <w:rPr>
-          <w:rFonts w:ascii="Times New Roman" w:eastAsia="Times New Roman" w:hAnsi="Times New Roman" w:cs="Times New Roman"/>
-          <w:sz w:val="24"/>
-          <w:szCs w:val="24"/>
-        </w:rPr>
-        <w:br/>
-        <w:t>a) Both A and R are true and R is the correct explanation of A</w:t>
-      </w:r>
-      <w:r>
-        <w:rPr>
-          <w:rFonts w:ascii="Times New Roman" w:eastAsia="Times New Roman" w:hAnsi="Times New Roman" w:cs="Times New Roman"/>
-          <w:sz w:val="24"/>
-          <w:szCs w:val="24"/>
-        </w:rPr>
-        <w:br/>
-        <w:t>b) Both A and R are true but R is not the correct explanation of A</w:t>
-      </w:r>
-      <w:r>
-        <w:rPr>
-          <w:rFonts w:ascii="Times New Roman" w:eastAsia="Times New Roman" w:hAnsi="Times New Roman" w:cs="Times New Roman"/>
-          <w:sz w:val="24"/>
-          <w:szCs w:val="24"/>
-        </w:rPr>
-        <w:br/>
-        <w:t>c) A is true but R is false</w:t>
-      </w:r>
-      <w:r>
-        <w:rPr>
-          <w:rFonts w:ascii="Times New Roman" w:eastAsia="Times New Roman" w:hAnsi="Times New Roman" w:cs="Times New Roman"/>
-          <w:sz w:val="24"/>
-          <w:szCs w:val="24"/>
-        </w:rPr>
-        <w:br/>
-        <w:t>d) A is false but R is true</w:t>
-      </w:r>
-      <w:r>
-        <w:rPr>
-          <w:rFonts w:ascii="Times New Roman" w:eastAsia="Times New Roman" w:hAnsi="Times New Roman" w:cs="Times New Roman"/>
-          <w:sz w:val="24"/>
-          <w:szCs w:val="24"/>
-        </w:rPr>
-        <w:br/>
-      </w:r>
-      <w:r>
-        <w:rPr>
-          <w:rFonts w:ascii="Times New Roman" w:eastAsia="Times New Roman" w:hAnsi="Times New Roman" w:cs="Times New Roman"/>
-          <w:b/>
-          <w:bCs/>
-          <w:color w:val="FF0000"/>
-          <w:sz w:val="24"/>
-          <w:szCs w:val="24"/>
-        </w:rPr>
-        <w:t>Answer:</w:t>
-      </w:r>
-      <w:r>
-        <w:rPr>
-          <w:rFonts w:ascii="Times New Roman" w:eastAsia="Times New Roman" w:hAnsi="Times New Roman" w:cs="Times New Roman"/>
-          <w:color w:val="FF0000"/>
-          <w:sz w:val="24"/>
-          <w:szCs w:val="24"/>
-        </w:rPr>
-        <w:t xml:space="preserve"> d</w:t>
-      </w:r>
-    </w:p>
-    <w:p>
-      <w:pPr>
-        <w:spacing w:before="100" w:beforeAutospacing="1" w:after="100" w:afterAutospacing="1" w:line="240" w:lineRule="auto"/>
-        <w:rPr>
-          <w:rFonts w:ascii="Times New Roman" w:eastAsia="Times New Roman" w:hAnsi="Times New Roman" w:cs="Times New Roman"/>
-          <w:color w:val="FF0000"/>
-          <w:sz w:val="24"/>
-          <w:szCs w:val="24"/>
-        </w:rPr>
-      </w:pPr>
-      <w:r>
-        <w:rPr>
-          <w:rFonts w:ascii="Times New Roman" w:eastAsia="Times New Roman" w:hAnsi="Times New Roman" w:cs="Times New Roman"/>
-          <w:b/>
-          <w:bCs/>
-          <w:color w:val="00B050"/>
-          <w:sz w:val="24"/>
-          <w:szCs w:val="24"/>
-        </w:rPr>
-        <w:t>Q4.</w:t>
-      </w:r>
-      <w:r>
-        <w:rPr>
-          <w:rFonts w:ascii="Times New Roman" w:eastAsia="Times New Roman" w:hAnsi="Times New Roman" w:cs="Times New Roman"/>
-          <w:color w:val="00B050"/>
-          <w:sz w:val="24"/>
-          <w:szCs w:val="24"/>
-        </w:rPr>
-        <w:br/>
-      </w:r>
-      <w:r>
-        <w:rPr>
-          <w:rFonts w:ascii="Times New Roman" w:eastAsia="Times New Roman" w:hAnsi="Times New Roman" w:cs="Times New Roman"/>
-          <w:b/>
-          <w:bCs/>
-          <w:sz w:val="24"/>
-          <w:szCs w:val="24"/>
-        </w:rPr>
-        <w:t>Assertion (A):</w:t>
-      </w:r>
-      <w:r>
-        <w:rPr>
-          <w:rFonts w:ascii="Times New Roman" w:eastAsia="Times New Roman" w:hAnsi="Times New Roman" w:cs="Times New Roman"/>
-          <w:sz w:val="24"/>
-          <w:szCs w:val="24"/>
-        </w:rPr>
-        <w:t xml:space="preserve"> An object is an instance of a class.</w:t>
-      </w:r>
-      <w:r>
-        <w:rPr>
-          <w:rFonts w:ascii="Times New Roman" w:eastAsia="Times New Roman" w:hAnsi="Times New Roman" w:cs="Times New Roman"/>
-          <w:sz w:val="24"/>
-          <w:szCs w:val="24"/>
-        </w:rPr>
-        <w:br/>
-      </w:r>
-      <w:r>
-        <w:rPr>
-          <w:rFonts w:ascii="Times New Roman" w:eastAsia="Times New Roman" w:hAnsi="Times New Roman" w:cs="Times New Roman"/>
-          <w:b/>
-          <w:bCs/>
-          <w:sz w:val="24"/>
-          <w:szCs w:val="24"/>
-        </w:rPr>
-        <w:t>Reason (R):</w:t>
-      </w:r>
-      <w:r>
-        <w:rPr>
-          <w:rFonts w:ascii="Times New Roman" w:eastAsia="Times New Roman" w:hAnsi="Times New Roman" w:cs="Times New Roman"/>
-          <w:sz w:val="24"/>
-          <w:szCs w:val="24"/>
-        </w:rPr>
-        <w:t xml:space="preserve"> Objects cannot access class methods.</w:t>
-      </w:r>
-      <w:r>
-        <w:rPr>
-          <w:rFonts w:ascii="Times New Roman" w:eastAsia="Times New Roman" w:hAnsi="Times New Roman" w:cs="Times New Roman"/>
-          <w:sz w:val="24"/>
-          <w:szCs w:val="24"/>
-        </w:rPr>
-        <w:br/>
-      </w:r>
-      <w:r>
-        <w:rPr>
-          <w:rFonts w:ascii="Times New Roman" w:eastAsia="Times New Roman" w:hAnsi="Times New Roman" w:cs="Times New Roman"/>
-          <w:b/>
-          <w:bCs/>
-          <w:sz w:val="24"/>
-          <w:szCs w:val="24"/>
-        </w:rPr>
-        <w:t>Options:</w:t>
-      </w:r>
-      <w:r>
-        <w:rPr>
-          <w:rFonts w:ascii="Times New Roman" w:eastAsia="Times New Roman" w:hAnsi="Times New Roman" w:cs="Times New Roman"/>
-          <w:sz w:val="24"/>
-          <w:szCs w:val="24"/>
-        </w:rPr>
-        <w:br/>
-        <w:t>a) Both A and R are true and R is the correct explanation of A</w:t>
-      </w:r>
-      <w:r>
-        <w:rPr>
-          <w:rFonts w:ascii="Times New Roman" w:eastAsia="Times New Roman" w:hAnsi="Times New Roman" w:cs="Times New Roman"/>
-          <w:sz w:val="24"/>
-          <w:szCs w:val="24"/>
-        </w:rPr>
-        <w:br/>
-        <w:t>b) Both A and R are true but R is not the correct explanation of A</w:t>
-      </w:r>
-      <w:r>
-        <w:rPr>
-          <w:rFonts w:ascii="Times New Roman" w:eastAsia="Times New Roman" w:hAnsi="Times New Roman" w:cs="Times New Roman"/>
-          <w:sz w:val="24"/>
-          <w:szCs w:val="24"/>
-        </w:rPr>
-        <w:br/>
-        <w:t>c) A is true but R is false</w:t>
-      </w:r>
-      <w:r>
-        <w:rPr>
-          <w:rFonts w:ascii="Times New Roman" w:eastAsia="Times New Roman" w:hAnsi="Times New Roman" w:cs="Times New Roman"/>
-          <w:sz w:val="24"/>
-          <w:szCs w:val="24"/>
-        </w:rPr>
-        <w:br/>
-        <w:t>d) A is false but R is true</w:t>
-      </w:r>
-      <w:r>
-        <w:rPr>
-          <w:rFonts w:ascii="Times New Roman" w:eastAsia="Times New Roman" w:hAnsi="Times New Roman" w:cs="Times New Roman"/>
-          <w:sz w:val="24"/>
-          <w:szCs w:val="24"/>
-        </w:rPr>
-        <w:br/>
-      </w:r>
-      <w:r>
-        <w:rPr>
-          <w:rFonts w:ascii="Times New Roman" w:eastAsia="Times New Roman" w:hAnsi="Times New Roman" w:cs="Times New Roman"/>
-          <w:b/>
-          <w:bCs/>
-          <w:color w:val="FF0000"/>
-          <w:sz w:val="24"/>
-          <w:szCs w:val="24"/>
-        </w:rPr>
-        <w:t>Answer:</w:t>
-      </w:r>
-      <w:r>
-        <w:rPr>
-          <w:rFonts w:ascii="Times New Roman" w:eastAsia="Times New Roman" w:hAnsi="Times New Roman" w:cs="Times New Roman"/>
-          <w:color w:val="FF0000"/>
-          <w:sz w:val="24"/>
-          <w:szCs w:val="24"/>
-        </w:rPr>
-        <w:t xml:space="preserve"> c</w:t>
-      </w:r>
-    </w:p>
-    <w:p>
-      <w:pPr>
-        <w:spacing w:before="100" w:beforeAutospacing="1" w:after="100" w:afterAutospacing="1" w:line="240" w:lineRule="auto"/>
-        <w:rPr>
-          <w:rFonts w:ascii="Times New Roman" w:eastAsia="Times New Roman" w:hAnsi="Times New Roman" w:cs="Times New Roman"/>
-          <w:color w:val="FF0000"/>
-          <w:sz w:val="24"/>
-          <w:szCs w:val="24"/>
-        </w:rPr>
-      </w:pPr>
-      <w:r>
-        <w:rPr>
-          <w:rFonts w:ascii="Times New Roman" w:eastAsia="Times New Roman" w:hAnsi="Times New Roman" w:cs="Times New Roman"/>
-          <w:b/>
-          <w:bCs/>
-          <w:color w:val="00B050"/>
-          <w:sz w:val="24"/>
-          <w:szCs w:val="24"/>
-        </w:rPr>
-        <w:t>Q5.</w:t>
-      </w:r>
-      <w:r>
-        <w:rPr>
-          <w:rFonts w:ascii="Times New Roman" w:eastAsia="Times New Roman" w:hAnsi="Times New Roman" w:cs="Times New Roman"/>
-          <w:color w:val="00B050"/>
-          <w:sz w:val="24"/>
-          <w:szCs w:val="24"/>
-        </w:rPr>
-        <w:br/>
-      </w:r>
-      <w:r>
-        <w:rPr>
-          <w:rFonts w:ascii="Times New Roman" w:eastAsia="Times New Roman" w:hAnsi="Times New Roman" w:cs="Times New Roman"/>
-          <w:b/>
-          <w:bCs/>
-          <w:sz w:val="24"/>
-          <w:szCs w:val="24"/>
-        </w:rPr>
-        <w:t>Assertion (A):</w:t>
-      </w:r>
-      <w:r>
-        <w:rPr>
-          <w:rFonts w:ascii="Times New Roman" w:eastAsia="Times New Roman" w:hAnsi="Times New Roman" w:cs="Times New Roman"/>
-          <w:sz w:val="24"/>
-          <w:szCs w:val="24"/>
-        </w:rPr>
-        <w:t xml:space="preserve"> A constructor can be overloaded.</w:t>
-      </w:r>
-      <w:r>
-        <w:rPr>
-          <w:rFonts w:ascii="Times New Roman" w:eastAsia="Times New Roman" w:hAnsi="Times New Roman" w:cs="Times New Roman"/>
-          <w:sz w:val="24"/>
-          <w:szCs w:val="24"/>
-        </w:rPr>
-        <w:br/>
-      </w:r>
-      <w:r>
-        <w:rPr>
-          <w:rFonts w:ascii="Times New Roman" w:eastAsia="Times New Roman" w:hAnsi="Times New Roman" w:cs="Times New Roman"/>
-          <w:b/>
-          <w:bCs/>
-          <w:sz w:val="24"/>
-          <w:szCs w:val="24"/>
-        </w:rPr>
-        <w:t>Reason (R):</w:t>
-      </w:r>
-      <w:r>
-        <w:rPr>
-          <w:rFonts w:ascii="Times New Roman" w:eastAsia="Times New Roman" w:hAnsi="Times New Roman" w:cs="Times New Roman"/>
-          <w:sz w:val="24"/>
-          <w:szCs w:val="24"/>
-        </w:rPr>
-        <w:t xml:space="preserve"> Java allows multiple constructors with different parameter lists.</w:t>
-      </w:r>
-      <w:r>
-        <w:rPr>
-          <w:rFonts w:ascii="Times New Roman" w:eastAsia="Times New Roman" w:hAnsi="Times New Roman" w:cs="Times New Roman"/>
-          <w:sz w:val="24"/>
-          <w:szCs w:val="24"/>
-        </w:rPr>
-        <w:br/>
-      </w:r>
-      <w:r>
-        <w:rPr>
-          <w:rFonts w:ascii="Times New Roman" w:eastAsia="Times New Roman" w:hAnsi="Times New Roman" w:cs="Times New Roman"/>
-          <w:b/>
-          <w:bCs/>
-          <w:sz w:val="24"/>
-          <w:szCs w:val="24"/>
-        </w:rPr>
-        <w:t>Options:</w:t>
-      </w:r>
-      <w:r>
-        <w:rPr>
-          <w:rFonts w:ascii="Times New Roman" w:eastAsia="Times New Roman" w:hAnsi="Times New Roman" w:cs="Times New Roman"/>
-          <w:sz w:val="24"/>
-          <w:szCs w:val="24"/>
-        </w:rPr>
-        <w:br/>
-        <w:t>a) Both A and R are true and R is the correct explanation of A</w:t>
-      </w:r>
-      <w:r>
-        <w:rPr>
-          <w:rFonts w:ascii="Times New Roman" w:eastAsia="Times New Roman" w:hAnsi="Times New Roman" w:cs="Times New Roman"/>
-          <w:sz w:val="24"/>
-          <w:szCs w:val="24"/>
-        </w:rPr>
-        <w:br/>
-        <w:t>b) Both A and R are true but R is not the correct explanation of A</w:t>
-      </w:r>
-      <w:r>
-        <w:rPr>
-          <w:rFonts w:ascii="Times New Roman" w:eastAsia="Times New Roman" w:hAnsi="Times New Roman" w:cs="Times New Roman"/>
-          <w:sz w:val="24"/>
-          <w:szCs w:val="24"/>
-        </w:rPr>
-        <w:br/>
-        <w:t>c) A is true but R is false</w:t>
-      </w:r>
-      <w:r>
-        <w:rPr>
-          <w:rFonts w:ascii="Times New Roman" w:eastAsia="Times New Roman" w:hAnsi="Times New Roman" w:cs="Times New Roman"/>
-          <w:sz w:val="24"/>
-          <w:szCs w:val="24"/>
-        </w:rPr>
-        <w:br/>
-        <w:t>d) A is false but R is true</w:t>
-      </w:r>
-      <w:r>
-        <w:rPr>
-          <w:rFonts w:ascii="Times New Roman" w:eastAsia="Times New Roman" w:hAnsi="Times New Roman" w:cs="Times New Roman"/>
-          <w:sz w:val="24"/>
-          <w:szCs w:val="24"/>
-        </w:rPr>
-        <w:br/>
-      </w:r>
-      <w:r>
-        <w:rPr>
-          <w:rFonts w:ascii="Times New Roman" w:eastAsia="Times New Roman" w:hAnsi="Times New Roman" w:cs="Times New Roman"/>
-          <w:b/>
-          <w:bCs/>
-          <w:color w:val="FF0000"/>
-          <w:sz w:val="24"/>
-          <w:szCs w:val="24"/>
-        </w:rPr>
-        <w:t>Answer:</w:t>
-      </w:r>
-      <w:r>
-        <w:rPr>
-          <w:rFonts w:ascii="Times New Roman" w:eastAsia="Times New Roman" w:hAnsi="Times New Roman" w:cs="Times New Roman"/>
-          <w:color w:val="FF0000"/>
-          <w:sz w:val="24"/>
-          <w:szCs w:val="24"/>
-        </w:rPr>
-        <w:t xml:space="preserve"> a</w:t>
-      </w:r>
-    </w:p>
-    <w:p>
-      <w:pPr>
-        <w:spacing w:before="100" w:beforeAutospacing="1" w:after="100" w:afterAutospacing="1" w:line="240" w:lineRule="auto"/>
-        <w:rPr>
-          <w:rFonts w:ascii="Times New Roman" w:eastAsia="Times New Roman" w:hAnsi="Times New Roman" w:cs="Times New Roman"/>
-          <w:color w:val="FF0000"/>
-          <w:sz w:val="24"/>
-          <w:szCs w:val="24"/>
-        </w:rPr>
-      </w:pPr>
-      <w:r>
-        <w:rPr>
-          <w:rFonts w:ascii="Times New Roman" w:eastAsia="Times New Roman" w:hAnsi="Times New Roman" w:cs="Times New Roman"/>
-          <w:b/>
-          <w:bCs/>
-          <w:color w:val="00B050"/>
-          <w:sz w:val="24"/>
-          <w:szCs w:val="24"/>
-        </w:rPr>
-        <w:t>Q6.</w:t>
-      </w:r>
-      <w:r>
-        <w:rPr>
-          <w:rFonts w:ascii="Times New Roman" w:eastAsia="Times New Roman" w:hAnsi="Times New Roman" w:cs="Times New Roman"/>
-          <w:color w:val="00B050"/>
-          <w:sz w:val="24"/>
-          <w:szCs w:val="24"/>
-        </w:rPr>
-        <w:br/>
-      </w:r>
-      <w:r>
-        <w:rPr>
-          <w:rFonts w:ascii="Times New Roman" w:eastAsia="Times New Roman" w:hAnsi="Times New Roman" w:cs="Times New Roman"/>
-          <w:b/>
-          <w:bCs/>
-          <w:sz w:val="24"/>
-          <w:szCs w:val="24"/>
-        </w:rPr>
-        <w:t>Assertion (A):</w:t>
-      </w:r>
-      <w:r>
-        <w:rPr>
-          <w:rFonts w:ascii="Times New Roman" w:eastAsia="Times New Roman" w:hAnsi="Times New Roman" w:cs="Times New Roman"/>
-          <w:sz w:val="24"/>
-          <w:szCs w:val="24"/>
-        </w:rPr>
-        <w:t xml:space="preserve"> The keyword </w:t>
-      </w:r>
-      <w:r>
-        <w:rPr>
-          <w:rFonts w:ascii="Courier New" w:eastAsia="Times New Roman" w:hAnsi="Courier New" w:cs="Courier New"/>
-          <w:sz w:val="20"/>
-          <w:szCs w:val="20"/>
-        </w:rPr>
-        <w:t>class</w:t>
-      </w:r>
-      <w:r>
-        <w:rPr>
-          <w:rFonts w:ascii="Times New Roman" w:eastAsia="Times New Roman" w:hAnsi="Times New Roman" w:cs="Times New Roman"/>
-          <w:sz w:val="24"/>
-          <w:szCs w:val="24"/>
-        </w:rPr>
-        <w:t xml:space="preserve"> is used to define a class in Java.</w:t>
-      </w:r>
-      <w:r>
-        <w:rPr>
-          <w:rFonts w:ascii="Times New Roman" w:eastAsia="Times New Roman" w:hAnsi="Times New Roman" w:cs="Times New Roman"/>
-          <w:sz w:val="24"/>
-          <w:szCs w:val="24"/>
-        </w:rPr>
-        <w:br/>
-      </w:r>
-      <w:r>
-        <w:rPr>
-          <w:rFonts w:ascii="Times New Roman" w:eastAsia="Times New Roman" w:hAnsi="Times New Roman" w:cs="Times New Roman"/>
-          <w:b/>
-          <w:bCs/>
-          <w:sz w:val="24"/>
-          <w:szCs w:val="24"/>
-        </w:rPr>
-        <w:t>Reason (R):</w:t>
-      </w:r>
-      <w:r>
-        <w:rPr>
-          <w:rFonts w:ascii="Times New Roman" w:eastAsia="Times New Roman" w:hAnsi="Times New Roman" w:cs="Times New Roman"/>
-          <w:sz w:val="24"/>
-          <w:szCs w:val="24"/>
-        </w:rPr>
-        <w:t xml:space="preserve"> Java does not support user-defined data types.</w:t>
-      </w:r>
-      <w:r>
-        <w:rPr>
-          <w:rFonts w:ascii="Times New Roman" w:eastAsia="Times New Roman" w:hAnsi="Times New Roman" w:cs="Times New Roman"/>
-          <w:sz w:val="24"/>
-          <w:szCs w:val="24"/>
-        </w:rPr>
-        <w:br/>
-      </w:r>
-      <w:r>
-        <w:rPr>
-          <w:rFonts w:ascii="Times New Roman" w:eastAsia="Times New Roman" w:hAnsi="Times New Roman" w:cs="Times New Roman"/>
-          <w:b/>
-          <w:bCs/>
-          <w:sz w:val="24"/>
-          <w:szCs w:val="24"/>
-        </w:rPr>
-        <w:t>Options:</w:t>
-      </w:r>
-      <w:r>
-        <w:rPr>
-          <w:rFonts w:ascii="Times New Roman" w:eastAsia="Times New Roman" w:hAnsi="Times New Roman" w:cs="Times New Roman"/>
-          <w:sz w:val="24"/>
-          <w:szCs w:val="24"/>
-        </w:rPr>
-        <w:br/>
-        <w:t>a) Both A and R are true and R is the correct explanation of A</w:t>
-      </w:r>
-      <w:r>
-        <w:rPr>
-          <w:rFonts w:ascii="Times New Roman" w:eastAsia="Times New Roman" w:hAnsi="Times New Roman" w:cs="Times New Roman"/>
-          <w:sz w:val="24"/>
-          <w:szCs w:val="24"/>
-        </w:rPr>
-        <w:br/>
-        <w:t>b) Both A and R are true but R is not the correct explanation of A</w:t>
-      </w:r>
-      <w:r>
-        <w:rPr>
-          <w:rFonts w:ascii="Times New Roman" w:eastAsia="Times New Roman" w:hAnsi="Times New Roman" w:cs="Times New Roman"/>
-          <w:sz w:val="24"/>
-          <w:szCs w:val="24"/>
-        </w:rPr>
-        <w:br/>
-        <w:t>c) A is true but R is false</w:t>
-      </w:r>
-      <w:r>
-        <w:rPr>
-          <w:rFonts w:ascii="Times New Roman" w:eastAsia="Times New Roman" w:hAnsi="Times New Roman" w:cs="Times New Roman"/>
-          <w:sz w:val="24"/>
-          <w:szCs w:val="24"/>
-        </w:rPr>
-        <w:br/>
-        <w:t>d) A is false but R is true</w:t>
-      </w:r>
-      <w:r>
-        <w:rPr>
-          <w:rFonts w:ascii="Times New Roman" w:eastAsia="Times New Roman" w:hAnsi="Times New Roman" w:cs="Times New Roman"/>
-          <w:sz w:val="24"/>
-          <w:szCs w:val="24"/>
-        </w:rPr>
-        <w:br/>
-      </w:r>
-      <w:r>
-        <w:rPr>
-          <w:rFonts w:ascii="Times New Roman" w:eastAsia="Times New Roman" w:hAnsi="Times New Roman" w:cs="Times New Roman"/>
-          <w:b/>
-          <w:bCs/>
-          <w:color w:val="FF0000"/>
-          <w:sz w:val="24"/>
-          <w:szCs w:val="24"/>
-        </w:rPr>
-        <w:t>Answer:</w:t>
-      </w:r>
-      <w:r>
-        <w:rPr>
-          <w:rFonts w:ascii="Times New Roman" w:eastAsia="Times New Roman" w:hAnsi="Times New Roman" w:cs="Times New Roman"/>
-          <w:color w:val="FF0000"/>
-          <w:sz w:val="24"/>
-          <w:szCs w:val="24"/>
-        </w:rPr>
-        <w:t xml:space="preserve"> c</w:t>
-      </w:r>
-    </w:p>
-    <w:p>
-      <w:pPr>
-        <w:spacing w:before="100" w:beforeAutospacing="1" w:after="100" w:afterAutospacing="1" w:line="240" w:lineRule="auto"/>
-        <w:rPr>
-          <w:rFonts w:ascii="Times New Roman" w:eastAsia="Times New Roman" w:hAnsi="Times New Roman" w:cs="Times New Roman"/>
-          <w:color w:val="FF0000"/>
-          <w:sz w:val="24"/>
-          <w:szCs w:val="24"/>
-        </w:rPr>
-      </w:pPr>
-      <w:r>
-        <w:rPr>
-          <w:rFonts w:ascii="Times New Roman" w:eastAsia="Times New Roman" w:hAnsi="Times New Roman" w:cs="Times New Roman"/>
-          <w:b/>
-          <w:bCs/>
-          <w:color w:val="00B050"/>
-          <w:sz w:val="24"/>
-          <w:szCs w:val="24"/>
-        </w:rPr>
-        <w:t>Q7.</w:t>
-      </w:r>
-      <w:r>
-        <w:rPr>
-          <w:rFonts w:ascii="Times New Roman" w:eastAsia="Times New Roman" w:hAnsi="Times New Roman" w:cs="Times New Roman"/>
-          <w:color w:val="00B050"/>
-          <w:sz w:val="24"/>
-          <w:szCs w:val="24"/>
-        </w:rPr>
-        <w:br/>
-      </w:r>
-      <w:r>
-        <w:rPr>
-          <w:rFonts w:ascii="Times New Roman" w:eastAsia="Times New Roman" w:hAnsi="Times New Roman" w:cs="Times New Roman"/>
-          <w:b/>
-          <w:bCs/>
-          <w:sz w:val="24"/>
-          <w:szCs w:val="24"/>
-        </w:rPr>
-        <w:t>Assertion (A):</w:t>
-      </w:r>
-      <w:r>
-        <w:rPr>
-          <w:rFonts w:ascii="Times New Roman" w:eastAsia="Times New Roman" w:hAnsi="Times New Roman" w:cs="Times New Roman"/>
-          <w:sz w:val="24"/>
-          <w:szCs w:val="24"/>
-        </w:rPr>
-        <w:t xml:space="preserve"> </w:t>
-      </w:r>
-      <w:r>
-        <w:rPr>
-          <w:rFonts w:ascii="Courier New" w:eastAsia="Times New Roman" w:hAnsi="Courier New" w:cs="Courier New"/>
-          <w:sz w:val="20"/>
-          <w:szCs w:val="20"/>
-        </w:rPr>
-        <w:t xml:space="preserve">Smartphone phone = new </w:t>
-      </w:r>
-      <w:proofErr w:type="gramStart"/>
-      <w:r>
-        <w:rPr>
-          <w:rFonts w:ascii="Courier New" w:eastAsia="Times New Roman" w:hAnsi="Courier New" w:cs="Courier New"/>
-          <w:sz w:val="20"/>
-          <w:szCs w:val="20"/>
-        </w:rPr>
-        <w:t>Smartphone(</w:t>
-      </w:r>
-      <w:proofErr w:type="gramEnd"/>
-      <w:r>
-        <w:rPr>
-          <w:rFonts w:ascii="Courier New" w:eastAsia="Times New Roman" w:hAnsi="Courier New" w:cs="Courier New"/>
-          <w:sz w:val="20"/>
-          <w:szCs w:val="20"/>
-        </w:rPr>
-        <w:t>);</w:t>
-      </w:r>
-      <w:r>
-        <w:rPr>
-          <w:rFonts w:ascii="Times New Roman" w:eastAsia="Times New Roman" w:hAnsi="Times New Roman" w:cs="Times New Roman"/>
-          <w:sz w:val="24"/>
-          <w:szCs w:val="24"/>
-        </w:rPr>
-        <w:t xml:space="preserve"> creates a new object.</w:t>
-      </w:r>
-      <w:r>
-        <w:rPr>
-          <w:rFonts w:ascii="Times New Roman" w:eastAsia="Times New Roman" w:hAnsi="Times New Roman" w:cs="Times New Roman"/>
-          <w:sz w:val="24"/>
-          <w:szCs w:val="24"/>
-        </w:rPr>
-        <w:br/>
-      </w:r>
-      <w:r>
-        <w:rPr>
-          <w:rFonts w:ascii="Times New Roman" w:eastAsia="Times New Roman" w:hAnsi="Times New Roman" w:cs="Times New Roman"/>
-          <w:b/>
-          <w:bCs/>
-          <w:sz w:val="24"/>
-          <w:szCs w:val="24"/>
-        </w:rPr>
-        <w:t>Reason (R):</w:t>
-      </w:r>
-      <w:r>
-        <w:rPr>
-          <w:rFonts w:ascii="Times New Roman" w:eastAsia="Times New Roman" w:hAnsi="Times New Roman" w:cs="Times New Roman"/>
-          <w:sz w:val="24"/>
-          <w:szCs w:val="24"/>
-        </w:rPr>
-        <w:t xml:space="preserve"> This syntax calls the class’s constructor.</w:t>
-      </w:r>
-      <w:r>
-        <w:rPr>
-          <w:rFonts w:ascii="Times New Roman" w:eastAsia="Times New Roman" w:hAnsi="Times New Roman" w:cs="Times New Roman"/>
-          <w:sz w:val="24"/>
-          <w:szCs w:val="24"/>
-        </w:rPr>
-        <w:br/>
-      </w:r>
-      <w:r>
-        <w:rPr>
-          <w:rFonts w:ascii="Times New Roman" w:eastAsia="Times New Roman" w:hAnsi="Times New Roman" w:cs="Times New Roman"/>
-          <w:b/>
-          <w:bCs/>
-          <w:sz w:val="24"/>
-          <w:szCs w:val="24"/>
-        </w:rPr>
-        <w:t>Options:</w:t>
-      </w:r>
-      <w:r>
-        <w:rPr>
-          <w:rFonts w:ascii="Times New Roman" w:eastAsia="Times New Roman" w:hAnsi="Times New Roman" w:cs="Times New Roman"/>
-          <w:sz w:val="24"/>
-          <w:szCs w:val="24"/>
-        </w:rPr>
-        <w:br/>
-        <w:t>a) Both A and R are true and R is the correct explanation of A</w:t>
-      </w:r>
-      <w:r>
-        <w:rPr>
-          <w:rFonts w:ascii="Times New Roman" w:eastAsia="Times New Roman" w:hAnsi="Times New Roman" w:cs="Times New Roman"/>
-          <w:sz w:val="24"/>
-          <w:szCs w:val="24"/>
-        </w:rPr>
-        <w:br/>
-        <w:t>b) Both A and R are true but R is not the correct explanation of A</w:t>
-      </w:r>
-      <w:r>
-        <w:rPr>
-          <w:rFonts w:ascii="Times New Roman" w:eastAsia="Times New Roman" w:hAnsi="Times New Roman" w:cs="Times New Roman"/>
-          <w:sz w:val="24"/>
-          <w:szCs w:val="24"/>
-        </w:rPr>
-        <w:br/>
-        <w:t>c) A is true but R is false</w:t>
-      </w:r>
-      <w:r>
-        <w:rPr>
-          <w:rFonts w:ascii="Times New Roman" w:eastAsia="Times New Roman" w:hAnsi="Times New Roman" w:cs="Times New Roman"/>
-          <w:sz w:val="24"/>
-          <w:szCs w:val="24"/>
-        </w:rPr>
-        <w:br/>
-        <w:t>d) A is false but R is true</w:t>
-      </w:r>
-      <w:r>
-        <w:rPr>
-          <w:rFonts w:ascii="Times New Roman" w:eastAsia="Times New Roman" w:hAnsi="Times New Roman" w:cs="Times New Roman"/>
-          <w:sz w:val="24"/>
-          <w:szCs w:val="24"/>
-        </w:rPr>
-        <w:br/>
-      </w:r>
-      <w:r>
-        <w:rPr>
-          <w:rFonts w:ascii="Times New Roman" w:eastAsia="Times New Roman" w:hAnsi="Times New Roman" w:cs="Times New Roman"/>
-          <w:b/>
-          <w:bCs/>
-          <w:color w:val="FF0000"/>
-          <w:sz w:val="24"/>
-          <w:szCs w:val="24"/>
-        </w:rPr>
-        <w:t>Answer:</w:t>
-      </w:r>
-      <w:r>
-        <w:rPr>
-          <w:rFonts w:ascii="Times New Roman" w:eastAsia="Times New Roman" w:hAnsi="Times New Roman" w:cs="Times New Roman"/>
-          <w:color w:val="FF0000"/>
-          <w:sz w:val="24"/>
-          <w:szCs w:val="24"/>
-        </w:rPr>
-        <w:t xml:space="preserve"> a</w:t>
-      </w:r>
-    </w:p>
-    <w:p>
-      <w:pPr>
-        <w:spacing w:before="100" w:beforeAutospacing="1" w:after="100" w:afterAutospacing="1" w:line="240" w:lineRule="auto"/>
-        <w:rPr>
-          <w:rFonts w:ascii="Times New Roman" w:eastAsia="Times New Roman" w:hAnsi="Times New Roman" w:cs="Times New Roman"/>
-          <w:color w:val="FF0000"/>
-          <w:sz w:val="24"/>
-          <w:szCs w:val="24"/>
-        </w:rPr>
-      </w:pPr>
-      <w:r>
-        <w:rPr>
-          <w:rFonts w:ascii="Times New Roman" w:eastAsia="Times New Roman" w:hAnsi="Times New Roman" w:cs="Times New Roman"/>
-          <w:b/>
-          <w:bCs/>
-          <w:color w:val="00B050"/>
-          <w:sz w:val="24"/>
-          <w:szCs w:val="24"/>
-        </w:rPr>
-        <w:t>Q8.</w:t>
-      </w:r>
-      <w:r>
-        <w:rPr>
-          <w:rFonts w:ascii="Times New Roman" w:eastAsia="Times New Roman" w:hAnsi="Times New Roman" w:cs="Times New Roman"/>
-          <w:color w:val="00B050"/>
-          <w:sz w:val="24"/>
-          <w:szCs w:val="24"/>
-        </w:rPr>
-        <w:br/>
-      </w:r>
-      <w:r>
-        <w:rPr>
-          <w:rFonts w:ascii="Times New Roman" w:eastAsia="Times New Roman" w:hAnsi="Times New Roman" w:cs="Times New Roman"/>
-          <w:b/>
-          <w:bCs/>
-          <w:sz w:val="24"/>
-          <w:szCs w:val="24"/>
-        </w:rPr>
-        <w:t>Assertion (A):</w:t>
-      </w:r>
-      <w:r>
-        <w:rPr>
-          <w:rFonts w:ascii="Times New Roman" w:eastAsia="Times New Roman" w:hAnsi="Times New Roman" w:cs="Times New Roman"/>
-          <w:sz w:val="24"/>
-          <w:szCs w:val="24"/>
-        </w:rPr>
-        <w:t xml:space="preserve"> An object must be declared before it is used.</w:t>
-      </w:r>
-      <w:r>
-        <w:rPr>
-          <w:rFonts w:ascii="Times New Roman" w:eastAsia="Times New Roman" w:hAnsi="Times New Roman" w:cs="Times New Roman"/>
-          <w:sz w:val="24"/>
-          <w:szCs w:val="24"/>
-        </w:rPr>
-        <w:br/>
-      </w:r>
-      <w:r>
-        <w:rPr>
-          <w:rFonts w:ascii="Times New Roman" w:eastAsia="Times New Roman" w:hAnsi="Times New Roman" w:cs="Times New Roman"/>
-          <w:b/>
-          <w:bCs/>
-          <w:sz w:val="24"/>
-          <w:szCs w:val="24"/>
-        </w:rPr>
-        <w:t>Reason (R):</w:t>
-      </w:r>
-      <w:r>
-        <w:rPr>
-          <w:rFonts w:ascii="Times New Roman" w:eastAsia="Times New Roman" w:hAnsi="Times New Roman" w:cs="Times New Roman"/>
-          <w:sz w:val="24"/>
-          <w:szCs w:val="24"/>
-        </w:rPr>
-        <w:t xml:space="preserve"> Declaration tells the compiler about the object type and name.</w:t>
-      </w:r>
-      <w:r>
-        <w:rPr>
-          <w:rFonts w:ascii="Times New Roman" w:eastAsia="Times New Roman" w:hAnsi="Times New Roman" w:cs="Times New Roman"/>
-          <w:sz w:val="24"/>
-          <w:szCs w:val="24"/>
-        </w:rPr>
-        <w:br/>
-      </w:r>
-      <w:r>
-        <w:rPr>
-          <w:rFonts w:ascii="Times New Roman" w:eastAsia="Times New Roman" w:hAnsi="Times New Roman" w:cs="Times New Roman"/>
-          <w:b/>
-          <w:bCs/>
-          <w:sz w:val="24"/>
-          <w:szCs w:val="24"/>
-        </w:rPr>
-        <w:t>Options:</w:t>
-      </w:r>
-      <w:r>
-        <w:rPr>
-          <w:rFonts w:ascii="Times New Roman" w:eastAsia="Times New Roman" w:hAnsi="Times New Roman" w:cs="Times New Roman"/>
-          <w:sz w:val="24"/>
-          <w:szCs w:val="24"/>
-        </w:rPr>
-        <w:br/>
-      </w:r>
-      <w:r>
-        <w:rPr>
-          <w:rFonts w:ascii="Times New Roman" w:hAnsi="Times New Roman" w:cs="Times New Roman"/>
-          <w:noProof/>
-        </w:rPr>
-        <w:lastRenderedPageBreak/>
-        <mc:AlternateContent>
-          <mc:Choice Requires="wpg">
-            <w:drawing>
-              <wp:anchor distT="0" distB="0" distL="114300" distR="114300" simplePos="0" relativeHeight="251665408" behindDoc="1" locked="0" layoutInCell="1" allowOverlap="1" wp14:anchorId="2EAB11D8" wp14:editId="73D84DED">
-                <wp:simplePos x="0" y="0"/>
-                <wp:positionH relativeFrom="margin">
-                  <wp:posOffset>5751195</wp:posOffset>
-                </wp:positionH>
-                <wp:positionV relativeFrom="paragraph">
-                  <wp:posOffset>-737870</wp:posOffset>
-                </wp:positionV>
-                <wp:extent cx="1203995" cy="13095734"/>
-                <wp:effectExtent l="57150" t="38100" r="15240" b="29845"/>
-                <wp:wrapNone/>
-                <wp:docPr id="14" name="Group 3"/>
-                <wp:cNvGraphicFramePr>
-                  <a:graphicFrameLocks xmlns:a="http://schemas.openxmlformats.org/drawingml/2006/main"/>
-                </wp:cNvGraphicFramePr>
-                <a:graphic xmlns:a="http://schemas.openxmlformats.org/drawingml/2006/main">
-                  <a:graphicData uri="http://schemas.microsoft.com/office/word/2010/wordprocessingGroup">
-                    <wpg:wgp>
-                      <wpg:cNvGrpSpPr>
-                        <a:grpSpLocks/>
-                      </wpg:cNvGrpSpPr>
-                      <wpg:grpSpPr bwMode="auto">
-                        <a:xfrm>
-                          <a:off x="0" y="0"/>
-                          <a:ext cx="1203995" cy="13095734"/>
-                          <a:chOff x="7285" y="-22"/>
-                          <a:chExt cx="2681" cy="20510"/>
-                        </a:xfrm>
-                      </wpg:grpSpPr>
-                      <wps:wsp>
-                        <wps:cNvPr id="15" name="AutoShape 128"/>
-                        <wps:cNvCnPr>
-                          <a:cxnSpLocks noChangeShapeType="1"/>
-                        </wps:cNvCnPr>
-                        <wps:spPr bwMode="auto">
-                          <a:xfrm>
-                            <a:off x="9966" y="6"/>
-                            <a:ext cx="0" cy="20454"/>
-                          </a:xfrm>
-                          <a:prstGeom prst="straightConnector1">
-                            <a:avLst/>
-                          </a:prstGeom>
-                          <a:ln>
-                            <a:solidFill>
-                              <a:schemeClr val="accent6">
-                                <a:lumMod val="75000"/>
-                              </a:schemeClr>
-                            </a:solidFill>
-                            <a:headEnd/>
-                            <a:tailEnd/>
-                          </a:ln>
-                        </wps:spPr>
-                        <wps:style>
-                          <a:lnRef idx="1">
-                            <a:schemeClr val="dk1"/>
-                          </a:lnRef>
-                          <a:fillRef idx="0">
-                            <a:schemeClr val="dk1"/>
-                          </a:fillRef>
-                          <a:effectRef idx="0">
-                            <a:schemeClr val="dk1"/>
-                          </a:effectRef>
-                          <a:fontRef idx="minor">
-                            <a:schemeClr val="tx1"/>
-                          </a:fontRef>
-                        </wps:style>
-                        <wps:bodyPr/>
-                      </wps:wsp>
-                      <wps:wsp>
-                        <wps:cNvPr id="16" name="AutoShape 127"/>
-                        <wps:cNvCnPr>
-                          <a:cxnSpLocks noChangeShapeType="1"/>
-                        </wps:cNvCnPr>
-                        <wps:spPr bwMode="auto">
-                          <a:xfrm>
-                            <a:off x="9710" y="6"/>
-                            <a:ext cx="0" cy="20368"/>
-                          </a:xfrm>
-                          <a:prstGeom prst="straightConnector1">
-                            <a:avLst/>
-                          </a:prstGeom>
-                          <a:ln>
-                            <a:solidFill>
-                              <a:schemeClr val="accent6">
-                                <a:lumMod val="60000"/>
-                                <a:lumOff val="40000"/>
-                              </a:schemeClr>
-                            </a:solidFill>
-                            <a:headEnd/>
-                            <a:tailEnd/>
-                          </a:ln>
-                          <a:scene3d>
-                            <a:camera prst="orthographicFront"/>
-                            <a:lightRig rig="threePt" dir="t"/>
-                          </a:scene3d>
-                          <a:sp3d>
-                            <a:bevelT w="139700" h="139700" prst="divot"/>
-                          </a:sp3d>
-                        </wps:spPr>
-                        <wps:style>
-                          <a:lnRef idx="3">
-                            <a:schemeClr val="lt1"/>
-                          </a:lnRef>
-                          <a:fillRef idx="1">
-                            <a:schemeClr val="accent1"/>
-                          </a:fillRef>
-                          <a:effectRef idx="1">
-                            <a:schemeClr val="accent1"/>
-                          </a:effectRef>
-                          <a:fontRef idx="minor">
-                            <a:schemeClr val="lt1"/>
-                          </a:fontRef>
-                        </wps:style>
-                        <wps:bodyPr/>
-                      </wps:wsp>
-                      <wps:wsp>
-                        <wps:cNvPr id="17" name="AutoShape 101"/>
-                        <wps:cNvCnPr>
-                          <a:cxnSpLocks noChangeShapeType="1"/>
-                        </wps:cNvCnPr>
-                        <wps:spPr bwMode="auto">
-                          <a:xfrm>
-                            <a:off x="9563" y="-22"/>
-                            <a:ext cx="0" cy="20482"/>
-                          </a:xfrm>
-                          <a:prstGeom prst="straightConnector1">
-                            <a:avLst/>
-                          </a:prstGeom>
-                          <a:ln>
-                            <a:solidFill>
-                              <a:schemeClr val="accent6">
-                                <a:lumMod val="75000"/>
-                              </a:schemeClr>
-                            </a:solidFill>
-                            <a:headEnd/>
-                            <a:tailEnd/>
-                          </a:ln>
-                        </wps:spPr>
-                        <wps:style>
-                          <a:lnRef idx="2">
-                            <a:schemeClr val="dk1"/>
-                          </a:lnRef>
-                          <a:fillRef idx="0">
-                            <a:schemeClr val="dk1"/>
-                          </a:fillRef>
-                          <a:effectRef idx="1">
-                            <a:schemeClr val="dk1"/>
-                          </a:effectRef>
-                          <a:fontRef idx="minor">
-                            <a:schemeClr val="tx1"/>
-                          </a:fontRef>
-                        </wps:style>
-                        <wps:bodyPr/>
-                      </wps:wsp>
-                      <wps:wsp>
-                        <wps:cNvPr id="18" name="Oval 121"/>
-                        <wps:cNvSpPr>
-                          <a:spLocks noChangeArrowheads="1"/>
-                        </wps:cNvSpPr>
-                        <wps:spPr bwMode="auto">
-                          <a:xfrm>
-                            <a:off x="7285" y="13734"/>
-                            <a:ext cx="1776" cy="1321"/>
-                          </a:xfrm>
-                          <a:prstGeom prst="ellipse">
-                            <a:avLst/>
-                          </a:prstGeom>
-                          <a:gradFill>
-                            <a:gsLst>
-                              <a:gs pos="0">
-                                <a:schemeClr val="accent1">
-                                  <a:lumMod val="5000"/>
-                                  <a:lumOff val="95000"/>
-                                </a:schemeClr>
-                              </a:gs>
-                              <a:gs pos="31000">
-                                <a:schemeClr val="accent6">
-                                  <a:lumMod val="40000"/>
-                                  <a:lumOff val="60000"/>
-                                </a:schemeClr>
-                              </a:gs>
-                              <a:gs pos="83000">
-                                <a:schemeClr val="accent6">
-                                  <a:lumMod val="40000"/>
-                                  <a:lumOff val="60000"/>
-                                </a:schemeClr>
-                              </a:gs>
-                              <a:gs pos="100000">
-                                <a:schemeClr val="accent1">
-                                  <a:lumMod val="30000"/>
-                                  <a:lumOff val="70000"/>
-                                </a:schemeClr>
-                              </a:gs>
-                            </a:gsLst>
-                            <a:lin ang="5400000" scaled="1"/>
-                          </a:gradFill>
-                          <a:ln>
-                            <a:solidFill>
-                              <a:schemeClr val="accent6">
-                                <a:lumMod val="60000"/>
-                                <a:lumOff val="40000"/>
-                              </a:schemeClr>
-                            </a:solidFill>
-                            <a:headEnd/>
-                            <a:tailEnd/>
-                          </a:ln>
-                          <a:scene3d>
-                            <a:camera prst="orthographicFront"/>
-                            <a:lightRig rig="threePt" dir="t"/>
-                          </a:scene3d>
-                          <a:sp3d>
-                            <a:bevelT w="152400" h="50800" prst="softRound"/>
-                          </a:sp3d>
-                        </wps:spPr>
-                        <wps:style>
-                          <a:lnRef idx="3">
-                            <a:schemeClr val="lt1"/>
-                          </a:lnRef>
-                          <a:fillRef idx="1">
-                            <a:schemeClr val="accent1"/>
-                          </a:fillRef>
-                          <a:effectRef idx="1">
-                            <a:schemeClr val="accent1"/>
-                          </a:effectRef>
-                          <a:fontRef idx="minor">
-                            <a:schemeClr val="lt1"/>
-                          </a:fontRef>
-                        </wps:style>
-                        <wps:bodyPr rot="0" vert="horz" wrap="square" lIns="91440" tIns="45720" rIns="91440" bIns="45720" anchor="t" anchorCtr="0" upright="1">
-                          <a:noAutofit/>
-                        </wps:bodyPr>
-                      </wps:wsp>
-                      <wps:wsp>
-                        <wps:cNvPr id="19" name="AutoShape 101"/>
-                        <wps:cNvCnPr>
-                          <a:cxnSpLocks noChangeShapeType="1"/>
-                        </wps:cNvCnPr>
-                        <wps:spPr bwMode="auto">
-                          <a:xfrm>
-                            <a:off x="9847" y="6"/>
-                            <a:ext cx="0" cy="20482"/>
-                          </a:xfrm>
-                          <a:prstGeom prst="straightConnector1">
-                            <a:avLst/>
-                          </a:prstGeom>
-                          <a:ln>
-                            <a:solidFill>
-                              <a:schemeClr val="accent6">
-                                <a:lumMod val="75000"/>
-                              </a:schemeClr>
-                            </a:solidFill>
-                            <a:headEnd/>
-                            <a:tailEnd/>
-                          </a:ln>
-                        </wps:spPr>
-                        <wps:style>
-                          <a:lnRef idx="2">
-                            <a:schemeClr val="dk1"/>
-                          </a:lnRef>
-                          <a:fillRef idx="0">
-                            <a:schemeClr val="dk1"/>
-                          </a:fillRef>
-                          <a:effectRef idx="1">
-                            <a:schemeClr val="dk1"/>
-                          </a:effectRef>
-                          <a:fontRef idx="minor">
-                            <a:schemeClr val="tx1"/>
-                          </a:fontRef>
-                        </wps:style>
-                        <wps:bodyPr/>
-                      </wps:wsp>
-                    </wpg:wgp>
-                  </a:graphicData>
-                </a:graphic>
-                <wp14:sizeRelH relativeFrom="page">
-                  <wp14:pctWidth>0</wp14:pctWidth>
-                </wp14:sizeRelH>
-                <wp14:sizeRelV relativeFrom="page">
-                  <wp14:pctHeight>0</wp14:pctHeight>
-                </wp14:sizeRelV>
-              </wp:anchor>
-            </w:drawing>
-          </mc:Choice>
-          <mc:Fallback>
-            <w:pict>
-              <v:group w14:anchorId="2846B3DC" id="Group 3" o:spid="_x0000_s1026" style="position:absolute;margin-left:452.85pt;margin-top:-58.1pt;width:94.8pt;height:1031.15pt;z-index:-251651072;mso-position-horizontal-relative:margin" coordorigin="7285,-22" coordsize="2681,20510" o:gfxdata="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">
-                <v:shape id="AutoShape 128" o:spid="_x0000_s1027" type="#_x0000_t32" style="position:absolute;left:9966;top:6;width:0;height:20454;visibility:visible;mso-wrap-style:square" o:connectortype="straight" o:gfxdata="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" strokecolor="#538135 [2409]" strokeweight=".5pt">
-                  <v:stroke joinstyle="miter"/>
-                </v:shape>
-                <v:shape id="AutoShape 127" o:spid="_x0000_s1028" type="#_x0000_t32" style="position:absolute;left:9710;top:6;width:0;height:20368;visibility:visible;mso-wrap-style:square" o:connectortype="straight" o:gfxdata="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" filled="t" fillcolor="#5b9bd5 [3204]" strokecolor="#a8d08d [1945]" strokeweight="1.5pt">
-                  <v:stroke joinstyle="miter"/>
-                </v:shape>
-                <v:shape id="AutoShape 101" o:spid="_x0000_s1029" type="#_x0000_t32" style="position:absolute;left:9563;top:-22;width:0;height:20482;visibility:visible;mso-wrap-style:square" o:connectortype="straight" o:gfxdata="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" strokecolor="#538135 [2409]" strokeweight="1pt">
-                  <v:stroke joinstyle="miter"/>
-                </v:shape>
-                <v:oval id="Oval 121" o:spid="_x0000_s1030" style="position:absolute;left:7285;top:13734;width:1776;height:1321;visibility:visible;mso-wrap-style:square;v-text-anchor:top" o:gfxdata="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" fillcolor="#f7fafd [180]" strokecolor="#a8d08d [1945]" strokeweight="1.5pt">
-                  <v:fill color2="#cde0f2 [980]" colors="0 #f7fafd;20316f #c5e0b4;54395f #c5e0b4;1 #cee1f2" focus="100%" type="gradient"/>
-                  <v:stroke joinstyle="miter"/>
-                </v:oval>
-                <v:shape id="AutoShape 101" o:spid="_x0000_s1031" type="#_x0000_t32" style="position:absolute;left:9847;top:6;width:0;height:20482;visibility:visible;mso-wrap-style:square" o:connectortype="straight" o:gfxdata="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" strokecolor="#538135 [2409]" strokeweight="1pt">
-                  <v:stroke joinstyle="miter"/>
-                </v:shape>
                 <w10:wrap anchorx="margin"/>
               </v:group>
             </w:pict>
@@ -6483,408 +6176,6 @@
       <w:r>
         <w:rPr>
           <w:rFonts w:ascii="Times New Roman" w:eastAsia="Times New Roman" w:hAnsi="Times New Roman" w:cs="Times New Roman"/>
-          <w:sz w:val="24"/>
-          <w:szCs w:val="24"/>
-        </w:rPr>
-        <w:t>a) Both A and R are true and R is the correct explanation of A</w:t>
-      </w:r>
-      <w:r>
-        <w:rPr>
-          <w:rFonts w:ascii="Times New Roman" w:eastAsia="Times New Roman" w:hAnsi="Times New Roman" w:cs="Times New Roman"/>
-          <w:sz w:val="24"/>
-          <w:szCs w:val="24"/>
-        </w:rPr>
-        <w:br/>
-        <w:t>b) Both A and R are true but R is not the correct explanation of A</w:t>
-      </w:r>
-      <w:r>
-        <w:rPr>
-          <w:rFonts w:ascii="Times New Roman" w:eastAsia="Times New Roman" w:hAnsi="Times New Roman" w:cs="Times New Roman"/>
-          <w:sz w:val="24"/>
-          <w:szCs w:val="24"/>
-        </w:rPr>
-        <w:br/>
-        <w:t>c) A is true but R is false</w:t>
-      </w:r>
-      <w:r>
-        <w:rPr>
-          <w:rFonts w:ascii="Times New Roman" w:eastAsia="Times New Roman" w:hAnsi="Times New Roman" w:cs="Times New Roman"/>
-          <w:sz w:val="24"/>
-          <w:szCs w:val="24"/>
-        </w:rPr>
-        <w:br/>
-        <w:t>d) A is false but R is true</w:t>
-      </w:r>
-      <w:r>
-        <w:rPr>
-          <w:rFonts w:ascii="Times New Roman" w:eastAsia="Times New Roman" w:hAnsi="Times New Roman" w:cs="Times New Roman"/>
-          <w:sz w:val="24"/>
-          <w:szCs w:val="24"/>
-        </w:rPr>
-        <w:br/>
-      </w:r>
-      <w:r>
-        <w:rPr>
-          <w:rFonts w:ascii="Times New Roman" w:eastAsia="Times New Roman" w:hAnsi="Times New Roman" w:cs="Times New Roman"/>
-          <w:b/>
-          <w:bCs/>
-          <w:color w:val="FF0000"/>
-          <w:sz w:val="24"/>
-          <w:szCs w:val="24"/>
-        </w:rPr>
-        <w:t>Answer:</w:t>
-      </w:r>
-      <w:r>
-        <w:rPr>
-          <w:rFonts w:ascii="Times New Roman" w:eastAsia="Times New Roman" w:hAnsi="Times New Roman" w:cs="Times New Roman"/>
-          <w:color w:val="FF0000"/>
-          <w:sz w:val="24"/>
-          <w:szCs w:val="24"/>
-        </w:rPr>
-        <w:t xml:space="preserve"> a</w:t>
-      </w:r>
-    </w:p>
-    <w:p>
-      <w:pPr>
-        <w:spacing w:before="100" w:beforeAutospacing="1" w:after="100" w:afterAutospacing="1" w:line="240" w:lineRule="auto"/>
-        <w:rPr>
-          <w:rFonts w:ascii="Times New Roman" w:eastAsia="Times New Roman" w:hAnsi="Times New Roman" w:cs="Times New Roman"/>
-          <w:color w:val="FF0000"/>
-          <w:sz w:val="24"/>
-          <w:szCs w:val="24"/>
-        </w:rPr>
-      </w:pPr>
-      <w:r>
-        <w:rPr>
-          <w:rFonts w:ascii="Times New Roman" w:eastAsia="Times New Roman" w:hAnsi="Times New Roman" w:cs="Times New Roman"/>
-          <w:b/>
-          <w:bCs/>
-          <w:color w:val="00B050"/>
-          <w:sz w:val="24"/>
-          <w:szCs w:val="24"/>
-        </w:rPr>
-        <w:t>Q9.</w:t>
-      </w:r>
-      <w:r>
-        <w:rPr>
-          <w:rFonts w:ascii="Times New Roman" w:eastAsia="Times New Roman" w:hAnsi="Times New Roman" w:cs="Times New Roman"/>
-          <w:color w:val="00B050"/>
-          <w:sz w:val="24"/>
-          <w:szCs w:val="24"/>
-        </w:rPr>
-        <w:br/>
-      </w:r>
-      <w:r>
-        <w:rPr>
-          <w:rFonts w:ascii="Times New Roman" w:eastAsia="Times New Roman" w:hAnsi="Times New Roman" w:cs="Times New Roman"/>
-          <w:b/>
-          <w:bCs/>
-          <w:sz w:val="24"/>
-          <w:szCs w:val="24"/>
-        </w:rPr>
-        <w:t>Assertion (A):</w:t>
-      </w:r>
-      <w:r>
-        <w:rPr>
-          <w:rFonts w:ascii="Times New Roman" w:eastAsia="Times New Roman" w:hAnsi="Times New Roman" w:cs="Times New Roman"/>
-          <w:sz w:val="24"/>
-          <w:szCs w:val="24"/>
-        </w:rPr>
-        <w:t xml:space="preserve"> A class cannot contain methods.</w:t>
-      </w:r>
-      <w:r>
-        <w:rPr>
-          <w:rFonts w:ascii="Times New Roman" w:eastAsia="Times New Roman" w:hAnsi="Times New Roman" w:cs="Times New Roman"/>
-          <w:sz w:val="24"/>
-          <w:szCs w:val="24"/>
-        </w:rPr>
-        <w:br/>
-      </w:r>
-      <w:r>
-        <w:rPr>
-          <w:rFonts w:ascii="Times New Roman" w:eastAsia="Times New Roman" w:hAnsi="Times New Roman" w:cs="Times New Roman"/>
-          <w:b/>
-          <w:bCs/>
-          <w:sz w:val="24"/>
-          <w:szCs w:val="24"/>
-        </w:rPr>
-        <w:t>Reason (R):</w:t>
-      </w:r>
-      <w:r>
-        <w:rPr>
-          <w:rFonts w:ascii="Times New Roman" w:eastAsia="Times New Roman" w:hAnsi="Times New Roman" w:cs="Times New Roman"/>
-          <w:sz w:val="24"/>
-          <w:szCs w:val="24"/>
-        </w:rPr>
-        <w:t xml:space="preserve"> Only variables are allowed in a class.</w:t>
-      </w:r>
-      <w:r>
-        <w:rPr>
-          <w:rFonts w:ascii="Times New Roman" w:eastAsia="Times New Roman" w:hAnsi="Times New Roman" w:cs="Times New Roman"/>
-          <w:sz w:val="24"/>
-          <w:szCs w:val="24"/>
-        </w:rPr>
-        <w:br/>
-      </w:r>
-      <w:r>
-        <w:rPr>
-          <w:rFonts w:ascii="Times New Roman" w:eastAsia="Times New Roman" w:hAnsi="Times New Roman" w:cs="Times New Roman"/>
-          <w:b/>
-          <w:bCs/>
-          <w:sz w:val="24"/>
-          <w:szCs w:val="24"/>
-        </w:rPr>
-        <w:t>Options:</w:t>
-      </w:r>
-      <w:r>
-        <w:rPr>
-          <w:rFonts w:ascii="Times New Roman" w:eastAsia="Times New Roman" w:hAnsi="Times New Roman" w:cs="Times New Roman"/>
-          <w:sz w:val="24"/>
-          <w:szCs w:val="24"/>
-        </w:rPr>
-        <w:br/>
-        <w:t>a) Both A and R are true and R is the correct explanation of A</w:t>
-      </w:r>
-      <w:r>
-        <w:rPr>
-          <w:rFonts w:ascii="Times New Roman" w:eastAsia="Times New Roman" w:hAnsi="Times New Roman" w:cs="Times New Roman"/>
-          <w:sz w:val="24"/>
-          <w:szCs w:val="24"/>
-        </w:rPr>
-        <w:br/>
-        <w:t>b) Both A and R are true but R is not the correct explanation of A</w:t>
-      </w:r>
-      <w:r>
-        <w:rPr>
-          <w:rFonts w:ascii="Times New Roman" w:eastAsia="Times New Roman" w:hAnsi="Times New Roman" w:cs="Times New Roman"/>
-          <w:sz w:val="24"/>
-          <w:szCs w:val="24"/>
-        </w:rPr>
-        <w:br/>
-        <w:t>c) A is true but R is false</w:t>
-      </w:r>
-      <w:r>
-        <w:rPr>
-          <w:rFonts w:ascii="Times New Roman" w:eastAsia="Times New Roman" w:hAnsi="Times New Roman" w:cs="Times New Roman"/>
-          <w:sz w:val="24"/>
-          <w:szCs w:val="24"/>
-        </w:rPr>
-        <w:br/>
-        <w:t>d) A is false but R is true</w:t>
-      </w:r>
-      <w:r>
-        <w:rPr>
-          <w:rFonts w:ascii="Times New Roman" w:eastAsia="Times New Roman" w:hAnsi="Times New Roman" w:cs="Times New Roman"/>
-          <w:sz w:val="24"/>
-          <w:szCs w:val="24"/>
-        </w:rPr>
-        <w:br/>
-      </w:r>
-      <w:r>
-        <w:rPr>
-          <w:rFonts w:ascii="Times New Roman" w:eastAsia="Times New Roman" w:hAnsi="Times New Roman" w:cs="Times New Roman"/>
-          <w:b/>
-          <w:bCs/>
-          <w:color w:val="FF0000"/>
-          <w:sz w:val="24"/>
-          <w:szCs w:val="24"/>
-        </w:rPr>
-        <w:t>Answer:</w:t>
-      </w:r>
-      <w:r>
-        <w:rPr>
-          <w:rFonts w:ascii="Times New Roman" w:eastAsia="Times New Roman" w:hAnsi="Times New Roman" w:cs="Times New Roman"/>
-          <w:color w:val="FF0000"/>
-          <w:sz w:val="24"/>
-          <w:szCs w:val="24"/>
-        </w:rPr>
-        <w:t xml:space="preserve"> d</w:t>
-      </w:r>
-    </w:p>
-    <w:p>
-      <w:pPr>
-        <w:spacing w:before="100" w:beforeAutospacing="1" w:after="100" w:afterAutospacing="1" w:line="240" w:lineRule="auto"/>
-        <w:rPr>
-          <w:rFonts w:ascii="Times New Roman" w:eastAsia="Times New Roman" w:hAnsi="Times New Roman" w:cs="Times New Roman"/>
-          <w:color w:val="FF0000"/>
-          <w:sz w:val="24"/>
-          <w:szCs w:val="24"/>
-        </w:rPr>
-      </w:pPr>
-      <w:r>
-        <w:rPr>
-          <w:rFonts w:ascii="Times New Roman" w:eastAsia="Times New Roman" w:hAnsi="Times New Roman" w:cs="Times New Roman"/>
-          <w:b/>
-          <w:bCs/>
-          <w:color w:val="00B050"/>
-          <w:sz w:val="24"/>
-          <w:szCs w:val="24"/>
-        </w:rPr>
-        <w:t>Q10.</w:t>
-      </w:r>
-      <w:r>
-        <w:rPr>
-          <w:rFonts w:ascii="Times New Roman" w:eastAsia="Times New Roman" w:hAnsi="Times New Roman" w:cs="Times New Roman"/>
-          <w:color w:val="00B050"/>
-          <w:sz w:val="24"/>
-          <w:szCs w:val="24"/>
-        </w:rPr>
-        <w:br/>
-      </w:r>
-      <w:r>
-        <w:rPr>
-          <w:rFonts w:ascii="Times New Roman" w:eastAsia="Times New Roman" w:hAnsi="Times New Roman" w:cs="Times New Roman"/>
-          <w:b/>
-          <w:bCs/>
-          <w:sz w:val="24"/>
-          <w:szCs w:val="24"/>
-        </w:rPr>
-        <w:t>Assertion (A):</w:t>
-      </w:r>
-      <w:r>
-        <w:rPr>
-          <w:rFonts w:ascii="Times New Roman" w:eastAsia="Times New Roman" w:hAnsi="Times New Roman" w:cs="Times New Roman"/>
-          <w:sz w:val="24"/>
-          <w:szCs w:val="24"/>
-        </w:rPr>
-        <w:t xml:space="preserve"> A constructor is automatically called when an object is created.</w:t>
-      </w:r>
-      <w:r>
-        <w:rPr>
-          <w:rFonts w:ascii="Times New Roman" w:eastAsia="Times New Roman" w:hAnsi="Times New Roman" w:cs="Times New Roman"/>
-          <w:sz w:val="24"/>
-          <w:szCs w:val="24"/>
-        </w:rPr>
-        <w:br/>
-      </w:r>
-      <w:r>
-        <w:rPr>
-          <w:rFonts w:ascii="Times New Roman" w:eastAsia="Times New Roman" w:hAnsi="Times New Roman" w:cs="Times New Roman"/>
-          <w:b/>
-          <w:bCs/>
-          <w:sz w:val="24"/>
-          <w:szCs w:val="24"/>
-        </w:rPr>
-        <w:t>Reason (R):</w:t>
-      </w:r>
-      <w:r>
-        <w:rPr>
-          <w:rFonts w:ascii="Times New Roman" w:eastAsia="Times New Roman" w:hAnsi="Times New Roman" w:cs="Times New Roman"/>
-          <w:sz w:val="24"/>
-          <w:szCs w:val="24"/>
-        </w:rPr>
-        <w:t xml:space="preserve"> It initializes the state of the object.</w:t>
-      </w:r>
-      <w:r>
-        <w:rPr>
-          <w:rFonts w:ascii="Times New Roman" w:eastAsia="Times New Roman" w:hAnsi="Times New Roman" w:cs="Times New Roman"/>
-          <w:sz w:val="24"/>
-          <w:szCs w:val="24"/>
-        </w:rPr>
-        <w:br/>
-      </w:r>
-      <w:r>
-        <w:rPr>
-          <w:rFonts w:ascii="Times New Roman" w:eastAsia="Times New Roman" w:hAnsi="Times New Roman" w:cs="Times New Roman"/>
-          <w:b/>
-          <w:bCs/>
-          <w:sz w:val="24"/>
-          <w:szCs w:val="24"/>
-        </w:rPr>
-        <w:t>Options:</w:t>
-      </w:r>
-      <w:r>
-        <w:rPr>
-          <w:rFonts w:ascii="Times New Roman" w:eastAsia="Times New Roman" w:hAnsi="Times New Roman" w:cs="Times New Roman"/>
-          <w:sz w:val="24"/>
-          <w:szCs w:val="24"/>
-        </w:rPr>
-        <w:br/>
-        <w:t>a) Both A and R are true and R is the correct explanation of A</w:t>
-      </w:r>
-      <w:r>
-        <w:rPr>
-          <w:rFonts w:ascii="Times New Roman" w:eastAsia="Times New Roman" w:hAnsi="Times New Roman" w:cs="Times New Roman"/>
-          <w:sz w:val="24"/>
-          <w:szCs w:val="24"/>
-        </w:rPr>
-        <w:br/>
-        <w:t>b) Both A and R are true but R is not the correct explanation of A</w:t>
-      </w:r>
-      <w:r>
-        <w:rPr>
-          <w:rFonts w:ascii="Times New Roman" w:eastAsia="Times New Roman" w:hAnsi="Times New Roman" w:cs="Times New Roman"/>
-          <w:sz w:val="24"/>
-          <w:szCs w:val="24"/>
-        </w:rPr>
-        <w:br/>
-        <w:t>c) A is true but R is false</w:t>
-      </w:r>
-      <w:r>
-        <w:rPr>
-          <w:rFonts w:ascii="Times New Roman" w:eastAsia="Times New Roman" w:hAnsi="Times New Roman" w:cs="Times New Roman"/>
-          <w:sz w:val="24"/>
-          <w:szCs w:val="24"/>
-        </w:rPr>
-        <w:br/>
-        <w:t>d) A is false but R is true</w:t>
-      </w:r>
-      <w:r>
-        <w:rPr>
-          <w:rFonts w:ascii="Times New Roman" w:eastAsia="Times New Roman" w:hAnsi="Times New Roman" w:cs="Times New Roman"/>
-          <w:sz w:val="24"/>
-          <w:szCs w:val="24"/>
-        </w:rPr>
-        <w:br/>
-      </w:r>
-      <w:r>
-        <w:rPr>
-          <w:rFonts w:ascii="Times New Roman" w:eastAsia="Times New Roman" w:hAnsi="Times New Roman" w:cs="Times New Roman"/>
-          <w:b/>
-          <w:bCs/>
-          <w:color w:val="FF0000"/>
-          <w:sz w:val="24"/>
-          <w:szCs w:val="24"/>
-        </w:rPr>
-        <w:t>Answer:</w:t>
-      </w:r>
-      <w:r>
-        <w:rPr>
-          <w:rFonts w:ascii="Times New Roman" w:eastAsia="Times New Roman" w:hAnsi="Times New Roman" w:cs="Times New Roman"/>
-          <w:color w:val="FF0000"/>
-          <w:sz w:val="24"/>
-          <w:szCs w:val="24"/>
-        </w:rPr>
-        <w:t xml:space="preserve"> a</w:t>
-      </w:r>
-    </w:p>
-    <w:p>
-      <w:pPr>
-        <w:spacing w:before="100" w:beforeAutospacing="1" w:after="100" w:afterAutospacing="1" w:line="240" w:lineRule="auto"/>
-        <w:rPr>
-          <w:rFonts w:ascii="Times New Roman" w:eastAsia="Times New Roman" w:hAnsi="Times New Roman" w:cs="Times New Roman"/>
-          <w:sz w:val="24"/>
-          <w:szCs w:val="24"/>
-        </w:rPr>
-      </w:pPr>
-    </w:p>
-    <w:p>
-      <w:pPr>
-        <w:spacing w:before="100" w:beforeAutospacing="1" w:after="100" w:afterAutospacing="1" w:line="240" w:lineRule="auto"/>
-        <w:jc w:val="center"/>
-        <w:outlineLvl w:val="2"/>
-        <w:rPr>
-          <w:rFonts w:ascii="Times New Roman" w:eastAsia="Times New Roman" w:hAnsi="Times New Roman" w:cs="Times New Roman"/>
-          <w:b/>
-          <w:bCs/>
-          <w:color w:val="C00000"/>
-          <w:sz w:val="36"/>
-          <w:szCs w:val="27"/>
-        </w:rPr>
-      </w:pPr>
-      <w:r>
-        <w:rPr>
-          <w:rFonts w:ascii="Times New Roman" w:eastAsia="Times New Roman" w:hAnsi="Times New Roman" w:cs="Times New Roman"/>
           <w:b/>
           <w:bCs/>
           <w:color w:val="C00000"/>
@@ -7546,6 +6837,574 @@
           <w:color w:val="C00000"/>
           <w:sz w:val="32"/>
           <w:szCs w:val="27"/>
+        </w:rPr>
+      </w:pPr>
+      <w:r>
+        <w:rPr>
+          <w:rFonts w:ascii="Times New Roman" w:eastAsia="Times New Roman" w:hAnsi="Times New Roman" w:cs="Times New Roman"/>
+          <w:b/>
+          <w:bCs/>
+          <w:color w:val="C00000"/>
+          <w:sz w:val="32"/>
+          <w:szCs w:val="27"/>
+        </w:rPr>
+        <w:t>Fill in the Blanks with Answers</w:t>
+      </w:r>
+    </w:p>
+    <w:p>
+      <w:pPr>
+        <w:numPr>
+          <w:ilvl w:val="0"/>
+          <w:numId w:val="2"/>
+        </w:numPr>
+        <w:spacing w:before="100" w:beforeAutospacing="1" w:after="100" w:afterAutospacing="1" w:line="240" w:lineRule="auto"/>
+        <w:rPr>
+          <w:rFonts w:ascii="Times New Roman" w:eastAsia="Times New Roman" w:hAnsi="Times New Roman" w:cs="Times New Roman"/>
+          <w:color w:val="FF0000"/>
+          <w:sz w:val="24"/>
+          <w:szCs w:val="24"/>
+        </w:rPr>
+      </w:pPr>
+      <w:r>
+        <w:rPr>
+          <w:rFonts w:ascii="Times New Roman" w:eastAsia="Times New Roman" w:hAnsi="Times New Roman" w:cs="Times New Roman"/>
+          <w:sz w:val="24"/>
+          <w:szCs w:val="24"/>
+        </w:rPr>
+        <w:t>A ______ is a blueprint for creating objects.</w:t>
+      </w:r>
+      <w:r>
+        <w:rPr>
+          <w:rFonts w:ascii="Times New Roman" w:eastAsia="Times New Roman" w:hAnsi="Times New Roman" w:cs="Times New Roman"/>
+          <w:sz w:val="24"/>
+          <w:szCs w:val="24"/>
+        </w:rPr>
+        <w:br/>
+      </w:r>
+      <w:r>
+        <w:rPr>
+          <w:rFonts w:ascii="Times New Roman" w:eastAsia="Times New Roman" w:hAnsi="Times New Roman" w:cs="Times New Roman"/>
+          <w:b/>
+          <w:bCs/>
+          <w:color w:val="FF0000"/>
+          <w:sz w:val="24"/>
+          <w:szCs w:val="24"/>
+        </w:rPr>
+        <w:t>Answer:</w:t>
+      </w:r>
+      <w:r>
+        <w:rPr>
+          <w:rFonts w:ascii="Times New Roman" w:eastAsia="Times New Roman" w:hAnsi="Times New Roman" w:cs="Times New Roman"/>
+          <w:color w:val="FF0000"/>
+          <w:sz w:val="24"/>
+          <w:szCs w:val="24"/>
+        </w:rPr>
+        <w:t xml:space="preserve"> class</w:t>
+      </w:r>
+    </w:p>
+    <w:p>
+      <w:pPr>
+        <w:numPr>
+          <w:ilvl w:val="0"/>
+          <w:numId w:val="2"/>
+        </w:numPr>
+        <w:spacing w:before="100" w:beforeAutospacing="1" w:after="100" w:afterAutospacing="1" w:line="240" w:lineRule="auto"/>
+        <w:rPr>
+          <w:rFonts w:ascii="Times New Roman" w:eastAsia="Times New Roman" w:hAnsi="Times New Roman" w:cs="Times New Roman"/>
+          <w:color w:val="FF0000"/>
+          <w:sz w:val="24"/>
+          <w:szCs w:val="24"/>
+        </w:rPr>
+      </w:pPr>
+      <w:proofErr w:type="gramStart"/>
+      <w:r>
+        <w:rPr>
+          <w:rFonts w:ascii="Times New Roman" w:eastAsia="Times New Roman" w:hAnsi="Times New Roman" w:cs="Times New Roman"/>
+          <w:sz w:val="24"/>
+          <w:szCs w:val="24"/>
+        </w:rPr>
+        <w:t>An</w:t>
+      </w:r>
+      <w:proofErr w:type="gramEnd"/>
+      <w:r>
+        <w:rPr>
+          <w:rFonts w:ascii="Times New Roman" w:eastAsia="Times New Roman" w:hAnsi="Times New Roman" w:cs="Times New Roman"/>
+          <w:sz w:val="24"/>
+          <w:szCs w:val="24"/>
+        </w:rPr>
+        <w:t xml:space="preserve"> ______ is an instance of a class.</w:t>
+      </w:r>
+      <w:r>
+        <w:rPr>
+          <w:rFonts w:ascii="Times New Roman" w:eastAsia="Times New Roman" w:hAnsi="Times New Roman" w:cs="Times New Roman"/>
+          <w:sz w:val="24"/>
+          <w:szCs w:val="24"/>
+        </w:rPr>
+        <w:br/>
+      </w:r>
+      <w:r>
+        <w:rPr>
+          <w:rFonts w:ascii="Times New Roman" w:eastAsia="Times New Roman" w:hAnsi="Times New Roman" w:cs="Times New Roman"/>
+          <w:b/>
+          <w:bCs/>
+          <w:color w:val="FF0000"/>
+          <w:sz w:val="24"/>
+          <w:szCs w:val="24"/>
+        </w:rPr>
+        <w:t>Answer:</w:t>
+      </w:r>
+      <w:r>
+        <w:rPr>
+          <w:rFonts w:ascii="Times New Roman" w:eastAsia="Times New Roman" w:hAnsi="Times New Roman" w:cs="Times New Roman"/>
+          <w:color w:val="FF0000"/>
+          <w:sz w:val="24"/>
+          <w:szCs w:val="24"/>
+        </w:rPr>
+        <w:t xml:space="preserve"> object</w:t>
+      </w:r>
+    </w:p>
+    <w:p>
+      <w:pPr>
+        <w:numPr>
+          <w:ilvl w:val="0"/>
+          <w:numId w:val="2"/>
+        </w:numPr>
+        <w:spacing w:before="100" w:beforeAutospacing="1" w:after="100" w:afterAutospacing="1" w:line="240" w:lineRule="auto"/>
+        <w:rPr>
+          <w:rFonts w:ascii="Times New Roman" w:eastAsia="Times New Roman" w:hAnsi="Times New Roman" w:cs="Times New Roman"/>
+          <w:color w:val="FF0000"/>
+          <w:sz w:val="24"/>
+          <w:szCs w:val="24"/>
+        </w:rPr>
+      </w:pPr>
+      <w:r>
+        <w:rPr>
+          <w:rFonts w:ascii="Times New Roman" w:eastAsia="Times New Roman" w:hAnsi="Times New Roman" w:cs="Times New Roman"/>
+          <w:sz w:val="24"/>
+          <w:szCs w:val="24"/>
+        </w:rPr>
+        <w:t>The keyword used to create an object is ______.</w:t>
+      </w:r>
+      <w:r>
+        <w:rPr>
+          <w:rFonts w:ascii="Times New Roman" w:eastAsia="Times New Roman" w:hAnsi="Times New Roman" w:cs="Times New Roman"/>
+          <w:sz w:val="24"/>
+          <w:szCs w:val="24"/>
+        </w:rPr>
+        <w:br/>
+      </w:r>
+      <w:r>
+        <w:rPr>
+          <w:rFonts w:ascii="Times New Roman" w:eastAsia="Times New Roman" w:hAnsi="Times New Roman" w:cs="Times New Roman"/>
+          <w:b/>
+          <w:bCs/>
+          <w:color w:val="FF0000"/>
+          <w:sz w:val="24"/>
+          <w:szCs w:val="24"/>
+        </w:rPr>
+        <w:t>Answer:</w:t>
+      </w:r>
+      <w:r>
+        <w:rPr>
+          <w:rFonts w:ascii="Times New Roman" w:eastAsia="Times New Roman" w:hAnsi="Times New Roman" w:cs="Times New Roman"/>
+          <w:color w:val="FF0000"/>
+          <w:sz w:val="24"/>
+          <w:szCs w:val="24"/>
+        </w:rPr>
+        <w:t xml:space="preserve"> new</w:t>
+      </w:r>
+    </w:p>
+    <w:p>
+      <w:pPr>
+        <w:numPr>
+          <w:ilvl w:val="0"/>
+          <w:numId w:val="2"/>
+        </w:numPr>
+        <w:spacing w:before="100" w:beforeAutospacing="1" w:after="100" w:afterAutospacing="1" w:line="240" w:lineRule="auto"/>
+        <w:rPr>
+          <w:rFonts w:ascii="Times New Roman" w:eastAsia="Times New Roman" w:hAnsi="Times New Roman" w:cs="Times New Roman"/>
+          <w:color w:val="FF0000"/>
+          <w:sz w:val="24"/>
+          <w:szCs w:val="24"/>
+        </w:rPr>
+      </w:pPr>
+      <w:r>
+        <w:rPr>
+          <w:rFonts w:ascii="Times New Roman" w:eastAsia="Times New Roman" w:hAnsi="Times New Roman" w:cs="Times New Roman"/>
+          <w:sz w:val="24"/>
+          <w:szCs w:val="24"/>
+        </w:rPr>
+        <w:t>A ______ method is used to initialize an object.</w:t>
+      </w:r>
+      <w:r>
+        <w:rPr>
+          <w:rFonts w:ascii="Times New Roman" w:eastAsia="Times New Roman" w:hAnsi="Times New Roman" w:cs="Times New Roman"/>
+          <w:sz w:val="24"/>
+          <w:szCs w:val="24"/>
+        </w:rPr>
+        <w:br/>
+      </w:r>
+      <w:r>
+        <w:rPr>
+          <w:rFonts w:ascii="Times New Roman" w:eastAsia="Times New Roman" w:hAnsi="Times New Roman" w:cs="Times New Roman"/>
+          <w:b/>
+          <w:bCs/>
+          <w:color w:val="FF0000"/>
+          <w:sz w:val="24"/>
+          <w:szCs w:val="24"/>
+        </w:rPr>
+        <w:t>Answer:</w:t>
+      </w:r>
+      <w:r>
+        <w:rPr>
+          <w:rFonts w:ascii="Times New Roman" w:eastAsia="Times New Roman" w:hAnsi="Times New Roman" w:cs="Times New Roman"/>
+          <w:color w:val="FF0000"/>
+          <w:sz w:val="24"/>
+          <w:szCs w:val="24"/>
+        </w:rPr>
+        <w:t xml:space="preserve"> constructor</w:t>
+      </w:r>
+    </w:p>
+    <w:p>
+      <w:pPr>
+        <w:numPr>
+          <w:ilvl w:val="0"/>
+          <w:numId w:val="2"/>
+        </w:numPr>
+        <w:spacing w:before="100" w:beforeAutospacing="1" w:after="100" w:afterAutospacing="1" w:line="240" w:lineRule="auto"/>
+        <w:rPr>
+          <w:rFonts w:ascii="Times New Roman" w:eastAsia="Times New Roman" w:hAnsi="Times New Roman" w:cs="Times New Roman"/>
+          <w:color w:val="FF0000"/>
+          <w:sz w:val="24"/>
+          <w:szCs w:val="24"/>
+        </w:rPr>
+      </w:pPr>
+      <w:r>
+        <w:rPr>
+          <w:rFonts w:ascii="Times New Roman" w:eastAsia="Times New Roman" w:hAnsi="Times New Roman" w:cs="Times New Roman"/>
+          <w:sz w:val="24"/>
+          <w:szCs w:val="24"/>
+        </w:rPr>
+        <w:t>The process of creating an object is called ______.</w:t>
+      </w:r>
+      <w:r>
+        <w:rPr>
+          <w:rFonts w:ascii="Times New Roman" w:eastAsia="Times New Roman" w:hAnsi="Times New Roman" w:cs="Times New Roman"/>
+          <w:sz w:val="24"/>
+          <w:szCs w:val="24"/>
+        </w:rPr>
+        <w:br/>
+      </w:r>
+      <w:r>
+        <w:rPr>
+          <w:rFonts w:ascii="Times New Roman" w:eastAsia="Times New Roman" w:hAnsi="Times New Roman" w:cs="Times New Roman"/>
+          <w:b/>
+          <w:bCs/>
+          <w:color w:val="FF0000"/>
+          <w:sz w:val="24"/>
+          <w:szCs w:val="24"/>
+        </w:rPr>
+        <w:t>Answer:</w:t>
+      </w:r>
+      <w:r>
+        <w:rPr>
+          <w:rFonts w:ascii="Times New Roman" w:eastAsia="Times New Roman" w:hAnsi="Times New Roman" w:cs="Times New Roman"/>
+          <w:color w:val="FF0000"/>
+          <w:sz w:val="24"/>
+          <w:szCs w:val="24"/>
+        </w:rPr>
+        <w:t xml:space="preserve"> instantiation</w:t>
+      </w:r>
+    </w:p>
+    <w:p>
+      <w:pPr>
+        <w:numPr>
+          <w:ilvl w:val="0"/>
+          <w:numId w:val="2"/>
+        </w:numPr>
+        <w:spacing w:before="100" w:beforeAutospacing="1" w:after="100" w:afterAutospacing="1" w:line="240" w:lineRule="auto"/>
+        <w:rPr>
+          <w:rFonts w:ascii="Times New Roman" w:eastAsia="Times New Roman" w:hAnsi="Times New Roman" w:cs="Times New Roman"/>
+          <w:color w:val="FF0000"/>
+          <w:sz w:val="24"/>
+          <w:szCs w:val="24"/>
+        </w:rPr>
+      </w:pPr>
+      <w:r>
+        <w:rPr>
+          <w:rFonts w:ascii="Times New Roman" w:eastAsia="Times New Roman" w:hAnsi="Times New Roman" w:cs="Times New Roman"/>
+          <w:sz w:val="24"/>
+          <w:szCs w:val="24"/>
+        </w:rPr>
+        <w:t>A constructor must have the same ______ as the class.</w:t>
+      </w:r>
+      <w:r>
+        <w:rPr>
+          <w:rFonts w:ascii="Times New Roman" w:eastAsia="Times New Roman" w:hAnsi="Times New Roman" w:cs="Times New Roman"/>
+          <w:sz w:val="24"/>
+          <w:szCs w:val="24"/>
+        </w:rPr>
+        <w:br/>
+      </w:r>
+      <w:r>
+        <w:rPr>
+          <w:rFonts w:ascii="Times New Roman" w:eastAsia="Times New Roman" w:hAnsi="Times New Roman" w:cs="Times New Roman"/>
+          <w:b/>
+          <w:bCs/>
+          <w:color w:val="FF0000"/>
+          <w:sz w:val="24"/>
+          <w:szCs w:val="24"/>
+        </w:rPr>
+        <w:t>Answer:</w:t>
+      </w:r>
+      <w:r>
+        <w:rPr>
+          <w:rFonts w:ascii="Times New Roman" w:eastAsia="Times New Roman" w:hAnsi="Times New Roman" w:cs="Times New Roman"/>
+          <w:color w:val="FF0000"/>
+          <w:sz w:val="24"/>
+          <w:szCs w:val="24"/>
+        </w:rPr>
+        <w:t xml:space="preserve"> name</w:t>
+      </w:r>
+    </w:p>
+    <w:p>
+      <w:pPr>
+        <w:numPr>
+          <w:ilvl w:val="0"/>
+          <w:numId w:val="2"/>
+        </w:numPr>
+        <w:spacing w:before="100" w:beforeAutospacing="1" w:after="100" w:afterAutospacing="1" w:line="240" w:lineRule="auto"/>
+        <w:rPr>
+          <w:rFonts w:ascii="Times New Roman" w:eastAsia="Times New Roman" w:hAnsi="Times New Roman" w:cs="Times New Roman"/>
+          <w:color w:val="FF0000"/>
+          <w:sz w:val="24"/>
+          <w:szCs w:val="24"/>
+        </w:rPr>
+      </w:pPr>
+      <w:r>
+        <w:rPr>
+          <w:rFonts w:ascii="Times New Roman" w:eastAsia="Times New Roman" w:hAnsi="Times New Roman" w:cs="Times New Roman"/>
+          <w:sz w:val="24"/>
+          <w:szCs w:val="24"/>
+        </w:rPr>
+        <w:t>The keyword ______ is used to define a class in Java.</w:t>
+      </w:r>
+      <w:r>
+        <w:rPr>
+          <w:rFonts w:ascii="Times New Roman" w:eastAsia="Times New Roman" w:hAnsi="Times New Roman" w:cs="Times New Roman"/>
+          <w:sz w:val="24"/>
+          <w:szCs w:val="24"/>
+        </w:rPr>
+        <w:br/>
+      </w:r>
+      <w:r>
+        <w:rPr>
+          <w:rFonts w:ascii="Times New Roman" w:eastAsia="Times New Roman" w:hAnsi="Times New Roman" w:cs="Times New Roman"/>
+          <w:b/>
+          <w:bCs/>
+          <w:color w:val="FF0000"/>
+          <w:sz w:val="24"/>
+          <w:szCs w:val="24"/>
+        </w:rPr>
+        <w:t>Answer:</w:t>
+      </w:r>
+      <w:r>
+        <w:rPr>
+          <w:rFonts w:ascii="Times New Roman" w:eastAsia="Times New Roman" w:hAnsi="Times New Roman" w:cs="Times New Roman"/>
+          <w:color w:val="FF0000"/>
+          <w:sz w:val="24"/>
+          <w:szCs w:val="24"/>
+        </w:rPr>
+        <w:t xml:space="preserve"> class</w:t>
+      </w:r>
+    </w:p>
+    <w:p>
+      <w:pPr>
+        <w:numPr>
+          <w:ilvl w:val="0"/>
+          <w:numId w:val="2"/>
+        </w:numPr>
+        <w:spacing w:before="100" w:beforeAutospacing="1" w:after="100" w:afterAutospacing="1" w:line="240" w:lineRule="auto"/>
+        <w:rPr>
+          <w:rFonts w:ascii="Times New Roman" w:eastAsia="Times New Roman" w:hAnsi="Times New Roman" w:cs="Times New Roman"/>
+          <w:color w:val="FF0000"/>
+          <w:sz w:val="24"/>
+          <w:szCs w:val="24"/>
+        </w:rPr>
+      </w:pPr>
+      <w:r>
+        <w:rPr>
+          <w:rFonts w:ascii="Times New Roman" w:eastAsia="Times New Roman" w:hAnsi="Times New Roman" w:cs="Times New Roman"/>
+          <w:sz w:val="24"/>
+          <w:szCs w:val="24"/>
+        </w:rPr>
+        <w:t>Java allows multiple constructors in a class. This feature is called constructor ______.</w:t>
+      </w:r>
+      <w:r>
+        <w:rPr>
+          <w:rFonts w:ascii="Times New Roman" w:eastAsia="Times New Roman" w:hAnsi="Times New Roman" w:cs="Times New Roman"/>
+          <w:sz w:val="24"/>
+          <w:szCs w:val="24"/>
+        </w:rPr>
+        <w:br/>
+      </w:r>
+      <w:r>
+        <w:rPr>
+          <w:rFonts w:ascii="Times New Roman" w:eastAsia="Times New Roman" w:hAnsi="Times New Roman" w:cs="Times New Roman"/>
+          <w:b/>
+          <w:bCs/>
+          <w:color w:val="FF0000"/>
+          <w:sz w:val="24"/>
+          <w:szCs w:val="24"/>
+        </w:rPr>
+        <w:t>Answer:</w:t>
+      </w:r>
+      <w:r>
+        <w:rPr>
+          <w:rFonts w:ascii="Times New Roman" w:eastAsia="Times New Roman" w:hAnsi="Times New Roman" w:cs="Times New Roman"/>
+          <w:color w:val="FF0000"/>
+          <w:sz w:val="24"/>
+          <w:szCs w:val="24"/>
+        </w:rPr>
+        <w:t xml:space="preserve"> overloading</w:t>
+      </w:r>
+    </w:p>
+    <w:p>
+      <w:pPr>
+        <w:numPr>
+          <w:ilvl w:val="0"/>
+          <w:numId w:val="2"/>
+        </w:numPr>
+        <w:spacing w:before="100" w:beforeAutospacing="1" w:after="100" w:afterAutospacing="1" w:line="240" w:lineRule="auto"/>
+        <w:rPr>
+          <w:rFonts w:ascii="Times New Roman" w:eastAsia="Times New Roman" w:hAnsi="Times New Roman" w:cs="Times New Roman"/>
+          <w:color w:val="FF0000"/>
+          <w:sz w:val="24"/>
+          <w:szCs w:val="24"/>
+        </w:rPr>
+      </w:pPr>
+      <w:r>
+        <w:rPr>
+          <w:rFonts w:ascii="Times New Roman" w:eastAsia="Times New Roman" w:hAnsi="Times New Roman" w:cs="Times New Roman"/>
+          <w:sz w:val="24"/>
+          <w:szCs w:val="24"/>
+        </w:rPr>
+        <w:t>The ______ method is the entry point of a Java program.</w:t>
+      </w:r>
+      <w:r>
+        <w:rPr>
+          <w:rFonts w:ascii="Times New Roman" w:eastAsia="Times New Roman" w:hAnsi="Times New Roman" w:cs="Times New Roman"/>
+          <w:sz w:val="24"/>
+          <w:szCs w:val="24"/>
+        </w:rPr>
+        <w:br/>
+      </w:r>
+      <w:r>
+        <w:rPr>
+          <w:rFonts w:ascii="Times New Roman" w:eastAsia="Times New Roman" w:hAnsi="Times New Roman" w:cs="Times New Roman"/>
+          <w:b/>
+          <w:bCs/>
+          <w:color w:val="FF0000"/>
+          <w:sz w:val="24"/>
+          <w:szCs w:val="24"/>
+        </w:rPr>
+        <w:t>Answer:</w:t>
+      </w:r>
+      <w:r>
+        <w:rPr>
+          <w:rFonts w:ascii="Times New Roman" w:eastAsia="Times New Roman" w:hAnsi="Times New Roman" w:cs="Times New Roman"/>
+          <w:color w:val="FF0000"/>
+          <w:sz w:val="24"/>
+          <w:szCs w:val="24"/>
+        </w:rPr>
+        <w:t xml:space="preserve"> main</w:t>
+      </w:r>
+    </w:p>
+    <w:p>
+      <w:pPr>
+        <w:numPr>
+          <w:ilvl w:val="0"/>
+          <w:numId w:val="2"/>
+        </w:numPr>
+        <w:spacing w:before="100" w:beforeAutospacing="1" w:after="100" w:afterAutospacing="1" w:line="240" w:lineRule="auto"/>
+        <w:rPr>
+          <w:rFonts w:ascii="Times New Roman" w:eastAsia="Times New Roman" w:hAnsi="Times New Roman" w:cs="Times New Roman"/>
+          <w:sz w:val="24"/>
+          <w:szCs w:val="24"/>
+        </w:rPr>
+      </w:pPr>
+      <w:r>
+        <w:rPr>
+          <w:rFonts w:ascii="Times New Roman" w:eastAsia="Times New Roman" w:hAnsi="Times New Roman" w:cs="Times New Roman"/>
+          <w:sz w:val="24"/>
+          <w:szCs w:val="24"/>
+        </w:rPr>
+        <w:t>A class can contain both ______ and ______.</w:t>
+      </w:r>
+      <w:r>
+        <w:rPr>
+          <w:rFonts w:ascii="Times New Roman" w:eastAsia="Times New Roman" w:hAnsi="Times New Roman" w:cs="Times New Roman"/>
+          <w:sz w:val="24"/>
+          <w:szCs w:val="24"/>
+        </w:rPr>
+        <w:br/>
+      </w:r>
+      <w:r>
+        <w:rPr>
+          <w:rFonts w:ascii="Times New Roman" w:eastAsia="Times New Roman" w:hAnsi="Times New Roman" w:cs="Times New Roman"/>
+          <w:b/>
+          <w:bCs/>
+          <w:sz w:val="24"/>
+          <w:szCs w:val="24"/>
+        </w:rPr>
+        <w:t>Answer:</w:t>
+      </w:r>
+      <w:r>
+        <w:rPr>
+          <w:rFonts w:ascii="Times New Roman" w:eastAsia="Times New Roman" w:hAnsi="Times New Roman" w:cs="Times New Roman"/>
+          <w:sz w:val="24"/>
+          <w:szCs w:val="24"/>
+        </w:rPr>
+        <w:t xml:space="preserve"> variables, methods</w:t>
+      </w:r>
+    </w:p>
+    <w:p>
+      <w:pPr>
+        <w:spacing w:before="100" w:beforeAutospacing="1" w:after="100" w:afterAutospacing="1" w:line="240" w:lineRule="auto"/>
+        <w:jc w:val="center"/>
+        <w:outlineLvl w:val="2"/>
+        <w:rPr>
+          <w:rFonts w:ascii="Times New Roman" w:eastAsia="Times New Roman" w:hAnsi="Times New Roman" w:cs="Times New Roman"/>
+          <w:b/>
+          <w:bCs/>
+          <w:color w:val="C00000"/>
+          <w:sz w:val="32"/>
+          <w:szCs w:val="27"/>
+        </w:rPr>
+      </w:pPr>
+      <w:r>
+        <w:rPr>
+          <w:rFonts w:ascii="Times New Roman" w:eastAsia="Times New Roman" w:hAnsi="Times New Roman" w:cs="Times New Roman"/>
+          <w:b/>
+          <w:bCs/>
+          <w:color w:val="C00000"/>
+          <w:sz w:val="32"/>
+          <w:szCs w:val="27"/>
+        </w:rPr>
+        <w:t>Short Answer Questions with Answers</w:t>
+      </w:r>
+    </w:p>
+    <w:p>
+      <w:pPr>
+        <w:numPr>
+          <w:ilvl w:val="0"/>
+          <w:numId w:val="3"/>
+        </w:numPr>
+        <w:spacing w:before="100" w:beforeAutospacing="1" w:after="100" w:afterAutospacing="1" w:line="240" w:lineRule="auto"/>
+        <w:rPr>
+          <w:rFonts w:ascii="Times New Roman" w:eastAsia="Times New Roman" w:hAnsi="Times New Roman" w:cs="Times New Roman"/>
+          <w:sz w:val="24"/>
+          <w:szCs w:val="24"/>
         </w:rPr>
       </w:pPr>
       <w:r>
@@ -7560,10 +7419,10 @@
               <wp:anchor distT="0" distB="0" distL="114300" distR="114300" simplePos="0" relativeHeight="251669504" behindDoc="1" locked="0" layoutInCell="1" allowOverlap="1" wp14:anchorId="2EAB11D8" wp14:editId="73D84DED">
                 <wp:simplePos x="0" y="0"/>
                 <wp:positionH relativeFrom="margin">
-                  <wp:posOffset>5749925</wp:posOffset>
+                  <wp:posOffset>5790799</wp:posOffset>
                 </wp:positionH>
                 <wp:positionV relativeFrom="paragraph">
-                  <wp:posOffset>-648970</wp:posOffset>
+                  <wp:posOffset>-674237</wp:posOffset>
                 </wp:positionV>
                 <wp:extent cx="1203995" cy="13095734"/>
                 <wp:effectExtent l="57150" t="38100" r="15240" b="29845"/>
@@ -7842,7 +7701,7 @@
           </mc:Choice>
           <mc:Fallback>
             <w:pict>
-              <v:group w14:anchorId="6E0856BF" id="Group 3" o:spid="_x0000_s1026" style="position:absolute;margin-left:452.75pt;margin-top:-51.1pt;width:94.8pt;height:1031.15pt;z-index:-251646976;mso-position-horizontal-relative:margin" coordorigin="7285,-22" coordsize="2681,20510" o:gfxdata="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">
+              <v:group w14:anchorId="7B4CEB77" id="Group 3" o:spid="_x0000_s1026" style="position:absolute;margin-left:455.95pt;margin-top:-53.1pt;width:94.8pt;height:1031.15pt;z-index:-251646976;mso-position-horizontal-relative:margin" coordorigin="7285,-22" coordsize="2681,20510" o:gfxdata="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">
                 <v:shape id="AutoShape 128" o:spid="_x0000_s1027" type="#_x0000_t32" style="position:absolute;left:9966;top:6;width:0;height:20454;visibility:visible;mso-wrap-style:square" o:connectortype="straight" o:gfxdata="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" strokecolor="#538135 [2409]" strokeweight=".5pt">
                   <v:stroke joinstyle="miter"/>
                 </v:shape>
@@ -7870,574 +7729,6 @@
           <w:rFonts w:ascii="Times New Roman" w:eastAsia="Times New Roman" w:hAnsi="Times New Roman" w:cs="Times New Roman"/>
           <w:b/>
           <w:bCs/>
-          <w:color w:val="C00000"/>
-          <w:sz w:val="32"/>
-          <w:szCs w:val="27"/>
-        </w:rPr>
-        <w:t>Fill in the Blanks with Answers</w:t>
-      </w:r>
-    </w:p>
-    <w:p>
-      <w:pPr>
-        <w:numPr>
-          <w:ilvl w:val="0"/>
-          <w:numId w:val="2"/>
-        </w:numPr>
-        <w:spacing w:before="100" w:beforeAutospacing="1" w:after="100" w:afterAutospacing="1" w:line="240" w:lineRule="auto"/>
-        <w:rPr>
-          <w:rFonts w:ascii="Times New Roman" w:eastAsia="Times New Roman" w:hAnsi="Times New Roman" w:cs="Times New Roman"/>
-          <w:color w:val="FF0000"/>
-          <w:sz w:val="24"/>
-          <w:szCs w:val="24"/>
-        </w:rPr>
-      </w:pPr>
-      <w:r>
-        <w:rPr>
-          <w:rFonts w:ascii="Times New Roman" w:eastAsia="Times New Roman" w:hAnsi="Times New Roman" w:cs="Times New Roman"/>
-          <w:sz w:val="24"/>
-          <w:szCs w:val="24"/>
-        </w:rPr>
-        <w:t>A ______ is a blueprint for creating objects.</w:t>
-      </w:r>
-      <w:r>
-        <w:rPr>
-          <w:rFonts w:ascii="Times New Roman" w:eastAsia="Times New Roman" w:hAnsi="Times New Roman" w:cs="Times New Roman"/>
-          <w:sz w:val="24"/>
-          <w:szCs w:val="24"/>
-        </w:rPr>
-        <w:br/>
-      </w:r>
-      <w:r>
-        <w:rPr>
-          <w:rFonts w:ascii="Times New Roman" w:eastAsia="Times New Roman" w:hAnsi="Times New Roman" w:cs="Times New Roman"/>
-          <w:b/>
-          <w:bCs/>
-          <w:color w:val="FF0000"/>
-          <w:sz w:val="24"/>
-          <w:szCs w:val="24"/>
-        </w:rPr>
-        <w:t>Answer:</w:t>
-      </w:r>
-      <w:r>
-        <w:rPr>
-          <w:rFonts w:ascii="Times New Roman" w:eastAsia="Times New Roman" w:hAnsi="Times New Roman" w:cs="Times New Roman"/>
-          <w:color w:val="FF0000"/>
-          <w:sz w:val="24"/>
-          <w:szCs w:val="24"/>
-        </w:rPr>
-        <w:t xml:space="preserve"> class</w:t>
-      </w:r>
-    </w:p>
-    <w:p>
-      <w:pPr>
-        <w:numPr>
-          <w:ilvl w:val="0"/>
-          <w:numId w:val="2"/>
-        </w:numPr>
-        <w:spacing w:before="100" w:beforeAutospacing="1" w:after="100" w:afterAutospacing="1" w:line="240" w:lineRule="auto"/>
-        <w:rPr>
-          <w:rFonts w:ascii="Times New Roman" w:eastAsia="Times New Roman" w:hAnsi="Times New Roman" w:cs="Times New Roman"/>
-          <w:color w:val="FF0000"/>
-          <w:sz w:val="24"/>
-          <w:szCs w:val="24"/>
-        </w:rPr>
-      </w:pPr>
-      <w:proofErr w:type="gramStart"/>
-      <w:r>
-        <w:rPr>
-          <w:rFonts w:ascii="Times New Roman" w:eastAsia="Times New Roman" w:hAnsi="Times New Roman" w:cs="Times New Roman"/>
-          <w:sz w:val="24"/>
-          <w:szCs w:val="24"/>
-        </w:rPr>
-        <w:t>An</w:t>
-      </w:r>
-      <w:proofErr w:type="gramEnd"/>
-      <w:r>
-        <w:rPr>
-          <w:rFonts w:ascii="Times New Roman" w:eastAsia="Times New Roman" w:hAnsi="Times New Roman" w:cs="Times New Roman"/>
-          <w:sz w:val="24"/>
-          <w:szCs w:val="24"/>
-        </w:rPr>
-        <w:t xml:space="preserve"> ______ is an instance of a class.</w:t>
-      </w:r>
-      <w:r>
-        <w:rPr>
-          <w:rFonts w:ascii="Times New Roman" w:eastAsia="Times New Roman" w:hAnsi="Times New Roman" w:cs="Times New Roman"/>
-          <w:sz w:val="24"/>
-          <w:szCs w:val="24"/>
-        </w:rPr>
-        <w:br/>
-      </w:r>
-      <w:r>
-        <w:rPr>
-          <w:rFonts w:ascii="Times New Roman" w:eastAsia="Times New Roman" w:hAnsi="Times New Roman" w:cs="Times New Roman"/>
-          <w:b/>
-          <w:bCs/>
-          <w:color w:val="FF0000"/>
-          <w:sz w:val="24"/>
-          <w:szCs w:val="24"/>
-        </w:rPr>
-        <w:t>Answer:</w:t>
-      </w:r>
-      <w:r>
-        <w:rPr>
-          <w:rFonts w:ascii="Times New Roman" w:eastAsia="Times New Roman" w:hAnsi="Times New Roman" w:cs="Times New Roman"/>
-          <w:color w:val="FF0000"/>
-          <w:sz w:val="24"/>
-          <w:szCs w:val="24"/>
-        </w:rPr>
-        <w:t xml:space="preserve"> object</w:t>
-      </w:r>
-    </w:p>
-    <w:p>
-      <w:pPr>
-        <w:numPr>
-          <w:ilvl w:val="0"/>
-          <w:numId w:val="2"/>
-        </w:numPr>
-        <w:spacing w:before="100" w:beforeAutospacing="1" w:after="100" w:afterAutospacing="1" w:line="240" w:lineRule="auto"/>
-        <w:rPr>
-          <w:rFonts w:ascii="Times New Roman" w:eastAsia="Times New Roman" w:hAnsi="Times New Roman" w:cs="Times New Roman"/>
-          <w:color w:val="FF0000"/>
-          <w:sz w:val="24"/>
-          <w:szCs w:val="24"/>
-        </w:rPr>
-      </w:pPr>
-      <w:r>
-        <w:rPr>
-          <w:rFonts w:ascii="Times New Roman" w:eastAsia="Times New Roman" w:hAnsi="Times New Roman" w:cs="Times New Roman"/>
-          <w:sz w:val="24"/>
-          <w:szCs w:val="24"/>
-        </w:rPr>
-        <w:t>The keyword used to create an object is ______.</w:t>
-      </w:r>
-      <w:r>
-        <w:rPr>
-          <w:rFonts w:ascii="Times New Roman" w:eastAsia="Times New Roman" w:hAnsi="Times New Roman" w:cs="Times New Roman"/>
-          <w:sz w:val="24"/>
-          <w:szCs w:val="24"/>
-        </w:rPr>
-        <w:br/>
-      </w:r>
-      <w:r>
-        <w:rPr>
-          <w:rFonts w:ascii="Times New Roman" w:eastAsia="Times New Roman" w:hAnsi="Times New Roman" w:cs="Times New Roman"/>
-          <w:b/>
-          <w:bCs/>
-          <w:color w:val="FF0000"/>
-          <w:sz w:val="24"/>
-          <w:szCs w:val="24"/>
-        </w:rPr>
-        <w:t>Answer:</w:t>
-      </w:r>
-      <w:r>
-        <w:rPr>
-          <w:rFonts w:ascii="Times New Roman" w:eastAsia="Times New Roman" w:hAnsi="Times New Roman" w:cs="Times New Roman"/>
-          <w:color w:val="FF0000"/>
-          <w:sz w:val="24"/>
-          <w:szCs w:val="24"/>
-        </w:rPr>
-        <w:t xml:space="preserve"> new</w:t>
-      </w:r>
-    </w:p>
-    <w:p>
-      <w:pPr>
-        <w:numPr>
-          <w:ilvl w:val="0"/>
-          <w:numId w:val="2"/>
-        </w:numPr>
-        <w:spacing w:before="100" w:beforeAutospacing="1" w:after="100" w:afterAutospacing="1" w:line="240" w:lineRule="auto"/>
-        <w:rPr>
-          <w:rFonts w:ascii="Times New Roman" w:eastAsia="Times New Roman" w:hAnsi="Times New Roman" w:cs="Times New Roman"/>
-          <w:color w:val="FF0000"/>
-          <w:sz w:val="24"/>
-          <w:szCs w:val="24"/>
-        </w:rPr>
-      </w:pPr>
-      <w:r>
-        <w:rPr>
-          <w:rFonts w:ascii="Times New Roman" w:eastAsia="Times New Roman" w:hAnsi="Times New Roman" w:cs="Times New Roman"/>
-          <w:sz w:val="24"/>
-          <w:szCs w:val="24"/>
-        </w:rPr>
-        <w:t>A ______ method is used to initialize an object.</w:t>
-      </w:r>
-      <w:r>
-        <w:rPr>
-          <w:rFonts w:ascii="Times New Roman" w:eastAsia="Times New Roman" w:hAnsi="Times New Roman" w:cs="Times New Roman"/>
-          <w:sz w:val="24"/>
-          <w:szCs w:val="24"/>
-        </w:rPr>
-        <w:br/>
-      </w:r>
-      <w:r>
-        <w:rPr>
-          <w:rFonts w:ascii="Times New Roman" w:eastAsia="Times New Roman" w:hAnsi="Times New Roman" w:cs="Times New Roman"/>
-          <w:b/>
-          <w:bCs/>
-          <w:color w:val="FF0000"/>
-          <w:sz w:val="24"/>
-          <w:szCs w:val="24"/>
-        </w:rPr>
-        <w:t>Answer:</w:t>
-      </w:r>
-      <w:r>
-        <w:rPr>
-          <w:rFonts w:ascii="Times New Roman" w:eastAsia="Times New Roman" w:hAnsi="Times New Roman" w:cs="Times New Roman"/>
-          <w:color w:val="FF0000"/>
-          <w:sz w:val="24"/>
-          <w:szCs w:val="24"/>
-        </w:rPr>
-        <w:t xml:space="preserve"> constructor</w:t>
-      </w:r>
-    </w:p>
-    <w:p>
-      <w:pPr>
-        <w:numPr>
-          <w:ilvl w:val="0"/>
-          <w:numId w:val="2"/>
-        </w:numPr>
-        <w:spacing w:before="100" w:beforeAutospacing="1" w:after="100" w:afterAutospacing="1" w:line="240" w:lineRule="auto"/>
-        <w:rPr>
-          <w:rFonts w:ascii="Times New Roman" w:eastAsia="Times New Roman" w:hAnsi="Times New Roman" w:cs="Times New Roman"/>
-          <w:color w:val="FF0000"/>
-          <w:sz w:val="24"/>
-          <w:szCs w:val="24"/>
-        </w:rPr>
-      </w:pPr>
-      <w:r>
-        <w:rPr>
-          <w:rFonts w:ascii="Times New Roman" w:eastAsia="Times New Roman" w:hAnsi="Times New Roman" w:cs="Times New Roman"/>
-          <w:sz w:val="24"/>
-          <w:szCs w:val="24"/>
-        </w:rPr>
-        <w:t>The process of creating an object is called ______.</w:t>
-      </w:r>
-      <w:r>
-        <w:rPr>
-          <w:rFonts w:ascii="Times New Roman" w:eastAsia="Times New Roman" w:hAnsi="Times New Roman" w:cs="Times New Roman"/>
-          <w:sz w:val="24"/>
-          <w:szCs w:val="24"/>
-        </w:rPr>
-        <w:br/>
-      </w:r>
-      <w:r>
-        <w:rPr>
-          <w:rFonts w:ascii="Times New Roman" w:eastAsia="Times New Roman" w:hAnsi="Times New Roman" w:cs="Times New Roman"/>
-          <w:b/>
-          <w:bCs/>
-          <w:color w:val="FF0000"/>
-          <w:sz w:val="24"/>
-          <w:szCs w:val="24"/>
-        </w:rPr>
-        <w:t>Answer:</w:t>
-      </w:r>
-      <w:r>
-        <w:rPr>
-          <w:rFonts w:ascii="Times New Roman" w:eastAsia="Times New Roman" w:hAnsi="Times New Roman" w:cs="Times New Roman"/>
-          <w:color w:val="FF0000"/>
-          <w:sz w:val="24"/>
-          <w:szCs w:val="24"/>
-        </w:rPr>
-        <w:t xml:space="preserve"> instantiation</w:t>
-      </w:r>
-    </w:p>
-    <w:p>
-      <w:pPr>
-        <w:numPr>
-          <w:ilvl w:val="0"/>
-          <w:numId w:val="2"/>
-        </w:numPr>
-        <w:spacing w:before="100" w:beforeAutospacing="1" w:after="100" w:afterAutospacing="1" w:line="240" w:lineRule="auto"/>
-        <w:rPr>
-          <w:rFonts w:ascii="Times New Roman" w:eastAsia="Times New Roman" w:hAnsi="Times New Roman" w:cs="Times New Roman"/>
-          <w:color w:val="FF0000"/>
-          <w:sz w:val="24"/>
-          <w:szCs w:val="24"/>
-        </w:rPr>
-      </w:pPr>
-      <w:r>
-        <w:rPr>
-          <w:rFonts w:ascii="Times New Roman" w:eastAsia="Times New Roman" w:hAnsi="Times New Roman" w:cs="Times New Roman"/>
-          <w:sz w:val="24"/>
-          <w:szCs w:val="24"/>
-        </w:rPr>
-        <w:t>A constructor must have the same ______ as the class.</w:t>
-      </w:r>
-      <w:r>
-        <w:rPr>
-          <w:rFonts w:ascii="Times New Roman" w:eastAsia="Times New Roman" w:hAnsi="Times New Roman" w:cs="Times New Roman"/>
-          <w:sz w:val="24"/>
-          <w:szCs w:val="24"/>
-        </w:rPr>
-        <w:br/>
-      </w:r>
-      <w:r>
-        <w:rPr>
-          <w:rFonts w:ascii="Times New Roman" w:eastAsia="Times New Roman" w:hAnsi="Times New Roman" w:cs="Times New Roman"/>
-          <w:b/>
-          <w:bCs/>
-          <w:color w:val="FF0000"/>
-          <w:sz w:val="24"/>
-          <w:szCs w:val="24"/>
-        </w:rPr>
-        <w:t>Answer:</w:t>
-      </w:r>
-      <w:r>
-        <w:rPr>
-          <w:rFonts w:ascii="Times New Roman" w:eastAsia="Times New Roman" w:hAnsi="Times New Roman" w:cs="Times New Roman"/>
-          <w:color w:val="FF0000"/>
-          <w:sz w:val="24"/>
-          <w:szCs w:val="24"/>
-        </w:rPr>
-        <w:t xml:space="preserve"> name</w:t>
-      </w:r>
-    </w:p>
-    <w:p>
-      <w:pPr>
-        <w:numPr>
-          <w:ilvl w:val="0"/>
-          <w:numId w:val="2"/>
-        </w:numPr>
-        <w:spacing w:before="100" w:beforeAutospacing="1" w:after="100" w:afterAutospacing="1" w:line="240" w:lineRule="auto"/>
-        <w:rPr>
-          <w:rFonts w:ascii="Times New Roman" w:eastAsia="Times New Roman" w:hAnsi="Times New Roman" w:cs="Times New Roman"/>
-          <w:color w:val="FF0000"/>
-          <w:sz w:val="24"/>
-          <w:szCs w:val="24"/>
-        </w:rPr>
-      </w:pPr>
-      <w:r>
-        <w:rPr>
-          <w:rFonts w:ascii="Times New Roman" w:eastAsia="Times New Roman" w:hAnsi="Times New Roman" w:cs="Times New Roman"/>
-          <w:sz w:val="24"/>
-          <w:szCs w:val="24"/>
-        </w:rPr>
-        <w:t>The keyword ______ is used to define a class in Java.</w:t>
-      </w:r>
-      <w:r>
-        <w:rPr>
-          <w:rFonts w:ascii="Times New Roman" w:eastAsia="Times New Roman" w:hAnsi="Times New Roman" w:cs="Times New Roman"/>
-          <w:sz w:val="24"/>
-          <w:szCs w:val="24"/>
-        </w:rPr>
-        <w:br/>
-      </w:r>
-      <w:r>
-        <w:rPr>
-          <w:rFonts w:ascii="Times New Roman" w:eastAsia="Times New Roman" w:hAnsi="Times New Roman" w:cs="Times New Roman"/>
-          <w:b/>
-          <w:bCs/>
-          <w:color w:val="FF0000"/>
-          <w:sz w:val="24"/>
-          <w:szCs w:val="24"/>
-        </w:rPr>
-        <w:t>Answer:</w:t>
-      </w:r>
-      <w:r>
-        <w:rPr>
-          <w:rFonts w:ascii="Times New Roman" w:eastAsia="Times New Roman" w:hAnsi="Times New Roman" w:cs="Times New Roman"/>
-          <w:color w:val="FF0000"/>
-          <w:sz w:val="24"/>
-          <w:szCs w:val="24"/>
-        </w:rPr>
-        <w:t xml:space="preserve"> class</w:t>
-      </w:r>
-    </w:p>
-    <w:p>
-      <w:pPr>
-        <w:numPr>
-          <w:ilvl w:val="0"/>
-          <w:numId w:val="2"/>
-        </w:numPr>
-        <w:spacing w:before="100" w:beforeAutospacing="1" w:after="100" w:afterAutospacing="1" w:line="240" w:lineRule="auto"/>
-        <w:rPr>
-          <w:rFonts w:ascii="Times New Roman" w:eastAsia="Times New Roman" w:hAnsi="Times New Roman" w:cs="Times New Roman"/>
-          <w:color w:val="FF0000"/>
-          <w:sz w:val="24"/>
-          <w:szCs w:val="24"/>
-        </w:rPr>
-      </w:pPr>
-      <w:r>
-        <w:rPr>
-          <w:rFonts w:ascii="Times New Roman" w:eastAsia="Times New Roman" w:hAnsi="Times New Roman" w:cs="Times New Roman"/>
-          <w:sz w:val="24"/>
-          <w:szCs w:val="24"/>
-        </w:rPr>
-        <w:t>Java allows multiple constructors in a class. This feature is called constructor ______.</w:t>
-      </w:r>
-      <w:r>
-        <w:rPr>
-          <w:rFonts w:ascii="Times New Roman" w:eastAsia="Times New Roman" w:hAnsi="Times New Roman" w:cs="Times New Roman"/>
-          <w:sz w:val="24"/>
-          <w:szCs w:val="24"/>
-        </w:rPr>
-        <w:br/>
-      </w:r>
-      <w:r>
-        <w:rPr>
-          <w:rFonts w:ascii="Times New Roman" w:eastAsia="Times New Roman" w:hAnsi="Times New Roman" w:cs="Times New Roman"/>
-          <w:b/>
-          <w:bCs/>
-          <w:color w:val="FF0000"/>
-          <w:sz w:val="24"/>
-          <w:szCs w:val="24"/>
-        </w:rPr>
-        <w:t>Answer:</w:t>
-      </w:r>
-      <w:r>
-        <w:rPr>
-          <w:rFonts w:ascii="Times New Roman" w:eastAsia="Times New Roman" w:hAnsi="Times New Roman" w:cs="Times New Roman"/>
-          <w:color w:val="FF0000"/>
-          <w:sz w:val="24"/>
-          <w:szCs w:val="24"/>
-        </w:rPr>
-        <w:t xml:space="preserve"> overloading</w:t>
-      </w:r>
-    </w:p>
-    <w:p>
-      <w:pPr>
-        <w:numPr>
-          <w:ilvl w:val="0"/>
-          <w:numId w:val="2"/>
-        </w:numPr>
-        <w:spacing w:before="100" w:beforeAutospacing="1" w:after="100" w:afterAutospacing="1" w:line="240" w:lineRule="auto"/>
-        <w:rPr>
-          <w:rFonts w:ascii="Times New Roman" w:eastAsia="Times New Roman" w:hAnsi="Times New Roman" w:cs="Times New Roman"/>
-          <w:color w:val="FF0000"/>
-          <w:sz w:val="24"/>
-          <w:szCs w:val="24"/>
-        </w:rPr>
-      </w:pPr>
-      <w:r>
-        <w:rPr>
-          <w:rFonts w:ascii="Times New Roman" w:eastAsia="Times New Roman" w:hAnsi="Times New Roman" w:cs="Times New Roman"/>
-          <w:sz w:val="24"/>
-          <w:szCs w:val="24"/>
-        </w:rPr>
-        <w:t>The ______ method is the entry point of a Java program.</w:t>
-      </w:r>
-      <w:r>
-        <w:rPr>
-          <w:rFonts w:ascii="Times New Roman" w:eastAsia="Times New Roman" w:hAnsi="Times New Roman" w:cs="Times New Roman"/>
-          <w:sz w:val="24"/>
-          <w:szCs w:val="24"/>
-        </w:rPr>
-        <w:br/>
-      </w:r>
-      <w:r>
-        <w:rPr>
-          <w:rFonts w:ascii="Times New Roman" w:eastAsia="Times New Roman" w:hAnsi="Times New Roman" w:cs="Times New Roman"/>
-          <w:b/>
-          <w:bCs/>
-          <w:color w:val="FF0000"/>
-          <w:sz w:val="24"/>
-          <w:szCs w:val="24"/>
-        </w:rPr>
-        <w:t>Answer:</w:t>
-      </w:r>
-      <w:r>
-        <w:rPr>
-          <w:rFonts w:ascii="Times New Roman" w:eastAsia="Times New Roman" w:hAnsi="Times New Roman" w:cs="Times New Roman"/>
-          <w:color w:val="FF0000"/>
-          <w:sz w:val="24"/>
-          <w:szCs w:val="24"/>
-        </w:rPr>
-        <w:t xml:space="preserve"> main</w:t>
-      </w:r>
-    </w:p>
-    <w:p>
-      <w:pPr>
-        <w:numPr>
-          <w:ilvl w:val="0"/>
-          <w:numId w:val="2"/>
-        </w:numPr>
-        <w:spacing w:before="100" w:beforeAutospacing="1" w:after="100" w:afterAutospacing="1" w:line="240" w:lineRule="auto"/>
-        <w:rPr>
-          <w:rFonts w:ascii="Times New Roman" w:eastAsia="Times New Roman" w:hAnsi="Times New Roman" w:cs="Times New Roman"/>
-          <w:sz w:val="24"/>
-          <w:szCs w:val="24"/>
-        </w:rPr>
-      </w:pPr>
-      <w:r>
-        <w:rPr>
-          <w:rFonts w:ascii="Times New Roman" w:eastAsia="Times New Roman" w:hAnsi="Times New Roman" w:cs="Times New Roman"/>
-          <w:sz w:val="24"/>
-          <w:szCs w:val="24"/>
-        </w:rPr>
-        <w:t>A class can contain both ______ and ______.</w:t>
-      </w:r>
-      <w:r>
-        <w:rPr>
-          <w:rFonts w:ascii="Times New Roman" w:eastAsia="Times New Roman" w:hAnsi="Times New Roman" w:cs="Times New Roman"/>
-          <w:sz w:val="24"/>
-          <w:szCs w:val="24"/>
-        </w:rPr>
-        <w:br/>
-      </w:r>
-      <w:r>
-        <w:rPr>
-          <w:rFonts w:ascii="Times New Roman" w:eastAsia="Times New Roman" w:hAnsi="Times New Roman" w:cs="Times New Roman"/>
-          <w:b/>
-          <w:bCs/>
-          <w:sz w:val="24"/>
-          <w:szCs w:val="24"/>
-        </w:rPr>
-        <w:t>Answer:</w:t>
-      </w:r>
-      <w:r>
-        <w:rPr>
-          <w:rFonts w:ascii="Times New Roman" w:eastAsia="Times New Roman" w:hAnsi="Times New Roman" w:cs="Times New Roman"/>
-          <w:sz w:val="24"/>
-          <w:szCs w:val="24"/>
-        </w:rPr>
-        <w:t xml:space="preserve"> variables, methods</w:t>
-      </w:r>
-    </w:p>
-    <w:p>
-      <w:pPr>
-        <w:spacing w:before="100" w:beforeAutospacing="1" w:after="100" w:afterAutospacing="1" w:line="240" w:lineRule="auto"/>
-        <w:jc w:val="center"/>
-        <w:outlineLvl w:val="2"/>
-        <w:rPr>
-          <w:rFonts w:ascii="Times New Roman" w:eastAsia="Times New Roman" w:hAnsi="Times New Roman" w:cs="Times New Roman"/>
-          <w:b/>
-          <w:bCs/>
-          <w:color w:val="C00000"/>
-          <w:sz w:val="32"/>
-          <w:szCs w:val="27"/>
-        </w:rPr>
-      </w:pPr>
-      <w:r>
-        <w:rPr>
-          <w:rFonts w:ascii="Times New Roman" w:eastAsia="Times New Roman" w:hAnsi="Times New Roman" w:cs="Times New Roman"/>
-          <w:b/>
-          <w:bCs/>
-          <w:color w:val="C00000"/>
-          <w:sz w:val="32"/>
-          <w:szCs w:val="27"/>
-        </w:rPr>
-        <w:t>Short Answer Questions with Answers</w:t>
-      </w:r>
-    </w:p>
-    <w:p>
-      <w:pPr>
-        <w:numPr>
-          <w:ilvl w:val="0"/>
-          <w:numId w:val="3"/>
-        </w:numPr>
-        <w:spacing w:before="100" w:beforeAutospacing="1" w:after="100" w:afterAutospacing="1" w:line="240" w:lineRule="auto"/>
-        <w:rPr>
-          <w:rFonts w:ascii="Times New Roman" w:eastAsia="Times New Roman" w:hAnsi="Times New Roman" w:cs="Times New Roman"/>
-          <w:sz w:val="24"/>
-          <w:szCs w:val="24"/>
-        </w:rPr>
-      </w:pPr>
-      <w:r>
-        <w:rPr>
-          <w:rFonts w:ascii="Times New Roman" w:eastAsia="Times New Roman" w:hAnsi="Times New Roman" w:cs="Times New Roman"/>
-          <w:b/>
-          <w:bCs/>
           <w:color w:val="00B050"/>
           <w:sz w:val="24"/>
           <w:szCs w:val="24"/>
@@ -9029,323 +8320,6 @@
           <w:szCs w:val="20"/>
         </w:rPr>
       </w:pPr>
-      <w:r>
-        <w:rPr>
-          <w:rFonts w:ascii="Times New Roman" w:hAnsi="Times New Roman" w:cs="Times New Roman"/>
-          <w:noProof/>
-        </w:rPr>
-        <w:lastRenderedPageBreak/>
-        <mc:AlternateContent>
-          <mc:Choice Requires="wpg">
-            <w:drawing>
-              <wp:anchor distT="0" distB="0" distL="114300" distR="114300" simplePos="0" relativeHeight="251671552" behindDoc="1" locked="0" layoutInCell="1" allowOverlap="1" wp14:anchorId="42C60905" wp14:editId="4254DE48">
-                <wp:simplePos x="0" y="0"/>
-                <wp:positionH relativeFrom="margin">
-                  <wp:posOffset>5793641</wp:posOffset>
-                </wp:positionH>
-                <wp:positionV relativeFrom="paragraph">
-                  <wp:posOffset>-780415</wp:posOffset>
-                </wp:positionV>
-                <wp:extent cx="1203995" cy="13095734"/>
-                <wp:effectExtent l="57150" t="38100" r="15240" b="29845"/>
-                <wp:wrapNone/>
-                <wp:docPr id="96" name="Group 3"/>
-                <wp:cNvGraphicFramePr>
-                  <a:graphicFrameLocks xmlns:a="http://schemas.openxmlformats.org/drawingml/2006/main"/>
-                </wp:cNvGraphicFramePr>
-                <a:graphic xmlns:a="http://schemas.openxmlformats.org/drawingml/2006/main">
-                  <a:graphicData uri="http://schemas.microsoft.com/office/word/2010/wordprocessingGroup">
-                    <wpg:wgp>
-                      <wpg:cNvGrpSpPr>
-                        <a:grpSpLocks/>
-                      </wpg:cNvGrpSpPr>
-                      <wpg:grpSpPr bwMode="auto">
-                        <a:xfrm>
-                          <a:off x="0" y="0"/>
-                          <a:ext cx="1203995" cy="13095734"/>
-                          <a:chOff x="7285" y="-22"/>
-                          <a:chExt cx="2681" cy="20510"/>
-                        </a:xfrm>
-                      </wpg:grpSpPr>
-                      <wps:wsp>
-                        <wps:cNvPr id="97" name="AutoShape 128"/>
-                        <wps:cNvCnPr>
-                          <a:cxnSpLocks noChangeShapeType="1"/>
-                        </wps:cNvCnPr>
-                        <wps:spPr bwMode="auto">
-                          <a:xfrm>
-                            <a:off x="9966" y="6"/>
-                            <a:ext cx="0" cy="20454"/>
-                          </a:xfrm>
-                          <a:prstGeom prst="straightConnector1">
-                            <a:avLst/>
-                          </a:prstGeom>
-                          <a:ln>
-                            <a:solidFill>
-                              <a:schemeClr val="accent6">
-                                <a:lumMod val="75000"/>
-                              </a:schemeClr>
-                            </a:solidFill>
-                            <a:headEnd/>
-                            <a:tailEnd/>
-                          </a:ln>
-                        </wps:spPr>
-                        <wps:style>
-                          <a:lnRef idx="1">
-                            <a:schemeClr val="dk1"/>
-                          </a:lnRef>
-                          <a:fillRef idx="0">
-                            <a:schemeClr val="dk1"/>
-                          </a:fillRef>
-                          <a:effectRef idx="0">
-                            <a:schemeClr val="dk1"/>
-                          </a:effectRef>
-                          <a:fontRef idx="minor">
-                            <a:schemeClr val="tx1"/>
-                          </a:fontRef>
-                        </wps:style>
-                        <wps:bodyPr/>
-                      </wps:wsp>
-                      <wps:wsp>
-                        <wps:cNvPr id="98" name="AutoShape 127"/>
-                        <wps:cNvCnPr>
-                          <a:cxnSpLocks noChangeShapeType="1"/>
-                        </wps:cNvCnPr>
-                        <wps:spPr bwMode="auto">
-                          <a:xfrm>
-                            <a:off x="9710" y="6"/>
-                            <a:ext cx="0" cy="20368"/>
-                          </a:xfrm>
-                          <a:prstGeom prst="straightConnector1">
-                            <a:avLst/>
-                          </a:prstGeom>
-                          <a:ln>
-                            <a:solidFill>
-                              <a:schemeClr val="accent6">
-                                <a:lumMod val="60000"/>
-                                <a:lumOff val="40000"/>
-                              </a:schemeClr>
-                            </a:solidFill>
-                            <a:headEnd/>
-                            <a:tailEnd/>
-                          </a:ln>
-                          <a:scene3d>
-                            <a:camera prst="orthographicFront"/>
-                            <a:lightRig rig="threePt" dir="t"/>
-                          </a:scene3d>
-                          <a:sp3d>
-                            <a:bevelT w="139700" h="139700" prst="divot"/>
-                          </a:sp3d>
-                        </wps:spPr>
-                        <wps:style>
-                          <a:lnRef idx="3">
-                            <a:schemeClr val="lt1"/>
-                          </a:lnRef>
-                          <a:fillRef idx="1">
-                            <a:schemeClr val="accent1"/>
-                          </a:fillRef>
-                          <a:effectRef idx="1">
-                            <a:schemeClr val="accent1"/>
-                          </a:effectRef>
-                          <a:fontRef idx="minor">
-                            <a:schemeClr val="lt1"/>
-                          </a:fontRef>
-                        </wps:style>
-                        <wps:bodyPr/>
-                      </wps:wsp>
-                      <wps:wsp>
-                        <wps:cNvPr id="99" name="AutoShape 101"/>
-                        <wps:cNvCnPr>
-                          <a:cxnSpLocks noChangeShapeType="1"/>
-                        </wps:cNvCnPr>
-                        <wps:spPr bwMode="auto">
-                          <a:xfrm>
-                            <a:off x="9563" y="-22"/>
-                            <a:ext cx="0" cy="20482"/>
-                          </a:xfrm>
-                          <a:prstGeom prst="straightConnector1">
-                            <a:avLst/>
-                          </a:prstGeom>
-                          <a:ln>
-                            <a:solidFill>
-                              <a:schemeClr val="accent6">
-                                <a:lumMod val="75000"/>
-                              </a:schemeClr>
-                            </a:solidFill>
-                            <a:headEnd/>
-                            <a:tailEnd/>
-                          </a:ln>
-                        </wps:spPr>
-                        <wps:style>
-                          <a:lnRef idx="2">
-                            <a:schemeClr val="dk1"/>
-                          </a:lnRef>
-                          <a:fillRef idx="0">
-                            <a:schemeClr val="dk1"/>
-                          </a:fillRef>
-                          <a:effectRef idx="1">
-                            <a:schemeClr val="dk1"/>
-                          </a:effectRef>
-                          <a:fontRef idx="minor">
-                            <a:schemeClr val="tx1"/>
-                          </a:fontRef>
-                        </wps:style>
-                        <wps:bodyPr/>
-                      </wps:wsp>
-                      <wps:wsp>
-                        <wps:cNvPr id="100" name="Oval 121"/>
-                        <wps:cNvSpPr>
-                          <a:spLocks noChangeArrowheads="1"/>
-                        </wps:cNvSpPr>
-                        <wps:spPr bwMode="auto">
-                          <a:xfrm>
-                            <a:off x="7285" y="13734"/>
-                            <a:ext cx="1776" cy="1321"/>
-                          </a:xfrm>
-                          <a:prstGeom prst="ellipse">
-                            <a:avLst/>
-                          </a:prstGeom>
-                          <a:gradFill>
-                            <a:gsLst>
-                              <a:gs pos="0">
-                                <a:schemeClr val="accent1">
-                                  <a:lumMod val="5000"/>
-                                  <a:lumOff val="95000"/>
-                                </a:schemeClr>
-                              </a:gs>
-                              <a:gs pos="31000">
-                                <a:schemeClr val="accent6">
-                                  <a:lumMod val="40000"/>
-                                  <a:lumOff val="60000"/>
-                                </a:schemeClr>
-                              </a:gs>
-                              <a:gs pos="83000">
-                                <a:schemeClr val="accent6">
-                                  <a:lumMod val="40000"/>
-                                  <a:lumOff val="60000"/>
-                                </a:schemeClr>
-                              </a:gs>
-                              <a:gs pos="100000">
-                                <a:schemeClr val="accent1">
-                                  <a:lumMod val="30000"/>
-                                  <a:lumOff val="70000"/>
-                                </a:schemeClr>
-                              </a:gs>
-                            </a:gsLst>
-                            <a:lin ang="5400000" scaled="1"/>
-                          </a:gradFill>
-                          <a:ln>
-                            <a:solidFill>
-                              <a:schemeClr val="accent6">
-                                <a:lumMod val="60000"/>
-                                <a:lumOff val="40000"/>
-                              </a:schemeClr>
-                            </a:solidFill>
-                            <a:headEnd/>
-                            <a:tailEnd/>
-                          </a:ln>
-                          <a:scene3d>
-                            <a:camera prst="orthographicFront"/>
-                            <a:lightRig rig="threePt" dir="t"/>
-                          </a:scene3d>
-                          <a:sp3d>
-                            <a:bevelT w="152400" h="50800" prst="softRound"/>
-                          </a:sp3d>
-                        </wps:spPr>
-                        <wps:style>
-                          <a:lnRef idx="3">
-                            <a:schemeClr val="lt1"/>
-                          </a:lnRef>
-                          <a:fillRef idx="1">
-                            <a:schemeClr val="accent1"/>
-                          </a:fillRef>
-                          <a:effectRef idx="1">
-                            <a:schemeClr val="accent1"/>
-                          </a:effectRef>
-                          <a:fontRef idx="minor">
-                            <a:schemeClr val="lt1"/>
-                          </a:fontRef>
-                        </wps:style>
-                        <wps:bodyPr rot="0" vert="horz" wrap="square" lIns="91440" tIns="45720" rIns="91440" bIns="45720" anchor="t" anchorCtr="0" upright="1">
-                          <a:noAutofit/>
-                        </wps:bodyPr>
-                      </wps:wsp>
-                      <wps:wsp>
-                        <wps:cNvPr id="101" name="AutoShape 101"/>
-                        <wps:cNvCnPr>
-                          <a:cxnSpLocks noChangeShapeType="1"/>
-                        </wps:cNvCnPr>
-                        <wps:spPr bwMode="auto">
-                          <a:xfrm>
-                            <a:off x="9847" y="6"/>
-                            <a:ext cx="0" cy="20482"/>
-                          </a:xfrm>
-                          <a:prstGeom prst="straightConnector1">
-                            <a:avLst/>
-                          </a:prstGeom>
-                          <a:ln>
-                            <a:solidFill>
-                              <a:schemeClr val="accent6">
-                                <a:lumMod val="75000"/>
-                              </a:schemeClr>
-                            </a:solidFill>
-                            <a:headEnd/>
-                            <a:tailEnd/>
-                          </a:ln>
-                        </wps:spPr>
-                        <wps:style>
-                          <a:lnRef idx="2">
-                            <a:schemeClr val="dk1"/>
-                          </a:lnRef>
-                          <a:fillRef idx="0">
-                            <a:schemeClr val="dk1"/>
-                          </a:fillRef>
-                          <a:effectRef idx="1">
-                            <a:schemeClr val="dk1"/>
-                          </a:effectRef>
-                          <a:fontRef idx="minor">
-                            <a:schemeClr val="tx1"/>
-                          </a:fontRef>
-                        </wps:style>
-                        <wps:bodyPr/>
-                      </wps:wsp>
-                    </wpg:wgp>
-                  </a:graphicData>
-                </a:graphic>
-                <wp14:sizeRelH relativeFrom="page">
-                  <wp14:pctWidth>0</wp14:pctWidth>
-                </wp14:sizeRelH>
-                <wp14:sizeRelV relativeFrom="page">
-                  <wp14:pctHeight>0</wp14:pctHeight>
-                </wp14:sizeRelV>
-              </wp:anchor>
-            </w:drawing>
-          </mc:Choice>
-          <mc:Fallback>
-            <w:pict>
-              <v:group w14:anchorId="641D1C77" id="Group 3" o:spid="_x0000_s1026" style="position:absolute;margin-left:456.2pt;margin-top:-61.45pt;width:94.8pt;height:1031.15pt;z-index:-251644928;mso-position-horizontal-relative:margin" coordorigin="7285,-22" coordsize="2681,20510" o:gfxdata="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">
-                <v:shape id="AutoShape 128" o:spid="_x0000_s1027" type="#_x0000_t32" style="position:absolute;left:9966;top:6;width:0;height:20454;visibility:visible;mso-wrap-style:square" o:connectortype="straight" o:gfxdata="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" strokecolor="#538135 [2409]" strokeweight=".5pt">
-                  <v:stroke joinstyle="miter"/>
-                </v:shape>
-                <v:shape id="AutoShape 127" o:spid="_x0000_s1028" type="#_x0000_t32" style="position:absolute;left:9710;top:6;width:0;height:20368;visibility:visible;mso-wrap-style:square" o:connectortype="straight" o:gfxdata="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" filled="t" fillcolor="#5b9bd5 [3204]" strokecolor="#a8d08d [1945]" strokeweight="1.5pt">
-                  <v:stroke joinstyle="miter"/>
-                </v:shape>
-                <v:shape id="AutoShape 101" o:spid="_x0000_s1029" type="#_x0000_t32" style="position:absolute;left:9563;top:-22;width:0;height:20482;visibility:visible;mso-wrap-style:square" o:connectortype="straight" o:gfxdata="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" strokecolor="#538135 [2409]" strokeweight="1pt">
-                  <v:stroke joinstyle="miter"/>
-                </v:shape>
-                <v:oval id="Oval 121" o:spid="_x0000_s1030" style="position:absolute;left:7285;top:13734;width:1776;height:1321;visibility:visible;mso-wrap-style:square;v-text-anchor:top" o:gfxdata="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" fillcolor="#f7fafd [180]" strokecolor="#a8d08d [1945]" strokeweight="1.5pt">
-                  <v:fill color2="#cde0f2 [980]" colors="0 #f7fafd;20316f #c5e0b4;54395f #c5e0b4;1 #cee1f2" focus="100%" type="gradient"/>
-                  <v:stroke joinstyle="miter"/>
-                </v:oval>
-                <v:shape id="AutoShape 101" o:spid="_x0000_s1031" type="#_x0000_t32" style="position:absolute;left:9847;top:6;width:0;height:20482;visibility:visible;mso-wrap-style:square" o:connectortype="straight" o:gfxdata="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" strokecolor="#538135 [2409]" strokeweight="1pt">
-                  <v:stroke joinstyle="miter"/>
-                </v:shape>
-                <w10:wrap anchorx="margin"/>
-              </v:group>
-            </w:pict>
-          </mc:Fallback>
-        </mc:AlternateContent>
-      </w:r>
       <w:proofErr w:type="gramStart"/>
       <w:r>
         <w:rPr>
@@ -9751,6 +8725,8 @@
         </w:rPr>
         <w:t xml:space="preserve">************************************************************************* </w:t>
       </w:r>
+      <w:bookmarkStart w:id="0" w:name="_GoBack"/>
+      <w:bookmarkEnd w:id="0"/>
     </w:p>
     <w:sectPr>
       <w:pgSz w:w="12240" w:h="15840"/>
@@ -11192,7 +10168,6 @@
     <w:lsdException w:name="Subtitle" w:qFormat="1"/>
     <w:lsdException w:name="Strong" w:uiPriority="22" w:qFormat="1"/>
     <w:lsdException w:name="Emphasis" w:qFormat="1"/>
-    <w:lsdException w:name="Normal (Web)" w:uiPriority="99"/>
     <w:lsdException w:name="HTML Code" w:uiPriority="99"/>
     <w:lsdException w:name="HTML Preformatted" w:uiPriority="99"/>
     <w:lsdException w:name="Normal Table" w:semiHidden="1" w:unhideWhenUsed="1"/>
@@ -11671,21 +10646,6 @@
     <w:basedOn w:val="DefaultParagraphFont"/>
     <w:rsid w:val="00717C21"/>
   </w:style>
-  <w:style w:type="paragraph" w:styleId="NormalWeb">
-    <w:name w:val="Normal (Web)"/>
-    <w:basedOn w:val="Normal"/>
-    <w:uiPriority w:val="99"/>
-    <w:unhideWhenUsed/>
-    <w:rsid w:val="00262EBF"/>
-    <w:pPr>
-      <w:spacing w:before="100" w:beforeAutospacing="1" w:after="100" w:afterAutospacing="1" w:line="240" w:lineRule="auto"/>
-    </w:pPr>
-    <w:rPr>
-      <w:rFonts w:ascii="Times New Roman" w:eastAsia="Times New Roman" w:hAnsi="Times New Roman" w:cs="Times New Roman"/>
-      <w:sz w:val="24"/>
-      <w:szCs w:val="24"/>
-    </w:rPr>
-  </w:style>
 </w:styles>
 </file>
 
